--- a/עבודה-חוברת/תוצר/חוברת-מדינה-יהודית-בעלת-תוכן.docx
+++ b/עבודה-חוברת/תוצר/חוברת-מדינה-יהודית-בעלת-תוכן.docx
@@ -656,7 +656,7 @@
         <w:rPr>
           <w:rtl w:val="1"/>
         </w:rPr>
-        <w:t>אלא שהמחוקק, כדרכם של מחוקקים המבקשים שלום בית, עצר צעד אחד לפני הסוף. הוא כתב "שנתגייר" ולא כתב "שנתגייר כהלכה". ההימנעות הזו לא הייתה מקרית: היא נועדה שלא להצית מלחמת עולם עם יהדות ארצות הברית. אבל בכך נמסרה המפתחת לדלת האחורית. שכן מעתה, כל אימת שיישאל בית המשפט מהו גיור לעניין החוק, יוכל לומר: המחוקק עצמו נמנע מלהכריע, ומשנמנע, אני אכריע.</w:t>
+        <w:t>אלא שהמחוקק, כדרכם של מחוקקים המבקשים שלום בית, עצר צעד אחד לפני הסוף. הוא כתב "שנתגייר" ולא כתב "שנתגייר כהלכה". ההימנעות הזו לא הייתה מקרית: היא נועדה שלא להצית מלחמת עולם עם יהדות ארצות הברית. אבל בכך נמסר המפתח לדלת האחורית. שכן מעתה, כל אימת שיישאל בית המשפט מהו גיור לעניין החוק, יוכל לומר: המחוקק עצמו נמנע מלהכריע, ומשנמנע, אני אכריע.</w:t>
       </w:r>
     </w:p>
     <w:p>
@@ -1040,19 +1040,19 @@
         <w:rPr>
           <w:rtl w:val="1"/>
         </w:rPr>
-        <w:t>יש להודות ביושר בעובדה אחת, שאלמלא היא לא הייתה השיטה מצליחה כפי שהצליחה: המענה הממלכתי לאתגר הגיור כשל, והכישלון הזה הוא הדשן שעליו צמחה הפסיקה. מדינת ישראל קלטה בחסדי שמים עלייה אדירה מברית המועצות לשעבר, ובתוכה מאות אלפים שאינם יהודים על פי ההלכה. התשובה הממלכתית הייתה הקמת מערך גיור ייעודי, ולימים רשות גיור, בצד מסלול נתיב הצבאי. ומה תוצאתו של המפעל הזה לאחר שלושה עשורים? סדר גודל של אלף וחצי גיורים בשנה,[35א] מול ציבור של כמעט חצי מיליון. בקצב הזה, המשימה תושלם בעוד כשלוש מאות שנה.</w:t>
-      </w:r>
-    </w:p>
-    <w:p>
-      <w:pPr>
-        <w:jc w:val="right"/>
-        <w:bidi w:val="1"/>
-      </w:pPr>
-      <w:r>
-        <w:rPr>
-          <w:rtl w:val="1"/>
-        </w:rPr>
-        <w:t>ארגון עיתים, שעוד נשוב אליו בהרחבה בפרק המקוואות, פרסם דוח שכותרתו מדברת בעדה: ליקויים במערך הגיור בישראל. על פי נתוניו, מכלל הפונים לתהליך הגיור הממלכתי, רק אחד מארבעה מגיע אל סופו.[36א] שלושה מכל ארבעה מתייאשים בדרך: מהבירוקרטיה, מהיחס, מהדרישות המשתנות, מחוסר הוודאות. אלו אינם נתונים של מערכת המתייחסת אל משימתה כאל משימה לאומית מקודשת; אלו נתונים של מערכת הפועלת בהיסח דעת.</w:t>
+        <w:t>יש להודות ביושר בעובדה אחת, שאלמלא היא לא הייתה השיטה מצליחה כפי שהצליחה: המענה הממלכתי לאתגר הגיור כשל, והכישלון הזה הוא הדשן שעליו צמחה הפסיקה. מדינת ישראל קלטה בחסדי שמים עלייה אדירה מברית המועצות לשעבר, ובתוכה מאות אלפים שאינם יהודים על פי ההלכה. התשובה הממלכתית הייתה הקמת מערך גיור ייעודי, ולימים רשות גיור, בצד מסלול נתיב הצבאי. ומה תוצאתו של המפעל הזה לאחר שלושה עשורים? סדר גודל של אלף וחצי גיורים בשנה,[39] מול ציבור של כמעט חצי מיליון. בקצב הזה, המשימה תושלם בעוד כשלוש מאות שנה.</w:t>
+      </w:r>
+    </w:p>
+    <w:p>
+      <w:pPr>
+        <w:jc w:val="right"/>
+        <w:bidi w:val="1"/>
+      </w:pPr>
+      <w:r>
+        <w:rPr>
+          <w:rtl w:val="1"/>
+        </w:rPr>
+        <w:t>ארגון עיתים, שעוד נשוב אליו בהרחבה בפרק המקוואות, פרסם דוח שכותרתו מדברת בעדה: ליקויים במערך הגיור בישראל. על פי נתוניו, מכלל הפונים לתהליך הגיור הממלכתי, רק אחד מארבעה מגיע אל סופו.[40] שלושה מכל ארבעה מתייאשים בדרך: מהבירוקרטיה, מהיחס, מהדרישות המשתנות, מחוסר הוודאות. אלו אינם נתונים של מערכת המתייחסת אל משימתה כאל משימה לאומית מקודשת; אלו נתונים של מערכת הפועלת בהיסח דעת.</w:t>
       </w:r>
     </w:p>
     <w:p>
@@ -1089,7 +1089,7 @@
         <w:rPr>
           <w:rtl w:val="1"/>
         </w:rPr>
-        <w:t>עוד יסוד אחד יש להניח קודם שנפנה אל התקשורת, והוא נוגע לוויכוח הפנימי בתוך העולם התורני עצמו. אין עמדה תורנית אחת ויחידה בשאלות היישום של הלכות גיור בדור של קיבוץ גלויות. יש בעולם ההלכה מחלוקת עמוקה ולגיטימית: מקילים ההולכים בדרכם של פוסקים שראו במושג זרע ישראל, צאצאי יהודים שנתערבו בעמים, עילה להקלה ולקירוב, ותנועות ציוניות דתיות כנאמני תורה ועבודה הקוראות במפורש לפתרונות הלכתיים מכילים "מתוך התחשבות בשיקולים הלכתיים, מצוקה אנושית ושיקולים לאומיים";[36ב] ומחמירים, ובראשם העולם הליטאי בהנהגת הרב אלישיב זצ"ל, הרואים בהרחבת שערי הגיור בדור של רפיון מצוות סכנה לטהרת היוחסין. פרשת גיורי צה"ל שראינו הייתה בדיוק התנגשות בין שני הקטבים הללו, כששני הצדדים בה עומדים בתוך גבולות ההלכה.</w:t>
+        <w:t>עוד יסוד אחד יש להניח קודם שנפנה אל התקשורת, והוא נוגע לוויכוח הפנימי בתוך העולם התורני עצמו. אין עמדה תורנית אחת ויחידה בשאלות היישום של הלכות גיור בדור של קיבוץ גלויות. יש בעולם ההלכה מחלוקת עמוקה ולגיטימית: מקילים ההולכים בדרכם של פוסקים שראו במושג זרע ישראל, צאצאי יהודים שנתערבו בעמים, עילה להקלה ולקירוב, ותנועות ציוניות דתיות כנאמני תורה ועבודה הקוראות במפורש לפתרונות הלכתיים מכילים "מתוך התחשבות בשיקולים הלכתיים, מצוקה אנושית ושיקולים לאומיים";[41] ומחמירים, ובראשם העולם הליטאי בהנהגת הרב אלישיב זצ"ל, הרואים בהרחבת שערי הגיור בדור של רפיון מצוות סכנה לטהרת היוחסין. פרשת גיורי צה"ל שראינו הייתה בדיוק התנגשות בין שני הקטבים הללו, כששני הצדדים בה עומדים בתוך גבולות ההלכה.</w:t>
       </w:r>
     </w:p>
     <w:p>
@@ -1138,31 +1138,31 @@
         <w:rPr>
           <w:rtl w:val="1"/>
         </w:rPr>
-        <w:t>בעיתונות הכללית נוסחו הכותרות בלשון ההכרח: הארץ הכתיר "בג"ץ: יש להכיר ביהודים שעברו גיור רפורמי או קונסרבטיבי בישראל לפי חוק השבות",[39] וגלובס דיווח "בג"ץ קבע: על המדינה להכיר בגיור רפורמי לקבלת אזרחות".[40] יש להכיר, על המדינה: לשון החובה של פסק הדין אומצה כלשונה אל הכותרת, בלי מירכאות ובלי שאלה. הבחירה הזו אינה ניטרלית; היא ממקמת את הקורא בעולם שבו ההכרעה איננה של מישהו, היא פשוט המצב המשפטי הנכון שסוף סוף הוכרז. למחרת כבר סיפקה מערכת הארץ את הפרשנות הערכית במאמר שכותרתו "פסיקת בג"ץ בעניין הגיורים היא צעד בדרך לקידום הפלורליזם היהודי בישראל",[41] ובמאמר פרשנות נוסף, שכותרתו ראויה להיחקק בזיכרון, נכתב כי "החלטת בג"ץ על הגיור היא צעד קטן בדרך לפירוק הסטטוס קוו".[42] הנה כי כן: את מה שחוברת זו טוענת בעמל, ביסוס מדורג לפירוק ההסדרים ההיסטוריים, כותב הפרשן האוהד ביום שאחרי, בפשטות ובחיבה. צעד קטן. בדרך. לפירוק. אין ניסוח מדויק מזה לשיטה כולה, וההבדל היחיד בינו לבין טענתנו הוא שאצלו זו בשורה.</w:t>
-      </w:r>
-    </w:p>
-    <w:p>
-      <w:pPr>
-        <w:jc w:val="right"/>
-        <w:bidi w:val="1"/>
-      </w:pPr>
-      <w:r>
-        <w:rPr>
-          <w:rtl w:val="1"/>
-        </w:rPr>
-        <w:t>אתר וואלה תרם את נדבך ההגנה המוסדית במאמר פרשנות שכותרתו "הכול חוץ מאקטיביזם שיפוטי: בג"ץ הגיור חושף את החידלון של ממשלות ישראל".[43] זהו הנרטיב המשלים ההכרחי: בית המשפט לא רצה, בית המשפט חיכה, בית המשפט נאלץ. המחדל הוא של הפוליטיקאים. הטענה מתהפכת על פיה בבדיקה פשוטה, שהרי אותן ממשלות חדלות הצליחו דווקא לגבש עמדה, שלוש פעמים, נגד שינוי המצב הקיים, אלא שעמדה שאיננה חקיקה אקטיבית נספרת בשיטה הזו כאפס. אך כותרתו של המאמר עשתה את שלה: ביום שבו נטל בית משפט לעצמו את הסמכות להגדיר מיהו יהודי, עסק השיח המרכזי בשאלת אשמתה של הכנסת.</w:t>
-      </w:r>
-    </w:p>
-    <w:p>
-      <w:pPr>
-        <w:jc w:val="right"/>
-        <w:bidi w:val="1"/>
-      </w:pPr>
-      <w:r>
-        <w:rPr>
-          <w:rtl w:val="1"/>
-        </w:rPr>
-        <w:t>בצד השני של המפה עמדה העיתונות הדתית והחרדית, וסיפרה סיפור הפוך מן הקצה אל הקצה. ישראל היום מסגר: "בג"ץ בפסיקה דרמטית".[44] מקור ראשון דיווח בגוף קר, "בג"ץ קבע מה תהיה המדיניות לגבי הכרה בגיורים רפורמיים", אך בפרשנות הפנה את האצבע פנימה, אל המחנה: "גמגום הח"כים הוביל להכרעת בג"ץ בנושא הגיור",[45] ובמוסף היהדות קרא לרבנות להתעורר: "בג"ץ הגיור: קריאת השכמה לרבנות".[46] כיכר השבת בחר במסגור החרדי המובהק, מירכאות סביב המילה גר: "בג"ץ הכריע: 'גר' רפורמי או קונסרבטיבי יהיה אזרח ישראלי",[47] וסרוגים הכריז "דרמה: בג"ץ קובע שיש להכיר בגיורים רפורמים".[48] ואילו ynet, בערוץ היהדות שלו, נתן במה גם לתגובות הרבנים הראשיים תחת הכותרת "הרבנים הראשיים נגד החלטת בג"ץ: 'זה לא גיור, אלא זיוף'",[49] וגם לפרשנות מפוכחת שקבעה "בג"ץ הגיור לא פתר כלום, הבעיות הוחמרו".[50]</w:t>
+        <w:t>בעיתונות הכללית נוסחו הכותרות בלשון ההכרח: הארץ הכתיר "בג"ץ: יש להכיר ביהודים שעברו גיור רפורמי או קונסרבטיבי בישראל לפי חוק השבות",[42] וגלובס דיווח "בג"ץ קבע: על המדינה להכיר בגיור רפורמי לקבלת אזרחות".[43] יש להכיר, על המדינה: לשון החובה של פסק הדין אומצה כלשונה אל הכותרת, בלי מירכאות ובלי שאלה. הבחירה הזו אינה ניטרלית; היא ממקמת את הקורא בעולם שבו ההכרעה איננה של מישהו, היא פשוט המצב המשפטי הנכון שסוף סוף הוכרז. למחרת כבר סיפקה מערכת הארץ את הפרשנות הערכית במאמר שכותרתו "פסיקת בג"ץ בעניין הגיורים היא צעד בדרך לקידום הפלורליזם היהודי בישראל",[44] ובמאמר פרשנות נוסף, שכותרתו ראויה להיחקק בזיכרון, נכתב כי "החלטת בג"ץ על הגיור היא צעד קטן בדרך לפירוק הסטטוס קוו".[45] הנה כי כן: את מה שחוברת זו טוענת בעמל, ביסוס מדורג לפירוק ההסדרים ההיסטוריים, כותב הפרשן האוהד ביום שאחרי, בפשטות ובחיבה. צעד קטן. בדרך. לפירוק. אין ניסוח מדויק מזה לשיטה כולה, וההבדל היחיד בינו לבין טענתנו הוא שאצלו זו בשורה.</w:t>
+      </w:r>
+    </w:p>
+    <w:p>
+      <w:pPr>
+        <w:jc w:val="right"/>
+        <w:bidi w:val="1"/>
+      </w:pPr>
+      <w:r>
+        <w:rPr>
+          <w:rtl w:val="1"/>
+        </w:rPr>
+        <w:t>אתר וואלה תרם את נדבך ההגנה המוסדית במאמר פרשנות שכותרתו "הכול חוץ מאקטיביזם שיפוטי: בג"ץ הגיור חושף את החידלון של ממשלות ישראל".[46] זהו הנרטיב המשלים ההכרחי: בית המשפט לא רצה, בית המשפט חיכה, בית המשפט נאלץ. המחדל הוא של הפוליטיקאים. הטענה מתהפכת על פיה בבדיקה פשוטה, שהרי אותן ממשלות חדלות הצליחו דווקא לגבש עמדה, שלוש פעמים, נגד שינוי המצב הקיים, אלא שעמדה שאיננה חקיקה אקטיבית נספרת בשיטה הזו כאפס. אך כותרתו של המאמר עשתה את שלה: ביום שבו נטל בית משפט לעצמו את הסמכות להגדיר מיהו יהודי, עסק השיח המרכזי בשאלת אשמתה של הכנסת.</w:t>
+      </w:r>
+    </w:p>
+    <w:p>
+      <w:pPr>
+        <w:jc w:val="right"/>
+        <w:bidi w:val="1"/>
+      </w:pPr>
+      <w:r>
+        <w:rPr>
+          <w:rtl w:val="1"/>
+        </w:rPr>
+        <w:t>בצד השני של המפה עמדה העיתונות הדתית והחרדית, וסיפרה סיפור הפוך מן הקצה אל הקצה. ישראל היום מסגר: "בג"ץ בפסיקה דרמטית".[47] מקור ראשון דיווח בגוף קר, "בג"ץ קבע מה תהיה המדיניות לגבי הכרה בגיורים רפורמיים", אך בפרשנות הפנה את האצבע פנימה, אל המחנה: "גמגום הח"כים הוביל להכרעת בג"ץ בנושא הגיור",[48] ובמוסף היהדות קרא לרבנות להתעורר: "בג"ץ הגיור: קריאת השכמה לרבנות".[49] כיכר השבת בחר במסגור החרדי המובהק, מירכאות סביב המילה גר: "בג"ץ הכריע: 'גר' רפורמי או קונסרבטיבי יהיה אזרח ישראלי",[50] וסרוגים הכריז "דרמה: בג"ץ קובע שיש להכיר בגיורים רפורמים".[51] ואילו ynet, בערוץ היהדות שלו, נתן במה גם לתגובות הרבנים הראשיים תחת הכותרת "הרבנים הראשיים נגד החלטת בג"ץ: 'זה לא גיור, אלא זיוף'",[52] וגם לפרשנות מפוכחת שקבעה "בג"ץ הגיור לא פתר כלום, הבעיות הוחמרו".[53]</w:t>
       </w:r>
     </w:p>
     <w:p>
@@ -1561,7 +1561,7 @@
           <w:sz w:val="18"/>
           <w:rtl w:val="1"/>
         </w:rPr>
-        <w:t>[26] כיכר השבת, "הגר"ע יוסף הכריע: 'גיורי צה"ל כשרים ע"פ ההלכה'", 14.1.2011: https://www.kikar.co.il/security-news/59130 ; וראו ynet: https://www.ynet.co.il/articles/0,7340,L-4013611,00.html</w:t>
+        <w:t>[26] כיכר השבת, "הגר"ע יוסף הכריע: 'גיורי צה"ל כשרים ע"פ ההלכה'", 14.1.2011: https://www.kikar.co.il/security-news/59130 ; וראו ynet: https://www.ynet.co.il/articles/0,7340,L-4013611,00.html (הציטוטים טעונים אימות ורבטים מול המקור)</w:t>
       </w:r>
     </w:p>
     <w:p>
@@ -1574,7 +1574,7 @@
           <w:sz w:val="18"/>
           <w:rtl w:val="1"/>
         </w:rPr>
-        <w:t>[27] וואלה, "הליטאים נגד הרב עובדיה יוסף: 'הכשרת גיורי צה"ל - חילול השם'" (ינואר 2011): https://news.walla.co.il/item/1780571</w:t>
+        <w:t>[27] וואלה, "הליטאים נגד הרב עובדיה יוסף: 'הכשרת גיורי צה"ל - חילול השם'" (ינואר 2011): https://news.walla.co.il/item/1780571 (הציטוטים טעונים אימות ורבטים מול המקור)</w:t>
       </w:r>
     </w:p>
     <w:p>
@@ -1600,7 +1600,7 @@
           <w:sz w:val="18"/>
           <w:rtl w:val="1"/>
         </w:rPr>
-        <w:t>[29] ynet, "הרבנים הראשיים נגד החלטת בג"ץ: 'זה לא גיור, אלא זיוף'", מרץ 2021: https://www.ynet.co.il/judaism/article/HJUoN59M00</w:t>
+        <w:t>[29] ynet, "הרבנים הראשיים נגד החלטת בג"ץ: 'זה לא גיור, אלא זיוף'", מרץ 2021: https://www.ynet.co.il/judaism/article/HJUoN59M00 (הציטוטים טעונים אימות ורבטים מול המקור)</w:t>
       </w:r>
     </w:p>
     <w:p>
@@ -1626,7 +1626,7 @@
           <w:sz w:val="18"/>
           <w:rtl w:val="1"/>
         </w:rPr>
-        <w:t>[31] מעריב, "חוק הגיור: כל התגובות להחלטת בג"ץ", 1.3.2021: https://www.maariv.co.il/news/politics/article-825080</w:t>
+        <w:t>[31] מעריב, "חוק הגיור: כל התגובות להחלטת בג"ץ", 1.3.2021: https://www.maariv.co.il/news/politics/article-825080 (הציטוטים טעונים אימות ורבטים מול המקור)</w:t>
       </w:r>
     </w:p>
     <w:p>
@@ -1730,7 +1730,7 @@
           <w:sz w:val="18"/>
           <w:rtl w:val="1"/>
         </w:rPr>
-        <w:t>[39] הארץ, 1.3.2021: https://www.haaretz.co.il/news/law/2021-03-01/ty-article/0000017f-e11b-d804-ad7f-f1fbf26f0000</w:t>
+        <w:t>[39] גלובס, "האם כיום מתגיירים מדי שנה רק כ-1,500 איש?": https://www.globes.co.il/news/article.aspx?did=1001399935 ; וראו דוח הגיור השנתי תשפ"ה שהוגש לכנסת: https://fs.knesset.gov.il/25/Committees/25_cs_bg_6972107.pdf</w:t>
       </w:r>
     </w:p>
     <w:p>
@@ -1743,7 +1743,7 @@
           <w:sz w:val="18"/>
           <w:rtl w:val="1"/>
         </w:rPr>
-        <w:t>[40] גלובס: https://www.globes.co.il/news/article.aspx?did=1001362496</w:t>
+        <w:t>[40] עיתים, "מכון עתים: ליקויים במערך הגיור בישראל": https://www.itim.org.il/מכון-עתים-ליקויים-במערך-הגיור-בישראל/ ; עיתים, "מדוע רק 1 מתוך כל 4 מתגיירים משלים את תהליך הגיור?": https://www.itim.org.il/מדוע-רק-1-מתוך-כל-4-מתגיירים-משלים-את-תהלי/</w:t>
       </w:r>
     </w:p>
     <w:p>
@@ -1756,7 +1756,7 @@
           <w:sz w:val="18"/>
           <w:rtl w:val="1"/>
         </w:rPr>
-        <w:t>[41] הארץ, מאמר מערכת ודעות: https://www.haaretz.co.il/news/education/.premium-1.9580344</w:t>
+        <w:t>[41] נאמני תורה ועבודה, דף עמדה בנושא גיור: https://toravoda.org.il/גיורר/</w:t>
       </w:r>
     </w:p>
     <w:p>
@@ -1769,7 +1769,7 @@
           <w:sz w:val="18"/>
           <w:rtl w:val="1"/>
         </w:rPr>
-        <w:t>[42] הארץ, "החלטת בג"ץ על הגיור היא צעד קטן בדרך לפירוק הסטטוס-קוו", 2.3.2021: https://www.haaretz.co.il/news/law/2021-03-02/ty-article/.premium/0000017f-db33-db5a-a57f-db7b73be0000</w:t>
+        <w:t>[42] הארץ, 1.3.2021: https://www.haaretz.co.il/news/law/2021-03-01/ty-article/0000017f-e11b-d804-ad7f-f1fbf26f0000</w:t>
       </w:r>
     </w:p>
     <w:p>
@@ -1782,7 +1782,7 @@
           <w:sz w:val="18"/>
           <w:rtl w:val="1"/>
         </w:rPr>
-        <w:t>[43] וואלה, "הכול חוץ מאקטיביזם שיפוטי: בג"ץ הגיור חושף את החידלון של ממשלות ישראל": https://news.walla.co.il/item/3421735</w:t>
+        <w:t>[43] גלובס: https://www.globes.co.il/news/article.aspx?did=1001362496</w:t>
       </w:r>
     </w:p>
     <w:p>
@@ -1795,7 +1795,7 @@
           <w:sz w:val="18"/>
           <w:rtl w:val="1"/>
         </w:rPr>
-        <w:t>[44] ישראל היום, "בג"ץ בפסיקה דרמטית: מי שעבר גיור רפורמי או קונסרבטיבי בארץ יוכר כיהודי": https://www.israelhayom.co.il/article/856715</w:t>
+        <w:t>[44] הארץ, מאמר מערכת ודעות: https://www.haaretz.co.il/news/education/.premium-1.9580344</w:t>
       </w:r>
     </w:p>
     <w:p>
@@ -1808,7 +1808,7 @@
           <w:sz w:val="18"/>
           <w:rtl w:val="1"/>
         </w:rPr>
-        <w:t>[45] מקור ראשון: https://www.makorrishon.co.il/news/319931/ ; "גמגום הח"כים הוביל להכרעת בג"ץ בנושא הגיור": https://www.makorrishon.co.il/news/319947/</w:t>
+        <w:t>[45] הארץ, "החלטת בג"ץ על הגיור היא צעד קטן בדרך לפירוק הסטטוס-קוו", 2.3.2021: https://www.haaretz.co.il/news/law/2021-03-02/ty-article/.premium/0000017f-db33-db5a-a57f-db7b73be0000</w:t>
       </w:r>
     </w:p>
     <w:p>
@@ -1821,7 +1821,7 @@
           <w:sz w:val="18"/>
           <w:rtl w:val="1"/>
         </w:rPr>
-        <w:t>[46] מקור ראשון, "בג"ץ הגיור: קריאת השכמה לרבנות": https://www.makorrishon.co.il/judaism/323463/</w:t>
+        <w:t>[46] וואלה, "הכול חוץ מאקטיביזם שיפוטי: בג"ץ הגיור חושף את החידלון של ממשלות ישראל": https://news.walla.co.il/item/3421735</w:t>
       </w:r>
     </w:p>
     <w:p>
@@ -1834,7 +1834,7 @@
           <w:sz w:val="18"/>
           <w:rtl w:val="1"/>
         </w:rPr>
-        <w:t>[47] כיכר השבת, "בג"ץ הכריע: 'גר' רפורמי או קונסרבטיבי יהיה אזרח ישראלי": https://www.kikar.co.il/israel-news/386598</w:t>
+        <w:t>[47] ישראל היום, "בג"ץ בפסיקה דרמטית: מי שעבר גיור רפורמי או קונסרבטיבי בארץ יוכר כיהודי": https://www.israelhayom.co.il/article/856715</w:t>
       </w:r>
     </w:p>
     <w:p>
@@ -1847,7 +1847,7 @@
           <w:sz w:val="18"/>
           <w:rtl w:val="1"/>
         </w:rPr>
-        <w:t>[48] סרוגים, "דרמה: בג"ץ קובע שיש להכיר בגיורים רפורמים": https://www.srugim.co.il/541440</w:t>
+        <w:t>[48] מקור ראשון: https://www.makorrishon.co.il/news/319931/ ; "גמגום הח"כים הוביל להכרעת בג"ץ בנושא הגיור": https://www.makorrishon.co.il/news/319947/</w:t>
       </w:r>
     </w:p>
     <w:p>
@@ -1860,7 +1860,7 @@
           <w:sz w:val="18"/>
           <w:rtl w:val="1"/>
         </w:rPr>
-        <w:t>[49] ynet, לעיל הערה 29.</w:t>
+        <w:t>[49] מקור ראשון, "בג"ץ הגיור: קריאת השכמה לרבנות": https://www.makorrishon.co.il/judaism/323463/</w:t>
       </w:r>
     </w:p>
     <w:p>
@@ -1873,7 +1873,7 @@
           <w:sz w:val="18"/>
           <w:rtl w:val="1"/>
         </w:rPr>
-        <w:t>[50] ynet, "בג"ץ הגיור לא פתר כלום, הבעיות הוחמרו | פרשנות": https://www.ynet.co.il/judaism/article/r1foi5sG00</w:t>
+        <w:t>[50] כיכר השבת, "בג"ץ הכריע: 'גר' רפורמי או קונסרבטיבי יהיה אזרח ישראלי": https://www.kikar.co.il/israel-news/386598</w:t>
       </w:r>
     </w:p>
     <w:p>
@@ -1886,7 +1886,7 @@
           <w:sz w:val="18"/>
           <w:rtl w:val="1"/>
         </w:rPr>
-        <w:t>[35א] גלובס, "האם כיום מתגיירים מדי שנה רק כ-1,500 איש?": https://www.globes.co.il/news/article.aspx?did=1001399935 ; וראו דוח הגיור השנתי תשפ"ה שהוגש לכנסת: https://fs.knesset.gov.il/25/Committees/25_cs_bg_6972107.pdf</w:t>
+        <w:t>[51] סרוגים, "דרמה: בג"ץ קובע שיש להכיר בגיורים רפורמים": https://www.srugim.co.il/541440</w:t>
       </w:r>
     </w:p>
     <w:p>
@@ -1899,7 +1899,7 @@
           <w:sz w:val="18"/>
           <w:rtl w:val="1"/>
         </w:rPr>
-        <w:t>[36א] עיתים, "מכון עתים: ליקויים במערך הגיור בישראל": https://www.itim.org.il/מכון-עתים-ליקויים-במערך-הגיור-בישראל/ ; עיתים, "מדוע רק 1 מתוך כל 4 מתגיירים משלים את תהליך הגיור?": https://www.itim.org.il/מדוע-רק-1-מתוך-כל-4-מתגיירים-משלים-את-תהלי/</w:t>
+        <w:t>[52] ynet, לעיל הערה 29.</w:t>
       </w:r>
     </w:p>
     <w:p>
@@ -1912,7 +1912,7 @@
           <w:sz w:val="18"/>
           <w:rtl w:val="1"/>
         </w:rPr>
-        <w:t>[36ב] נאמני תורה ועבודה, דף עמדה בנושא גיור: https://toravoda.org.il/גיורר/</w:t>
+        <w:t>[53] ynet, "בג"ץ הגיור לא פתר כלום, הבעיות הוחמרו | פרשנות": https://www.ynet.co.il/judaism/article/r1foi5sG00</w:t>
       </w:r>
     </w:p>
     <w:p>
@@ -2163,7 +2163,7 @@
         <w:rPr>
           <w:rtl w:val="1"/>
         </w:rPr>
-        <w:t>נקודת המפנה היא בג"ץ 1000/92 בבלי נגד בית הדין הרבני הגדול, מפברואר 1994.[14] בני זוג התדיינו על חלוקת רכושם אגב גירושין בבית הדין הרבני, שסמכותו בעניין נרכשה כדין. בית הדין פסק כדרכו, על פי דין תורה: רישום הנכסים קובע, ואין "הלכת שיתוף" גורפת. האשה עתרה לבג"ץ, ובית המשפט, מפי הנשיא מאיר שמגר ובהסכמת המשנה לנשיא אהרן ברק, קבע קביעה שאין לה תקדים: בית הדין הרבני, גם כשהוא דן בסמכותו הייחודית כדין, חייב להחיל בענייני הרכוש את הדין האזרחי הכללי כפי שפירשוֹ בית המשפט העליון, ובכלל זה את הלכת השיתוף שיצירתה שיפוטית כל כולה. בית דין שלא יעשה כן, פסיקתו תבוטל.</w:t>
+        <w:t>נקודת המפנה היא בג"ץ 1000/92 בבלי נגד בית הדין הרבני הגדול, מפברואר 1994.[14] בני זוג התדיינו על חלוקת רכושם אגב גירושין בבית הדין הרבני, שסמכותו בעניין נרכשה כדין. בית הדין פסק כדרכו, על פי דין תורה: רישום הנכסים קובע, ואין "הלכת שיתוף" גורפת. האשה עתרה לבג"ץ, ובית המשפט, מפי הנשיא מאיר שמגר ובהסכמת המשנה לנשיא אהרן ברק, קבע קביעה שאין לה תקדים: בית הדין הרבני, גם כשהוא דן בסמכותו הייחודית כדין, חייב להחיל בענייני הרכוש את הדין האזרחי הכללי כפי שפירשו בית המשפט העליון, ובכלל זה את הלכת השיתוף שיצירתה שיפוטית כל כולה. בית דין שלא יעשה כן, פסיקתו תבוטל.</w:t>
       </w:r>
     </w:p>
     <w:p>
@@ -4862,7 +4862,7 @@
         <w:rPr>
           <w:rtl w:val="1"/>
         </w:rPr>
-        <w:t>וכאן בדיוק נטוע המוקש המושגי שהשיטה יודעת לנצל טוב מכול: הציבורי והההלכתי כרוכים זה בזה מלידה. המקווה ציבורי במימונו והלכתי במהותו, כמו הרבנות, כמו בתי הדין, כמו הכשרות. כל עוד שני היסודות חיים בשלום, ההסדר יציב. אך ברגע שמפרידים אותם בסכין אנליטית, ושואלים את שאלת השוויון על היסוד הציבורי בלבד, במנותק מן המהות ההלכתית שלשמה הוקם המתקן, התוצאה ידועה מראש: הציבורי גובר, ההלכתי נדחק, והמתקן שהוקם לשרת את ההלכה מגויס לשרת את מתחריה.</w:t>
+        <w:t>וכאן בדיוק נטוע המוקש המושגי שהשיטה יודעת לנצל טוב מכול: הציבורי וההלכתי כרוכים זה בזה מלידה. המקווה ציבורי במימונו והלכתי במהותו, כמו הרבנות, כמו בתי הדין, כמו הכשרות. כל עוד שני היסודות חיים בשלום, ההסדר יציב. אך ברגע שמפרידים אותם בסכין אנליטית, ושואלים את שאלת השוויון על היסוד הציבורי בלבד, במנותק מן המהות ההלכתית שלשמה הוקם המתקן, התוצאה ידועה מראש: הציבורי גובר, ההלכתי נדחק, והמתקן שהוקם לשרת את ההלכה מגויס לשרת את מתחריה.</w:t>
       </w:r>
     </w:p>
     <w:p>
@@ -5536,7 +5536,7 @@
         <w:rPr>
           <w:rtl w:val="1"/>
         </w:rPr>
-        <w:t>ציר הכרסום: שלושים ושבע שנים, שמונה מדרגות</w:t>
+        <w:t>ציר הכרסום: שלושים ושבע שנים, שבע מדרגות</w:t>
       </w:r>
     </w:p>
     <w:p>
@@ -6403,7 +6403,7 @@
         <w:rPr>
           <w:rtl w:val="1"/>
         </w:rPr>
-        <w:t>נקודת הפתיחה המשפטית היא בג"ץ 746/07, עתירת הסופרת נעמי רגן והמרכז הרפורמי נגד קווי המהדרין: קווי אוטובוס ציבוריים שנהגו בהם, בהסכמה שבשתיקה של המפעילים, סדרי ישיבה נפרדים לציבור החרדי, ולעתים תוך אכיפה בוטה ופסולה כלפי נשים שסירבו. בינואר 2011 פסק בית המשפט, מפי השופט אליקים רובינשטיין: הפרדה כפויה אסורה, ואיש איננו רשאי להורות לאשה היכן לשב בשל היותה אשה; ואילו הפרדה מרצון, בהיעדר כל כפייה, מותרת.[9] ההכרעה הזו, כשלעצמה, מאוזנת וראויה: הכפייה והאלימות שתועדו בחלק מהקווים ראויות היו לגינוי גם במושגי ההלכה עצמה, והבחנת הרצון מן הכפייה היא הבחנה נכונה.</w:t>
+        <w:t>נקודת הפתיחה המשפטית היא בג"ץ 746/07, עתירת הסופרת נעמי רגן והמרכז הרפורמי נגד קווי המהדרין: קווי אוטובוס ציבוריים שנהגו בהם, בהסכמה שבשתיקה של המפעילים, סדרי ישיבה נפרדים לציבור החרדי, ולעתים תוך אכיפה בוטה ופסולה כלפי נשים שסירבו. בינואר 2011 פסק בית המשפט, מפי השופט אליקים רובינשטיין: הפרדה כפויה אסורה, ואיש איננו רשאי להורות לאשה היכן לשבת בשל היותה אשה; ואילו הפרדה מרצון, בהיעדר כל כפייה, מותרת.[9] ההכרעה הזו, כשלעצמה, מאוזנת וראויה: הכפייה והאלימות שתועדו בחלק מהקווים ראויות היו לגינוי גם במושגי ההלכה עצמה, והבחנת הרצון מן הכפייה היא הבחנה נכונה.</w:t>
       </w:r>
     </w:p>
     <w:p>
@@ -7078,7 +7078,7 @@
         <w:rPr>
           <w:rtl w:val="1"/>
         </w:rPr>
-        <w:t>היסוד התורני של פטור לומדי התורה נעוץ בשני מקורות ראשיים. הראשון, סוגיית הגמרא בבבא בתרא, שממנה נגזר המונח שהעניק לפרשה את שמה: תלמידי חכמים שתורתם אומנותם פטורים מהשתתפות בשמירת העיר, שכן רבנן לא צריכי נטירותא, תורתם היא שמירתם.[6] והשני, דברי הרמב"ם החותמים את הלכות שמיטה ויובל: שבט לוי הובדל מעריכת מלחמה ומנחלת הארץ כדי לעמוד לפני ה' ולשרתו, "ולא שבט לוי בלבד, אלא כל איש ואיש מכל באי העולם אשר נדבה רוחו אותו... להיבדל לעמוד לפני ה' לשרתו".[7] על שני המקורות האלה עומדת התפיסה החרדית: עולם התורה איננו נהנה מפטור, הוא נושא בנטל אחר, עמוק לא פחות, שקיומו של העם תלוי בו לא פחות משהוא תלוי בחרב.</w:t>
+        <w:t>היסוד התורני של פטור לומדי התורה נעוץ בשני מקורות ראשיים. הראשון, סוגיית הגמרא בבבא בתרא, שממנה נגזר המונח שהעניק לפרשה את שמה: תלמידי חכמים שתורתם אומנותם פטורים מהשתתפות בשמירת העיר, שכן "רבנן לא צריכי נטירותא", תורתם היא שמירתם.[6] והשני, דברי הרמב"ם החותמים את הלכות שמיטה ויובל: שבט לוי הובדל מעריכת מלחמה ומנחלת הארץ כדי לעמוד לפני ה' ולשרתו, "ולא שבט לוי בלבד, אלא כל איש ואיש מכל באי העולם אשר נדבה רוחו אותו... להיבדל לעמוד לפני ה' לשרתו".[7] על שני המקורות האלה עומדת התפיסה החרדית: עולם התורה איננו נהנה מפטור, הוא נושא בנטל אחר, עמוק לא פחות, שקיומו של העם תלוי בו לא פחות משהוא תלוי בחרב.</w:t>
       </w:r>
     </w:p>
     <w:p>

--- a/עבודה-חוברת/תוצר/חוברת-מדינה-יהודית-בעלת-תוכן.docx
+++ b/עבודה-חוברת/תוצר/חוברת-מדינה-יהודית-בעלת-תוכן.docx
@@ -37,7 +37,6 @@
       <w:pPr>
         <w:pStyle w:val="Heading1"/>
         <w:bidi w:val="1"/>
-        <w:jc w:val="right"/>
       </w:pPr>
       <w:r>
         <w:rPr>
@@ -49,7 +48,6 @@
     <w:p>
       <w:pPr>
         <w:bidi w:val="1"/>
-        <w:jc w:val="right"/>
       </w:pPr>
       <w:r>
         <w:rPr>
@@ -61,7 +59,6 @@
     <w:p>
       <w:pPr>
         <w:bidi w:val="1"/>
-        <w:jc w:val="right"/>
       </w:pPr>
       <w:r>
         <w:rPr>
@@ -73,7 +70,6 @@
     <w:p>
       <w:pPr>
         <w:bidi w:val="1"/>
-        <w:jc w:val="right"/>
       </w:pPr>
       <w:r>
         <w:rPr>
@@ -85,7 +81,6 @@
     <w:p>
       <w:pPr>
         <w:bidi w:val="1"/>
-        <w:jc w:val="right"/>
       </w:pPr>
       <w:r>
         <w:rPr>
@@ -97,7 +92,6 @@
     <w:p>
       <w:pPr>
         <w:bidi w:val="1"/>
-        <w:jc w:val="right"/>
       </w:pPr>
       <w:r>
         <w:rPr>
@@ -109,7 +103,6 @@
     <w:p>
       <w:pPr>
         <w:bidi w:val="1"/>
-        <w:jc w:val="right"/>
       </w:pPr>
       <w:r>
         <w:rPr>
@@ -121,7 +114,6 @@
     <w:p>
       <w:pPr>
         <w:bidi w:val="1"/>
-        <w:jc w:val="right"/>
       </w:pPr>
       <w:r>
         <w:rPr>
@@ -133,7 +125,6 @@
     <w:p>
       <w:pPr>
         <w:bidi w:val="1"/>
-        <w:jc w:val="right"/>
       </w:pPr>
       <w:r>
         <w:rPr>
@@ -145,7 +136,6 @@
     <w:p>
       <w:pPr>
         <w:bidi w:val="1"/>
-        <w:jc w:val="right"/>
       </w:pPr>
       <w:r>
         <w:rPr>
@@ -157,7 +147,6 @@
     <w:p>
       <w:pPr>
         <w:bidi w:val="1"/>
-        <w:jc w:val="right"/>
       </w:pPr>
       <w:r>
         <w:rPr>
@@ -169,7 +158,6 @@
     <w:p>
       <w:pPr>
         <w:bidi w:val="1"/>
-        <w:jc w:val="right"/>
       </w:pPr>
       <w:r>
         <w:rPr>
@@ -181,7 +169,6 @@
     <w:p>
       <w:pPr>
         <w:bidi w:val="1"/>
-        <w:jc w:val="right"/>
       </w:pPr>
       <w:r>
         <w:rPr>
@@ -199,7 +186,6 @@
       <w:pPr>
         <w:pStyle w:val="Heading1"/>
         <w:bidi w:val="1"/>
-        <w:jc w:val="right"/>
       </w:pPr>
       <w:r>
         <w:rPr>
@@ -212,7 +198,6 @@
       <w:pPr>
         <w:pStyle w:val="Heading2"/>
         <w:bidi w:val="1"/>
-        <w:jc w:val="right"/>
       </w:pPr>
       <w:r>
         <w:rPr>
@@ -225,7 +210,6 @@
       <w:pPr>
         <w:pStyle w:val="Heading3"/>
         <w:bidi w:val="1"/>
-        <w:jc w:val="right"/>
       </w:pPr>
       <w:r>
         <w:rPr>
@@ -237,7 +221,6 @@
     <w:p>
       <w:pPr>
         <w:bidi w:val="1"/>
-        <w:jc w:val="right"/>
       </w:pPr>
       <w:r>
         <w:rPr>
@@ -249,7 +232,6 @@
     <w:p>
       <w:pPr>
         <w:bidi w:val="1"/>
-        <w:jc w:val="right"/>
       </w:pPr>
       <w:r>
         <w:rPr>
@@ -261,7 +243,6 @@
     <w:p>
       <w:pPr>
         <w:bidi w:val="1"/>
-        <w:jc w:val="right"/>
       </w:pPr>
       <w:r>
         <w:rPr>
@@ -273,7 +254,6 @@
     <w:p>
       <w:pPr>
         <w:bidi w:val="1"/>
-        <w:jc w:val="right"/>
       </w:pPr>
       <w:r>
         <w:rPr>
@@ -285,7 +265,6 @@
     <w:p>
       <w:pPr>
         <w:bidi w:val="1"/>
-        <w:jc w:val="right"/>
       </w:pPr>
       <w:r>
         <w:rPr>
@@ -297,7 +276,6 @@
     <w:p>
       <w:pPr>
         <w:bidi w:val="1"/>
-        <w:jc w:val="right"/>
       </w:pPr>
       <w:r>
         <w:rPr>
@@ -309,7 +287,6 @@
     <w:p>
       <w:pPr>
         <w:bidi w:val="1"/>
-        <w:jc w:val="right"/>
       </w:pPr>
       <w:r>
         <w:rPr>
@@ -322,7 +299,6 @@
       <w:pPr>
         <w:pStyle w:val="Heading3"/>
         <w:bidi w:val="1"/>
-        <w:jc w:val="right"/>
       </w:pPr>
       <w:r>
         <w:rPr>
@@ -334,7 +310,6 @@
     <w:p>
       <w:pPr>
         <w:bidi w:val="1"/>
-        <w:jc w:val="right"/>
       </w:pPr>
       <w:r>
         <w:rPr>
@@ -346,7 +321,6 @@
     <w:p>
       <w:pPr>
         <w:bidi w:val="1"/>
-        <w:jc w:val="right"/>
       </w:pPr>
       <w:r>
         <w:rPr>
@@ -358,7 +332,6 @@
     <w:p>
       <w:pPr>
         <w:bidi w:val="1"/>
-        <w:jc w:val="right"/>
       </w:pPr>
       <w:r>
         <w:rPr>
@@ -370,7 +343,6 @@
     <w:p>
       <w:pPr>
         <w:bidi w:val="1"/>
-        <w:jc w:val="right"/>
       </w:pPr>
       <w:r>
         <w:rPr>
@@ -382,7 +354,6 @@
     <w:p>
       <w:pPr>
         <w:bidi w:val="1"/>
-        <w:jc w:val="right"/>
       </w:pPr>
       <w:r>
         <w:rPr>
@@ -394,7 +365,6 @@
     <w:p>
       <w:pPr>
         <w:bidi w:val="1"/>
-        <w:jc w:val="right"/>
       </w:pPr>
       <w:r>
         <w:rPr>
@@ -406,7 +376,6 @@
     <w:p>
       <w:pPr>
         <w:bidi w:val="1"/>
-        <w:jc w:val="right"/>
       </w:pPr>
       <w:r>
         <w:rPr>
@@ -418,7 +387,6 @@
     <w:p>
       <w:pPr>
         <w:bidi w:val="1"/>
-        <w:jc w:val="right"/>
       </w:pPr>
       <w:r>
         <w:rPr>
@@ -436,7 +404,6 @@
       <w:pPr>
         <w:pStyle w:val="Heading1"/>
         <w:bidi w:val="1"/>
-        <w:jc w:val="right"/>
       </w:pPr>
       <w:r>
         <w:rPr>
@@ -449,7 +416,6 @@
       <w:pPr>
         <w:pStyle w:val="Heading2"/>
         <w:bidi w:val="1"/>
-        <w:jc w:val="right"/>
       </w:pPr>
       <w:r>
         <w:rPr>
@@ -461,7 +427,6 @@
     <w:p>
       <w:pPr>
         <w:bidi w:val="1"/>
-        <w:jc w:val="right"/>
       </w:pPr>
       <w:r>
         <w:rPr>
@@ -473,7 +438,6 @@
     <w:p>
       <w:pPr>
         <w:bidi w:val="1"/>
-        <w:jc w:val="right"/>
       </w:pPr>
       <w:r>
         <w:rPr>
@@ -485,7 +449,6 @@
     <w:p>
       <w:pPr>
         <w:bidi w:val="1"/>
-        <w:jc w:val="right"/>
       </w:pPr>
       <w:r>
         <w:rPr>
@@ -497,7 +460,6 @@
     <w:p>
       <w:pPr>
         <w:bidi w:val="1"/>
-        <w:jc w:val="right"/>
       </w:pPr>
       <w:r>
         <w:rPr>
@@ -510,7 +472,6 @@
       <w:pPr>
         <w:pStyle w:val="Heading2"/>
         <w:bidi w:val="1"/>
-        <w:jc w:val="right"/>
       </w:pPr>
       <w:r>
         <w:rPr>
@@ -522,7 +483,6 @@
     <w:p>
       <w:pPr>
         <w:bidi w:val="1"/>
-        <w:jc w:val="right"/>
       </w:pPr>
       <w:r>
         <w:rPr>
@@ -534,7 +494,6 @@
     <w:p>
       <w:pPr>
         <w:bidi w:val="1"/>
-        <w:jc w:val="right"/>
       </w:pPr>
       <w:r>
         <w:rPr>
@@ -546,7 +505,6 @@
     <w:p>
       <w:pPr>
         <w:bidi w:val="1"/>
-        <w:jc w:val="right"/>
       </w:pPr>
       <w:r>
         <w:rPr>
@@ -558,7 +516,6 @@
     <w:p>
       <w:pPr>
         <w:bidi w:val="1"/>
-        <w:jc w:val="right"/>
       </w:pPr>
       <w:r>
         <w:rPr>
@@ -571,7 +528,6 @@
       <w:pPr>
         <w:pStyle w:val="Heading2"/>
         <w:bidi w:val="1"/>
-        <w:jc w:val="right"/>
       </w:pPr>
       <w:r>
         <w:rPr>
@@ -584,7 +540,6 @@
       <w:pPr>
         <w:pStyle w:val="Heading3"/>
         <w:bidi w:val="1"/>
-        <w:jc w:val="right"/>
       </w:pPr>
       <w:r>
         <w:rPr>
@@ -596,7 +551,6 @@
     <w:p>
       <w:pPr>
         <w:bidi w:val="1"/>
-        <w:jc w:val="right"/>
       </w:pPr>
       <w:r>
         <w:rPr>
@@ -608,7 +562,6 @@
     <w:p>
       <w:pPr>
         <w:bidi w:val="1"/>
-        <w:jc w:val="right"/>
       </w:pPr>
       <w:r>
         <w:rPr>
@@ -621,7 +574,6 @@
       <w:pPr>
         <w:pStyle w:val="Heading3"/>
         <w:bidi w:val="1"/>
-        <w:jc w:val="right"/>
       </w:pPr>
       <w:r>
         <w:rPr>
@@ -633,7 +585,6 @@
     <w:p>
       <w:pPr>
         <w:bidi w:val="1"/>
-        <w:jc w:val="right"/>
       </w:pPr>
       <w:r>
         <w:rPr>
@@ -645,7 +596,6 @@
     <w:p>
       <w:pPr>
         <w:bidi w:val="1"/>
-        <w:jc w:val="right"/>
       </w:pPr>
       <w:r>
         <w:rPr>
@@ -658,7 +608,6 @@
       <w:pPr>
         <w:pStyle w:val="Heading3"/>
         <w:bidi w:val="1"/>
-        <w:jc w:val="right"/>
       </w:pPr>
       <w:r>
         <w:rPr>
@@ -670,7 +619,6 @@
     <w:p>
       <w:pPr>
         <w:bidi w:val="1"/>
-        <w:jc w:val="right"/>
       </w:pPr>
       <w:r>
         <w:rPr>
@@ -682,7 +630,6 @@
     <w:p>
       <w:pPr>
         <w:bidi w:val="1"/>
-        <w:jc w:val="right"/>
       </w:pPr>
       <w:r>
         <w:rPr>
@@ -694,7 +641,6 @@
     <w:p>
       <w:pPr>
         <w:bidi w:val="1"/>
-        <w:jc w:val="right"/>
       </w:pPr>
       <w:r>
         <w:rPr>
@@ -707,7 +653,6 @@
       <w:pPr>
         <w:pStyle w:val="Heading3"/>
         <w:bidi w:val="1"/>
-        <w:jc w:val="right"/>
       </w:pPr>
       <w:r>
         <w:rPr>
@@ -719,7 +664,6 @@
     <w:p>
       <w:pPr>
         <w:bidi w:val="1"/>
-        <w:jc w:val="right"/>
       </w:pPr>
       <w:r>
         <w:rPr>
@@ -731,7 +675,6 @@
     <w:p>
       <w:pPr>
         <w:bidi w:val="1"/>
-        <w:jc w:val="right"/>
       </w:pPr>
       <w:r>
         <w:rPr>
@@ -744,7 +687,6 @@
       <w:pPr>
         <w:pStyle w:val="Heading3"/>
         <w:bidi w:val="1"/>
-        <w:jc w:val="right"/>
       </w:pPr>
       <w:r>
         <w:rPr>
@@ -756,7 +698,6 @@
     <w:p>
       <w:pPr>
         <w:bidi w:val="1"/>
-        <w:jc w:val="right"/>
       </w:pPr>
       <w:r>
         <w:rPr>
@@ -768,7 +709,6 @@
     <w:p>
       <w:pPr>
         <w:bidi w:val="1"/>
-        <w:jc w:val="right"/>
       </w:pPr>
       <w:r>
         <w:rPr>
@@ -781,7 +721,6 @@
       <w:pPr>
         <w:pStyle w:val="Heading2"/>
         <w:bidi w:val="1"/>
-        <w:jc w:val="right"/>
       </w:pPr>
       <w:r>
         <w:rPr>
@@ -793,7 +732,6 @@
     <w:p>
       <w:pPr>
         <w:bidi w:val="1"/>
-        <w:jc w:val="right"/>
       </w:pPr>
       <w:r>
         <w:rPr>
@@ -805,7 +743,6 @@
     <w:p>
       <w:pPr>
         <w:bidi w:val="1"/>
-        <w:jc w:val="right"/>
       </w:pPr>
       <w:r>
         <w:rPr>
@@ -825,7 +762,6 @@
     <w:p>
       <w:pPr>
         <w:bidi w:val="1"/>
-        <w:jc w:val="right"/>
       </w:pPr>
       <w:r>
         <w:rPr>
@@ -845,7 +781,6 @@
     <w:p>
       <w:pPr>
         <w:bidi w:val="1"/>
-        <w:jc w:val="right"/>
       </w:pPr>
       <w:r>
         <w:rPr>
@@ -865,7 +800,6 @@
     <w:p>
       <w:pPr>
         <w:bidi w:val="1"/>
-        <w:jc w:val="right"/>
       </w:pPr>
       <w:r>
         <w:rPr>
@@ -885,7 +819,6 @@
     <w:p>
       <w:pPr>
         <w:bidi w:val="1"/>
-        <w:jc w:val="right"/>
       </w:pPr>
       <w:r>
         <w:rPr>
@@ -905,7 +838,6 @@
     <w:p>
       <w:pPr>
         <w:bidi w:val="1"/>
-        <w:jc w:val="right"/>
       </w:pPr>
       <w:r>
         <w:rPr>
@@ -925,7 +857,6 @@
     <w:p>
       <w:pPr>
         <w:bidi w:val="1"/>
-        <w:jc w:val="right"/>
       </w:pPr>
       <w:r>
         <w:rPr>
@@ -938,7 +869,6 @@
       <w:pPr>
         <w:pStyle w:val="Heading2"/>
         <w:bidi w:val="1"/>
-        <w:jc w:val="right"/>
       </w:pPr>
       <w:r>
         <w:rPr>
@@ -950,7 +880,6 @@
     <w:p>
       <w:pPr>
         <w:bidi w:val="1"/>
-        <w:jc w:val="right"/>
       </w:pPr>
       <w:r>
         <w:rPr>
@@ -962,7 +891,6 @@
     <w:p>
       <w:pPr>
         <w:bidi w:val="1"/>
-        <w:jc w:val="right"/>
       </w:pPr>
       <w:r>
         <w:rPr>
@@ -974,7 +902,6 @@
     <w:p>
       <w:pPr>
         <w:bidi w:val="1"/>
-        <w:jc w:val="right"/>
       </w:pPr>
       <w:r>
         <w:rPr>
@@ -986,7 +913,6 @@
     <w:p>
       <w:pPr>
         <w:bidi w:val="1"/>
-        <w:jc w:val="right"/>
       </w:pPr>
       <w:r>
         <w:rPr>
@@ -998,7 +924,6 @@
     <w:p>
       <w:pPr>
         <w:bidi w:val="1"/>
-        <w:jc w:val="right"/>
       </w:pPr>
       <w:r>
         <w:rPr>
@@ -1010,7 +935,6 @@
     <w:p>
       <w:pPr>
         <w:bidi w:val="1"/>
-        <w:jc w:val="right"/>
       </w:pPr>
       <w:r>
         <w:rPr>
@@ -1023,7 +947,6 @@
       <w:pPr>
         <w:pStyle w:val="Heading2"/>
         <w:bidi w:val="1"/>
-        <w:jc w:val="right"/>
       </w:pPr>
       <w:r>
         <w:rPr>
@@ -1035,7 +958,6 @@
     <w:p>
       <w:pPr>
         <w:bidi w:val="1"/>
-        <w:jc w:val="right"/>
       </w:pPr>
       <w:r>
         <w:rPr>
@@ -1047,7 +969,6 @@
     <w:p>
       <w:pPr>
         <w:bidi w:val="1"/>
-        <w:jc w:val="right"/>
       </w:pPr>
       <w:r>
         <w:rPr>
@@ -1059,7 +980,6 @@
     <w:p>
       <w:pPr>
         <w:bidi w:val="1"/>
-        <w:jc w:val="right"/>
       </w:pPr>
       <w:r>
         <w:rPr>
@@ -1072,7 +992,6 @@
       <w:pPr>
         <w:pStyle w:val="Heading2"/>
         <w:bidi w:val="1"/>
-        <w:jc w:val="right"/>
       </w:pPr>
       <w:r>
         <w:rPr>
@@ -1084,7 +1003,6 @@
     <w:p>
       <w:pPr>
         <w:bidi w:val="1"/>
-        <w:jc w:val="right"/>
       </w:pPr>
       <w:r>
         <w:rPr>
@@ -1096,7 +1014,6 @@
     <w:p>
       <w:pPr>
         <w:bidi w:val="1"/>
-        <w:jc w:val="right"/>
       </w:pPr>
       <w:r>
         <w:rPr>
@@ -1109,7 +1026,6 @@
       <w:pPr>
         <w:pStyle w:val="Heading2"/>
         <w:bidi w:val="1"/>
-        <w:jc w:val="right"/>
       </w:pPr>
       <w:r>
         <w:rPr>
@@ -1121,7 +1037,6 @@
     <w:p>
       <w:pPr>
         <w:bidi w:val="1"/>
-        <w:jc w:val="right"/>
       </w:pPr>
       <w:r>
         <w:rPr>
@@ -1133,7 +1048,6 @@
     <w:p>
       <w:pPr>
         <w:bidi w:val="1"/>
-        <w:jc w:val="right"/>
       </w:pPr>
       <w:r>
         <w:rPr>
@@ -1146,7 +1060,6 @@
       <w:pPr>
         <w:pStyle w:val="Heading2"/>
         <w:bidi w:val="1"/>
-        <w:jc w:val="right"/>
       </w:pPr>
       <w:r>
         <w:rPr>
@@ -1158,7 +1071,6 @@
     <w:p>
       <w:pPr>
         <w:bidi w:val="1"/>
-        <w:jc w:val="right"/>
       </w:pPr>
       <w:r>
         <w:rPr>
@@ -1170,7 +1082,6 @@
     <w:p>
       <w:pPr>
         <w:bidi w:val="1"/>
-        <w:jc w:val="right"/>
       </w:pPr>
       <w:r>
         <w:rPr>
@@ -1182,7 +1093,6 @@
     <w:p>
       <w:pPr>
         <w:bidi w:val="1"/>
-        <w:jc w:val="right"/>
       </w:pPr>
       <w:r>
         <w:rPr>
@@ -1194,7 +1104,6 @@
     <w:p>
       <w:pPr>
         <w:bidi w:val="1"/>
-        <w:jc w:val="right"/>
       </w:pPr>
       <w:r>
         <w:rPr>
@@ -1206,7 +1115,6 @@
     <w:p>
       <w:pPr>
         <w:bidi w:val="1"/>
-        <w:jc w:val="right"/>
       </w:pPr>
       <w:r>
         <w:rPr>
@@ -1219,7 +1127,6 @@
       <w:pPr>
         <w:pStyle w:val="Heading2"/>
         <w:bidi w:val="1"/>
-        <w:jc w:val="right"/>
       </w:pPr>
       <w:r>
         <w:rPr>
@@ -1231,7 +1138,6 @@
     <w:p>
       <w:pPr>
         <w:bidi w:val="1"/>
-        <w:jc w:val="right"/>
       </w:pPr>
       <w:r>
         <w:rPr>
@@ -1243,7 +1149,6 @@
     <w:p>
       <w:pPr>
         <w:bidi w:val="1"/>
-        <w:jc w:val="right"/>
       </w:pPr>
       <w:r>
         <w:rPr>
@@ -1255,7 +1160,6 @@
     <w:p>
       <w:pPr>
         <w:bidi w:val="1"/>
-        <w:jc w:val="right"/>
       </w:pPr>
       <w:r>
         <w:rPr>
@@ -1267,7 +1171,6 @@
     <w:p>
       <w:pPr>
         <w:bidi w:val="1"/>
-        <w:jc w:val="right"/>
       </w:pPr>
       <w:r>
         <w:rPr>
@@ -1281,7 +1184,6 @@
     <w:p>
       <w:pPr>
         <w:bidi w:val="1"/>
-        <w:jc w:val="right"/>
       </w:pPr>
       <w:r>
         <w:rPr>
@@ -1295,7 +1197,6 @@
     <w:p>
       <w:pPr>
         <w:bidi w:val="1"/>
-        <w:jc w:val="right"/>
       </w:pPr>
       <w:r>
         <w:rPr>
@@ -1309,7 +1210,6 @@
     <w:p>
       <w:pPr>
         <w:bidi w:val="1"/>
-        <w:jc w:val="right"/>
       </w:pPr>
       <w:r>
         <w:rPr>
@@ -1323,7 +1223,6 @@
     <w:p>
       <w:pPr>
         <w:bidi w:val="1"/>
-        <w:jc w:val="right"/>
       </w:pPr>
       <w:r>
         <w:rPr>
@@ -1337,7 +1236,6 @@
     <w:p>
       <w:pPr>
         <w:bidi w:val="1"/>
-        <w:jc w:val="right"/>
       </w:pPr>
       <w:r>
         <w:rPr>
@@ -1351,7 +1249,6 @@
     <w:p>
       <w:pPr>
         <w:bidi w:val="1"/>
-        <w:jc w:val="right"/>
       </w:pPr>
       <w:r>
         <w:rPr>
@@ -1365,7 +1262,6 @@
     <w:p>
       <w:pPr>
         <w:bidi w:val="1"/>
-        <w:jc w:val="right"/>
       </w:pPr>
       <w:r>
         <w:rPr>
@@ -1379,7 +1275,6 @@
     <w:p>
       <w:pPr>
         <w:bidi w:val="1"/>
-        <w:jc w:val="right"/>
       </w:pPr>
       <w:r>
         <w:rPr>
@@ -1393,7 +1288,6 @@
     <w:p>
       <w:pPr>
         <w:bidi w:val="1"/>
-        <w:jc w:val="right"/>
       </w:pPr>
       <w:r>
         <w:rPr>
@@ -1407,7 +1301,6 @@
     <w:p>
       <w:pPr>
         <w:bidi w:val="1"/>
-        <w:jc w:val="right"/>
       </w:pPr>
       <w:r>
         <w:rPr>
@@ -1421,7 +1314,6 @@
     <w:p>
       <w:pPr>
         <w:bidi w:val="1"/>
-        <w:jc w:val="right"/>
       </w:pPr>
       <w:r>
         <w:rPr>
@@ -1435,7 +1327,6 @@
     <w:p>
       <w:pPr>
         <w:bidi w:val="1"/>
-        <w:jc w:val="right"/>
       </w:pPr>
       <w:r>
         <w:rPr>
@@ -1449,7 +1340,6 @@
     <w:p>
       <w:pPr>
         <w:bidi w:val="1"/>
-        <w:jc w:val="right"/>
       </w:pPr>
       <w:r>
         <w:rPr>
@@ -1463,7 +1353,6 @@
     <w:p>
       <w:pPr>
         <w:bidi w:val="1"/>
-        <w:jc w:val="right"/>
       </w:pPr>
       <w:r>
         <w:rPr>
@@ -1477,7 +1366,6 @@
     <w:p>
       <w:pPr>
         <w:bidi w:val="1"/>
-        <w:jc w:val="right"/>
       </w:pPr>
       <w:r>
         <w:rPr>
@@ -1491,7 +1379,6 @@
     <w:p>
       <w:pPr>
         <w:bidi w:val="1"/>
-        <w:jc w:val="right"/>
       </w:pPr>
       <w:r>
         <w:rPr>
@@ -1505,7 +1392,6 @@
     <w:p>
       <w:pPr>
         <w:bidi w:val="1"/>
-        <w:jc w:val="right"/>
       </w:pPr>
       <w:r>
         <w:rPr>
@@ -1519,7 +1405,6 @@
     <w:p>
       <w:pPr>
         <w:bidi w:val="1"/>
-        <w:jc w:val="right"/>
       </w:pPr>
       <w:r>
         <w:rPr>
@@ -1533,7 +1418,6 @@
     <w:p>
       <w:pPr>
         <w:bidi w:val="1"/>
-        <w:jc w:val="right"/>
       </w:pPr>
       <w:r>
         <w:rPr>
@@ -1547,7 +1431,6 @@
     <w:p>
       <w:pPr>
         <w:bidi w:val="1"/>
-        <w:jc w:val="right"/>
       </w:pPr>
       <w:r>
         <w:rPr>
@@ -1561,7 +1444,6 @@
     <w:p>
       <w:pPr>
         <w:bidi w:val="1"/>
-        <w:jc w:val="right"/>
       </w:pPr>
       <w:r>
         <w:rPr>
@@ -1575,7 +1457,6 @@
     <w:p>
       <w:pPr>
         <w:bidi w:val="1"/>
-        <w:jc w:val="right"/>
       </w:pPr>
       <w:r>
         <w:rPr>
@@ -1589,7 +1470,6 @@
     <w:p>
       <w:pPr>
         <w:bidi w:val="1"/>
-        <w:jc w:val="right"/>
       </w:pPr>
       <w:r>
         <w:rPr>
@@ -1603,7 +1483,6 @@
     <w:p>
       <w:pPr>
         <w:bidi w:val="1"/>
-        <w:jc w:val="right"/>
       </w:pPr>
       <w:r>
         <w:rPr>
@@ -1617,7 +1496,6 @@
     <w:p>
       <w:pPr>
         <w:bidi w:val="1"/>
-        <w:jc w:val="right"/>
       </w:pPr>
       <w:r>
         <w:rPr>
@@ -1631,7 +1509,6 @@
     <w:p>
       <w:pPr>
         <w:bidi w:val="1"/>
-        <w:jc w:val="right"/>
       </w:pPr>
       <w:r>
         <w:rPr>
@@ -1645,7 +1522,6 @@
     <w:p>
       <w:pPr>
         <w:bidi w:val="1"/>
-        <w:jc w:val="right"/>
       </w:pPr>
       <w:r>
         <w:rPr>
@@ -1659,7 +1535,6 @@
     <w:p>
       <w:pPr>
         <w:bidi w:val="1"/>
-        <w:jc w:val="right"/>
       </w:pPr>
       <w:r>
         <w:rPr>
@@ -1673,7 +1548,6 @@
     <w:p>
       <w:pPr>
         <w:bidi w:val="1"/>
-        <w:jc w:val="right"/>
       </w:pPr>
       <w:r>
         <w:rPr>
@@ -1687,7 +1561,6 @@
     <w:p>
       <w:pPr>
         <w:bidi w:val="1"/>
-        <w:jc w:val="right"/>
       </w:pPr>
       <w:r>
         <w:rPr>
@@ -1701,7 +1574,6 @@
     <w:p>
       <w:pPr>
         <w:bidi w:val="1"/>
-        <w:jc w:val="right"/>
       </w:pPr>
       <w:r>
         <w:rPr>
@@ -1715,7 +1587,6 @@
     <w:p>
       <w:pPr>
         <w:bidi w:val="1"/>
-        <w:jc w:val="right"/>
       </w:pPr>
       <w:r>
         <w:rPr>
@@ -1729,7 +1600,6 @@
     <w:p>
       <w:pPr>
         <w:bidi w:val="1"/>
-        <w:jc w:val="right"/>
       </w:pPr>
       <w:r>
         <w:rPr>
@@ -1743,7 +1613,6 @@
     <w:p>
       <w:pPr>
         <w:bidi w:val="1"/>
-        <w:jc w:val="right"/>
       </w:pPr>
       <w:r>
         <w:rPr>
@@ -1757,7 +1626,6 @@
     <w:p>
       <w:pPr>
         <w:bidi w:val="1"/>
-        <w:jc w:val="right"/>
       </w:pPr>
       <w:r>
         <w:rPr>
@@ -1771,7 +1639,6 @@
     <w:p>
       <w:pPr>
         <w:bidi w:val="1"/>
-        <w:jc w:val="right"/>
       </w:pPr>
       <w:r>
         <w:rPr>
@@ -1785,7 +1652,6 @@
     <w:p>
       <w:pPr>
         <w:bidi w:val="1"/>
-        <w:jc w:val="right"/>
       </w:pPr>
       <w:r>
         <w:rPr>
@@ -1799,7 +1665,6 @@
     <w:p>
       <w:pPr>
         <w:bidi w:val="1"/>
-        <w:jc w:val="right"/>
       </w:pPr>
       <w:r>
         <w:rPr>
@@ -1813,7 +1678,6 @@
     <w:p>
       <w:pPr>
         <w:bidi w:val="1"/>
-        <w:jc w:val="right"/>
       </w:pPr>
       <w:r>
         <w:rPr>
@@ -1827,7 +1691,6 @@
     <w:p>
       <w:pPr>
         <w:bidi w:val="1"/>
-        <w:jc w:val="right"/>
       </w:pPr>
       <w:r>
         <w:rPr>
@@ -1841,7 +1704,6 @@
     <w:p>
       <w:pPr>
         <w:bidi w:val="1"/>
-        <w:jc w:val="right"/>
       </w:pPr>
       <w:r>
         <w:rPr>
@@ -1855,7 +1717,6 @@
     <w:p>
       <w:pPr>
         <w:bidi w:val="1"/>
-        <w:jc w:val="right"/>
       </w:pPr>
       <w:r>
         <w:rPr>
@@ -1869,7 +1730,6 @@
     <w:p>
       <w:pPr>
         <w:bidi w:val="1"/>
-        <w:jc w:val="right"/>
       </w:pPr>
       <w:r>
         <w:rPr>
@@ -1883,7 +1743,6 @@
     <w:p>
       <w:pPr>
         <w:bidi w:val="1"/>
-        <w:jc w:val="right"/>
       </w:pPr>
       <w:r>
         <w:rPr>
@@ -1897,7 +1756,6 @@
     <w:p>
       <w:pPr>
         <w:bidi w:val="1"/>
-        <w:jc w:val="right"/>
       </w:pPr>
       <w:r>
         <w:rPr>
@@ -1911,7 +1769,6 @@
     <w:p>
       <w:pPr>
         <w:bidi w:val="1"/>
-        <w:jc w:val="right"/>
       </w:pPr>
       <w:r>
         <w:rPr>
@@ -1925,7 +1782,6 @@
     <w:p>
       <w:pPr>
         <w:bidi w:val="1"/>
-        <w:jc w:val="right"/>
       </w:pPr>
       <w:r>
         <w:rPr>
@@ -1939,7 +1795,6 @@
     <w:p>
       <w:pPr>
         <w:bidi w:val="1"/>
-        <w:jc w:val="right"/>
       </w:pPr>
       <w:r>
         <w:rPr>
@@ -1953,7 +1808,6 @@
     <w:p>
       <w:pPr>
         <w:bidi w:val="1"/>
-        <w:jc w:val="right"/>
       </w:pPr>
       <w:r>
         <w:rPr>
@@ -1967,7 +1821,6 @@
     <w:p>
       <w:pPr>
         <w:bidi w:val="1"/>
-        <w:jc w:val="right"/>
       </w:pPr>
       <w:r>
         <w:rPr>
@@ -1981,7 +1834,6 @@
     <w:p>
       <w:pPr>
         <w:bidi w:val="1"/>
-        <w:jc w:val="right"/>
       </w:pPr>
       <w:r>
         <w:rPr>
@@ -1995,7 +1847,6 @@
     <w:p>
       <w:pPr>
         <w:bidi w:val="1"/>
-        <w:jc w:val="right"/>
       </w:pPr>
       <w:r>
         <w:rPr>
@@ -2009,7 +1860,6 @@
     <w:p>
       <w:pPr>
         <w:bidi w:val="1"/>
-        <w:jc w:val="right"/>
       </w:pPr>
       <w:r>
         <w:rPr>
@@ -2027,7 +1877,6 @@
       <w:pPr>
         <w:pStyle w:val="Heading1"/>
         <w:bidi w:val="1"/>
-        <w:jc w:val="right"/>
       </w:pPr>
       <w:r>
         <w:rPr>
@@ -2040,7 +1889,6 @@
       <w:pPr>
         <w:pStyle w:val="Heading2"/>
         <w:bidi w:val="1"/>
-        <w:jc w:val="right"/>
       </w:pPr>
       <w:r>
         <w:rPr>
@@ -2052,7 +1900,6 @@
     <w:p>
       <w:pPr>
         <w:bidi w:val="1"/>
-        <w:jc w:val="right"/>
       </w:pPr>
       <w:r>
         <w:rPr>
@@ -2064,7 +1911,6 @@
     <w:p>
       <w:pPr>
         <w:bidi w:val="1"/>
-        <w:jc w:val="right"/>
       </w:pPr>
       <w:r>
         <w:rPr>
@@ -2076,7 +1922,6 @@
     <w:p>
       <w:pPr>
         <w:bidi w:val="1"/>
-        <w:jc w:val="right"/>
       </w:pPr>
       <w:r>
         <w:rPr>
@@ -2089,7 +1934,6 @@
       <w:pPr>
         <w:pStyle w:val="Heading2"/>
         <w:bidi w:val="1"/>
-        <w:jc w:val="right"/>
       </w:pPr>
       <w:r>
         <w:rPr>
@@ -2101,7 +1945,6 @@
     <w:p>
       <w:pPr>
         <w:bidi w:val="1"/>
-        <w:jc w:val="right"/>
       </w:pPr>
       <w:r>
         <w:rPr>
@@ -2113,7 +1956,6 @@
     <w:p>
       <w:pPr>
         <w:bidi w:val="1"/>
-        <w:jc w:val="right"/>
       </w:pPr>
       <w:r>
         <w:rPr>
@@ -2125,7 +1967,6 @@
     <w:p>
       <w:pPr>
         <w:bidi w:val="1"/>
-        <w:jc w:val="right"/>
       </w:pPr>
       <w:r>
         <w:rPr>
@@ -2137,7 +1978,6 @@
     <w:p>
       <w:pPr>
         <w:bidi w:val="1"/>
-        <w:jc w:val="right"/>
       </w:pPr>
       <w:r>
         <w:rPr>
@@ -2150,7 +1990,6 @@
       <w:pPr>
         <w:pStyle w:val="Heading2"/>
         <w:bidi w:val="1"/>
-        <w:jc w:val="right"/>
       </w:pPr>
       <w:r>
         <w:rPr>
@@ -2163,7 +2002,6 @@
       <w:pPr>
         <w:pStyle w:val="Heading3"/>
         <w:bidi w:val="1"/>
-        <w:jc w:val="right"/>
       </w:pPr>
       <w:r>
         <w:rPr>
@@ -2175,7 +2013,6 @@
     <w:p>
       <w:pPr>
         <w:bidi w:val="1"/>
-        <w:jc w:val="right"/>
       </w:pPr>
       <w:r>
         <w:rPr>
@@ -2187,7 +2024,6 @@
     <w:p>
       <w:pPr>
         <w:bidi w:val="1"/>
-        <w:jc w:val="right"/>
       </w:pPr>
       <w:r>
         <w:rPr>
@@ -2199,7 +2035,6 @@
     <w:p>
       <w:pPr>
         <w:bidi w:val="1"/>
-        <w:jc w:val="right"/>
       </w:pPr>
       <w:r>
         <w:rPr>
@@ -2211,7 +2046,6 @@
     <w:p>
       <w:pPr>
         <w:bidi w:val="1"/>
-        <w:jc w:val="right"/>
       </w:pPr>
       <w:r>
         <w:rPr>
@@ -2224,7 +2058,6 @@
       <w:pPr>
         <w:pStyle w:val="Heading3"/>
         <w:bidi w:val="1"/>
-        <w:jc w:val="right"/>
       </w:pPr>
       <w:r>
         <w:rPr>
@@ -2236,7 +2069,6 @@
     <w:p>
       <w:pPr>
         <w:bidi w:val="1"/>
-        <w:jc w:val="right"/>
       </w:pPr>
       <w:r>
         <w:rPr>
@@ -2248,7 +2080,6 @@
     <w:p>
       <w:pPr>
         <w:bidi w:val="1"/>
-        <w:jc w:val="right"/>
       </w:pPr>
       <w:r>
         <w:rPr>
@@ -2260,7 +2091,6 @@
     <w:p>
       <w:pPr>
         <w:bidi w:val="1"/>
-        <w:jc w:val="right"/>
       </w:pPr>
       <w:r>
         <w:rPr>
@@ -2272,7 +2102,6 @@
     <w:p>
       <w:pPr>
         <w:bidi w:val="1"/>
-        <w:jc w:val="right"/>
       </w:pPr>
       <w:r>
         <w:rPr>
@@ -2285,7 +2114,6 @@
       <w:pPr>
         <w:pStyle w:val="Heading3"/>
         <w:bidi w:val="1"/>
-        <w:jc w:val="right"/>
       </w:pPr>
       <w:r>
         <w:rPr>
@@ -2297,7 +2125,6 @@
     <w:p>
       <w:pPr>
         <w:bidi w:val="1"/>
-        <w:jc w:val="right"/>
       </w:pPr>
       <w:r>
         <w:rPr>
@@ -2310,7 +2137,6 @@
       <w:pPr>
         <w:pStyle w:val="Heading2"/>
         <w:bidi w:val="1"/>
-        <w:jc w:val="right"/>
       </w:pPr>
       <w:r>
         <w:rPr>
@@ -2322,7 +2148,6 @@
     <w:p>
       <w:pPr>
         <w:bidi w:val="1"/>
-        <w:jc w:val="right"/>
       </w:pPr>
       <w:r>
         <w:rPr>
@@ -2334,7 +2159,6 @@
     <w:p>
       <w:pPr>
         <w:bidi w:val="1"/>
-        <w:jc w:val="right"/>
       </w:pPr>
       <w:r>
         <w:rPr>
@@ -2354,7 +2178,6 @@
     <w:p>
       <w:pPr>
         <w:bidi w:val="1"/>
-        <w:jc w:val="right"/>
       </w:pPr>
       <w:r>
         <w:rPr>
@@ -2374,7 +2197,6 @@
     <w:p>
       <w:pPr>
         <w:bidi w:val="1"/>
-        <w:jc w:val="right"/>
       </w:pPr>
       <w:r>
         <w:rPr>
@@ -2394,7 +2216,6 @@
     <w:p>
       <w:pPr>
         <w:bidi w:val="1"/>
-        <w:jc w:val="right"/>
       </w:pPr>
       <w:r>
         <w:rPr>
@@ -2415,7 +2236,6 @@
       <w:pPr>
         <w:pStyle w:val="Heading2"/>
         <w:bidi w:val="1"/>
-        <w:jc w:val="right"/>
       </w:pPr>
       <w:r>
         <w:rPr>
@@ -2427,7 +2247,6 @@
     <w:p>
       <w:pPr>
         <w:bidi w:val="1"/>
-        <w:jc w:val="right"/>
       </w:pPr>
       <w:r>
         <w:rPr>
@@ -2439,7 +2258,6 @@
     <w:p>
       <w:pPr>
         <w:bidi w:val="1"/>
-        <w:jc w:val="right"/>
       </w:pPr>
       <w:r>
         <w:rPr>
@@ -2451,7 +2269,6 @@
     <w:p>
       <w:pPr>
         <w:bidi w:val="1"/>
-        <w:jc w:val="right"/>
       </w:pPr>
       <w:r>
         <w:rPr>
@@ -2463,7 +2280,6 @@
     <w:p>
       <w:pPr>
         <w:bidi w:val="1"/>
-        <w:jc w:val="right"/>
       </w:pPr>
       <w:r>
         <w:rPr>
@@ -2476,7 +2292,6 @@
       <w:pPr>
         <w:pStyle w:val="Heading2"/>
         <w:bidi w:val="1"/>
-        <w:jc w:val="right"/>
       </w:pPr>
       <w:r>
         <w:rPr>
@@ -2488,7 +2303,6 @@
     <w:p>
       <w:pPr>
         <w:bidi w:val="1"/>
-        <w:jc w:val="right"/>
       </w:pPr>
       <w:r>
         <w:rPr>
@@ -2500,7 +2314,6 @@
     <w:p>
       <w:pPr>
         <w:bidi w:val="1"/>
-        <w:jc w:val="right"/>
       </w:pPr>
       <w:r>
         <w:rPr>
@@ -2512,7 +2325,6 @@
     <w:p>
       <w:pPr>
         <w:bidi w:val="1"/>
-        <w:jc w:val="right"/>
       </w:pPr>
       <w:r>
         <w:rPr>
@@ -2525,7 +2337,6 @@
       <w:pPr>
         <w:pStyle w:val="Heading2"/>
         <w:bidi w:val="1"/>
-        <w:jc w:val="right"/>
       </w:pPr>
       <w:r>
         <w:rPr>
@@ -2537,7 +2348,6 @@
     <w:p>
       <w:pPr>
         <w:bidi w:val="1"/>
-        <w:jc w:val="right"/>
       </w:pPr>
       <w:r>
         <w:rPr>
@@ -2549,7 +2359,6 @@
     <w:p>
       <w:pPr>
         <w:bidi w:val="1"/>
-        <w:jc w:val="right"/>
       </w:pPr>
       <w:r>
         <w:rPr>
@@ -2561,7 +2370,6 @@
     <w:p>
       <w:pPr>
         <w:bidi w:val="1"/>
-        <w:jc w:val="right"/>
       </w:pPr>
       <w:r>
         <w:rPr>
@@ -2573,7 +2381,6 @@
     <w:p>
       <w:pPr>
         <w:bidi w:val="1"/>
-        <w:jc w:val="right"/>
       </w:pPr>
       <w:r>
         <w:rPr>
@@ -2586,7 +2393,6 @@
       <w:pPr>
         <w:pStyle w:val="Heading2"/>
         <w:bidi w:val="1"/>
-        <w:jc w:val="right"/>
       </w:pPr>
       <w:r>
         <w:rPr>
@@ -2598,7 +2404,6 @@
     <w:p>
       <w:pPr>
         <w:bidi w:val="1"/>
-        <w:jc w:val="right"/>
       </w:pPr>
       <w:r>
         <w:rPr>
@@ -2610,7 +2415,6 @@
     <w:p>
       <w:pPr>
         <w:bidi w:val="1"/>
-        <w:jc w:val="right"/>
       </w:pPr>
       <w:r>
         <w:rPr>
@@ -2623,7 +2427,6 @@
       <w:pPr>
         <w:pStyle w:val="Heading2"/>
         <w:bidi w:val="1"/>
-        <w:jc w:val="right"/>
       </w:pPr>
       <w:r>
         <w:rPr>
@@ -2635,7 +2438,6 @@
     <w:p>
       <w:pPr>
         <w:bidi w:val="1"/>
-        <w:jc w:val="right"/>
       </w:pPr>
       <w:r>
         <w:rPr>
@@ -2647,7 +2449,6 @@
     <w:p>
       <w:pPr>
         <w:bidi w:val="1"/>
-        <w:jc w:val="right"/>
       </w:pPr>
       <w:r>
         <w:rPr>
@@ -2660,7 +2461,6 @@
       <w:pPr>
         <w:pStyle w:val="Heading2"/>
         <w:bidi w:val="1"/>
-        <w:jc w:val="right"/>
       </w:pPr>
       <w:r>
         <w:rPr>
@@ -2672,7 +2472,6 @@
     <w:p>
       <w:pPr>
         <w:bidi w:val="1"/>
-        <w:jc w:val="right"/>
       </w:pPr>
       <w:r>
         <w:rPr>
@@ -2684,7 +2483,6 @@
     <w:p>
       <w:pPr>
         <w:bidi w:val="1"/>
-        <w:jc w:val="right"/>
       </w:pPr>
       <w:r>
         <w:rPr>
@@ -2696,7 +2494,6 @@
     <w:p>
       <w:pPr>
         <w:bidi w:val="1"/>
-        <w:jc w:val="right"/>
       </w:pPr>
       <w:r>
         <w:rPr>
@@ -2708,7 +2505,6 @@
     <w:p>
       <w:pPr>
         <w:bidi w:val="1"/>
-        <w:jc w:val="right"/>
       </w:pPr>
       <w:r>
         <w:rPr>
@@ -2721,7 +2517,6 @@
       <w:pPr>
         <w:pStyle w:val="Heading2"/>
         <w:bidi w:val="1"/>
-        <w:jc w:val="right"/>
       </w:pPr>
       <w:r>
         <w:rPr>
@@ -2733,7 +2528,6 @@
     <w:p>
       <w:pPr>
         <w:bidi w:val="1"/>
-        <w:jc w:val="right"/>
       </w:pPr>
       <w:r>
         <w:rPr>
@@ -2745,7 +2539,6 @@
     <w:p>
       <w:pPr>
         <w:bidi w:val="1"/>
-        <w:jc w:val="right"/>
       </w:pPr>
       <w:r>
         <w:rPr>
@@ -2757,7 +2550,6 @@
     <w:p>
       <w:pPr>
         <w:bidi w:val="1"/>
-        <w:jc w:val="right"/>
       </w:pPr>
       <w:r>
         <w:rPr>
@@ -2771,7 +2563,6 @@
     <w:p>
       <w:pPr>
         <w:bidi w:val="1"/>
-        <w:jc w:val="right"/>
       </w:pPr>
       <w:r>
         <w:rPr>
@@ -2785,7 +2576,6 @@
     <w:p>
       <w:pPr>
         <w:bidi w:val="1"/>
-        <w:jc w:val="right"/>
       </w:pPr>
       <w:r>
         <w:rPr>
@@ -2799,7 +2589,6 @@
     <w:p>
       <w:pPr>
         <w:bidi w:val="1"/>
-        <w:jc w:val="right"/>
       </w:pPr>
       <w:r>
         <w:rPr>
@@ -2813,7 +2602,6 @@
     <w:p>
       <w:pPr>
         <w:bidi w:val="1"/>
-        <w:jc w:val="right"/>
       </w:pPr>
       <w:r>
         <w:rPr>
@@ -2827,7 +2615,6 @@
     <w:p>
       <w:pPr>
         <w:bidi w:val="1"/>
-        <w:jc w:val="right"/>
       </w:pPr>
       <w:r>
         <w:rPr>
@@ -2841,7 +2628,6 @@
     <w:p>
       <w:pPr>
         <w:bidi w:val="1"/>
-        <w:jc w:val="right"/>
       </w:pPr>
       <w:r>
         <w:rPr>
@@ -2855,7 +2641,6 @@
     <w:p>
       <w:pPr>
         <w:bidi w:val="1"/>
-        <w:jc w:val="right"/>
       </w:pPr>
       <w:r>
         <w:rPr>
@@ -2869,7 +2654,6 @@
     <w:p>
       <w:pPr>
         <w:bidi w:val="1"/>
-        <w:jc w:val="right"/>
       </w:pPr>
       <w:r>
         <w:rPr>
@@ -2883,7 +2667,6 @@
     <w:p>
       <w:pPr>
         <w:bidi w:val="1"/>
-        <w:jc w:val="right"/>
       </w:pPr>
       <w:r>
         <w:rPr>
@@ -2897,7 +2680,6 @@
     <w:p>
       <w:pPr>
         <w:bidi w:val="1"/>
-        <w:jc w:val="right"/>
       </w:pPr>
       <w:r>
         <w:rPr>
@@ -2911,7 +2693,6 @@
     <w:p>
       <w:pPr>
         <w:bidi w:val="1"/>
-        <w:jc w:val="right"/>
       </w:pPr>
       <w:r>
         <w:rPr>
@@ -2925,7 +2706,6 @@
     <w:p>
       <w:pPr>
         <w:bidi w:val="1"/>
-        <w:jc w:val="right"/>
       </w:pPr>
       <w:r>
         <w:rPr>
@@ -2939,7 +2719,6 @@
     <w:p>
       <w:pPr>
         <w:bidi w:val="1"/>
-        <w:jc w:val="right"/>
       </w:pPr>
       <w:r>
         <w:rPr>
@@ -2953,7 +2732,6 @@
     <w:p>
       <w:pPr>
         <w:bidi w:val="1"/>
-        <w:jc w:val="right"/>
       </w:pPr>
       <w:r>
         <w:rPr>
@@ -2967,7 +2745,6 @@
     <w:p>
       <w:pPr>
         <w:bidi w:val="1"/>
-        <w:jc w:val="right"/>
       </w:pPr>
       <w:r>
         <w:rPr>
@@ -2981,7 +2758,6 @@
     <w:p>
       <w:pPr>
         <w:bidi w:val="1"/>
-        <w:jc w:val="right"/>
       </w:pPr>
       <w:r>
         <w:rPr>
@@ -2995,7 +2771,6 @@
     <w:p>
       <w:pPr>
         <w:bidi w:val="1"/>
-        <w:jc w:val="right"/>
       </w:pPr>
       <w:r>
         <w:rPr>
@@ -3009,7 +2784,6 @@
     <w:p>
       <w:pPr>
         <w:bidi w:val="1"/>
-        <w:jc w:val="right"/>
       </w:pPr>
       <w:r>
         <w:rPr>
@@ -3023,7 +2797,6 @@
     <w:p>
       <w:pPr>
         <w:bidi w:val="1"/>
-        <w:jc w:val="right"/>
       </w:pPr>
       <w:r>
         <w:rPr>
@@ -3037,7 +2810,6 @@
     <w:p>
       <w:pPr>
         <w:bidi w:val="1"/>
-        <w:jc w:val="right"/>
       </w:pPr>
       <w:r>
         <w:rPr>
@@ -3051,7 +2823,6 @@
     <w:p>
       <w:pPr>
         <w:bidi w:val="1"/>
-        <w:jc w:val="right"/>
       </w:pPr>
       <w:r>
         <w:rPr>
@@ -3065,7 +2836,6 @@
     <w:p>
       <w:pPr>
         <w:bidi w:val="1"/>
-        <w:jc w:val="right"/>
       </w:pPr>
       <w:r>
         <w:rPr>
@@ -3079,7 +2849,6 @@
     <w:p>
       <w:pPr>
         <w:bidi w:val="1"/>
-        <w:jc w:val="right"/>
       </w:pPr>
       <w:r>
         <w:rPr>
@@ -3093,7 +2862,6 @@
     <w:p>
       <w:pPr>
         <w:bidi w:val="1"/>
-        <w:jc w:val="right"/>
       </w:pPr>
       <w:r>
         <w:rPr>
@@ -3107,7 +2875,6 @@
     <w:p>
       <w:pPr>
         <w:bidi w:val="1"/>
-        <w:jc w:val="right"/>
       </w:pPr>
       <w:r>
         <w:rPr>
@@ -3121,7 +2888,6 @@
     <w:p>
       <w:pPr>
         <w:bidi w:val="1"/>
-        <w:jc w:val="right"/>
       </w:pPr>
       <w:r>
         <w:rPr>
@@ -3135,7 +2901,6 @@
     <w:p>
       <w:pPr>
         <w:bidi w:val="1"/>
-        <w:jc w:val="right"/>
       </w:pPr>
       <w:r>
         <w:rPr>
@@ -3149,7 +2914,6 @@
     <w:p>
       <w:pPr>
         <w:bidi w:val="1"/>
-        <w:jc w:val="right"/>
       </w:pPr>
       <w:r>
         <w:rPr>
@@ -3167,7 +2931,6 @@
       <w:pPr>
         <w:pStyle w:val="Heading1"/>
         <w:bidi w:val="1"/>
-        <w:jc w:val="right"/>
       </w:pPr>
       <w:r>
         <w:rPr>
@@ -3180,7 +2943,6 @@
       <w:pPr>
         <w:pStyle w:val="Heading2"/>
         <w:bidi w:val="1"/>
-        <w:jc w:val="right"/>
       </w:pPr>
       <w:r>
         <w:rPr>
@@ -3192,7 +2954,6 @@
     <w:p>
       <w:pPr>
         <w:bidi w:val="1"/>
-        <w:jc w:val="right"/>
       </w:pPr>
       <w:r>
         <w:rPr>
@@ -3204,7 +2965,6 @@
     <w:p>
       <w:pPr>
         <w:bidi w:val="1"/>
-        <w:jc w:val="right"/>
       </w:pPr>
       <w:r>
         <w:rPr>
@@ -3216,7 +2976,6 @@
     <w:p>
       <w:pPr>
         <w:bidi w:val="1"/>
-        <w:jc w:val="right"/>
       </w:pPr>
       <w:r>
         <w:rPr>
@@ -3229,7 +2988,6 @@
       <w:pPr>
         <w:pStyle w:val="Heading2"/>
         <w:bidi w:val="1"/>
-        <w:jc w:val="right"/>
       </w:pPr>
       <w:r>
         <w:rPr>
@@ -3241,7 +2999,6 @@
     <w:p>
       <w:pPr>
         <w:bidi w:val="1"/>
-        <w:jc w:val="right"/>
       </w:pPr>
       <w:r>
         <w:rPr>
@@ -3253,7 +3010,6 @@
     <w:p>
       <w:pPr>
         <w:bidi w:val="1"/>
-        <w:jc w:val="right"/>
       </w:pPr>
       <w:r>
         <w:rPr>
@@ -3266,7 +3022,6 @@
       <w:pPr>
         <w:pStyle w:val="Heading2"/>
         <w:bidi w:val="1"/>
-        <w:jc w:val="right"/>
       </w:pPr>
       <w:r>
         <w:rPr>
@@ -3278,7 +3033,6 @@
     <w:p>
       <w:pPr>
         <w:bidi w:val="1"/>
-        <w:jc w:val="right"/>
       </w:pPr>
       <w:r>
         <w:rPr>
@@ -3290,7 +3044,6 @@
     <w:p>
       <w:pPr>
         <w:bidi w:val="1"/>
-        <w:jc w:val="right"/>
       </w:pPr>
       <w:r>
         <w:rPr>
@@ -3303,7 +3056,6 @@
       <w:pPr>
         <w:pStyle w:val="Heading2"/>
         <w:bidi w:val="1"/>
-        <w:jc w:val="right"/>
       </w:pPr>
       <w:r>
         <w:rPr>
@@ -3316,7 +3068,6 @@
       <w:pPr>
         <w:pStyle w:val="Heading3"/>
         <w:bidi w:val="1"/>
-        <w:jc w:val="right"/>
       </w:pPr>
       <w:r>
         <w:rPr>
@@ -3328,7 +3079,6 @@
     <w:p>
       <w:pPr>
         <w:bidi w:val="1"/>
-        <w:jc w:val="right"/>
       </w:pPr>
       <w:r>
         <w:rPr>
@@ -3340,7 +3090,6 @@
     <w:p>
       <w:pPr>
         <w:bidi w:val="1"/>
-        <w:jc w:val="right"/>
       </w:pPr>
       <w:r>
         <w:rPr>
@@ -3353,7 +3102,6 @@
       <w:pPr>
         <w:pStyle w:val="Heading3"/>
         <w:bidi w:val="1"/>
-        <w:jc w:val="right"/>
       </w:pPr>
       <w:r>
         <w:rPr>
@@ -3365,7 +3113,6 @@
     <w:p>
       <w:pPr>
         <w:bidi w:val="1"/>
-        <w:jc w:val="right"/>
       </w:pPr>
       <w:r>
         <w:rPr>
@@ -3378,7 +3125,6 @@
       <w:pPr>
         <w:pStyle w:val="Heading3"/>
         <w:bidi w:val="1"/>
-        <w:jc w:val="right"/>
       </w:pPr>
       <w:r>
         <w:rPr>
@@ -3390,7 +3136,6 @@
     <w:p>
       <w:pPr>
         <w:bidi w:val="1"/>
-        <w:jc w:val="right"/>
       </w:pPr>
       <w:r>
         <w:rPr>
@@ -3402,7 +3147,6 @@
     <w:p>
       <w:pPr>
         <w:bidi w:val="1"/>
-        <w:jc w:val="right"/>
       </w:pPr>
       <w:r>
         <w:rPr>
@@ -3414,7 +3158,6 @@
     <w:p>
       <w:pPr>
         <w:bidi w:val="1"/>
-        <w:jc w:val="right"/>
       </w:pPr>
       <w:r>
         <w:rPr>
@@ -3427,7 +3170,6 @@
       <w:pPr>
         <w:pStyle w:val="Heading3"/>
         <w:bidi w:val="1"/>
-        <w:jc w:val="right"/>
       </w:pPr>
       <w:r>
         <w:rPr>
@@ -3439,7 +3181,6 @@
     <w:p>
       <w:pPr>
         <w:bidi w:val="1"/>
-        <w:jc w:val="right"/>
       </w:pPr>
       <w:r>
         <w:rPr>
@@ -3451,7 +3192,6 @@
     <w:p>
       <w:pPr>
         <w:bidi w:val="1"/>
-        <w:jc w:val="right"/>
       </w:pPr>
       <w:r>
         <w:rPr>
@@ -3463,7 +3203,6 @@
     <w:p>
       <w:pPr>
         <w:bidi w:val="1"/>
-        <w:jc w:val="right"/>
       </w:pPr>
       <w:r>
         <w:rPr>
@@ -3476,7 +3215,6 @@
       <w:pPr>
         <w:pStyle w:val="Heading3"/>
         <w:bidi w:val="1"/>
-        <w:jc w:val="right"/>
       </w:pPr>
       <w:r>
         <w:rPr>
@@ -3488,7 +3226,6 @@
     <w:p>
       <w:pPr>
         <w:bidi w:val="1"/>
-        <w:jc w:val="right"/>
       </w:pPr>
       <w:r>
         <w:rPr>
@@ -3500,7 +3237,6 @@
     <w:p>
       <w:pPr>
         <w:bidi w:val="1"/>
-        <w:jc w:val="right"/>
       </w:pPr>
       <w:r>
         <w:rPr>
@@ -3513,7 +3249,6 @@
       <w:pPr>
         <w:pStyle w:val="Heading3"/>
         <w:bidi w:val="1"/>
-        <w:jc w:val="right"/>
       </w:pPr>
       <w:r>
         <w:rPr>
@@ -3525,7 +3260,6 @@
     <w:p>
       <w:pPr>
         <w:bidi w:val="1"/>
-        <w:jc w:val="right"/>
       </w:pPr>
       <w:r>
         <w:rPr>
@@ -3537,7 +3271,6 @@
     <w:p>
       <w:pPr>
         <w:bidi w:val="1"/>
-        <w:jc w:val="right"/>
       </w:pPr>
       <w:r>
         <w:rPr>
@@ -3550,7 +3283,6 @@
       <w:pPr>
         <w:pStyle w:val="Heading3"/>
         <w:bidi w:val="1"/>
-        <w:jc w:val="right"/>
       </w:pPr>
       <w:r>
         <w:rPr>
@@ -3562,7 +3294,6 @@
     <w:p>
       <w:pPr>
         <w:bidi w:val="1"/>
-        <w:jc w:val="right"/>
       </w:pPr>
       <w:r>
         <w:rPr>
@@ -3574,7 +3305,6 @@
     <w:p>
       <w:pPr>
         <w:bidi w:val="1"/>
-        <w:jc w:val="right"/>
       </w:pPr>
       <w:r>
         <w:rPr>
@@ -3587,7 +3317,6 @@
       <w:pPr>
         <w:pStyle w:val="Heading3"/>
         <w:bidi w:val="1"/>
-        <w:jc w:val="right"/>
       </w:pPr>
       <w:r>
         <w:rPr>
@@ -3599,7 +3328,6 @@
     <w:p>
       <w:pPr>
         <w:bidi w:val="1"/>
-        <w:jc w:val="right"/>
       </w:pPr>
       <w:r>
         <w:rPr>
@@ -3612,7 +3340,6 @@
       <w:pPr>
         <w:pStyle w:val="Heading3"/>
         <w:bidi w:val="1"/>
-        <w:jc w:val="right"/>
       </w:pPr>
       <w:r>
         <w:rPr>
@@ -3624,7 +3351,6 @@
     <w:p>
       <w:pPr>
         <w:bidi w:val="1"/>
-        <w:jc w:val="right"/>
       </w:pPr>
       <w:r>
         <w:rPr>
@@ -3636,7 +3362,6 @@
     <w:p>
       <w:pPr>
         <w:bidi w:val="1"/>
-        <w:jc w:val="right"/>
       </w:pPr>
       <w:r>
         <w:rPr>
@@ -3648,7 +3373,6 @@
     <w:p>
       <w:pPr>
         <w:bidi w:val="1"/>
-        <w:jc w:val="right"/>
       </w:pPr>
       <w:r>
         <w:rPr>
@@ -3660,7 +3384,6 @@
     <w:p>
       <w:pPr>
         <w:bidi w:val="1"/>
-        <w:jc w:val="right"/>
       </w:pPr>
       <w:r>
         <w:rPr>
@@ -3673,7 +3396,6 @@
       <w:pPr>
         <w:pStyle w:val="Heading2"/>
         <w:bidi w:val="1"/>
-        <w:jc w:val="right"/>
       </w:pPr>
       <w:r>
         <w:rPr>
@@ -3685,7 +3407,6 @@
     <w:p>
       <w:pPr>
         <w:bidi w:val="1"/>
-        <w:jc w:val="right"/>
       </w:pPr>
       <w:r>
         <w:rPr>
@@ -3697,7 +3418,6 @@
     <w:p>
       <w:pPr>
         <w:bidi w:val="1"/>
-        <w:jc w:val="right"/>
       </w:pPr>
       <w:r>
         <w:rPr>
@@ -3709,7 +3429,6 @@
     <w:p>
       <w:pPr>
         <w:bidi w:val="1"/>
-        <w:jc w:val="right"/>
       </w:pPr>
       <w:r>
         <w:rPr>
@@ -3721,7 +3440,6 @@
     <w:p>
       <w:pPr>
         <w:bidi w:val="1"/>
-        <w:jc w:val="right"/>
       </w:pPr>
       <w:r>
         <w:rPr>
@@ -3734,7 +3452,6 @@
       <w:pPr>
         <w:pStyle w:val="Heading2"/>
         <w:bidi w:val="1"/>
-        <w:jc w:val="right"/>
       </w:pPr>
       <w:r>
         <w:rPr>
@@ -3746,7 +3463,6 @@
     <w:p>
       <w:pPr>
         <w:bidi w:val="1"/>
-        <w:jc w:val="right"/>
       </w:pPr>
       <w:r>
         <w:rPr>
@@ -3758,7 +3474,6 @@
     <w:p>
       <w:pPr>
         <w:bidi w:val="1"/>
-        <w:jc w:val="right"/>
       </w:pPr>
       <w:r>
         <w:rPr>
@@ -3770,7 +3485,6 @@
     <w:p>
       <w:pPr>
         <w:bidi w:val="1"/>
-        <w:jc w:val="right"/>
       </w:pPr>
       <w:r>
         <w:rPr>
@@ -3783,7 +3497,6 @@
       <w:pPr>
         <w:pStyle w:val="Heading2"/>
         <w:bidi w:val="1"/>
-        <w:jc w:val="right"/>
       </w:pPr>
       <w:r>
         <w:rPr>
@@ -3795,7 +3508,6 @@
     <w:p>
       <w:pPr>
         <w:bidi w:val="1"/>
-        <w:jc w:val="right"/>
       </w:pPr>
       <w:r>
         <w:rPr>
@@ -3807,7 +3519,6 @@
     <w:p>
       <w:pPr>
         <w:bidi w:val="1"/>
-        <w:jc w:val="right"/>
       </w:pPr>
       <w:r>
         <w:rPr>
@@ -3819,7 +3530,6 @@
     <w:p>
       <w:pPr>
         <w:bidi w:val="1"/>
-        <w:jc w:val="right"/>
       </w:pPr>
       <w:r>
         <w:rPr>
@@ -3833,7 +3543,6 @@
     <w:p>
       <w:pPr>
         <w:bidi w:val="1"/>
-        <w:jc w:val="right"/>
       </w:pPr>
       <w:r>
         <w:rPr>
@@ -3847,7 +3556,6 @@
     <w:p>
       <w:pPr>
         <w:bidi w:val="1"/>
-        <w:jc w:val="right"/>
       </w:pPr>
       <w:r>
         <w:rPr>
@@ -3861,7 +3569,6 @@
     <w:p>
       <w:pPr>
         <w:bidi w:val="1"/>
-        <w:jc w:val="right"/>
       </w:pPr>
       <w:r>
         <w:rPr>
@@ -3875,7 +3582,6 @@
     <w:p>
       <w:pPr>
         <w:bidi w:val="1"/>
-        <w:jc w:val="right"/>
       </w:pPr>
       <w:r>
         <w:rPr>
@@ -3889,7 +3595,6 @@
     <w:p>
       <w:pPr>
         <w:bidi w:val="1"/>
-        <w:jc w:val="right"/>
       </w:pPr>
       <w:r>
         <w:rPr>
@@ -3903,7 +3608,6 @@
     <w:p>
       <w:pPr>
         <w:bidi w:val="1"/>
-        <w:jc w:val="right"/>
       </w:pPr>
       <w:r>
         <w:rPr>
@@ -3917,7 +3621,6 @@
     <w:p>
       <w:pPr>
         <w:bidi w:val="1"/>
-        <w:jc w:val="right"/>
       </w:pPr>
       <w:r>
         <w:rPr>
@@ -3931,7 +3634,6 @@
     <w:p>
       <w:pPr>
         <w:bidi w:val="1"/>
-        <w:jc w:val="right"/>
       </w:pPr>
       <w:r>
         <w:rPr>
@@ -3945,7 +3647,6 @@
     <w:p>
       <w:pPr>
         <w:bidi w:val="1"/>
-        <w:jc w:val="right"/>
       </w:pPr>
       <w:r>
         <w:rPr>
@@ -3959,7 +3660,6 @@
     <w:p>
       <w:pPr>
         <w:bidi w:val="1"/>
-        <w:jc w:val="right"/>
       </w:pPr>
       <w:r>
         <w:rPr>
@@ -3973,7 +3673,6 @@
     <w:p>
       <w:pPr>
         <w:bidi w:val="1"/>
-        <w:jc w:val="right"/>
       </w:pPr>
       <w:r>
         <w:rPr>
@@ -3987,7 +3686,6 @@
     <w:p>
       <w:pPr>
         <w:bidi w:val="1"/>
-        <w:jc w:val="right"/>
       </w:pPr>
       <w:r>
         <w:rPr>
@@ -4001,7 +3699,6 @@
     <w:p>
       <w:pPr>
         <w:bidi w:val="1"/>
-        <w:jc w:val="right"/>
       </w:pPr>
       <w:r>
         <w:rPr>
@@ -4015,7 +3712,6 @@
     <w:p>
       <w:pPr>
         <w:bidi w:val="1"/>
-        <w:jc w:val="right"/>
       </w:pPr>
       <w:r>
         <w:rPr>
@@ -4029,7 +3725,6 @@
     <w:p>
       <w:pPr>
         <w:bidi w:val="1"/>
-        <w:jc w:val="right"/>
       </w:pPr>
       <w:r>
         <w:rPr>
@@ -4043,7 +3738,6 @@
     <w:p>
       <w:pPr>
         <w:bidi w:val="1"/>
-        <w:jc w:val="right"/>
       </w:pPr>
       <w:r>
         <w:rPr>
@@ -4057,7 +3751,6 @@
     <w:p>
       <w:pPr>
         <w:bidi w:val="1"/>
-        <w:jc w:val="right"/>
       </w:pPr>
       <w:r>
         <w:rPr>
@@ -4071,7 +3764,6 @@
     <w:p>
       <w:pPr>
         <w:bidi w:val="1"/>
-        <w:jc w:val="right"/>
       </w:pPr>
       <w:r>
         <w:rPr>
@@ -4085,7 +3777,6 @@
     <w:p>
       <w:pPr>
         <w:bidi w:val="1"/>
-        <w:jc w:val="right"/>
       </w:pPr>
       <w:r>
         <w:rPr>
@@ -4099,7 +3790,6 @@
     <w:p>
       <w:pPr>
         <w:bidi w:val="1"/>
-        <w:jc w:val="right"/>
       </w:pPr>
       <w:r>
         <w:rPr>
@@ -4113,7 +3803,6 @@
     <w:p>
       <w:pPr>
         <w:bidi w:val="1"/>
-        <w:jc w:val="right"/>
       </w:pPr>
       <w:r>
         <w:rPr>
@@ -4127,7 +3816,6 @@
     <w:p>
       <w:pPr>
         <w:bidi w:val="1"/>
-        <w:jc w:val="right"/>
       </w:pPr>
       <w:r>
         <w:rPr>
@@ -4141,7 +3829,6 @@
     <w:p>
       <w:pPr>
         <w:bidi w:val="1"/>
-        <w:jc w:val="right"/>
       </w:pPr>
       <w:r>
         <w:rPr>
@@ -4155,7 +3842,6 @@
     <w:p>
       <w:pPr>
         <w:bidi w:val="1"/>
-        <w:jc w:val="right"/>
       </w:pPr>
       <w:r>
         <w:rPr>
@@ -4169,7 +3855,6 @@
     <w:p>
       <w:pPr>
         <w:bidi w:val="1"/>
-        <w:jc w:val="right"/>
       </w:pPr>
       <w:r>
         <w:rPr>
@@ -4183,7 +3868,6 @@
     <w:p>
       <w:pPr>
         <w:bidi w:val="1"/>
-        <w:jc w:val="right"/>
       </w:pPr>
       <w:r>
         <w:rPr>
@@ -4197,7 +3881,6 @@
     <w:p>
       <w:pPr>
         <w:bidi w:val="1"/>
-        <w:jc w:val="right"/>
       </w:pPr>
       <w:r>
         <w:rPr>
@@ -4211,7 +3894,6 @@
     <w:p>
       <w:pPr>
         <w:bidi w:val="1"/>
-        <w:jc w:val="right"/>
       </w:pPr>
       <w:r>
         <w:rPr>
@@ -4225,7 +3907,6 @@
     <w:p>
       <w:pPr>
         <w:bidi w:val="1"/>
-        <w:jc w:val="right"/>
       </w:pPr>
       <w:r>
         <w:rPr>
@@ -4239,7 +3920,6 @@
     <w:p>
       <w:pPr>
         <w:bidi w:val="1"/>
-        <w:jc w:val="right"/>
       </w:pPr>
       <w:r>
         <w:rPr>
@@ -4253,7 +3933,6 @@
     <w:p>
       <w:pPr>
         <w:bidi w:val="1"/>
-        <w:jc w:val="right"/>
       </w:pPr>
       <w:r>
         <w:rPr>
@@ -4267,7 +3946,6 @@
     <w:p>
       <w:pPr>
         <w:bidi w:val="1"/>
-        <w:jc w:val="right"/>
       </w:pPr>
       <w:r>
         <w:rPr>
@@ -4281,7 +3959,6 @@
     <w:p>
       <w:pPr>
         <w:bidi w:val="1"/>
-        <w:jc w:val="right"/>
       </w:pPr>
       <w:r>
         <w:rPr>
@@ -4295,7 +3972,6 @@
     <w:p>
       <w:pPr>
         <w:bidi w:val="1"/>
-        <w:jc w:val="right"/>
       </w:pPr>
       <w:r>
         <w:rPr>
@@ -4309,7 +3985,6 @@
     <w:p>
       <w:pPr>
         <w:bidi w:val="1"/>
-        <w:jc w:val="right"/>
       </w:pPr>
       <w:r>
         <w:rPr>
@@ -4323,7 +3998,6 @@
     <w:p>
       <w:pPr>
         <w:bidi w:val="1"/>
-        <w:jc w:val="right"/>
       </w:pPr>
       <w:r>
         <w:rPr>
@@ -4337,7 +4011,6 @@
     <w:p>
       <w:pPr>
         <w:bidi w:val="1"/>
-        <w:jc w:val="right"/>
       </w:pPr>
       <w:r>
         <w:rPr>
@@ -4355,7 +4028,6 @@
       <w:pPr>
         <w:pStyle w:val="Heading1"/>
         <w:bidi w:val="1"/>
-        <w:jc w:val="right"/>
       </w:pPr>
       <w:r>
         <w:rPr>
@@ -4368,7 +4040,6 @@
       <w:pPr>
         <w:pStyle w:val="Heading2"/>
         <w:bidi w:val="1"/>
-        <w:jc w:val="right"/>
       </w:pPr>
       <w:r>
         <w:rPr>
@@ -4380,7 +4051,6 @@
     <w:p>
       <w:pPr>
         <w:bidi w:val="1"/>
-        <w:jc w:val="right"/>
       </w:pPr>
       <w:r>
         <w:rPr>
@@ -4392,7 +4062,6 @@
     <w:p>
       <w:pPr>
         <w:bidi w:val="1"/>
-        <w:jc w:val="right"/>
       </w:pPr>
       <w:r>
         <w:rPr>
@@ -4404,7 +4073,6 @@
     <w:p>
       <w:pPr>
         <w:bidi w:val="1"/>
-        <w:jc w:val="right"/>
       </w:pPr>
       <w:r>
         <w:rPr>
@@ -4417,7 +4085,6 @@
       <w:pPr>
         <w:pStyle w:val="Heading2"/>
         <w:bidi w:val="1"/>
-        <w:jc w:val="right"/>
       </w:pPr>
       <w:r>
         <w:rPr>
@@ -4429,7 +4096,6 @@
     <w:p>
       <w:pPr>
         <w:bidi w:val="1"/>
-        <w:jc w:val="right"/>
       </w:pPr>
       <w:r>
         <w:rPr>
@@ -4441,7 +4107,6 @@
     <w:p>
       <w:pPr>
         <w:bidi w:val="1"/>
-        <w:jc w:val="right"/>
       </w:pPr>
       <w:r>
         <w:rPr>
@@ -4454,7 +4119,6 @@
       <w:pPr>
         <w:pStyle w:val="Heading2"/>
         <w:bidi w:val="1"/>
-        <w:jc w:val="right"/>
       </w:pPr>
       <w:r>
         <w:rPr>
@@ -4467,7 +4131,6 @@
       <w:pPr>
         <w:pStyle w:val="Heading3"/>
         <w:bidi w:val="1"/>
-        <w:jc w:val="right"/>
       </w:pPr>
       <w:r>
         <w:rPr>
@@ -4479,7 +4142,6 @@
     <w:p>
       <w:pPr>
         <w:bidi w:val="1"/>
-        <w:jc w:val="right"/>
       </w:pPr>
       <w:r>
         <w:rPr>
@@ -4492,7 +4154,6 @@
       <w:pPr>
         <w:pStyle w:val="Heading3"/>
         <w:bidi w:val="1"/>
-        <w:jc w:val="right"/>
       </w:pPr>
       <w:r>
         <w:rPr>
@@ -4504,7 +4165,6 @@
     <w:p>
       <w:pPr>
         <w:bidi w:val="1"/>
-        <w:jc w:val="right"/>
       </w:pPr>
       <w:r>
         <w:rPr>
@@ -4516,7 +4176,6 @@
     <w:p>
       <w:pPr>
         <w:bidi w:val="1"/>
-        <w:jc w:val="right"/>
       </w:pPr>
       <w:r>
         <w:rPr>
@@ -4528,7 +4187,6 @@
     <w:p>
       <w:pPr>
         <w:bidi w:val="1"/>
-        <w:jc w:val="right"/>
       </w:pPr>
       <w:r>
         <w:rPr>
@@ -4541,7 +4199,6 @@
       <w:pPr>
         <w:pStyle w:val="Heading3"/>
         <w:bidi w:val="1"/>
-        <w:jc w:val="right"/>
       </w:pPr>
       <w:r>
         <w:rPr>
@@ -4553,7 +4210,6 @@
     <w:p>
       <w:pPr>
         <w:bidi w:val="1"/>
-        <w:jc w:val="right"/>
       </w:pPr>
       <w:r>
         <w:rPr>
@@ -4566,7 +4222,6 @@
       <w:pPr>
         <w:pStyle w:val="Heading3"/>
         <w:bidi w:val="1"/>
-        <w:jc w:val="right"/>
       </w:pPr>
       <w:r>
         <w:rPr>
@@ -4578,7 +4233,6 @@
     <w:p>
       <w:pPr>
         <w:bidi w:val="1"/>
-        <w:jc w:val="right"/>
       </w:pPr>
       <w:r>
         <w:rPr>
@@ -4590,7 +4244,6 @@
     <w:p>
       <w:pPr>
         <w:bidi w:val="1"/>
-        <w:jc w:val="right"/>
       </w:pPr>
       <w:r>
         <w:rPr>
@@ -4603,7 +4256,6 @@
       <w:pPr>
         <w:pStyle w:val="Heading3"/>
         <w:bidi w:val="1"/>
-        <w:jc w:val="right"/>
       </w:pPr>
       <w:r>
         <w:rPr>
@@ -4615,7 +4267,6 @@
     <w:p>
       <w:pPr>
         <w:bidi w:val="1"/>
-        <w:jc w:val="right"/>
       </w:pPr>
       <w:r>
         <w:rPr>
@@ -4628,7 +4279,6 @@
       <w:pPr>
         <w:pStyle w:val="Heading3"/>
         <w:bidi w:val="1"/>
-        <w:jc w:val="right"/>
       </w:pPr>
       <w:r>
         <w:rPr>
@@ -4640,7 +4290,6 @@
     <w:p>
       <w:pPr>
         <w:bidi w:val="1"/>
-        <w:jc w:val="right"/>
       </w:pPr>
       <w:r>
         <w:rPr>
@@ -4653,7 +4302,6 @@
       <w:pPr>
         <w:pStyle w:val="Heading3"/>
         <w:bidi w:val="1"/>
-        <w:jc w:val="right"/>
       </w:pPr>
       <w:r>
         <w:rPr>
@@ -4665,7 +4313,6 @@
     <w:p>
       <w:pPr>
         <w:bidi w:val="1"/>
-        <w:jc w:val="right"/>
       </w:pPr>
       <w:r>
         <w:rPr>
@@ -4678,7 +4325,6 @@
       <w:pPr>
         <w:pStyle w:val="Heading2"/>
         <w:bidi w:val="1"/>
-        <w:jc w:val="right"/>
       </w:pPr>
       <w:r>
         <w:rPr>
@@ -4690,7 +4336,6 @@
     <w:p>
       <w:pPr>
         <w:bidi w:val="1"/>
-        <w:jc w:val="right"/>
       </w:pPr>
       <w:r>
         <w:rPr>
@@ -4702,7 +4347,6 @@
     <w:p>
       <w:pPr>
         <w:bidi w:val="1"/>
-        <w:jc w:val="right"/>
       </w:pPr>
       <w:r>
         <w:rPr>
@@ -4722,7 +4366,6 @@
     <w:p>
       <w:pPr>
         <w:bidi w:val="1"/>
-        <w:jc w:val="right"/>
       </w:pPr>
       <w:r>
         <w:rPr>
@@ -4742,7 +4385,6 @@
     <w:p>
       <w:pPr>
         <w:bidi w:val="1"/>
-        <w:jc w:val="right"/>
       </w:pPr>
       <w:r>
         <w:rPr>
@@ -4763,7 +4405,6 @@
       <w:pPr>
         <w:pStyle w:val="Heading3"/>
         <w:bidi w:val="1"/>
-        <w:jc w:val="right"/>
       </w:pPr>
       <w:r>
         <w:rPr>
@@ -4775,7 +4416,6 @@
     <w:p>
       <w:pPr>
         <w:bidi w:val="1"/>
-        <w:jc w:val="right"/>
       </w:pPr>
       <w:r>
         <w:rPr>
@@ -4787,7 +4427,6 @@
     <w:p>
       <w:pPr>
         <w:bidi w:val="1"/>
-        <w:jc w:val="right"/>
       </w:pPr>
       <w:r>
         <w:rPr>
@@ -4799,7 +4438,6 @@
     <w:p>
       <w:pPr>
         <w:bidi w:val="1"/>
-        <w:jc w:val="right"/>
       </w:pPr>
       <w:r>
         <w:rPr>
@@ -4812,7 +4450,6 @@
       <w:pPr>
         <w:pStyle w:val="Heading3"/>
         <w:bidi w:val="1"/>
-        <w:jc w:val="right"/>
       </w:pPr>
       <w:r>
         <w:rPr>
@@ -4824,7 +4461,6 @@
     <w:p>
       <w:pPr>
         <w:bidi w:val="1"/>
-        <w:jc w:val="right"/>
       </w:pPr>
       <w:r>
         <w:rPr>
@@ -4836,7 +4472,6 @@
     <w:p>
       <w:pPr>
         <w:bidi w:val="1"/>
-        <w:jc w:val="right"/>
       </w:pPr>
       <w:r>
         <w:rPr>
@@ -4849,7 +4484,6 @@
       <w:pPr>
         <w:pStyle w:val="Heading2"/>
         <w:bidi w:val="1"/>
-        <w:jc w:val="right"/>
       </w:pPr>
       <w:r>
         <w:rPr>
@@ -4861,7 +4495,6 @@
     <w:p>
       <w:pPr>
         <w:bidi w:val="1"/>
-        <w:jc w:val="right"/>
       </w:pPr>
       <w:r>
         <w:rPr>
@@ -4873,7 +4506,6 @@
     <w:p>
       <w:pPr>
         <w:bidi w:val="1"/>
-        <w:jc w:val="right"/>
       </w:pPr>
       <w:r>
         <w:rPr>
@@ -4885,7 +4517,6 @@
     <w:p>
       <w:pPr>
         <w:bidi w:val="1"/>
-        <w:jc w:val="right"/>
       </w:pPr>
       <w:r>
         <w:rPr>
@@ -4897,7 +4528,6 @@
     <w:p>
       <w:pPr>
         <w:bidi w:val="1"/>
-        <w:jc w:val="right"/>
       </w:pPr>
       <w:r>
         <w:rPr>
@@ -4910,7 +4540,6 @@
       <w:pPr>
         <w:pStyle w:val="Heading2"/>
         <w:bidi w:val="1"/>
-        <w:jc w:val="right"/>
       </w:pPr>
       <w:r>
         <w:rPr>
@@ -4922,7 +4551,6 @@
     <w:p>
       <w:pPr>
         <w:bidi w:val="1"/>
-        <w:jc w:val="right"/>
       </w:pPr>
       <w:r>
         <w:rPr>
@@ -4934,7 +4562,6 @@
     <w:p>
       <w:pPr>
         <w:bidi w:val="1"/>
-        <w:jc w:val="right"/>
       </w:pPr>
       <w:r>
         <w:rPr>
@@ -4947,7 +4574,6 @@
       <w:pPr>
         <w:pStyle w:val="Heading2"/>
         <w:bidi w:val="1"/>
-        <w:jc w:val="right"/>
       </w:pPr>
       <w:r>
         <w:rPr>
@@ -4959,7 +4585,6 @@
     <w:p>
       <w:pPr>
         <w:bidi w:val="1"/>
-        <w:jc w:val="right"/>
       </w:pPr>
       <w:r>
         <w:rPr>
@@ -4971,7 +4596,6 @@
     <w:p>
       <w:pPr>
         <w:bidi w:val="1"/>
-        <w:jc w:val="right"/>
       </w:pPr>
       <w:r>
         <w:rPr>
@@ -4983,7 +4607,6 @@
     <w:p>
       <w:pPr>
         <w:bidi w:val="1"/>
-        <w:jc w:val="right"/>
       </w:pPr>
       <w:r>
         <w:rPr>
@@ -4997,7 +4620,6 @@
     <w:p>
       <w:pPr>
         <w:bidi w:val="1"/>
-        <w:jc w:val="right"/>
       </w:pPr>
       <w:r>
         <w:rPr>
@@ -5011,7 +4633,6 @@
     <w:p>
       <w:pPr>
         <w:bidi w:val="1"/>
-        <w:jc w:val="right"/>
       </w:pPr>
       <w:r>
         <w:rPr>
@@ -5025,7 +4646,6 @@
     <w:p>
       <w:pPr>
         <w:bidi w:val="1"/>
-        <w:jc w:val="right"/>
       </w:pPr>
       <w:r>
         <w:rPr>
@@ -5039,7 +4659,6 @@
     <w:p>
       <w:pPr>
         <w:bidi w:val="1"/>
-        <w:jc w:val="right"/>
       </w:pPr>
       <w:r>
         <w:rPr>
@@ -5053,7 +4672,6 @@
     <w:p>
       <w:pPr>
         <w:bidi w:val="1"/>
-        <w:jc w:val="right"/>
       </w:pPr>
       <w:r>
         <w:rPr>
@@ -5067,7 +4685,6 @@
     <w:p>
       <w:pPr>
         <w:bidi w:val="1"/>
-        <w:jc w:val="right"/>
       </w:pPr>
       <w:r>
         <w:rPr>
@@ -5081,7 +4698,6 @@
     <w:p>
       <w:pPr>
         <w:bidi w:val="1"/>
-        <w:jc w:val="right"/>
       </w:pPr>
       <w:r>
         <w:rPr>
@@ -5095,7 +4711,6 @@
     <w:p>
       <w:pPr>
         <w:bidi w:val="1"/>
-        <w:jc w:val="right"/>
       </w:pPr>
       <w:r>
         <w:rPr>
@@ -5109,7 +4724,6 @@
     <w:p>
       <w:pPr>
         <w:bidi w:val="1"/>
-        <w:jc w:val="right"/>
       </w:pPr>
       <w:r>
         <w:rPr>
@@ -5123,7 +4737,6 @@
     <w:p>
       <w:pPr>
         <w:bidi w:val="1"/>
-        <w:jc w:val="right"/>
       </w:pPr>
       <w:r>
         <w:rPr>
@@ -5137,7 +4750,6 @@
     <w:p>
       <w:pPr>
         <w:bidi w:val="1"/>
-        <w:jc w:val="right"/>
       </w:pPr>
       <w:r>
         <w:rPr>
@@ -5151,7 +4763,6 @@
     <w:p>
       <w:pPr>
         <w:bidi w:val="1"/>
-        <w:jc w:val="right"/>
       </w:pPr>
       <w:r>
         <w:rPr>
@@ -5165,7 +4776,6 @@
     <w:p>
       <w:pPr>
         <w:bidi w:val="1"/>
-        <w:jc w:val="right"/>
       </w:pPr>
       <w:r>
         <w:rPr>
@@ -5179,7 +4789,6 @@
     <w:p>
       <w:pPr>
         <w:bidi w:val="1"/>
-        <w:jc w:val="right"/>
       </w:pPr>
       <w:r>
         <w:rPr>
@@ -5193,7 +4802,6 @@
     <w:p>
       <w:pPr>
         <w:bidi w:val="1"/>
-        <w:jc w:val="right"/>
       </w:pPr>
       <w:r>
         <w:rPr>
@@ -5207,7 +4815,6 @@
     <w:p>
       <w:pPr>
         <w:bidi w:val="1"/>
-        <w:jc w:val="right"/>
       </w:pPr>
       <w:r>
         <w:rPr>
@@ -5221,7 +4828,6 @@
     <w:p>
       <w:pPr>
         <w:bidi w:val="1"/>
-        <w:jc w:val="right"/>
       </w:pPr>
       <w:r>
         <w:rPr>
@@ -5235,7 +4841,6 @@
     <w:p>
       <w:pPr>
         <w:bidi w:val="1"/>
-        <w:jc w:val="right"/>
       </w:pPr>
       <w:r>
         <w:rPr>
@@ -5249,7 +4854,6 @@
     <w:p>
       <w:pPr>
         <w:bidi w:val="1"/>
-        <w:jc w:val="right"/>
       </w:pPr>
       <w:r>
         <w:rPr>
@@ -5263,7 +4867,6 @@
     <w:p>
       <w:pPr>
         <w:bidi w:val="1"/>
-        <w:jc w:val="right"/>
       </w:pPr>
       <w:r>
         <w:rPr>
@@ -5277,7 +4880,6 @@
     <w:p>
       <w:pPr>
         <w:bidi w:val="1"/>
-        <w:jc w:val="right"/>
       </w:pPr>
       <w:r>
         <w:rPr>
@@ -5291,7 +4893,6 @@
     <w:p>
       <w:pPr>
         <w:bidi w:val="1"/>
-        <w:jc w:val="right"/>
       </w:pPr>
       <w:r>
         <w:rPr>
@@ -5305,7 +4906,6 @@
     <w:p>
       <w:pPr>
         <w:bidi w:val="1"/>
-        <w:jc w:val="right"/>
       </w:pPr>
       <w:r>
         <w:rPr>
@@ -5319,7 +4919,6 @@
     <w:p>
       <w:pPr>
         <w:bidi w:val="1"/>
-        <w:jc w:val="right"/>
       </w:pPr>
       <w:r>
         <w:rPr>
@@ -5333,7 +4932,6 @@
     <w:p>
       <w:pPr>
         <w:bidi w:val="1"/>
-        <w:jc w:val="right"/>
       </w:pPr>
       <w:r>
         <w:rPr>
@@ -5347,7 +4945,6 @@
     <w:p>
       <w:pPr>
         <w:bidi w:val="1"/>
-        <w:jc w:val="right"/>
       </w:pPr>
       <w:r>
         <w:rPr>
@@ -5361,7 +4958,6 @@
     <w:p>
       <w:pPr>
         <w:bidi w:val="1"/>
-        <w:jc w:val="right"/>
       </w:pPr>
       <w:r>
         <w:rPr>
@@ -5375,7 +4971,6 @@
     <w:p>
       <w:pPr>
         <w:bidi w:val="1"/>
-        <w:jc w:val="right"/>
       </w:pPr>
       <w:r>
         <w:rPr>
@@ -5393,7 +4988,6 @@
       <w:pPr>
         <w:pStyle w:val="Heading1"/>
         <w:bidi w:val="1"/>
-        <w:jc w:val="right"/>
       </w:pPr>
       <w:r>
         <w:rPr>
@@ -5406,7 +5000,6 @@
       <w:pPr>
         <w:pStyle w:val="Heading2"/>
         <w:bidi w:val="1"/>
-        <w:jc w:val="right"/>
       </w:pPr>
       <w:r>
         <w:rPr>
@@ -5418,7 +5011,6 @@
     <w:p>
       <w:pPr>
         <w:bidi w:val="1"/>
-        <w:jc w:val="right"/>
       </w:pPr>
       <w:r>
         <w:rPr>
@@ -5430,7 +5022,6 @@
     <w:p>
       <w:pPr>
         <w:bidi w:val="1"/>
-        <w:jc w:val="right"/>
       </w:pPr>
       <w:r>
         <w:rPr>
@@ -5443,7 +5034,6 @@
       <w:pPr>
         <w:pStyle w:val="Heading2"/>
         <w:bidi w:val="1"/>
-        <w:jc w:val="right"/>
       </w:pPr>
       <w:r>
         <w:rPr>
@@ -5455,7 +5045,6 @@
     <w:p>
       <w:pPr>
         <w:bidi w:val="1"/>
-        <w:jc w:val="right"/>
       </w:pPr>
       <w:r>
         <w:rPr>
@@ -5467,7 +5056,6 @@
     <w:p>
       <w:pPr>
         <w:bidi w:val="1"/>
-        <w:jc w:val="right"/>
       </w:pPr>
       <w:r>
         <w:rPr>
@@ -5479,7 +5067,6 @@
     <w:p>
       <w:pPr>
         <w:bidi w:val="1"/>
-        <w:jc w:val="right"/>
       </w:pPr>
       <w:r>
         <w:rPr>
@@ -5492,7 +5079,6 @@
       <w:pPr>
         <w:pStyle w:val="Heading2"/>
         <w:bidi w:val="1"/>
-        <w:jc w:val="right"/>
       </w:pPr>
       <w:r>
         <w:rPr>
@@ -5505,7 +5091,6 @@
       <w:pPr>
         <w:pStyle w:val="Heading3"/>
         <w:bidi w:val="1"/>
-        <w:jc w:val="right"/>
       </w:pPr>
       <w:r>
         <w:rPr>
@@ -5517,7 +5102,6 @@
     <w:p>
       <w:pPr>
         <w:bidi w:val="1"/>
-        <w:jc w:val="right"/>
       </w:pPr>
       <w:r>
         <w:rPr>
@@ -5530,7 +5114,6 @@
       <w:pPr>
         <w:pStyle w:val="Heading3"/>
         <w:bidi w:val="1"/>
-        <w:jc w:val="right"/>
       </w:pPr>
       <w:r>
         <w:rPr>
@@ -5542,7 +5125,6 @@
     <w:p>
       <w:pPr>
         <w:bidi w:val="1"/>
-        <w:jc w:val="right"/>
       </w:pPr>
       <w:r>
         <w:rPr>
@@ -5554,7 +5136,6 @@
     <w:p>
       <w:pPr>
         <w:bidi w:val="1"/>
-        <w:jc w:val="right"/>
       </w:pPr>
       <w:r>
         <w:rPr>
@@ -5567,7 +5148,6 @@
       <w:pPr>
         <w:pStyle w:val="Heading3"/>
         <w:bidi w:val="1"/>
-        <w:jc w:val="right"/>
       </w:pPr>
       <w:r>
         <w:rPr>
@@ -5579,7 +5159,6 @@
     <w:p>
       <w:pPr>
         <w:bidi w:val="1"/>
-        <w:jc w:val="right"/>
       </w:pPr>
       <w:r>
         <w:rPr>
@@ -5591,7 +5170,6 @@
     <w:p>
       <w:pPr>
         <w:bidi w:val="1"/>
-        <w:jc w:val="right"/>
       </w:pPr>
       <w:r>
         <w:rPr>
@@ -5604,7 +5182,6 @@
       <w:pPr>
         <w:pStyle w:val="Heading2"/>
         <w:bidi w:val="1"/>
-        <w:jc w:val="right"/>
       </w:pPr>
       <w:r>
         <w:rPr>
@@ -5616,7 +5193,6 @@
     <w:p>
       <w:pPr>
         <w:bidi w:val="1"/>
-        <w:jc w:val="right"/>
       </w:pPr>
       <w:r>
         <w:rPr>
@@ -5628,7 +5204,6 @@
     <w:p>
       <w:pPr>
         <w:bidi w:val="1"/>
-        <w:jc w:val="right"/>
       </w:pPr>
       <w:r>
         <w:rPr>
@@ -5640,7 +5215,6 @@
     <w:p>
       <w:pPr>
         <w:bidi w:val="1"/>
-        <w:jc w:val="right"/>
       </w:pPr>
       <w:r>
         <w:rPr>
@@ -5652,7 +5226,6 @@
     <w:p>
       <w:pPr>
         <w:bidi w:val="1"/>
-        <w:jc w:val="right"/>
       </w:pPr>
       <w:r>
         <w:rPr>
@@ -5664,7 +5237,6 @@
     <w:p>
       <w:pPr>
         <w:bidi w:val="1"/>
-        <w:jc w:val="right"/>
       </w:pPr>
       <w:r>
         <w:rPr>
@@ -5677,7 +5249,6 @@
       <w:pPr>
         <w:pStyle w:val="Heading3"/>
         <w:bidi w:val="1"/>
-        <w:jc w:val="right"/>
       </w:pPr>
       <w:r>
         <w:rPr>
@@ -5689,7 +5260,6 @@
     <w:p>
       <w:pPr>
         <w:bidi w:val="1"/>
-        <w:jc w:val="right"/>
       </w:pPr>
       <w:r>
         <w:rPr>
@@ -5702,7 +5272,6 @@
       <w:pPr>
         <w:pStyle w:val="Heading3"/>
         <w:bidi w:val="1"/>
-        <w:jc w:val="right"/>
       </w:pPr>
       <w:r>
         <w:rPr>
@@ -5714,7 +5283,6 @@
     <w:p>
       <w:pPr>
         <w:bidi w:val="1"/>
-        <w:jc w:val="right"/>
       </w:pPr>
       <w:r>
         <w:rPr>
@@ -5727,7 +5295,6 @@
       <w:pPr>
         <w:pStyle w:val="Heading3"/>
         <w:bidi w:val="1"/>
-        <w:jc w:val="right"/>
       </w:pPr>
       <w:r>
         <w:rPr>
@@ -5739,7 +5306,6 @@
     <w:p>
       <w:pPr>
         <w:bidi w:val="1"/>
-        <w:jc w:val="right"/>
       </w:pPr>
       <w:r>
         <w:rPr>
@@ -5751,7 +5317,6 @@
     <w:p>
       <w:pPr>
         <w:bidi w:val="1"/>
-        <w:jc w:val="right"/>
       </w:pPr>
       <w:r>
         <w:rPr>
@@ -5763,7 +5328,6 @@
     <w:p>
       <w:pPr>
         <w:bidi w:val="1"/>
-        <w:jc w:val="right"/>
       </w:pPr>
       <w:r>
         <w:rPr>
@@ -5775,7 +5339,6 @@
     <w:p>
       <w:pPr>
         <w:bidi w:val="1"/>
-        <w:jc w:val="right"/>
       </w:pPr>
       <w:r>
         <w:rPr>
@@ -5788,7 +5351,6 @@
       <w:pPr>
         <w:pStyle w:val="Heading3"/>
         <w:bidi w:val="1"/>
-        <w:jc w:val="right"/>
       </w:pPr>
       <w:r>
         <w:rPr>
@@ -5800,7 +5362,6 @@
     <w:p>
       <w:pPr>
         <w:bidi w:val="1"/>
-        <w:jc w:val="right"/>
       </w:pPr>
       <w:r>
         <w:rPr>
@@ -5812,7 +5373,6 @@
     <w:p>
       <w:pPr>
         <w:bidi w:val="1"/>
-        <w:jc w:val="right"/>
       </w:pPr>
       <w:r>
         <w:rPr>
@@ -5824,7 +5384,6 @@
     <w:p>
       <w:pPr>
         <w:bidi w:val="1"/>
-        <w:jc w:val="right"/>
       </w:pPr>
       <w:r>
         <w:rPr>
@@ -5837,7 +5396,6 @@
       <w:pPr>
         <w:pStyle w:val="Heading2"/>
         <w:bidi w:val="1"/>
-        <w:jc w:val="right"/>
       </w:pPr>
       <w:r>
         <w:rPr>
@@ -5849,7 +5407,6 @@
     <w:p>
       <w:pPr>
         <w:bidi w:val="1"/>
-        <w:jc w:val="right"/>
       </w:pPr>
       <w:r>
         <w:rPr>
@@ -5861,7 +5418,6 @@
     <w:p>
       <w:pPr>
         <w:bidi w:val="1"/>
-        <w:jc w:val="right"/>
       </w:pPr>
       <w:r>
         <w:rPr>
@@ -5874,7 +5430,6 @@
       <w:pPr>
         <w:pStyle w:val="Heading3"/>
         <w:bidi w:val="1"/>
-        <w:jc w:val="right"/>
       </w:pPr>
       <w:r>
         <w:rPr>
@@ -5886,7 +5441,6 @@
     <w:p>
       <w:pPr>
         <w:bidi w:val="1"/>
-        <w:jc w:val="right"/>
       </w:pPr>
       <w:r>
         <w:rPr>
@@ -5898,7 +5452,6 @@
     <w:p>
       <w:pPr>
         <w:bidi w:val="1"/>
-        <w:jc w:val="right"/>
       </w:pPr>
       <w:r>
         <w:rPr>
@@ -5911,7 +5464,6 @@
       <w:pPr>
         <w:pStyle w:val="Heading2"/>
         <w:bidi w:val="1"/>
-        <w:jc w:val="right"/>
       </w:pPr>
       <w:r>
         <w:rPr>
@@ -5923,7 +5475,6 @@
     <w:p>
       <w:pPr>
         <w:bidi w:val="1"/>
-        <w:jc w:val="right"/>
       </w:pPr>
       <w:r>
         <w:rPr>
@@ -5935,7 +5486,6 @@
     <w:p>
       <w:pPr>
         <w:bidi w:val="1"/>
-        <w:jc w:val="right"/>
       </w:pPr>
       <w:r>
         <w:rPr>
@@ -5947,7 +5497,6 @@
     <w:p>
       <w:pPr>
         <w:bidi w:val="1"/>
-        <w:jc w:val="right"/>
       </w:pPr>
       <w:r>
         <w:rPr>
@@ -5961,7 +5510,6 @@
     <w:p>
       <w:pPr>
         <w:bidi w:val="1"/>
-        <w:jc w:val="right"/>
       </w:pPr>
       <w:r>
         <w:rPr>
@@ -5975,7 +5523,6 @@
     <w:p>
       <w:pPr>
         <w:bidi w:val="1"/>
-        <w:jc w:val="right"/>
       </w:pPr>
       <w:r>
         <w:rPr>
@@ -5989,7 +5536,6 @@
     <w:p>
       <w:pPr>
         <w:bidi w:val="1"/>
-        <w:jc w:val="right"/>
       </w:pPr>
       <w:r>
         <w:rPr>
@@ -6003,7 +5549,6 @@
     <w:p>
       <w:pPr>
         <w:bidi w:val="1"/>
-        <w:jc w:val="right"/>
       </w:pPr>
       <w:r>
         <w:rPr>
@@ -6017,7 +5562,6 @@
     <w:p>
       <w:pPr>
         <w:bidi w:val="1"/>
-        <w:jc w:val="right"/>
       </w:pPr>
       <w:r>
         <w:rPr>
@@ -6031,7 +5575,6 @@
     <w:p>
       <w:pPr>
         <w:bidi w:val="1"/>
-        <w:jc w:val="right"/>
       </w:pPr>
       <w:r>
         <w:rPr>
@@ -6045,7 +5588,6 @@
     <w:p>
       <w:pPr>
         <w:bidi w:val="1"/>
-        <w:jc w:val="right"/>
       </w:pPr>
       <w:r>
         <w:rPr>
@@ -6059,7 +5601,6 @@
     <w:p>
       <w:pPr>
         <w:bidi w:val="1"/>
-        <w:jc w:val="right"/>
       </w:pPr>
       <w:r>
         <w:rPr>
@@ -6073,7 +5614,6 @@
     <w:p>
       <w:pPr>
         <w:bidi w:val="1"/>
-        <w:jc w:val="right"/>
       </w:pPr>
       <w:r>
         <w:rPr>
@@ -6087,7 +5627,6 @@
     <w:p>
       <w:pPr>
         <w:bidi w:val="1"/>
-        <w:jc w:val="right"/>
       </w:pPr>
       <w:r>
         <w:rPr>
@@ -6101,7 +5640,6 @@
     <w:p>
       <w:pPr>
         <w:bidi w:val="1"/>
-        <w:jc w:val="right"/>
       </w:pPr>
       <w:r>
         <w:rPr>
@@ -6115,7 +5653,6 @@
     <w:p>
       <w:pPr>
         <w:bidi w:val="1"/>
-        <w:jc w:val="right"/>
       </w:pPr>
       <w:r>
         <w:rPr>
@@ -6129,7 +5666,6 @@
     <w:p>
       <w:pPr>
         <w:bidi w:val="1"/>
-        <w:jc w:val="right"/>
       </w:pPr>
       <w:r>
         <w:rPr>
@@ -6143,7 +5679,6 @@
     <w:p>
       <w:pPr>
         <w:bidi w:val="1"/>
-        <w:jc w:val="right"/>
       </w:pPr>
       <w:r>
         <w:rPr>
@@ -6157,7 +5692,6 @@
     <w:p>
       <w:pPr>
         <w:bidi w:val="1"/>
-        <w:jc w:val="right"/>
       </w:pPr>
       <w:r>
         <w:rPr>
@@ -6171,7 +5705,6 @@
     <w:p>
       <w:pPr>
         <w:bidi w:val="1"/>
-        <w:jc w:val="right"/>
       </w:pPr>
       <w:r>
         <w:rPr>
@@ -6185,7 +5718,6 @@
     <w:p>
       <w:pPr>
         <w:bidi w:val="1"/>
-        <w:jc w:val="right"/>
       </w:pPr>
       <w:r>
         <w:rPr>
@@ -6199,7 +5731,6 @@
     <w:p>
       <w:pPr>
         <w:bidi w:val="1"/>
-        <w:jc w:val="right"/>
       </w:pPr>
       <w:r>
         <w:rPr>
@@ -6213,7 +5744,6 @@
     <w:p>
       <w:pPr>
         <w:bidi w:val="1"/>
-        <w:jc w:val="right"/>
       </w:pPr>
       <w:r>
         <w:rPr>
@@ -6227,7 +5757,6 @@
     <w:p>
       <w:pPr>
         <w:bidi w:val="1"/>
-        <w:jc w:val="right"/>
       </w:pPr>
       <w:r>
         <w:rPr>
@@ -6241,7 +5770,6 @@
     <w:p>
       <w:pPr>
         <w:bidi w:val="1"/>
-        <w:jc w:val="right"/>
       </w:pPr>
       <w:r>
         <w:rPr>
@@ -6255,7 +5783,6 @@
     <w:p>
       <w:pPr>
         <w:bidi w:val="1"/>
-        <w:jc w:val="right"/>
       </w:pPr>
       <w:r>
         <w:rPr>
@@ -6273,7 +5800,6 @@
       <w:pPr>
         <w:pStyle w:val="Heading1"/>
         <w:bidi w:val="1"/>
-        <w:jc w:val="right"/>
       </w:pPr>
       <w:r>
         <w:rPr>
@@ -6286,7 +5812,6 @@
       <w:pPr>
         <w:pStyle w:val="Heading2"/>
         <w:bidi w:val="1"/>
-        <w:jc w:val="right"/>
       </w:pPr>
       <w:r>
         <w:rPr>
@@ -6298,7 +5823,6 @@
     <w:p>
       <w:pPr>
         <w:bidi w:val="1"/>
-        <w:jc w:val="right"/>
       </w:pPr>
       <w:r>
         <w:rPr>
@@ -6310,7 +5834,6 @@
     <w:p>
       <w:pPr>
         <w:bidi w:val="1"/>
-        <w:jc w:val="right"/>
       </w:pPr>
       <w:r>
         <w:rPr>
@@ -6323,7 +5846,6 @@
       <w:pPr>
         <w:pStyle w:val="Heading2"/>
         <w:bidi w:val="1"/>
-        <w:jc w:val="right"/>
       </w:pPr>
       <w:r>
         <w:rPr>
@@ -6335,7 +5857,6 @@
     <w:p>
       <w:pPr>
         <w:bidi w:val="1"/>
-        <w:jc w:val="right"/>
       </w:pPr>
       <w:r>
         <w:rPr>
@@ -6347,7 +5868,6 @@
     <w:p>
       <w:pPr>
         <w:bidi w:val="1"/>
-        <w:jc w:val="right"/>
       </w:pPr>
       <w:r>
         <w:rPr>
@@ -6359,7 +5879,6 @@
     <w:p>
       <w:pPr>
         <w:bidi w:val="1"/>
-        <w:jc w:val="right"/>
       </w:pPr>
       <w:r>
         <w:rPr>
@@ -6372,7 +5891,6 @@
       <w:pPr>
         <w:pStyle w:val="Heading2"/>
         <w:bidi w:val="1"/>
-        <w:jc w:val="right"/>
       </w:pPr>
       <w:r>
         <w:rPr>
@@ -6385,7 +5903,6 @@
       <w:pPr>
         <w:pStyle w:val="Heading3"/>
         <w:bidi w:val="1"/>
-        <w:jc w:val="right"/>
       </w:pPr>
       <w:r>
         <w:rPr>
@@ -6397,7 +5914,6 @@
     <w:p>
       <w:pPr>
         <w:bidi w:val="1"/>
-        <w:jc w:val="right"/>
       </w:pPr>
       <w:r>
         <w:rPr>
@@ -6410,7 +5926,6 @@
       <w:pPr>
         <w:pStyle w:val="Heading3"/>
         <w:bidi w:val="1"/>
-        <w:jc w:val="right"/>
       </w:pPr>
       <w:r>
         <w:rPr>
@@ -6422,7 +5937,6 @@
     <w:p>
       <w:pPr>
         <w:bidi w:val="1"/>
-        <w:jc w:val="right"/>
       </w:pPr>
       <w:r>
         <w:rPr>
@@ -6435,7 +5949,6 @@
       <w:pPr>
         <w:pStyle w:val="Heading3"/>
         <w:bidi w:val="1"/>
-        <w:jc w:val="right"/>
       </w:pPr>
       <w:r>
         <w:rPr>
@@ -6447,7 +5960,6 @@
     <w:p>
       <w:pPr>
         <w:bidi w:val="1"/>
-        <w:jc w:val="right"/>
       </w:pPr>
       <w:r>
         <w:rPr>
@@ -6460,7 +5972,6 @@
       <w:pPr>
         <w:pStyle w:val="Heading3"/>
         <w:bidi w:val="1"/>
-        <w:jc w:val="right"/>
       </w:pPr>
       <w:r>
         <w:rPr>
@@ -6472,7 +5983,6 @@
     <w:p>
       <w:pPr>
         <w:bidi w:val="1"/>
-        <w:jc w:val="right"/>
       </w:pPr>
       <w:r>
         <w:rPr>
@@ -6484,7 +5994,6 @@
     <w:p>
       <w:pPr>
         <w:bidi w:val="1"/>
-        <w:jc w:val="right"/>
       </w:pPr>
       <w:r>
         <w:rPr>
@@ -6497,7 +6006,6 @@
       <w:pPr>
         <w:pStyle w:val="Heading3"/>
         <w:bidi w:val="1"/>
-        <w:jc w:val="right"/>
       </w:pPr>
       <w:r>
         <w:rPr>
@@ -6509,7 +6017,6 @@
     <w:p>
       <w:pPr>
         <w:bidi w:val="1"/>
-        <w:jc w:val="right"/>
       </w:pPr>
       <w:r>
         <w:rPr>
@@ -6521,7 +6028,6 @@
     <w:p>
       <w:pPr>
         <w:bidi w:val="1"/>
-        <w:jc w:val="right"/>
       </w:pPr>
       <w:r>
         <w:rPr>
@@ -6534,7 +6040,6 @@
       <w:pPr>
         <w:pStyle w:val="Heading3"/>
         <w:bidi w:val="1"/>
-        <w:jc w:val="right"/>
       </w:pPr>
       <w:r>
         <w:rPr>
@@ -6546,7 +6051,6 @@
     <w:p>
       <w:pPr>
         <w:bidi w:val="1"/>
-        <w:jc w:val="right"/>
       </w:pPr>
       <w:r>
         <w:rPr>
@@ -6559,7 +6063,6 @@
       <w:pPr>
         <w:pStyle w:val="Heading3"/>
         <w:bidi w:val="1"/>
-        <w:jc w:val="right"/>
       </w:pPr>
       <w:r>
         <w:rPr>
@@ -6571,7 +6074,6 @@
     <w:p>
       <w:pPr>
         <w:bidi w:val="1"/>
-        <w:jc w:val="right"/>
       </w:pPr>
       <w:r>
         <w:rPr>
@@ -6583,7 +6085,6 @@
     <w:p>
       <w:pPr>
         <w:bidi w:val="1"/>
-        <w:jc w:val="right"/>
       </w:pPr>
       <w:r>
         <w:rPr>
@@ -6596,7 +6097,6 @@
       <w:pPr>
         <w:pStyle w:val="Heading3"/>
         <w:bidi w:val="1"/>
-        <w:jc w:val="right"/>
       </w:pPr>
       <w:r>
         <w:rPr>
@@ -6608,7 +6108,6 @@
     <w:p>
       <w:pPr>
         <w:bidi w:val="1"/>
-        <w:jc w:val="right"/>
       </w:pPr>
       <w:r>
         <w:rPr>
@@ -6621,7 +6120,6 @@
       <w:pPr>
         <w:pStyle w:val="Heading2"/>
         <w:bidi w:val="1"/>
-        <w:jc w:val="right"/>
       </w:pPr>
       <w:r>
         <w:rPr>
@@ -6633,7 +6131,6 @@
     <w:p>
       <w:pPr>
         <w:bidi w:val="1"/>
-        <w:jc w:val="right"/>
       </w:pPr>
       <w:r>
         <w:rPr>
@@ -6645,7 +6142,6 @@
     <w:p>
       <w:pPr>
         <w:bidi w:val="1"/>
-        <w:jc w:val="right"/>
       </w:pPr>
       <w:r>
         <w:rPr>
@@ -6658,7 +6154,6 @@
       <w:pPr>
         <w:pStyle w:val="Heading3"/>
         <w:bidi w:val="1"/>
-        <w:jc w:val="right"/>
       </w:pPr>
       <w:r>
         <w:rPr>
@@ -6670,7 +6165,6 @@
     <w:p>
       <w:pPr>
         <w:bidi w:val="1"/>
-        <w:jc w:val="right"/>
       </w:pPr>
       <w:r>
         <w:rPr>
@@ -6682,7 +6176,6 @@
     <w:p>
       <w:pPr>
         <w:bidi w:val="1"/>
-        <w:jc w:val="right"/>
       </w:pPr>
       <w:r>
         <w:rPr>
@@ -6695,7 +6188,6 @@
       <w:pPr>
         <w:pStyle w:val="Heading2"/>
         <w:bidi w:val="1"/>
-        <w:jc w:val="right"/>
       </w:pPr>
       <w:r>
         <w:rPr>
@@ -6707,7 +6199,6 @@
     <w:p>
       <w:pPr>
         <w:bidi w:val="1"/>
-        <w:jc w:val="right"/>
       </w:pPr>
       <w:r>
         <w:rPr>
@@ -6719,7 +6210,6 @@
     <w:p>
       <w:pPr>
         <w:bidi w:val="1"/>
-        <w:jc w:val="right"/>
       </w:pPr>
       <w:r>
         <w:rPr>
@@ -6732,7 +6222,6 @@
       <w:pPr>
         <w:pStyle w:val="Heading3"/>
         <w:bidi w:val="1"/>
-        <w:jc w:val="right"/>
       </w:pPr>
       <w:r>
         <w:rPr>
@@ -6744,7 +6233,6 @@
     <w:p>
       <w:pPr>
         <w:bidi w:val="1"/>
-        <w:jc w:val="right"/>
       </w:pPr>
       <w:r>
         <w:rPr>
@@ -6756,7 +6244,6 @@
     <w:p>
       <w:pPr>
         <w:bidi w:val="1"/>
-        <w:jc w:val="right"/>
       </w:pPr>
       <w:r>
         <w:rPr>
@@ -6769,7 +6256,6 @@
       <w:pPr>
         <w:pStyle w:val="Heading3"/>
         <w:bidi w:val="1"/>
-        <w:jc w:val="right"/>
       </w:pPr>
       <w:r>
         <w:rPr>
@@ -6781,7 +6267,6 @@
     <w:p>
       <w:pPr>
         <w:bidi w:val="1"/>
-        <w:jc w:val="right"/>
       </w:pPr>
       <w:r>
         <w:rPr>
@@ -6793,7 +6278,6 @@
     <w:p>
       <w:pPr>
         <w:bidi w:val="1"/>
-        <w:jc w:val="right"/>
       </w:pPr>
       <w:r>
         <w:rPr>
@@ -6805,7 +6289,6 @@
     <w:p>
       <w:pPr>
         <w:bidi w:val="1"/>
-        <w:jc w:val="right"/>
       </w:pPr>
       <w:r>
         <w:rPr>
@@ -6817,7 +6300,6 @@
     <w:p>
       <w:pPr>
         <w:bidi w:val="1"/>
-        <w:jc w:val="right"/>
       </w:pPr>
       <w:r>
         <w:rPr>
@@ -6830,7 +6312,6 @@
       <w:pPr>
         <w:pStyle w:val="Heading2"/>
         <w:bidi w:val="1"/>
-        <w:jc w:val="right"/>
       </w:pPr>
       <w:r>
         <w:rPr>
@@ -6842,7 +6323,6 @@
     <w:p>
       <w:pPr>
         <w:bidi w:val="1"/>
-        <w:jc w:val="right"/>
       </w:pPr>
       <w:r>
         <w:rPr>
@@ -6854,7 +6334,6 @@
     <w:p>
       <w:pPr>
         <w:bidi w:val="1"/>
-        <w:jc w:val="right"/>
       </w:pPr>
       <w:r>
         <w:rPr>
@@ -6867,7 +6346,6 @@
       <w:pPr>
         <w:pStyle w:val="Heading2"/>
         <w:bidi w:val="1"/>
-        <w:jc w:val="right"/>
       </w:pPr>
       <w:r>
         <w:rPr>
@@ -6879,7 +6357,6 @@
     <w:p>
       <w:pPr>
         <w:bidi w:val="1"/>
-        <w:jc w:val="right"/>
       </w:pPr>
       <w:r>
         <w:rPr>
@@ -6891,7 +6368,6 @@
     <w:p>
       <w:pPr>
         <w:bidi w:val="1"/>
-        <w:jc w:val="right"/>
       </w:pPr>
       <w:r>
         <w:rPr>
@@ -6903,7 +6379,6 @@
     <w:p>
       <w:pPr>
         <w:bidi w:val="1"/>
-        <w:jc w:val="right"/>
       </w:pPr>
       <w:r>
         <w:rPr>
@@ -6917,7 +6392,6 @@
     <w:p>
       <w:pPr>
         <w:bidi w:val="1"/>
-        <w:jc w:val="right"/>
       </w:pPr>
       <w:r>
         <w:rPr>
@@ -6931,7 +6405,6 @@
     <w:p>
       <w:pPr>
         <w:bidi w:val="1"/>
-        <w:jc w:val="right"/>
       </w:pPr>
       <w:r>
         <w:rPr>
@@ -6945,7 +6418,6 @@
     <w:p>
       <w:pPr>
         <w:bidi w:val="1"/>
-        <w:jc w:val="right"/>
       </w:pPr>
       <w:r>
         <w:rPr>
@@ -6959,7 +6431,6 @@
     <w:p>
       <w:pPr>
         <w:bidi w:val="1"/>
-        <w:jc w:val="right"/>
       </w:pPr>
       <w:r>
         <w:rPr>
@@ -6973,7 +6444,6 @@
     <w:p>
       <w:pPr>
         <w:bidi w:val="1"/>
-        <w:jc w:val="right"/>
       </w:pPr>
       <w:r>
         <w:rPr>
@@ -6987,7 +6457,6 @@
     <w:p>
       <w:pPr>
         <w:bidi w:val="1"/>
-        <w:jc w:val="right"/>
       </w:pPr>
       <w:r>
         <w:rPr>
@@ -7001,7 +6470,6 @@
     <w:p>
       <w:pPr>
         <w:bidi w:val="1"/>
-        <w:jc w:val="right"/>
       </w:pPr>
       <w:r>
         <w:rPr>
@@ -7015,7 +6483,6 @@
     <w:p>
       <w:pPr>
         <w:bidi w:val="1"/>
-        <w:jc w:val="right"/>
       </w:pPr>
       <w:r>
         <w:rPr>
@@ -7029,7 +6496,6 @@
     <w:p>
       <w:pPr>
         <w:bidi w:val="1"/>
-        <w:jc w:val="right"/>
       </w:pPr>
       <w:r>
         <w:rPr>
@@ -7043,7 +6509,6 @@
     <w:p>
       <w:pPr>
         <w:bidi w:val="1"/>
-        <w:jc w:val="right"/>
       </w:pPr>
       <w:r>
         <w:rPr>
@@ -7057,7 +6522,6 @@
     <w:p>
       <w:pPr>
         <w:bidi w:val="1"/>
-        <w:jc w:val="right"/>
       </w:pPr>
       <w:r>
         <w:rPr>
@@ -7071,7 +6535,6 @@
     <w:p>
       <w:pPr>
         <w:bidi w:val="1"/>
-        <w:jc w:val="right"/>
       </w:pPr>
       <w:r>
         <w:rPr>
@@ -7085,7 +6548,6 @@
     <w:p>
       <w:pPr>
         <w:bidi w:val="1"/>
-        <w:jc w:val="right"/>
       </w:pPr>
       <w:r>
         <w:rPr>
@@ -7099,7 +6561,6 @@
     <w:p>
       <w:pPr>
         <w:bidi w:val="1"/>
-        <w:jc w:val="right"/>
       </w:pPr>
       <w:r>
         <w:rPr>
@@ -7113,7 +6574,6 @@
     <w:p>
       <w:pPr>
         <w:bidi w:val="1"/>
-        <w:jc w:val="right"/>
       </w:pPr>
       <w:r>
         <w:rPr>
@@ -7127,7 +6587,6 @@
     <w:p>
       <w:pPr>
         <w:bidi w:val="1"/>
-        <w:jc w:val="right"/>
       </w:pPr>
       <w:r>
         <w:rPr>
@@ -7141,7 +6600,6 @@
     <w:p>
       <w:pPr>
         <w:bidi w:val="1"/>
-        <w:jc w:val="right"/>
       </w:pPr>
       <w:r>
         <w:rPr>
@@ -7155,7 +6613,6 @@
     <w:p>
       <w:pPr>
         <w:bidi w:val="1"/>
-        <w:jc w:val="right"/>
       </w:pPr>
       <w:r>
         <w:rPr>
@@ -7169,7 +6626,6 @@
     <w:p>
       <w:pPr>
         <w:bidi w:val="1"/>
-        <w:jc w:val="right"/>
       </w:pPr>
       <w:r>
         <w:rPr>
@@ -7183,7 +6639,6 @@
     <w:p>
       <w:pPr>
         <w:bidi w:val="1"/>
-        <w:jc w:val="right"/>
       </w:pPr>
       <w:r>
         <w:rPr>
@@ -7197,7 +6652,6 @@
     <w:p>
       <w:pPr>
         <w:bidi w:val="1"/>
-        <w:jc w:val="right"/>
       </w:pPr>
       <w:r>
         <w:rPr>
@@ -7211,7 +6665,6 @@
     <w:p>
       <w:pPr>
         <w:bidi w:val="1"/>
-        <w:jc w:val="right"/>
       </w:pPr>
       <w:r>
         <w:rPr>
@@ -7225,7 +6678,6 @@
     <w:p>
       <w:pPr>
         <w:bidi w:val="1"/>
-        <w:jc w:val="right"/>
       </w:pPr>
       <w:r>
         <w:rPr>
@@ -7239,7 +6691,6 @@
     <w:p>
       <w:pPr>
         <w:bidi w:val="1"/>
-        <w:jc w:val="right"/>
       </w:pPr>
       <w:r>
         <w:rPr>
@@ -7253,7 +6704,6 @@
     <w:p>
       <w:pPr>
         <w:bidi w:val="1"/>
-        <w:jc w:val="right"/>
       </w:pPr>
       <w:r>
         <w:rPr>
@@ -7267,7 +6717,6 @@
     <w:p>
       <w:pPr>
         <w:bidi w:val="1"/>
-        <w:jc w:val="right"/>
       </w:pPr>
       <w:r>
         <w:rPr>
@@ -7281,7 +6730,6 @@
     <w:p>
       <w:pPr>
         <w:bidi w:val="1"/>
-        <w:jc w:val="right"/>
       </w:pPr>
       <w:r>
         <w:rPr>
@@ -7295,7 +6743,6 @@
     <w:p>
       <w:pPr>
         <w:bidi w:val="1"/>
-        <w:jc w:val="right"/>
       </w:pPr>
       <w:r>
         <w:rPr>
@@ -7309,7 +6756,6 @@
     <w:p>
       <w:pPr>
         <w:bidi w:val="1"/>
-        <w:jc w:val="right"/>
       </w:pPr>
       <w:r>
         <w:rPr>
@@ -7323,7 +6769,6 @@
     <w:p>
       <w:pPr>
         <w:bidi w:val="1"/>
-        <w:jc w:val="right"/>
       </w:pPr>
       <w:r>
         <w:rPr>
@@ -7337,7 +6782,6 @@
     <w:p>
       <w:pPr>
         <w:bidi w:val="1"/>
-        <w:jc w:val="right"/>
       </w:pPr>
       <w:r>
         <w:rPr>
@@ -7351,7 +6795,6 @@
     <w:p>
       <w:pPr>
         <w:bidi w:val="1"/>
-        <w:jc w:val="right"/>
       </w:pPr>
       <w:r>
         <w:rPr>
@@ -7365,7 +6808,6 @@
     <w:p>
       <w:pPr>
         <w:bidi w:val="1"/>
-        <w:jc w:val="right"/>
       </w:pPr>
       <w:r>
         <w:rPr>
@@ -7383,7 +6825,6 @@
       <w:pPr>
         <w:pStyle w:val="Heading1"/>
         <w:bidi w:val="1"/>
-        <w:jc w:val="right"/>
       </w:pPr>
       <w:r>
         <w:rPr>
@@ -7396,7 +6837,6 @@
       <w:pPr>
         <w:pStyle w:val="Heading2"/>
         <w:bidi w:val="1"/>
-        <w:jc w:val="right"/>
       </w:pPr>
       <w:r>
         <w:rPr>
@@ -7408,7 +6848,6 @@
     <w:p>
       <w:pPr>
         <w:bidi w:val="1"/>
-        <w:jc w:val="right"/>
       </w:pPr>
       <w:r>
         <w:rPr>
@@ -7420,7 +6859,6 @@
     <w:p>
       <w:pPr>
         <w:bidi w:val="1"/>
-        <w:jc w:val="right"/>
       </w:pPr>
       <w:r>
         <w:rPr>
@@ -7433,7 +6871,6 @@
       <w:pPr>
         <w:pStyle w:val="Heading2"/>
         <w:bidi w:val="1"/>
-        <w:jc w:val="right"/>
       </w:pPr>
       <w:r>
         <w:rPr>
@@ -7445,7 +6882,6 @@
     <w:p>
       <w:pPr>
         <w:bidi w:val="1"/>
-        <w:jc w:val="right"/>
       </w:pPr>
       <w:r>
         <w:rPr>
@@ -7457,7 +6893,6 @@
     <w:p>
       <w:pPr>
         <w:bidi w:val="1"/>
-        <w:jc w:val="right"/>
       </w:pPr>
       <w:r>
         <w:rPr>
@@ -7470,7 +6905,6 @@
       <w:pPr>
         <w:pStyle w:val="Heading2"/>
         <w:bidi w:val="1"/>
-        <w:jc w:val="right"/>
       </w:pPr>
       <w:r>
         <w:rPr>
@@ -7483,7 +6917,6 @@
       <w:pPr>
         <w:pStyle w:val="Heading3"/>
         <w:bidi w:val="1"/>
-        <w:jc w:val="right"/>
       </w:pPr>
       <w:r>
         <w:rPr>
@@ -7495,7 +6928,6 @@
     <w:p>
       <w:pPr>
         <w:bidi w:val="1"/>
-        <w:jc w:val="right"/>
       </w:pPr>
       <w:r>
         <w:rPr>
@@ -7507,7 +6939,6 @@
     <w:p>
       <w:pPr>
         <w:bidi w:val="1"/>
-        <w:jc w:val="right"/>
       </w:pPr>
       <w:r>
         <w:rPr>
@@ -7520,7 +6951,6 @@
       <w:pPr>
         <w:pStyle w:val="Heading3"/>
         <w:bidi w:val="1"/>
-        <w:jc w:val="right"/>
       </w:pPr>
       <w:r>
         <w:rPr>
@@ -7532,7 +6962,6 @@
     <w:p>
       <w:pPr>
         <w:bidi w:val="1"/>
-        <w:jc w:val="right"/>
       </w:pPr>
       <w:r>
         <w:rPr>
@@ -7545,7 +6974,6 @@
       <w:pPr>
         <w:pStyle w:val="Heading3"/>
         <w:bidi w:val="1"/>
-        <w:jc w:val="right"/>
       </w:pPr>
       <w:r>
         <w:rPr>
@@ -7557,7 +6985,6 @@
     <w:p>
       <w:pPr>
         <w:bidi w:val="1"/>
-        <w:jc w:val="right"/>
       </w:pPr>
       <w:r>
         <w:rPr>
@@ -7570,7 +6997,6 @@
       <w:pPr>
         <w:pStyle w:val="Heading3"/>
         <w:bidi w:val="1"/>
-        <w:jc w:val="right"/>
       </w:pPr>
       <w:r>
         <w:rPr>
@@ -7582,7 +7008,6 @@
     <w:p>
       <w:pPr>
         <w:bidi w:val="1"/>
-        <w:jc w:val="right"/>
       </w:pPr>
       <w:r>
         <w:rPr>
@@ -7594,7 +7019,6 @@
     <w:p>
       <w:pPr>
         <w:bidi w:val="1"/>
-        <w:jc w:val="right"/>
       </w:pPr>
       <w:r>
         <w:rPr>
@@ -7607,7 +7031,6 @@
       <w:pPr>
         <w:pStyle w:val="Heading3"/>
         <w:bidi w:val="1"/>
-        <w:jc w:val="right"/>
       </w:pPr>
       <w:r>
         <w:rPr>
@@ -7619,7 +7042,6 @@
     <w:p>
       <w:pPr>
         <w:bidi w:val="1"/>
-        <w:jc w:val="right"/>
       </w:pPr>
       <w:r>
         <w:rPr>
@@ -7631,7 +7053,6 @@
     <w:p>
       <w:pPr>
         <w:bidi w:val="1"/>
-        <w:jc w:val="right"/>
       </w:pPr>
       <w:r>
         <w:rPr>
@@ -7644,7 +7065,6 @@
       <w:pPr>
         <w:pStyle w:val="Heading3"/>
         <w:bidi w:val="1"/>
-        <w:jc w:val="right"/>
       </w:pPr>
       <w:r>
         <w:rPr>
@@ -7656,7 +7076,6 @@
     <w:p>
       <w:pPr>
         <w:bidi w:val="1"/>
-        <w:jc w:val="right"/>
       </w:pPr>
       <w:r>
         <w:rPr>
@@ -7669,7 +7088,6 @@
       <w:pPr>
         <w:pStyle w:val="Heading2"/>
         <w:bidi w:val="1"/>
-        <w:jc w:val="right"/>
       </w:pPr>
       <w:r>
         <w:rPr>
@@ -7681,7 +7099,6 @@
     <w:p>
       <w:pPr>
         <w:bidi w:val="1"/>
-        <w:jc w:val="right"/>
       </w:pPr>
       <w:r>
         <w:rPr>
@@ -7693,7 +7110,6 @@
     <w:p>
       <w:pPr>
         <w:bidi w:val="1"/>
-        <w:jc w:val="right"/>
       </w:pPr>
       <w:r>
         <w:rPr>
@@ -7705,7 +7121,6 @@
     <w:p>
       <w:pPr>
         <w:bidi w:val="1"/>
-        <w:jc w:val="right"/>
       </w:pPr>
       <w:r>
         <w:rPr>
@@ -7718,7 +7133,6 @@
       <w:pPr>
         <w:pStyle w:val="Heading3"/>
         <w:bidi w:val="1"/>
-        <w:jc w:val="right"/>
       </w:pPr>
       <w:r>
         <w:rPr>
@@ -7730,7 +7144,6 @@
     <w:p>
       <w:pPr>
         <w:bidi w:val="1"/>
-        <w:jc w:val="right"/>
       </w:pPr>
       <w:r>
         <w:rPr>
@@ -7742,7 +7155,6 @@
     <w:p>
       <w:pPr>
         <w:bidi w:val="1"/>
-        <w:jc w:val="right"/>
       </w:pPr>
       <w:r>
         <w:rPr>
@@ -7755,7 +7167,6 @@
       <w:pPr>
         <w:pStyle w:val="Heading3"/>
         <w:bidi w:val="1"/>
-        <w:jc w:val="right"/>
       </w:pPr>
       <w:r>
         <w:rPr>
@@ -7767,7 +7178,6 @@
     <w:p>
       <w:pPr>
         <w:bidi w:val="1"/>
-        <w:jc w:val="right"/>
       </w:pPr>
       <w:r>
         <w:rPr>
@@ -7779,7 +7189,6 @@
     <w:p>
       <w:pPr>
         <w:bidi w:val="1"/>
-        <w:jc w:val="right"/>
       </w:pPr>
       <w:r>
         <w:rPr>
@@ -7791,7 +7200,6 @@
     <w:p>
       <w:pPr>
         <w:bidi w:val="1"/>
-        <w:jc w:val="right"/>
       </w:pPr>
       <w:r>
         <w:rPr>
@@ -7803,7 +7211,6 @@
     <w:p>
       <w:pPr>
         <w:bidi w:val="1"/>
-        <w:jc w:val="right"/>
       </w:pPr>
       <w:r>
         <w:rPr>
@@ -7816,7 +7223,6 @@
       <w:pPr>
         <w:pStyle w:val="Heading2"/>
         <w:bidi w:val="1"/>
-        <w:jc w:val="right"/>
       </w:pPr>
       <w:r>
         <w:rPr>
@@ -7828,7 +7234,6 @@
     <w:p>
       <w:pPr>
         <w:bidi w:val="1"/>
-        <w:jc w:val="right"/>
       </w:pPr>
       <w:r>
         <w:rPr>
@@ -7840,7 +7245,6 @@
     <w:p>
       <w:pPr>
         <w:bidi w:val="1"/>
-        <w:jc w:val="right"/>
       </w:pPr>
       <w:r>
         <w:rPr>
@@ -7852,7 +7256,6 @@
     <w:p>
       <w:pPr>
         <w:bidi w:val="1"/>
-        <w:jc w:val="right"/>
       </w:pPr>
       <w:r>
         <w:rPr>
@@ -7865,7 +7268,6 @@
       <w:pPr>
         <w:pStyle w:val="Heading2"/>
         <w:bidi w:val="1"/>
-        <w:jc w:val="right"/>
       </w:pPr>
       <w:r>
         <w:rPr>
@@ -7877,7 +7279,6 @@
     <w:p>
       <w:pPr>
         <w:bidi w:val="1"/>
-        <w:jc w:val="right"/>
       </w:pPr>
       <w:r>
         <w:rPr>
@@ -7889,7 +7290,6 @@
     <w:p>
       <w:pPr>
         <w:bidi w:val="1"/>
-        <w:jc w:val="right"/>
       </w:pPr>
       <w:r>
         <w:rPr>
@@ -7902,7 +7302,6 @@
       <w:pPr>
         <w:pStyle w:val="Heading2"/>
         <w:bidi w:val="1"/>
-        <w:jc w:val="right"/>
       </w:pPr>
       <w:r>
         <w:rPr>
@@ -7914,7 +7313,6 @@
     <w:p>
       <w:pPr>
         <w:bidi w:val="1"/>
-        <w:jc w:val="right"/>
       </w:pPr>
       <w:r>
         <w:rPr>
@@ -7926,7 +7324,6 @@
     <w:p>
       <w:pPr>
         <w:bidi w:val="1"/>
-        <w:jc w:val="right"/>
       </w:pPr>
       <w:r>
         <w:rPr>
@@ -7938,7 +7335,6 @@
     <w:p>
       <w:pPr>
         <w:bidi w:val="1"/>
-        <w:jc w:val="right"/>
       </w:pPr>
       <w:r>
         <w:rPr>
@@ -7952,7 +7348,6 @@
     <w:p>
       <w:pPr>
         <w:bidi w:val="1"/>
-        <w:jc w:val="right"/>
       </w:pPr>
       <w:r>
         <w:rPr>
@@ -7966,7 +7361,6 @@
     <w:p>
       <w:pPr>
         <w:bidi w:val="1"/>
-        <w:jc w:val="right"/>
       </w:pPr>
       <w:r>
         <w:rPr>
@@ -7980,7 +7374,6 @@
     <w:p>
       <w:pPr>
         <w:bidi w:val="1"/>
-        <w:jc w:val="right"/>
       </w:pPr>
       <w:r>
         <w:rPr>
@@ -7994,7 +7387,6 @@
     <w:p>
       <w:pPr>
         <w:bidi w:val="1"/>
-        <w:jc w:val="right"/>
       </w:pPr>
       <w:r>
         <w:rPr>
@@ -8008,7 +7400,6 @@
     <w:p>
       <w:pPr>
         <w:bidi w:val="1"/>
-        <w:jc w:val="right"/>
       </w:pPr>
       <w:r>
         <w:rPr>
@@ -8022,7 +7413,6 @@
     <w:p>
       <w:pPr>
         <w:bidi w:val="1"/>
-        <w:jc w:val="right"/>
       </w:pPr>
       <w:r>
         <w:rPr>
@@ -8036,7 +7426,6 @@
     <w:p>
       <w:pPr>
         <w:bidi w:val="1"/>
-        <w:jc w:val="right"/>
       </w:pPr>
       <w:r>
         <w:rPr>
@@ -8050,7 +7439,6 @@
     <w:p>
       <w:pPr>
         <w:bidi w:val="1"/>
-        <w:jc w:val="right"/>
       </w:pPr>
       <w:r>
         <w:rPr>
@@ -8064,7 +7452,6 @@
     <w:p>
       <w:pPr>
         <w:bidi w:val="1"/>
-        <w:jc w:val="right"/>
       </w:pPr>
       <w:r>
         <w:rPr>
@@ -8078,7 +7465,6 @@
     <w:p>
       <w:pPr>
         <w:bidi w:val="1"/>
-        <w:jc w:val="right"/>
       </w:pPr>
       <w:r>
         <w:rPr>
@@ -8092,7 +7478,6 @@
     <w:p>
       <w:pPr>
         <w:bidi w:val="1"/>
-        <w:jc w:val="right"/>
       </w:pPr>
       <w:r>
         <w:rPr>
@@ -8106,7 +7491,6 @@
     <w:p>
       <w:pPr>
         <w:bidi w:val="1"/>
-        <w:jc w:val="right"/>
       </w:pPr>
       <w:r>
         <w:rPr>
@@ -8120,7 +7504,6 @@
     <w:p>
       <w:pPr>
         <w:bidi w:val="1"/>
-        <w:jc w:val="right"/>
       </w:pPr>
       <w:r>
         <w:rPr>
@@ -8134,7 +7517,6 @@
     <w:p>
       <w:pPr>
         <w:bidi w:val="1"/>
-        <w:jc w:val="right"/>
       </w:pPr>
       <w:r>
         <w:rPr>
@@ -8148,7 +7530,6 @@
     <w:p>
       <w:pPr>
         <w:bidi w:val="1"/>
-        <w:jc w:val="right"/>
       </w:pPr>
       <w:r>
         <w:rPr>
@@ -8162,7 +7543,6 @@
     <w:p>
       <w:pPr>
         <w:bidi w:val="1"/>
-        <w:jc w:val="right"/>
       </w:pPr>
       <w:r>
         <w:rPr>
@@ -8176,7 +7556,6 @@
     <w:p>
       <w:pPr>
         <w:bidi w:val="1"/>
-        <w:jc w:val="right"/>
       </w:pPr>
       <w:r>
         <w:rPr>
@@ -8190,7 +7569,6 @@
     <w:p>
       <w:pPr>
         <w:bidi w:val="1"/>
-        <w:jc w:val="right"/>
       </w:pPr>
       <w:r>
         <w:rPr>
@@ -8204,7 +7582,6 @@
     <w:p>
       <w:pPr>
         <w:bidi w:val="1"/>
-        <w:jc w:val="right"/>
       </w:pPr>
       <w:r>
         <w:rPr>
@@ -8218,7 +7595,6 @@
     <w:p>
       <w:pPr>
         <w:bidi w:val="1"/>
-        <w:jc w:val="right"/>
       </w:pPr>
       <w:r>
         <w:rPr>
@@ -8232,7 +7608,6 @@
     <w:p>
       <w:pPr>
         <w:bidi w:val="1"/>
-        <w:jc w:val="right"/>
       </w:pPr>
       <w:r>
         <w:rPr>
@@ -8246,7 +7621,6 @@
     <w:p>
       <w:pPr>
         <w:bidi w:val="1"/>
-        <w:jc w:val="right"/>
       </w:pPr>
       <w:r>
         <w:rPr>
@@ -8260,7 +7634,6 @@
     <w:p>
       <w:pPr>
         <w:bidi w:val="1"/>
-        <w:jc w:val="right"/>
       </w:pPr>
       <w:r>
         <w:rPr>
@@ -8274,7 +7647,6 @@
     <w:p>
       <w:pPr>
         <w:bidi w:val="1"/>
-        <w:jc w:val="right"/>
       </w:pPr>
       <w:r>
         <w:rPr>
@@ -8288,7 +7660,6 @@
     <w:p>
       <w:pPr>
         <w:bidi w:val="1"/>
-        <w:jc w:val="right"/>
       </w:pPr>
       <w:r>
         <w:rPr>
@@ -8306,7 +7677,6 @@
       <w:pPr>
         <w:pStyle w:val="Heading1"/>
         <w:bidi w:val="1"/>
-        <w:jc w:val="right"/>
       </w:pPr>
       <w:r>
         <w:rPr>
@@ -8319,7 +7689,6 @@
       <w:pPr>
         <w:pStyle w:val="Heading2"/>
         <w:bidi w:val="1"/>
-        <w:jc w:val="right"/>
       </w:pPr>
       <w:r>
         <w:rPr>
@@ -8331,7 +7700,6 @@
     <w:p>
       <w:pPr>
         <w:bidi w:val="1"/>
-        <w:jc w:val="right"/>
       </w:pPr>
       <w:r>
         <w:rPr>
@@ -8343,7 +7711,6 @@
     <w:p>
       <w:pPr>
         <w:bidi w:val="1"/>
-        <w:jc w:val="right"/>
       </w:pPr>
       <w:r>
         <w:rPr>
@@ -8356,7 +7723,6 @@
       <w:pPr>
         <w:pStyle w:val="Heading2"/>
         <w:bidi w:val="1"/>
-        <w:jc w:val="right"/>
       </w:pPr>
       <w:r>
         <w:rPr>
@@ -8368,7 +7734,6 @@
     <w:p>
       <w:pPr>
         <w:bidi w:val="1"/>
-        <w:jc w:val="right"/>
       </w:pPr>
       <w:r>
         <w:rPr>
@@ -8380,7 +7745,6 @@
     <w:p>
       <w:pPr>
         <w:bidi w:val="1"/>
-        <w:jc w:val="right"/>
       </w:pPr>
       <w:r>
         <w:rPr>
@@ -8392,7 +7756,6 @@
     <w:p>
       <w:pPr>
         <w:bidi w:val="1"/>
-        <w:jc w:val="right"/>
       </w:pPr>
       <w:r>
         <w:rPr>
@@ -8405,7 +7768,6 @@
       <w:pPr>
         <w:pStyle w:val="Heading2"/>
         <w:bidi w:val="1"/>
-        <w:jc w:val="right"/>
       </w:pPr>
       <w:r>
         <w:rPr>
@@ -8418,7 +7780,6 @@
       <w:pPr>
         <w:pStyle w:val="Heading3"/>
         <w:bidi w:val="1"/>
-        <w:jc w:val="right"/>
       </w:pPr>
       <w:r>
         <w:rPr>
@@ -8430,7 +7791,6 @@
     <w:p>
       <w:pPr>
         <w:bidi w:val="1"/>
-        <w:jc w:val="right"/>
       </w:pPr>
       <w:r>
         <w:rPr>
@@ -8443,7 +7803,6 @@
       <w:pPr>
         <w:pStyle w:val="Heading3"/>
         <w:bidi w:val="1"/>
-        <w:jc w:val="right"/>
       </w:pPr>
       <w:r>
         <w:rPr>
@@ -8455,7 +7814,6 @@
     <w:p>
       <w:pPr>
         <w:bidi w:val="1"/>
-        <w:jc w:val="right"/>
       </w:pPr>
       <w:r>
         <w:rPr>
@@ -8468,7 +7826,6 @@
       <w:pPr>
         <w:pStyle w:val="Heading3"/>
         <w:bidi w:val="1"/>
-        <w:jc w:val="right"/>
       </w:pPr>
       <w:r>
         <w:rPr>
@@ -8480,7 +7837,6 @@
     <w:p>
       <w:pPr>
         <w:bidi w:val="1"/>
-        <w:jc w:val="right"/>
       </w:pPr>
       <w:r>
         <w:rPr>
@@ -8492,7 +7848,6 @@
     <w:p>
       <w:pPr>
         <w:bidi w:val="1"/>
-        <w:jc w:val="right"/>
       </w:pPr>
       <w:r>
         <w:rPr>
@@ -8505,7 +7860,6 @@
       <w:pPr>
         <w:pStyle w:val="Heading3"/>
         <w:bidi w:val="1"/>
-        <w:jc w:val="right"/>
       </w:pPr>
       <w:r>
         <w:rPr>
@@ -8517,7 +7871,6 @@
     <w:p>
       <w:pPr>
         <w:bidi w:val="1"/>
-        <w:jc w:val="right"/>
       </w:pPr>
       <w:r>
         <w:rPr>
@@ -8529,7 +7882,6 @@
     <w:p>
       <w:pPr>
         <w:bidi w:val="1"/>
-        <w:jc w:val="right"/>
       </w:pPr>
       <w:r>
         <w:rPr>
@@ -8542,7 +7894,6 @@
       <w:pPr>
         <w:pStyle w:val="Heading3"/>
         <w:bidi w:val="1"/>
-        <w:jc w:val="right"/>
       </w:pPr>
       <w:r>
         <w:rPr>
@@ -8554,7 +7905,6 @@
     <w:p>
       <w:pPr>
         <w:bidi w:val="1"/>
-        <w:jc w:val="right"/>
       </w:pPr>
       <w:r>
         <w:rPr>
@@ -8567,7 +7917,6 @@
       <w:pPr>
         <w:pStyle w:val="Heading3"/>
         <w:bidi w:val="1"/>
-        <w:jc w:val="right"/>
       </w:pPr>
       <w:r>
         <w:rPr>
@@ -8579,7 +7928,6 @@
     <w:p>
       <w:pPr>
         <w:bidi w:val="1"/>
-        <w:jc w:val="right"/>
       </w:pPr>
       <w:r>
         <w:rPr>
@@ -8592,7 +7940,6 @@
       <w:pPr>
         <w:pStyle w:val="Heading2"/>
         <w:bidi w:val="1"/>
-        <w:jc w:val="right"/>
       </w:pPr>
       <w:r>
         <w:rPr>
@@ -8604,7 +7951,6 @@
     <w:p>
       <w:pPr>
         <w:bidi w:val="1"/>
-        <w:jc w:val="right"/>
       </w:pPr>
       <w:r>
         <w:rPr>
@@ -8616,7 +7962,6 @@
     <w:p>
       <w:pPr>
         <w:bidi w:val="1"/>
-        <w:jc w:val="right"/>
       </w:pPr>
       <w:r>
         <w:rPr>
@@ -8636,7 +7981,6 @@
     <w:p>
       <w:pPr>
         <w:bidi w:val="1"/>
-        <w:jc w:val="right"/>
       </w:pPr>
       <w:r>
         <w:rPr>
@@ -8657,7 +8001,6 @@
       <w:pPr>
         <w:pStyle w:val="Heading3"/>
         <w:bidi w:val="1"/>
-        <w:jc w:val="right"/>
       </w:pPr>
       <w:r>
         <w:rPr>
@@ -8669,7 +8012,6 @@
     <w:p>
       <w:pPr>
         <w:bidi w:val="1"/>
-        <w:jc w:val="right"/>
       </w:pPr>
       <w:r>
         <w:rPr>
@@ -8681,7 +8023,6 @@
     <w:p>
       <w:pPr>
         <w:bidi w:val="1"/>
-        <w:jc w:val="right"/>
       </w:pPr>
       <w:r>
         <w:rPr>
@@ -8694,7 +8035,6 @@
       <w:pPr>
         <w:pStyle w:val="Heading3"/>
         <w:bidi w:val="1"/>
-        <w:jc w:val="right"/>
       </w:pPr>
       <w:r>
         <w:rPr>
@@ -8706,7 +8046,6 @@
     <w:p>
       <w:pPr>
         <w:bidi w:val="1"/>
-        <w:jc w:val="right"/>
       </w:pPr>
       <w:r>
         <w:rPr>
@@ -8718,7 +8057,6 @@
     <w:p>
       <w:pPr>
         <w:bidi w:val="1"/>
-        <w:jc w:val="right"/>
       </w:pPr>
       <w:r>
         <w:rPr>
@@ -8730,7 +8068,6 @@
     <w:p>
       <w:pPr>
         <w:bidi w:val="1"/>
-        <w:jc w:val="right"/>
       </w:pPr>
       <w:r>
         <w:rPr>
@@ -8742,7 +8079,6 @@
     <w:p>
       <w:pPr>
         <w:bidi w:val="1"/>
-        <w:jc w:val="right"/>
       </w:pPr>
       <w:r>
         <w:rPr>
@@ -8755,7 +8091,6 @@
       <w:pPr>
         <w:pStyle w:val="Heading2"/>
         <w:bidi w:val="1"/>
-        <w:jc w:val="right"/>
       </w:pPr>
       <w:r>
         <w:rPr>
@@ -8767,7 +8102,6 @@
     <w:p>
       <w:pPr>
         <w:bidi w:val="1"/>
-        <w:jc w:val="right"/>
       </w:pPr>
       <w:r>
         <w:rPr>
@@ -8779,7 +8113,6 @@
     <w:p>
       <w:pPr>
         <w:bidi w:val="1"/>
-        <w:jc w:val="right"/>
       </w:pPr>
       <w:r>
         <w:rPr>
@@ -8792,7 +8125,6 @@
       <w:pPr>
         <w:pStyle w:val="Heading2"/>
         <w:bidi w:val="1"/>
-        <w:jc w:val="right"/>
       </w:pPr>
       <w:r>
         <w:rPr>
@@ -8804,7 +8136,6 @@
     <w:p>
       <w:pPr>
         <w:bidi w:val="1"/>
-        <w:jc w:val="right"/>
       </w:pPr>
       <w:r>
         <w:rPr>
@@ -8816,7 +8147,6 @@
     <w:p>
       <w:pPr>
         <w:bidi w:val="1"/>
-        <w:jc w:val="right"/>
       </w:pPr>
       <w:r>
         <w:rPr>
@@ -8829,7 +8159,6 @@
       <w:pPr>
         <w:pStyle w:val="Heading2"/>
         <w:bidi w:val="1"/>
-        <w:jc w:val="right"/>
       </w:pPr>
       <w:r>
         <w:rPr>
@@ -8841,7 +8170,6 @@
     <w:p>
       <w:pPr>
         <w:bidi w:val="1"/>
-        <w:jc w:val="right"/>
       </w:pPr>
       <w:r>
         <w:rPr>
@@ -8853,7 +8181,6 @@
     <w:p>
       <w:pPr>
         <w:bidi w:val="1"/>
-        <w:jc w:val="right"/>
       </w:pPr>
       <w:r>
         <w:rPr>
@@ -8865,7 +8192,6 @@
     <w:p>
       <w:pPr>
         <w:bidi w:val="1"/>
-        <w:jc w:val="right"/>
       </w:pPr>
       <w:r>
         <w:rPr>
@@ -8879,7 +8205,6 @@
     <w:p>
       <w:pPr>
         <w:bidi w:val="1"/>
-        <w:jc w:val="right"/>
       </w:pPr>
       <w:r>
         <w:rPr>
@@ -8893,7 +8218,6 @@
     <w:p>
       <w:pPr>
         <w:bidi w:val="1"/>
-        <w:jc w:val="right"/>
       </w:pPr>
       <w:r>
         <w:rPr>
@@ -8907,7 +8231,6 @@
     <w:p>
       <w:pPr>
         <w:bidi w:val="1"/>
-        <w:jc w:val="right"/>
       </w:pPr>
       <w:r>
         <w:rPr>
@@ -8921,7 +8244,6 @@
     <w:p>
       <w:pPr>
         <w:bidi w:val="1"/>
-        <w:jc w:val="right"/>
       </w:pPr>
       <w:r>
         <w:rPr>
@@ -8935,7 +8257,6 @@
     <w:p>
       <w:pPr>
         <w:bidi w:val="1"/>
-        <w:jc w:val="right"/>
       </w:pPr>
       <w:r>
         <w:rPr>
@@ -8949,7 +8270,6 @@
     <w:p>
       <w:pPr>
         <w:bidi w:val="1"/>
-        <w:jc w:val="right"/>
       </w:pPr>
       <w:r>
         <w:rPr>
@@ -8963,7 +8283,6 @@
     <w:p>
       <w:pPr>
         <w:bidi w:val="1"/>
-        <w:jc w:val="right"/>
       </w:pPr>
       <w:r>
         <w:rPr>
@@ -8977,7 +8296,6 @@
     <w:p>
       <w:pPr>
         <w:bidi w:val="1"/>
-        <w:jc w:val="right"/>
       </w:pPr>
       <w:r>
         <w:rPr>
@@ -8991,7 +8309,6 @@
     <w:p>
       <w:pPr>
         <w:bidi w:val="1"/>
-        <w:jc w:val="right"/>
       </w:pPr>
       <w:r>
         <w:rPr>
@@ -9005,7 +8322,6 @@
     <w:p>
       <w:pPr>
         <w:bidi w:val="1"/>
-        <w:jc w:val="right"/>
       </w:pPr>
       <w:r>
         <w:rPr>
@@ -9019,7 +8335,6 @@
     <w:p>
       <w:pPr>
         <w:bidi w:val="1"/>
-        <w:jc w:val="right"/>
       </w:pPr>
       <w:r>
         <w:rPr>
@@ -9033,7 +8348,6 @@
     <w:p>
       <w:pPr>
         <w:bidi w:val="1"/>
-        <w:jc w:val="right"/>
       </w:pPr>
       <w:r>
         <w:rPr>
@@ -9047,7 +8361,6 @@
     <w:p>
       <w:pPr>
         <w:bidi w:val="1"/>
-        <w:jc w:val="right"/>
       </w:pPr>
       <w:r>
         <w:rPr>
@@ -9061,7 +8374,6 @@
     <w:p>
       <w:pPr>
         <w:bidi w:val="1"/>
-        <w:jc w:val="right"/>
       </w:pPr>
       <w:r>
         <w:rPr>
@@ -9075,7 +8387,6 @@
     <w:p>
       <w:pPr>
         <w:bidi w:val="1"/>
-        <w:jc w:val="right"/>
       </w:pPr>
       <w:r>
         <w:rPr>
@@ -9089,7 +8400,6 @@
     <w:p>
       <w:pPr>
         <w:bidi w:val="1"/>
-        <w:jc w:val="right"/>
       </w:pPr>
       <w:r>
         <w:rPr>
@@ -9103,7 +8413,6 @@
     <w:p>
       <w:pPr>
         <w:bidi w:val="1"/>
-        <w:jc w:val="right"/>
       </w:pPr>
       <w:r>
         <w:rPr>
@@ -9117,7 +8426,6 @@
     <w:p>
       <w:pPr>
         <w:bidi w:val="1"/>
-        <w:jc w:val="right"/>
       </w:pPr>
       <w:r>
         <w:rPr>
@@ -9131,7 +8439,6 @@
     <w:p>
       <w:pPr>
         <w:bidi w:val="1"/>
-        <w:jc w:val="right"/>
       </w:pPr>
       <w:r>
         <w:rPr>
@@ -9145,7 +8452,6 @@
     <w:p>
       <w:pPr>
         <w:bidi w:val="1"/>
-        <w:jc w:val="right"/>
       </w:pPr>
       <w:r>
         <w:rPr>
@@ -9159,7 +8465,6 @@
     <w:p>
       <w:pPr>
         <w:bidi w:val="1"/>
-        <w:jc w:val="right"/>
       </w:pPr>
       <w:r>
         <w:rPr>
@@ -9173,7 +8478,6 @@
     <w:p>
       <w:pPr>
         <w:bidi w:val="1"/>
-        <w:jc w:val="right"/>
       </w:pPr>
       <w:r>
         <w:rPr>
@@ -9187,7 +8491,6 @@
     <w:p>
       <w:pPr>
         <w:bidi w:val="1"/>
-        <w:jc w:val="right"/>
       </w:pPr>
       <w:r>
         <w:rPr>
@@ -9201,7 +8504,6 @@
     <w:p>
       <w:pPr>
         <w:bidi w:val="1"/>
-        <w:jc w:val="right"/>
       </w:pPr>
       <w:r>
         <w:rPr>
@@ -9215,7 +8517,6 @@
     <w:p>
       <w:pPr>
         <w:bidi w:val="1"/>
-        <w:jc w:val="right"/>
       </w:pPr>
       <w:r>
         <w:rPr>
@@ -9229,7 +8530,6 @@
     <w:p>
       <w:pPr>
         <w:bidi w:val="1"/>
-        <w:jc w:val="right"/>
       </w:pPr>
       <w:r>
         <w:rPr>
@@ -9243,7 +8543,6 @@
     <w:p>
       <w:pPr>
         <w:bidi w:val="1"/>
-        <w:jc w:val="right"/>
       </w:pPr>
       <w:r>
         <w:rPr>
@@ -9257,7 +8556,6 @@
     <w:p>
       <w:pPr>
         <w:bidi w:val="1"/>
-        <w:jc w:val="right"/>
       </w:pPr>
       <w:r>
         <w:rPr>
@@ -9271,7 +8569,6 @@
     <w:p>
       <w:pPr>
         <w:bidi w:val="1"/>
-        <w:jc w:val="right"/>
       </w:pPr>
       <w:r>
         <w:rPr>
@@ -9285,7 +8582,6 @@
     <w:p>
       <w:pPr>
         <w:bidi w:val="1"/>
-        <w:jc w:val="right"/>
       </w:pPr>
       <w:r>
         <w:rPr>
@@ -9303,7 +8599,6 @@
       <w:pPr>
         <w:pStyle w:val="Heading1"/>
         <w:bidi w:val="1"/>
-        <w:jc w:val="right"/>
       </w:pPr>
       <w:r>
         <w:rPr>
@@ -9316,7 +8611,6 @@
       <w:pPr>
         <w:pStyle w:val="Heading2"/>
         <w:bidi w:val="1"/>
-        <w:jc w:val="right"/>
       </w:pPr>
       <w:r>
         <w:rPr>
@@ -9328,7 +8622,6 @@
     <w:p>
       <w:pPr>
         <w:bidi w:val="1"/>
-        <w:jc w:val="right"/>
       </w:pPr>
       <w:r>
         <w:rPr>
@@ -9340,7 +8633,6 @@
     <w:p>
       <w:pPr>
         <w:bidi w:val="1"/>
-        <w:jc w:val="right"/>
       </w:pPr>
       <w:r>
         <w:rPr>
@@ -9353,7 +8645,6 @@
       <w:pPr>
         <w:pStyle w:val="Heading2"/>
         <w:bidi w:val="1"/>
-        <w:jc w:val="right"/>
       </w:pPr>
       <w:r>
         <w:rPr>
@@ -9365,7 +8656,6 @@
     <w:p>
       <w:pPr>
         <w:bidi w:val="1"/>
-        <w:jc w:val="right"/>
       </w:pPr>
       <w:r>
         <w:rPr>
@@ -9377,7 +8667,6 @@
     <w:p>
       <w:pPr>
         <w:bidi w:val="1"/>
-        <w:jc w:val="right"/>
       </w:pPr>
       <w:r>
         <w:rPr>
@@ -9390,7 +8679,6 @@
       <w:pPr>
         <w:pStyle w:val="Heading2"/>
         <w:bidi w:val="1"/>
-        <w:jc w:val="right"/>
       </w:pPr>
       <w:r>
         <w:rPr>
@@ -9403,7 +8691,6 @@
       <w:pPr>
         <w:pStyle w:val="Heading3"/>
         <w:bidi w:val="1"/>
-        <w:jc w:val="right"/>
       </w:pPr>
       <w:r>
         <w:rPr>
@@ -9415,7 +8702,6 @@
     <w:p>
       <w:pPr>
         <w:bidi w:val="1"/>
-        <w:jc w:val="right"/>
       </w:pPr>
       <w:r>
         <w:rPr>
@@ -9427,7 +8713,6 @@
     <w:p>
       <w:pPr>
         <w:bidi w:val="1"/>
-        <w:jc w:val="right"/>
       </w:pPr>
       <w:r>
         <w:rPr>
@@ -9439,7 +8724,6 @@
     <w:p>
       <w:pPr>
         <w:bidi w:val="1"/>
-        <w:jc w:val="right"/>
       </w:pPr>
       <w:r>
         <w:rPr>
@@ -9452,7 +8736,6 @@
       <w:pPr>
         <w:pStyle w:val="Heading3"/>
         <w:bidi w:val="1"/>
-        <w:jc w:val="right"/>
       </w:pPr>
       <w:r>
         <w:rPr>
@@ -9464,7 +8747,6 @@
     <w:p>
       <w:pPr>
         <w:bidi w:val="1"/>
-        <w:jc w:val="right"/>
       </w:pPr>
       <w:r>
         <w:rPr>
@@ -9476,7 +8758,6 @@
     <w:p>
       <w:pPr>
         <w:bidi w:val="1"/>
-        <w:jc w:val="right"/>
       </w:pPr>
       <w:r>
         <w:rPr>
@@ -9488,7 +8769,6 @@
     <w:p>
       <w:pPr>
         <w:bidi w:val="1"/>
-        <w:jc w:val="right"/>
       </w:pPr>
       <w:r>
         <w:rPr>
@@ -9501,7 +8781,6 @@
       <w:pPr>
         <w:pStyle w:val="Heading3"/>
         <w:bidi w:val="1"/>
-        <w:jc w:val="right"/>
       </w:pPr>
       <w:r>
         <w:rPr>
@@ -9513,7 +8792,6 @@
     <w:p>
       <w:pPr>
         <w:bidi w:val="1"/>
-        <w:jc w:val="right"/>
       </w:pPr>
       <w:r>
         <w:rPr>
@@ -9526,7 +8804,6 @@
       <w:pPr>
         <w:pStyle w:val="Heading3"/>
         <w:bidi w:val="1"/>
-        <w:jc w:val="right"/>
       </w:pPr>
       <w:r>
         <w:rPr>
@@ -9538,7 +8815,6 @@
     <w:p>
       <w:pPr>
         <w:bidi w:val="1"/>
-        <w:jc w:val="right"/>
       </w:pPr>
       <w:r>
         <w:rPr>
@@ -9551,7 +8827,6 @@
       <w:pPr>
         <w:pStyle w:val="Heading2"/>
         <w:bidi w:val="1"/>
-        <w:jc w:val="right"/>
       </w:pPr>
       <w:r>
         <w:rPr>
@@ -9563,7 +8838,6 @@
     <w:p>
       <w:pPr>
         <w:bidi w:val="1"/>
-        <w:jc w:val="right"/>
       </w:pPr>
       <w:r>
         <w:rPr>
@@ -9575,7 +8849,6 @@
     <w:p>
       <w:pPr>
         <w:bidi w:val="1"/>
-        <w:jc w:val="right"/>
       </w:pPr>
       <w:r>
         <w:rPr>
@@ -9587,7 +8860,6 @@
     <w:p>
       <w:pPr>
         <w:bidi w:val="1"/>
-        <w:jc w:val="right"/>
       </w:pPr>
       <w:r>
         <w:rPr>
@@ -9600,7 +8872,6 @@
       <w:pPr>
         <w:pStyle w:val="Heading3"/>
         <w:bidi w:val="1"/>
-        <w:jc w:val="right"/>
       </w:pPr>
       <w:r>
         <w:rPr>
@@ -9612,7 +8883,6 @@
     <w:p>
       <w:pPr>
         <w:bidi w:val="1"/>
-        <w:jc w:val="right"/>
       </w:pPr>
       <w:r>
         <w:rPr>
@@ -9624,7 +8894,6 @@
     <w:p>
       <w:pPr>
         <w:bidi w:val="1"/>
-        <w:jc w:val="right"/>
       </w:pPr>
       <w:r>
         <w:rPr>
@@ -9637,7 +8906,6 @@
       <w:pPr>
         <w:pStyle w:val="Heading3"/>
         <w:bidi w:val="1"/>
-        <w:jc w:val="right"/>
       </w:pPr>
       <w:r>
         <w:rPr>
@@ -9649,7 +8917,6 @@
     <w:p>
       <w:pPr>
         <w:bidi w:val="1"/>
-        <w:jc w:val="right"/>
       </w:pPr>
       <w:r>
         <w:rPr>
@@ -9661,7 +8928,6 @@
     <w:p>
       <w:pPr>
         <w:bidi w:val="1"/>
-        <w:jc w:val="right"/>
       </w:pPr>
       <w:r>
         <w:rPr>
@@ -9673,7 +8939,6 @@
     <w:p>
       <w:pPr>
         <w:bidi w:val="1"/>
-        <w:jc w:val="right"/>
       </w:pPr>
       <w:r>
         <w:rPr>
@@ -9685,7 +8950,6 @@
     <w:p>
       <w:pPr>
         <w:bidi w:val="1"/>
-        <w:jc w:val="right"/>
       </w:pPr>
       <w:r>
         <w:rPr>
@@ -9697,7 +8961,6 @@
     <w:p>
       <w:pPr>
         <w:bidi w:val="1"/>
-        <w:jc w:val="right"/>
       </w:pPr>
       <w:r>
         <w:rPr>
@@ -9710,7 +8973,6 @@
       <w:pPr>
         <w:pStyle w:val="Heading2"/>
         <w:bidi w:val="1"/>
-        <w:jc w:val="right"/>
       </w:pPr>
       <w:r>
         <w:rPr>
@@ -9722,7 +8984,6 @@
     <w:p>
       <w:pPr>
         <w:bidi w:val="1"/>
-        <w:jc w:val="right"/>
       </w:pPr>
       <w:r>
         <w:rPr>
@@ -9734,7 +8995,6 @@
     <w:p>
       <w:pPr>
         <w:bidi w:val="1"/>
-        <w:jc w:val="right"/>
       </w:pPr>
       <w:r>
         <w:rPr>
@@ -9746,7 +9006,6 @@
     <w:p>
       <w:pPr>
         <w:bidi w:val="1"/>
-        <w:jc w:val="right"/>
       </w:pPr>
       <w:r>
         <w:rPr>
@@ -9759,7 +9018,6 @@
       <w:pPr>
         <w:pStyle w:val="Heading3"/>
         <w:bidi w:val="1"/>
-        <w:jc w:val="right"/>
       </w:pPr>
       <w:r>
         <w:rPr>
@@ -9771,7 +9029,6 @@
     <w:p>
       <w:pPr>
         <w:bidi w:val="1"/>
-        <w:jc w:val="right"/>
       </w:pPr>
       <w:r>
         <w:rPr>
@@ -9783,7 +9040,6 @@
     <w:p>
       <w:pPr>
         <w:bidi w:val="1"/>
-        <w:jc w:val="right"/>
       </w:pPr>
       <w:r>
         <w:rPr>
@@ -9796,7 +9052,6 @@
       <w:pPr>
         <w:pStyle w:val="Heading2"/>
         <w:bidi w:val="1"/>
-        <w:jc w:val="right"/>
       </w:pPr>
       <w:r>
         <w:rPr>
@@ -9808,7 +9063,6 @@
     <w:p>
       <w:pPr>
         <w:bidi w:val="1"/>
-        <w:jc w:val="right"/>
       </w:pPr>
       <w:r>
         <w:rPr>
@@ -9821,7 +9075,6 @@
       <w:pPr>
         <w:pStyle w:val="Heading2"/>
         <w:bidi w:val="1"/>
-        <w:jc w:val="right"/>
       </w:pPr>
       <w:r>
         <w:rPr>
@@ -9833,7 +9086,6 @@
     <w:p>
       <w:pPr>
         <w:bidi w:val="1"/>
-        <w:jc w:val="right"/>
       </w:pPr>
       <w:r>
         <w:rPr>
@@ -9845,7 +9097,6 @@
     <w:p>
       <w:pPr>
         <w:bidi w:val="1"/>
-        <w:jc w:val="right"/>
       </w:pPr>
       <w:r>
         <w:rPr>
@@ -9857,7 +9108,6 @@
     <w:p>
       <w:pPr>
         <w:bidi w:val="1"/>
-        <w:jc w:val="right"/>
       </w:pPr>
       <w:r>
         <w:rPr>
@@ -9871,7 +9121,6 @@
     <w:p>
       <w:pPr>
         <w:bidi w:val="1"/>
-        <w:jc w:val="right"/>
       </w:pPr>
       <w:r>
         <w:rPr>
@@ -9885,7 +9134,6 @@
     <w:p>
       <w:pPr>
         <w:bidi w:val="1"/>
-        <w:jc w:val="right"/>
       </w:pPr>
       <w:r>
         <w:rPr>
@@ -9899,7 +9147,6 @@
     <w:p>
       <w:pPr>
         <w:bidi w:val="1"/>
-        <w:jc w:val="right"/>
       </w:pPr>
       <w:r>
         <w:rPr>
@@ -9913,7 +9160,6 @@
     <w:p>
       <w:pPr>
         <w:bidi w:val="1"/>
-        <w:jc w:val="right"/>
       </w:pPr>
       <w:r>
         <w:rPr>
@@ -9927,7 +9173,6 @@
     <w:p>
       <w:pPr>
         <w:bidi w:val="1"/>
-        <w:jc w:val="right"/>
       </w:pPr>
       <w:r>
         <w:rPr>
@@ -9941,7 +9186,6 @@
     <w:p>
       <w:pPr>
         <w:bidi w:val="1"/>
-        <w:jc w:val="right"/>
       </w:pPr>
       <w:r>
         <w:rPr>
@@ -9955,7 +9199,6 @@
     <w:p>
       <w:pPr>
         <w:bidi w:val="1"/>
-        <w:jc w:val="right"/>
       </w:pPr>
       <w:r>
         <w:rPr>
@@ -9969,7 +9212,6 @@
     <w:p>
       <w:pPr>
         <w:bidi w:val="1"/>
-        <w:jc w:val="right"/>
       </w:pPr>
       <w:r>
         <w:rPr>
@@ -9983,7 +9225,6 @@
     <w:p>
       <w:pPr>
         <w:bidi w:val="1"/>
-        <w:jc w:val="right"/>
       </w:pPr>
       <w:r>
         <w:rPr>
@@ -9997,7 +9238,6 @@
     <w:p>
       <w:pPr>
         <w:bidi w:val="1"/>
-        <w:jc w:val="right"/>
       </w:pPr>
       <w:r>
         <w:rPr>
@@ -10011,7 +9251,6 @@
     <w:p>
       <w:pPr>
         <w:bidi w:val="1"/>
-        <w:jc w:val="right"/>
       </w:pPr>
       <w:r>
         <w:rPr>
@@ -10025,7 +9264,6 @@
     <w:p>
       <w:pPr>
         <w:bidi w:val="1"/>
-        <w:jc w:val="right"/>
       </w:pPr>
       <w:r>
         <w:rPr>
@@ -10039,7 +9277,6 @@
     <w:p>
       <w:pPr>
         <w:bidi w:val="1"/>
-        <w:jc w:val="right"/>
       </w:pPr>
       <w:r>
         <w:rPr>
@@ -10053,7 +9290,6 @@
     <w:p>
       <w:pPr>
         <w:bidi w:val="1"/>
-        <w:jc w:val="right"/>
       </w:pPr>
       <w:r>
         <w:rPr>
@@ -10067,7 +9303,6 @@
     <w:p>
       <w:pPr>
         <w:bidi w:val="1"/>
-        <w:jc w:val="right"/>
       </w:pPr>
       <w:r>
         <w:rPr>
@@ -10081,7 +9316,6 @@
     <w:p>
       <w:pPr>
         <w:bidi w:val="1"/>
-        <w:jc w:val="right"/>
       </w:pPr>
       <w:r>
         <w:rPr>
@@ -10095,7 +9329,6 @@
     <w:p>
       <w:pPr>
         <w:bidi w:val="1"/>
-        <w:jc w:val="right"/>
       </w:pPr>
       <w:r>
         <w:rPr>
@@ -10109,7 +9342,6 @@
     <w:p>
       <w:pPr>
         <w:bidi w:val="1"/>
-        <w:jc w:val="right"/>
       </w:pPr>
       <w:r>
         <w:rPr>
@@ -10123,7 +9355,6 @@
     <w:p>
       <w:pPr>
         <w:bidi w:val="1"/>
-        <w:jc w:val="right"/>
       </w:pPr>
       <w:r>
         <w:rPr>
@@ -10137,7 +9368,6 @@
     <w:p>
       <w:pPr>
         <w:bidi w:val="1"/>
-        <w:jc w:val="right"/>
       </w:pPr>
       <w:r>
         <w:rPr>
@@ -10151,7 +9381,6 @@
     <w:p>
       <w:pPr>
         <w:bidi w:val="1"/>
-        <w:jc w:val="right"/>
       </w:pPr>
       <w:r>
         <w:rPr>
@@ -10165,7 +9394,6 @@
     <w:p>
       <w:pPr>
         <w:bidi w:val="1"/>
-        <w:jc w:val="right"/>
       </w:pPr>
       <w:r>
         <w:rPr>
@@ -10179,7 +9407,6 @@
     <w:p>
       <w:pPr>
         <w:bidi w:val="1"/>
-        <w:jc w:val="right"/>
       </w:pPr>
       <w:r>
         <w:rPr>
@@ -10193,7 +9420,6 @@
     <w:p>
       <w:pPr>
         <w:bidi w:val="1"/>
-        <w:jc w:val="right"/>
       </w:pPr>
       <w:r>
         <w:rPr>
@@ -10207,7 +9433,6 @@
     <w:p>
       <w:pPr>
         <w:bidi w:val="1"/>
-        <w:jc w:val="right"/>
       </w:pPr>
       <w:r>
         <w:rPr>
@@ -10221,7 +9446,6 @@
     <w:p>
       <w:pPr>
         <w:bidi w:val="1"/>
-        <w:jc w:val="right"/>
       </w:pPr>
       <w:r>
         <w:rPr>
@@ -10239,7 +9463,6 @@
       <w:pPr>
         <w:pStyle w:val="Heading1"/>
         <w:bidi w:val="1"/>
-        <w:jc w:val="right"/>
       </w:pPr>
       <w:r>
         <w:rPr>
@@ -10252,7 +9475,6 @@
       <w:pPr>
         <w:pStyle w:val="Heading2"/>
         <w:bidi w:val="1"/>
-        <w:jc w:val="right"/>
       </w:pPr>
       <w:r>
         <w:rPr>
@@ -10264,7 +9486,6 @@
     <w:p>
       <w:pPr>
         <w:bidi w:val="1"/>
-        <w:jc w:val="right"/>
       </w:pPr>
       <w:r>
         <w:rPr>
@@ -10276,7 +9497,6 @@
     <w:p>
       <w:pPr>
         <w:bidi w:val="1"/>
-        <w:jc w:val="right"/>
       </w:pPr>
       <w:r>
         <w:rPr>
@@ -10289,7 +9509,6 @@
       <w:pPr>
         <w:pStyle w:val="Heading2"/>
         <w:bidi w:val="1"/>
-        <w:jc w:val="right"/>
       </w:pPr>
       <w:r>
         <w:rPr>
@@ -10301,7 +9520,6 @@
     <w:p>
       <w:pPr>
         <w:bidi w:val="1"/>
-        <w:jc w:val="right"/>
       </w:pPr>
       <w:r>
         <w:rPr>
@@ -10313,7 +9531,6 @@
     <w:p>
       <w:pPr>
         <w:bidi w:val="1"/>
-        <w:jc w:val="right"/>
       </w:pPr>
       <w:r>
         <w:rPr>
@@ -10325,7 +9542,6 @@
     <w:p>
       <w:pPr>
         <w:bidi w:val="1"/>
-        <w:jc w:val="right"/>
       </w:pPr>
       <w:r>
         <w:rPr>
@@ -10338,7 +9554,6 @@
       <w:pPr>
         <w:pStyle w:val="Heading2"/>
         <w:bidi w:val="1"/>
-        <w:jc w:val="right"/>
       </w:pPr>
       <w:r>
         <w:rPr>
@@ -10351,7 +9566,6 @@
       <w:pPr>
         <w:pStyle w:val="Heading3"/>
         <w:bidi w:val="1"/>
-        <w:jc w:val="right"/>
       </w:pPr>
       <w:r>
         <w:rPr>
@@ -10363,7 +9577,6 @@
     <w:p>
       <w:pPr>
         <w:bidi w:val="1"/>
-        <w:jc w:val="right"/>
       </w:pPr>
       <w:r>
         <w:rPr>
@@ -10376,7 +9589,6 @@
       <w:pPr>
         <w:pStyle w:val="Heading3"/>
         <w:bidi w:val="1"/>
-        <w:jc w:val="right"/>
       </w:pPr>
       <w:r>
         <w:rPr>
@@ -10388,7 +9600,6 @@
     <w:p>
       <w:pPr>
         <w:bidi w:val="1"/>
-        <w:jc w:val="right"/>
       </w:pPr>
       <w:r>
         <w:rPr>
@@ -10401,7 +9612,6 @@
       <w:pPr>
         <w:pStyle w:val="Heading3"/>
         <w:bidi w:val="1"/>
-        <w:jc w:val="right"/>
       </w:pPr>
       <w:r>
         <w:rPr>
@@ -10413,7 +9623,6 @@
     <w:p>
       <w:pPr>
         <w:bidi w:val="1"/>
-        <w:jc w:val="right"/>
       </w:pPr>
       <w:r>
         <w:rPr>
@@ -10425,7 +9634,6 @@
     <w:p>
       <w:pPr>
         <w:bidi w:val="1"/>
-        <w:jc w:val="right"/>
       </w:pPr>
       <w:r>
         <w:rPr>
@@ -10438,7 +9646,6 @@
       <w:pPr>
         <w:pStyle w:val="Heading3"/>
         <w:bidi w:val="1"/>
-        <w:jc w:val="right"/>
       </w:pPr>
       <w:r>
         <w:rPr>
@@ -10450,7 +9657,6 @@
     <w:p>
       <w:pPr>
         <w:bidi w:val="1"/>
-        <w:jc w:val="right"/>
       </w:pPr>
       <w:r>
         <w:rPr>
@@ -10462,7 +9668,6 @@
     <w:p>
       <w:pPr>
         <w:bidi w:val="1"/>
-        <w:jc w:val="right"/>
       </w:pPr>
       <w:r>
         <w:rPr>
@@ -10475,7 +9680,6 @@
       <w:pPr>
         <w:pStyle w:val="Heading3"/>
         <w:bidi w:val="1"/>
-        <w:jc w:val="right"/>
       </w:pPr>
       <w:r>
         <w:rPr>
@@ -10487,7 +9691,6 @@
     <w:p>
       <w:pPr>
         <w:bidi w:val="1"/>
-        <w:jc w:val="right"/>
       </w:pPr>
       <w:r>
         <w:rPr>
@@ -10500,7 +9703,6 @@
       <w:pPr>
         <w:pStyle w:val="Heading3"/>
         <w:bidi w:val="1"/>
-        <w:jc w:val="right"/>
       </w:pPr>
       <w:r>
         <w:rPr>
@@ -10512,7 +9714,6 @@
     <w:p>
       <w:pPr>
         <w:bidi w:val="1"/>
-        <w:jc w:val="right"/>
       </w:pPr>
       <w:r>
         <w:rPr>
@@ -10524,7 +9725,6 @@
     <w:p>
       <w:pPr>
         <w:bidi w:val="1"/>
-        <w:jc w:val="right"/>
       </w:pPr>
       <w:r>
         <w:rPr>
@@ -10537,7 +9737,6 @@
       <w:pPr>
         <w:pStyle w:val="Heading3"/>
         <w:bidi w:val="1"/>
-        <w:jc w:val="right"/>
       </w:pPr>
       <w:r>
         <w:rPr>
@@ -10549,7 +9748,6 @@
     <w:p>
       <w:pPr>
         <w:bidi w:val="1"/>
-        <w:jc w:val="right"/>
       </w:pPr>
       <w:r>
         <w:rPr>
@@ -10562,7 +9760,6 @@
       <w:pPr>
         <w:pStyle w:val="Heading2"/>
         <w:bidi w:val="1"/>
-        <w:jc w:val="right"/>
       </w:pPr>
       <w:r>
         <w:rPr>
@@ -10574,7 +9771,6 @@
     <w:p>
       <w:pPr>
         <w:bidi w:val="1"/>
-        <w:jc w:val="right"/>
       </w:pPr>
       <w:r>
         <w:rPr>
@@ -10586,7 +9782,6 @@
     <w:p>
       <w:pPr>
         <w:bidi w:val="1"/>
-        <w:jc w:val="right"/>
       </w:pPr>
       <w:r>
         <w:rPr>
@@ -10598,7 +9793,6 @@
     <w:p>
       <w:pPr>
         <w:bidi w:val="1"/>
-        <w:jc w:val="right"/>
       </w:pPr>
       <w:r>
         <w:rPr>
@@ -10611,7 +9805,6 @@
       <w:pPr>
         <w:pStyle w:val="Heading2"/>
         <w:bidi w:val="1"/>
-        <w:jc w:val="right"/>
       </w:pPr>
       <w:r>
         <w:rPr>
@@ -10623,7 +9816,6 @@
     <w:p>
       <w:pPr>
         <w:bidi w:val="1"/>
-        <w:jc w:val="right"/>
       </w:pPr>
       <w:r>
         <w:rPr>
@@ -10635,7 +9827,6 @@
     <w:p>
       <w:pPr>
         <w:bidi w:val="1"/>
-        <w:jc w:val="right"/>
       </w:pPr>
       <w:r>
         <w:rPr>
@@ -10655,7 +9846,6 @@
     <w:p>
       <w:pPr>
         <w:bidi w:val="1"/>
-        <w:jc w:val="right"/>
       </w:pPr>
       <w:r>
         <w:rPr>
@@ -10675,7 +9865,6 @@
     <w:p>
       <w:pPr>
         <w:bidi w:val="1"/>
-        <w:jc w:val="right"/>
       </w:pPr>
       <w:r>
         <w:rPr>
@@ -10695,7 +9884,6 @@
     <w:p>
       <w:pPr>
         <w:bidi w:val="1"/>
-        <w:jc w:val="right"/>
       </w:pPr>
       <w:r>
         <w:rPr>
@@ -10715,7 +9903,6 @@
     <w:p>
       <w:pPr>
         <w:bidi w:val="1"/>
-        <w:jc w:val="right"/>
       </w:pPr>
       <w:r>
         <w:rPr>
@@ -10736,7 +9923,6 @@
       <w:pPr>
         <w:pStyle w:val="Heading2"/>
         <w:bidi w:val="1"/>
-        <w:jc w:val="right"/>
       </w:pPr>
       <w:r>
         <w:rPr>
@@ -10748,7 +9934,6 @@
     <w:p>
       <w:pPr>
         <w:bidi w:val="1"/>
-        <w:jc w:val="right"/>
       </w:pPr>
       <w:r>
         <w:rPr>
@@ -10760,7 +9945,6 @@
     <w:p>
       <w:pPr>
         <w:bidi w:val="1"/>
-        <w:jc w:val="right"/>
       </w:pPr>
       <w:r>
         <w:rPr>
@@ -10780,7 +9964,6 @@
     <w:p>
       <w:pPr>
         <w:bidi w:val="1"/>
-        <w:jc w:val="right"/>
       </w:pPr>
       <w:r>
         <w:rPr>
@@ -10800,7 +9983,6 @@
     <w:p>
       <w:pPr>
         <w:bidi w:val="1"/>
-        <w:jc w:val="right"/>
       </w:pPr>
       <w:r>
         <w:rPr>
@@ -10821,7 +10003,6 @@
       <w:pPr>
         <w:pStyle w:val="Heading2"/>
         <w:bidi w:val="1"/>
-        <w:jc w:val="right"/>
       </w:pPr>
       <w:r>
         <w:rPr>
@@ -10833,7 +10014,6 @@
     <w:p>
       <w:pPr>
         <w:bidi w:val="1"/>
-        <w:jc w:val="right"/>
       </w:pPr>
       <w:r>
         <w:rPr>
@@ -10845,7 +10025,6 @@
     <w:p>
       <w:pPr>
         <w:bidi w:val="1"/>
-        <w:jc w:val="right"/>
       </w:pPr>
       <w:r>
         <w:rPr>
@@ -10865,7 +10044,6 @@
     <w:p>
       <w:pPr>
         <w:bidi w:val="1"/>
-        <w:jc w:val="right"/>
       </w:pPr>
       <w:r>
         <w:rPr>
@@ -10885,7 +10063,6 @@
     <w:p>
       <w:pPr>
         <w:bidi w:val="1"/>
-        <w:jc w:val="right"/>
       </w:pPr>
       <w:r>
         <w:rPr>
@@ -10906,7 +10083,6 @@
       <w:pPr>
         <w:pStyle w:val="Heading2"/>
         <w:bidi w:val="1"/>
-        <w:jc w:val="right"/>
       </w:pPr>
       <w:r>
         <w:rPr>
@@ -10918,7 +10094,6 @@
     <w:p>
       <w:pPr>
         <w:bidi w:val="1"/>
-        <w:jc w:val="right"/>
       </w:pPr>
       <w:r>
         <w:rPr>
@@ -10930,7 +10105,6 @@
     <w:p>
       <w:pPr>
         <w:bidi w:val="1"/>
-        <w:jc w:val="right"/>
       </w:pPr>
       <w:r>
         <w:rPr>
@@ -10942,7 +10116,6 @@
     <w:p>
       <w:pPr>
         <w:bidi w:val="1"/>
-        <w:jc w:val="right"/>
       </w:pPr>
       <w:r>
         <w:rPr>
@@ -10956,7 +10129,6 @@
     <w:p>
       <w:pPr>
         <w:bidi w:val="1"/>
-        <w:jc w:val="right"/>
       </w:pPr>
       <w:r>
         <w:rPr>
@@ -10970,7 +10142,6 @@
     <w:p>
       <w:pPr>
         <w:bidi w:val="1"/>
-        <w:jc w:val="right"/>
       </w:pPr>
       <w:r>
         <w:rPr>
@@ -10984,7 +10155,6 @@
     <w:p>
       <w:pPr>
         <w:bidi w:val="1"/>
-        <w:jc w:val="right"/>
       </w:pPr>
       <w:r>
         <w:rPr>
@@ -10998,7 +10168,6 @@
     <w:p>
       <w:pPr>
         <w:bidi w:val="1"/>
-        <w:jc w:val="right"/>
       </w:pPr>
       <w:r>
         <w:rPr>
@@ -11012,7 +10181,6 @@
     <w:p>
       <w:pPr>
         <w:bidi w:val="1"/>
-        <w:jc w:val="right"/>
       </w:pPr>
       <w:r>
         <w:rPr>
@@ -11026,7 +10194,6 @@
     <w:p>
       <w:pPr>
         <w:bidi w:val="1"/>
-        <w:jc w:val="right"/>
       </w:pPr>
       <w:r>
         <w:rPr>
@@ -11040,7 +10207,6 @@
     <w:p>
       <w:pPr>
         <w:bidi w:val="1"/>
-        <w:jc w:val="right"/>
       </w:pPr>
       <w:r>
         <w:rPr>
@@ -11054,7 +10220,6 @@
     <w:p>
       <w:pPr>
         <w:bidi w:val="1"/>
-        <w:jc w:val="right"/>
       </w:pPr>
       <w:r>
         <w:rPr>
@@ -11068,7 +10233,6 @@
     <w:p>
       <w:pPr>
         <w:bidi w:val="1"/>
-        <w:jc w:val="right"/>
       </w:pPr>
       <w:r>
         <w:rPr>
@@ -11082,7 +10246,6 @@
     <w:p>
       <w:pPr>
         <w:bidi w:val="1"/>
-        <w:jc w:val="right"/>
       </w:pPr>
       <w:r>
         <w:rPr>
@@ -11096,7 +10259,6 @@
     <w:p>
       <w:pPr>
         <w:bidi w:val="1"/>
-        <w:jc w:val="right"/>
       </w:pPr>
       <w:r>
         <w:rPr>
@@ -11110,7 +10272,6 @@
     <w:p>
       <w:pPr>
         <w:bidi w:val="1"/>
-        <w:jc w:val="right"/>
       </w:pPr>
       <w:r>
         <w:rPr>
@@ -11124,7 +10285,6 @@
     <w:p>
       <w:pPr>
         <w:bidi w:val="1"/>
-        <w:jc w:val="right"/>
       </w:pPr>
       <w:r>
         <w:rPr>
@@ -11138,7 +10298,6 @@
     <w:p>
       <w:pPr>
         <w:bidi w:val="1"/>
-        <w:jc w:val="right"/>
       </w:pPr>
       <w:r>
         <w:rPr>
@@ -11152,7 +10311,6 @@
     <w:p>
       <w:pPr>
         <w:bidi w:val="1"/>
-        <w:jc w:val="right"/>
       </w:pPr>
       <w:r>
         <w:rPr>
@@ -11166,7 +10324,6 @@
     <w:p>
       <w:pPr>
         <w:bidi w:val="1"/>
-        <w:jc w:val="right"/>
       </w:pPr>
       <w:r>
         <w:rPr>
@@ -11184,7 +10341,6 @@
       <w:pPr>
         <w:pStyle w:val="Heading1"/>
         <w:bidi w:val="1"/>
-        <w:jc w:val="right"/>
       </w:pPr>
       <w:r>
         <w:rPr>
@@ -11197,7 +10353,6 @@
       <w:pPr>
         <w:pStyle w:val="Heading2"/>
         <w:bidi w:val="1"/>
-        <w:jc w:val="right"/>
       </w:pPr>
       <w:r>
         <w:rPr>
@@ -11209,7 +10364,6 @@
     <w:p>
       <w:pPr>
         <w:bidi w:val="1"/>
-        <w:jc w:val="right"/>
       </w:pPr>
       <w:r>
         <w:rPr>
@@ -11222,7 +10376,6 @@
       <w:pPr>
         <w:pStyle w:val="Heading3"/>
         <w:bidi w:val="1"/>
-        <w:jc w:val="right"/>
       </w:pPr>
       <w:r>
         <w:rPr>
@@ -11235,7 +10388,6 @@
       <w:pPr>
         <w:pStyle w:val="ListBullet"/>
         <w:bidi w:val="1"/>
-        <w:jc w:val="right"/>
       </w:pPr>
       <w:r>
         <w:rPr>
@@ -11248,7 +10400,6 @@
       <w:pPr>
         <w:pStyle w:val="ListBullet"/>
         <w:bidi w:val="1"/>
-        <w:jc w:val="right"/>
       </w:pPr>
       <w:r>
         <w:rPr>
@@ -11261,7 +10412,6 @@
       <w:pPr>
         <w:pStyle w:val="ListBullet"/>
         <w:bidi w:val="1"/>
-        <w:jc w:val="right"/>
       </w:pPr>
       <w:r>
         <w:rPr>
@@ -11274,7 +10424,6 @@
       <w:pPr>
         <w:pStyle w:val="ListBullet"/>
         <w:bidi w:val="1"/>
-        <w:jc w:val="right"/>
       </w:pPr>
       <w:r>
         <w:rPr>
@@ -11287,7 +10436,6 @@
       <w:pPr>
         <w:pStyle w:val="ListBullet"/>
         <w:bidi w:val="1"/>
-        <w:jc w:val="right"/>
       </w:pPr>
       <w:r>
         <w:rPr>
@@ -11300,7 +10448,6 @@
       <w:pPr>
         <w:pStyle w:val="ListBullet"/>
         <w:bidi w:val="1"/>
-        <w:jc w:val="right"/>
       </w:pPr>
       <w:r>
         <w:rPr>
@@ -11313,7 +10460,6 @@
       <w:pPr>
         <w:pStyle w:val="ListBullet"/>
         <w:bidi w:val="1"/>
-        <w:jc w:val="right"/>
       </w:pPr>
       <w:r>
         <w:rPr>
@@ -11326,7 +10472,6 @@
       <w:pPr>
         <w:pStyle w:val="ListBullet"/>
         <w:bidi w:val="1"/>
-        <w:jc w:val="right"/>
       </w:pPr>
       <w:r>
         <w:rPr>
@@ -11339,7 +10484,6 @@
       <w:pPr>
         <w:pStyle w:val="Heading3"/>
         <w:bidi w:val="1"/>
-        <w:jc w:val="right"/>
       </w:pPr>
       <w:r>
         <w:rPr>
@@ -11352,7 +10496,6 @@
       <w:pPr>
         <w:pStyle w:val="ListBullet"/>
         <w:bidi w:val="1"/>
-        <w:jc w:val="right"/>
       </w:pPr>
       <w:r>
         <w:rPr>
@@ -11365,7 +10508,6 @@
       <w:pPr>
         <w:pStyle w:val="ListBullet"/>
         <w:bidi w:val="1"/>
-        <w:jc w:val="right"/>
       </w:pPr>
       <w:r>
         <w:rPr>
@@ -11378,7 +10520,6 @@
       <w:pPr>
         <w:pStyle w:val="ListBullet"/>
         <w:bidi w:val="1"/>
-        <w:jc w:val="right"/>
       </w:pPr>
       <w:r>
         <w:rPr>
@@ -11391,7 +10532,6 @@
       <w:pPr>
         <w:pStyle w:val="ListBullet"/>
         <w:bidi w:val="1"/>
-        <w:jc w:val="right"/>
       </w:pPr>
       <w:r>
         <w:rPr>
@@ -11404,7 +10544,6 @@
       <w:pPr>
         <w:pStyle w:val="ListBullet"/>
         <w:bidi w:val="1"/>
-        <w:jc w:val="right"/>
       </w:pPr>
       <w:r>
         <w:rPr>
@@ -11417,7 +10556,6 @@
       <w:pPr>
         <w:pStyle w:val="Heading3"/>
         <w:bidi w:val="1"/>
-        <w:jc w:val="right"/>
       </w:pPr>
       <w:r>
         <w:rPr>
@@ -11430,7 +10568,6 @@
       <w:pPr>
         <w:pStyle w:val="ListBullet"/>
         <w:bidi w:val="1"/>
-        <w:jc w:val="right"/>
       </w:pPr>
       <w:r>
         <w:rPr>
@@ -11443,7 +10580,6 @@
       <w:pPr>
         <w:pStyle w:val="ListBullet"/>
         <w:bidi w:val="1"/>
-        <w:jc w:val="right"/>
       </w:pPr>
       <w:r>
         <w:rPr>
@@ -11456,7 +10592,6 @@
       <w:pPr>
         <w:pStyle w:val="ListBullet"/>
         <w:bidi w:val="1"/>
-        <w:jc w:val="right"/>
       </w:pPr>
       <w:r>
         <w:rPr>
@@ -11469,7 +10604,6 @@
       <w:pPr>
         <w:pStyle w:val="ListBullet"/>
         <w:bidi w:val="1"/>
-        <w:jc w:val="right"/>
       </w:pPr>
       <w:r>
         <w:rPr>
@@ -11482,7 +10616,6 @@
       <w:pPr>
         <w:pStyle w:val="ListBullet"/>
         <w:bidi w:val="1"/>
-        <w:jc w:val="right"/>
       </w:pPr>
       <w:r>
         <w:rPr>
@@ -11495,7 +10628,6 @@
       <w:pPr>
         <w:pStyle w:val="ListBullet"/>
         <w:bidi w:val="1"/>
-        <w:jc w:val="right"/>
       </w:pPr>
       <w:r>
         <w:rPr>
@@ -11508,7 +10640,6 @@
       <w:pPr>
         <w:pStyle w:val="ListBullet"/>
         <w:bidi w:val="1"/>
-        <w:jc w:val="right"/>
       </w:pPr>
       <w:r>
         <w:rPr>
@@ -11521,7 +10652,6 @@
       <w:pPr>
         <w:pStyle w:val="Heading3"/>
         <w:bidi w:val="1"/>
-        <w:jc w:val="right"/>
       </w:pPr>
       <w:r>
         <w:rPr>
@@ -11534,7 +10664,6 @@
       <w:pPr>
         <w:pStyle w:val="ListBullet"/>
         <w:bidi w:val="1"/>
-        <w:jc w:val="right"/>
       </w:pPr>
       <w:r>
         <w:rPr>
@@ -11547,7 +10676,6 @@
       <w:pPr>
         <w:pStyle w:val="ListBullet"/>
         <w:bidi w:val="1"/>
-        <w:jc w:val="right"/>
       </w:pPr>
       <w:r>
         <w:rPr>
@@ -11560,7 +10688,6 @@
       <w:pPr>
         <w:pStyle w:val="ListBullet"/>
         <w:bidi w:val="1"/>
-        <w:jc w:val="right"/>
       </w:pPr>
       <w:r>
         <w:rPr>
@@ -11573,7 +10700,6 @@
       <w:pPr>
         <w:pStyle w:val="Heading3"/>
         <w:bidi w:val="1"/>
-        <w:jc w:val="right"/>
       </w:pPr>
       <w:r>
         <w:rPr>
@@ -11586,7 +10712,6 @@
       <w:pPr>
         <w:pStyle w:val="ListBullet"/>
         <w:bidi w:val="1"/>
-        <w:jc w:val="right"/>
       </w:pPr>
       <w:r>
         <w:rPr>
@@ -11599,7 +10724,6 @@
       <w:pPr>
         <w:pStyle w:val="Heading3"/>
         <w:bidi w:val="1"/>
-        <w:jc w:val="right"/>
       </w:pPr>
       <w:r>
         <w:rPr>
@@ -11612,7 +10736,6 @@
       <w:pPr>
         <w:pStyle w:val="ListBullet"/>
         <w:bidi w:val="1"/>
-        <w:jc w:val="right"/>
       </w:pPr>
       <w:r>
         <w:rPr>
@@ -11625,7 +10748,6 @@
       <w:pPr>
         <w:pStyle w:val="ListBullet"/>
         <w:bidi w:val="1"/>
-        <w:jc w:val="right"/>
       </w:pPr>
       <w:r>
         <w:rPr>
@@ -11638,7 +10760,6 @@
       <w:pPr>
         <w:pStyle w:val="ListBullet"/>
         <w:bidi w:val="1"/>
-        <w:jc w:val="right"/>
       </w:pPr>
       <w:r>
         <w:rPr>
@@ -11651,7 +10772,6 @@
       <w:pPr>
         <w:pStyle w:val="ListBullet"/>
         <w:bidi w:val="1"/>
-        <w:jc w:val="right"/>
       </w:pPr>
       <w:r>
         <w:rPr>
@@ -11664,7 +10784,6 @@
       <w:pPr>
         <w:pStyle w:val="ListBullet"/>
         <w:bidi w:val="1"/>
-        <w:jc w:val="right"/>
       </w:pPr>
       <w:r>
         <w:rPr>
@@ -11677,7 +10796,6 @@
       <w:pPr>
         <w:pStyle w:val="ListBullet"/>
         <w:bidi w:val="1"/>
-        <w:jc w:val="right"/>
       </w:pPr>
       <w:r>
         <w:rPr>
@@ -11690,7 +10808,6 @@
       <w:pPr>
         <w:pStyle w:val="ListBullet"/>
         <w:bidi w:val="1"/>
-        <w:jc w:val="right"/>
       </w:pPr>
       <w:r>
         <w:rPr>
@@ -11703,7 +10820,6 @@
       <w:pPr>
         <w:pStyle w:val="Heading3"/>
         <w:bidi w:val="1"/>
-        <w:jc w:val="right"/>
       </w:pPr>
       <w:r>
         <w:rPr>
@@ -11716,7 +10832,6 @@
       <w:pPr>
         <w:pStyle w:val="ListBullet"/>
         <w:bidi w:val="1"/>
-        <w:jc w:val="right"/>
       </w:pPr>
       <w:r>
         <w:rPr>
@@ -11729,7 +10844,6 @@
       <w:pPr>
         <w:pStyle w:val="ListBullet"/>
         <w:bidi w:val="1"/>
-        <w:jc w:val="right"/>
       </w:pPr>
       <w:r>
         <w:rPr>
@@ -11742,7 +10856,6 @@
       <w:pPr>
         <w:pStyle w:val="ListBullet"/>
         <w:bidi w:val="1"/>
-        <w:jc w:val="right"/>
       </w:pPr>
       <w:r>
         <w:rPr>
@@ -11755,7 +10868,6 @@
       <w:pPr>
         <w:pStyle w:val="Heading3"/>
         <w:bidi w:val="1"/>
-        <w:jc w:val="right"/>
       </w:pPr>
       <w:r>
         <w:rPr>
@@ -11768,7 +10880,6 @@
       <w:pPr>
         <w:pStyle w:val="ListBullet"/>
         <w:bidi w:val="1"/>
-        <w:jc w:val="right"/>
       </w:pPr>
       <w:r>
         <w:rPr>
@@ -11781,7 +10892,6 @@
       <w:pPr>
         <w:pStyle w:val="ListBullet"/>
         <w:bidi w:val="1"/>
-        <w:jc w:val="right"/>
       </w:pPr>
       <w:r>
         <w:rPr>
@@ -11794,7 +10904,6 @@
       <w:pPr>
         <w:pStyle w:val="ListBullet"/>
         <w:bidi w:val="1"/>
-        <w:jc w:val="right"/>
       </w:pPr>
       <w:r>
         <w:rPr>
@@ -11807,7 +10916,6 @@
       <w:pPr>
         <w:pStyle w:val="ListBullet"/>
         <w:bidi w:val="1"/>
-        <w:jc w:val="right"/>
       </w:pPr>
       <w:r>
         <w:rPr>
@@ -11820,7 +10928,6 @@
       <w:pPr>
         <w:pStyle w:val="ListBullet"/>
         <w:bidi w:val="1"/>
-        <w:jc w:val="right"/>
       </w:pPr>
       <w:r>
         <w:rPr>
@@ -11833,7 +10940,6 @@
       <w:pPr>
         <w:pStyle w:val="ListBullet"/>
         <w:bidi w:val="1"/>
-        <w:jc w:val="right"/>
       </w:pPr>
       <w:r>
         <w:rPr>
@@ -11846,7 +10952,6 @@
       <w:pPr>
         <w:pStyle w:val="ListBullet"/>
         <w:bidi w:val="1"/>
-        <w:jc w:val="right"/>
       </w:pPr>
       <w:r>
         <w:rPr>
@@ -11859,7 +10964,6 @@
       <w:pPr>
         <w:pStyle w:val="Heading3"/>
         <w:bidi w:val="1"/>
-        <w:jc w:val="right"/>
       </w:pPr>
       <w:r>
         <w:rPr>
@@ -11872,7 +10976,6 @@
       <w:pPr>
         <w:pStyle w:val="ListBullet"/>
         <w:bidi w:val="1"/>
-        <w:jc w:val="right"/>
       </w:pPr>
       <w:r>
         <w:rPr>
@@ -11885,7 +10988,6 @@
       <w:pPr>
         <w:pStyle w:val="ListBullet"/>
         <w:bidi w:val="1"/>
-        <w:jc w:val="right"/>
       </w:pPr>
       <w:r>
         <w:rPr>
@@ -11898,7 +11000,6 @@
       <w:pPr>
         <w:pStyle w:val="ListBullet"/>
         <w:bidi w:val="1"/>
-        <w:jc w:val="right"/>
       </w:pPr>
       <w:r>
         <w:rPr>
@@ -11911,7 +11012,6 @@
       <w:pPr>
         <w:pStyle w:val="Heading3"/>
         <w:bidi w:val="1"/>
-        <w:jc w:val="right"/>
       </w:pPr>
       <w:r>
         <w:rPr>
@@ -11924,7 +11024,6 @@
       <w:pPr>
         <w:pStyle w:val="ListBullet"/>
         <w:bidi w:val="1"/>
-        <w:jc w:val="right"/>
       </w:pPr>
       <w:r>
         <w:rPr>
@@ -11937,7 +11036,6 @@
       <w:pPr>
         <w:pStyle w:val="ListBullet"/>
         <w:bidi w:val="1"/>
-        <w:jc w:val="right"/>
       </w:pPr>
       <w:r>
         <w:rPr>
@@ -11950,7 +11048,6 @@
       <w:pPr>
         <w:pStyle w:val="ListBullet"/>
         <w:bidi w:val="1"/>
-        <w:jc w:val="right"/>
       </w:pPr>
       <w:r>
         <w:rPr>
@@ -11963,7 +11060,6 @@
       <w:pPr>
         <w:pStyle w:val="Heading2"/>
         <w:bidi w:val="1"/>
-        <w:jc w:val="right"/>
       </w:pPr>
       <w:r>
         <w:rPr>
@@ -11976,7 +11072,6 @@
       <w:pPr>
         <w:pStyle w:val="Heading3"/>
         <w:bidi w:val="1"/>
-        <w:jc w:val="right"/>
       </w:pPr>
       <w:r>
         <w:rPr>
@@ -11989,7 +11084,6 @@
       <w:pPr>
         <w:pStyle w:val="ListBullet"/>
         <w:bidi w:val="1"/>
-        <w:jc w:val="right"/>
       </w:pPr>
       <w:r>
         <w:rPr>
@@ -12002,7 +11096,6 @@
       <w:pPr>
         <w:pStyle w:val="ListBullet"/>
         <w:bidi w:val="1"/>
-        <w:jc w:val="right"/>
       </w:pPr>
       <w:r>
         <w:rPr>
@@ -12015,7 +11108,6 @@
       <w:pPr>
         <w:pStyle w:val="ListBullet"/>
         <w:bidi w:val="1"/>
-        <w:jc w:val="right"/>
       </w:pPr>
       <w:r>
         <w:rPr>
@@ -12028,7 +11120,6 @@
       <w:pPr>
         <w:pStyle w:val="ListBullet"/>
         <w:bidi w:val="1"/>
-        <w:jc w:val="right"/>
       </w:pPr>
       <w:r>
         <w:rPr>
@@ -12041,7 +11132,6 @@
       <w:pPr>
         <w:pStyle w:val="ListBullet"/>
         <w:bidi w:val="1"/>
-        <w:jc w:val="right"/>
       </w:pPr>
       <w:r>
         <w:rPr>
@@ -12054,7 +11144,6 @@
       <w:pPr>
         <w:pStyle w:val="ListBullet"/>
         <w:bidi w:val="1"/>
-        <w:jc w:val="right"/>
       </w:pPr>
       <w:r>
         <w:rPr>
@@ -12067,7 +11156,6 @@
       <w:pPr>
         <w:pStyle w:val="ListBullet"/>
         <w:bidi w:val="1"/>
-        <w:jc w:val="right"/>
       </w:pPr>
       <w:r>
         <w:rPr>
@@ -12080,7 +11168,6 @@
       <w:pPr>
         <w:pStyle w:val="ListBullet"/>
         <w:bidi w:val="1"/>
-        <w:jc w:val="right"/>
       </w:pPr>
       <w:r>
         <w:rPr>
@@ -12093,7 +11180,6 @@
       <w:pPr>
         <w:pStyle w:val="ListBullet"/>
         <w:bidi w:val="1"/>
-        <w:jc w:val="right"/>
       </w:pPr>
       <w:r>
         <w:rPr>
@@ -12106,7 +11192,6 @@
       <w:pPr>
         <w:pStyle w:val="ListBullet"/>
         <w:bidi w:val="1"/>
-        <w:jc w:val="right"/>
       </w:pPr>
       <w:r>
         <w:rPr>
@@ -12119,7 +11204,6 @@
       <w:pPr>
         <w:pStyle w:val="Heading3"/>
         <w:bidi w:val="1"/>
-        <w:jc w:val="right"/>
       </w:pPr>
       <w:r>
         <w:rPr>
@@ -12132,7 +11216,6 @@
       <w:pPr>
         <w:pStyle w:val="ListBullet"/>
         <w:bidi w:val="1"/>
-        <w:jc w:val="right"/>
       </w:pPr>
       <w:r>
         <w:rPr>
@@ -12145,7 +11228,6 @@
       <w:pPr>
         <w:pStyle w:val="ListBullet"/>
         <w:bidi w:val="1"/>
-        <w:jc w:val="right"/>
       </w:pPr>
       <w:r>
         <w:rPr>
@@ -12158,7 +11240,6 @@
       <w:pPr>
         <w:pStyle w:val="ListBullet"/>
         <w:bidi w:val="1"/>
-        <w:jc w:val="right"/>
       </w:pPr>
       <w:r>
         <w:rPr>
@@ -12171,7 +11252,6 @@
       <w:pPr>
         <w:pStyle w:val="ListBullet"/>
         <w:bidi w:val="1"/>
-        <w:jc w:val="right"/>
       </w:pPr>
       <w:r>
         <w:rPr>
@@ -12184,7 +11264,6 @@
       <w:pPr>
         <w:pStyle w:val="ListBullet"/>
         <w:bidi w:val="1"/>
-        <w:jc w:val="right"/>
       </w:pPr>
       <w:r>
         <w:rPr>
@@ -12197,7 +11276,6 @@
       <w:pPr>
         <w:pStyle w:val="ListBullet"/>
         <w:bidi w:val="1"/>
-        <w:jc w:val="right"/>
       </w:pPr>
       <w:r>
         <w:rPr>
@@ -12210,7 +11288,6 @@
       <w:pPr>
         <w:pStyle w:val="ListBullet"/>
         <w:bidi w:val="1"/>
-        <w:jc w:val="right"/>
       </w:pPr>
       <w:r>
         <w:rPr>
@@ -12223,7 +11300,6 @@
       <w:pPr>
         <w:pStyle w:val="ListBullet"/>
         <w:bidi w:val="1"/>
-        <w:jc w:val="right"/>
       </w:pPr>
       <w:r>
         <w:rPr>
@@ -12236,7 +11312,6 @@
       <w:pPr>
         <w:pStyle w:val="ListBullet"/>
         <w:bidi w:val="1"/>
-        <w:jc w:val="right"/>
       </w:pPr>
       <w:r>
         <w:rPr>
@@ -12249,7 +11324,6 @@
       <w:pPr>
         <w:pStyle w:val="ListBullet"/>
         <w:bidi w:val="1"/>
-        <w:jc w:val="right"/>
       </w:pPr>
       <w:r>
         <w:rPr>
@@ -12262,7 +11336,6 @@
       <w:pPr>
         <w:pStyle w:val="ListBullet"/>
         <w:bidi w:val="1"/>
-        <w:jc w:val="right"/>
       </w:pPr>
       <w:r>
         <w:rPr>
@@ -12275,7 +11348,6 @@
       <w:pPr>
         <w:pStyle w:val="ListBullet"/>
         <w:bidi w:val="1"/>
-        <w:jc w:val="right"/>
       </w:pPr>
       <w:r>
         <w:rPr>
@@ -12288,7 +11360,6 @@
       <w:pPr>
         <w:pStyle w:val="ListBullet"/>
         <w:bidi w:val="1"/>
-        <w:jc w:val="right"/>
       </w:pPr>
       <w:r>
         <w:rPr>
@@ -12301,7 +11372,6 @@
       <w:pPr>
         <w:pStyle w:val="ListBullet"/>
         <w:bidi w:val="1"/>
-        <w:jc w:val="right"/>
       </w:pPr>
       <w:r>
         <w:rPr>
@@ -12314,7 +11384,6 @@
       <w:pPr>
         <w:pStyle w:val="ListBullet"/>
         <w:bidi w:val="1"/>
-        <w:jc w:val="right"/>
       </w:pPr>
       <w:r>
         <w:rPr>
@@ -12327,7 +11396,6 @@
       <w:pPr>
         <w:pStyle w:val="ListBullet"/>
         <w:bidi w:val="1"/>
-        <w:jc w:val="right"/>
       </w:pPr>
       <w:r>
         <w:rPr>
@@ -12340,7 +11408,6 @@
       <w:pPr>
         <w:pStyle w:val="ListBullet"/>
         <w:bidi w:val="1"/>
-        <w:jc w:val="right"/>
       </w:pPr>
       <w:r>
         <w:rPr>
@@ -12353,7 +11420,6 @@
       <w:pPr>
         <w:pStyle w:val="ListBullet"/>
         <w:bidi w:val="1"/>
-        <w:jc w:val="right"/>
       </w:pPr>
       <w:r>
         <w:rPr>
@@ -12366,7 +11432,6 @@
       <w:pPr>
         <w:pStyle w:val="ListBullet"/>
         <w:bidi w:val="1"/>
-        <w:jc w:val="right"/>
       </w:pPr>
       <w:r>
         <w:rPr>
@@ -12379,7 +11444,6 @@
       <w:pPr>
         <w:pStyle w:val="ListBullet"/>
         <w:bidi w:val="1"/>
-        <w:jc w:val="right"/>
       </w:pPr>
       <w:r>
         <w:rPr>
@@ -12392,7 +11456,6 @@
       <w:pPr>
         <w:pStyle w:val="ListBullet"/>
         <w:bidi w:val="1"/>
-        <w:jc w:val="right"/>
       </w:pPr>
       <w:r>
         <w:rPr>
@@ -12405,7 +11468,6 @@
       <w:pPr>
         <w:pStyle w:val="Heading3"/>
         <w:bidi w:val="1"/>
-        <w:jc w:val="right"/>
       </w:pPr>
       <w:r>
         <w:rPr>
@@ -12418,7 +11480,6 @@
       <w:pPr>
         <w:pStyle w:val="ListBullet"/>
         <w:bidi w:val="1"/>
-        <w:jc w:val="right"/>
       </w:pPr>
       <w:r>
         <w:rPr>
@@ -12431,7 +11492,6 @@
       <w:pPr>
         <w:pStyle w:val="ListBullet"/>
         <w:bidi w:val="1"/>
-        <w:jc w:val="right"/>
       </w:pPr>
       <w:r>
         <w:rPr>
@@ -12444,7 +11504,6 @@
       <w:pPr>
         <w:pStyle w:val="ListBullet"/>
         <w:bidi w:val="1"/>
-        <w:jc w:val="right"/>
       </w:pPr>
       <w:r>
         <w:rPr>
@@ -12457,7 +11516,6 @@
       <w:pPr>
         <w:pStyle w:val="ListBullet"/>
         <w:bidi w:val="1"/>
-        <w:jc w:val="right"/>
       </w:pPr>
       <w:r>
         <w:rPr>
@@ -12470,7 +11528,6 @@
       <w:pPr>
         <w:pStyle w:val="ListBullet"/>
         <w:bidi w:val="1"/>
-        <w:jc w:val="right"/>
       </w:pPr>
       <w:r>
         <w:rPr>
@@ -12483,7 +11540,6 @@
       <w:pPr>
         <w:pStyle w:val="Heading3"/>
         <w:bidi w:val="1"/>
-        <w:jc w:val="right"/>
       </w:pPr>
       <w:r>
         <w:rPr>
@@ -12496,7 +11552,6 @@
       <w:pPr>
         <w:pStyle w:val="ListBullet"/>
         <w:bidi w:val="1"/>
-        <w:jc w:val="right"/>
       </w:pPr>
       <w:r>
         <w:rPr>
@@ -12509,7 +11564,6 @@
       <w:pPr>
         <w:pStyle w:val="ListBullet"/>
         <w:bidi w:val="1"/>
-        <w:jc w:val="right"/>
       </w:pPr>
       <w:r>
         <w:rPr>
@@ -12522,7 +11576,6 @@
       <w:pPr>
         <w:pStyle w:val="ListBullet"/>
         <w:bidi w:val="1"/>
-        <w:jc w:val="right"/>
       </w:pPr>
       <w:r>
         <w:rPr>
@@ -12535,7 +11588,6 @@
       <w:pPr>
         <w:pStyle w:val="ListBullet"/>
         <w:bidi w:val="1"/>
-        <w:jc w:val="right"/>
       </w:pPr>
       <w:r>
         <w:rPr>
@@ -12548,7 +11600,6 @@
       <w:pPr>
         <w:pStyle w:val="ListBullet"/>
         <w:bidi w:val="1"/>
-        <w:jc w:val="right"/>
       </w:pPr>
       <w:r>
         <w:rPr>
@@ -12561,7 +11612,6 @@
       <w:pPr>
         <w:pStyle w:val="Heading3"/>
         <w:bidi w:val="1"/>
-        <w:jc w:val="right"/>
       </w:pPr>
       <w:r>
         <w:rPr>
@@ -12573,7 +11623,6 @@
     <w:p>
       <w:pPr>
         <w:bidi w:val="1"/>
-        <w:jc w:val="right"/>
       </w:pPr>
       <w:r>
         <w:rPr>
@@ -13525,7 +12574,6 @@
     </w:pPr>
     <w:rPr>
       <w:rFonts w:ascii="David" w:hAnsi="David" w:cs="David"/>
-      <w:b w:val="0"/>
       <w:sz w:val="24"/>
       <w:szCs w:val="24"/>
     </w:rPr>

--- a/עבודה-חוברת/תוצר/חוברת-מדינה-יהודית-בעלת-תוכן.docx
+++ b/עבודה-חוברת/תוצר/חוברת-מדינה-יהודית-בעלת-תוכן.docx
@@ -11875,10 +11875,12 @@
         <w:sz w:val="22"/>
         <w:szCs w:val="22"/>
         <w:lang w:val="en-US" w:eastAsia="en-US" w:bidi="ar-SA"/>
+        <w:rtl/>
       </w:rPr>
     </w:rPrDefault>
     <w:pPrDefault>
       <w:pPr>
+        <w:bidi/>
         <w:spacing w:after="200" w:line="276" w:lineRule="auto"/>
       </w:pPr>
     </w:pPrDefault>

--- a/עבודה-חוברת/תוצר/חוברת-מדינה-יהודית-בעלת-תוכן.docx
+++ b/עבודה-חוברת/תוצר/חוברת-מדינה-יהודית-בעלת-תוכן.docx
@@ -37,6 +37,7 @@
       <w:pPr>
         <w:pStyle w:val="Heading1"/>
         <w:bidi w:val="1"/>
+        <w:jc w:val="center"/>
       </w:pPr>
       <w:r>
         <w:rPr>
@@ -48,6 +49,7 @@
     <w:p>
       <w:pPr>
         <w:bidi w:val="1"/>
+        <w:jc w:val="both"/>
       </w:pPr>
       <w:r>
         <w:rPr>
@@ -59,6 +61,7 @@
     <w:p>
       <w:pPr>
         <w:bidi w:val="1"/>
+        <w:jc w:val="both"/>
       </w:pPr>
       <w:r>
         <w:rPr>
@@ -70,6 +73,7 @@
     <w:p>
       <w:pPr>
         <w:bidi w:val="1"/>
+        <w:jc w:val="both"/>
       </w:pPr>
       <w:r>
         <w:rPr>
@@ -81,6 +85,7 @@
     <w:p>
       <w:pPr>
         <w:bidi w:val="1"/>
+        <w:jc w:val="both"/>
       </w:pPr>
       <w:r>
         <w:rPr>
@@ -92,6 +97,7 @@
     <w:p>
       <w:pPr>
         <w:bidi w:val="1"/>
+        <w:jc w:val="both"/>
       </w:pPr>
       <w:r>
         <w:rPr>
@@ -103,6 +109,7 @@
     <w:p>
       <w:pPr>
         <w:bidi w:val="1"/>
+        <w:jc w:val="both"/>
       </w:pPr>
       <w:r>
         <w:rPr>
@@ -114,6 +121,7 @@
     <w:p>
       <w:pPr>
         <w:bidi w:val="1"/>
+        <w:jc w:val="both"/>
       </w:pPr>
       <w:r>
         <w:rPr>
@@ -125,6 +133,7 @@
     <w:p>
       <w:pPr>
         <w:bidi w:val="1"/>
+        <w:jc w:val="both"/>
       </w:pPr>
       <w:r>
         <w:rPr>
@@ -136,6 +145,7 @@
     <w:p>
       <w:pPr>
         <w:bidi w:val="1"/>
+        <w:jc w:val="both"/>
       </w:pPr>
       <w:r>
         <w:rPr>
@@ -147,6 +157,7 @@
     <w:p>
       <w:pPr>
         <w:bidi w:val="1"/>
+        <w:jc w:val="both"/>
       </w:pPr>
       <w:r>
         <w:rPr>
@@ -158,6 +169,7 @@
     <w:p>
       <w:pPr>
         <w:bidi w:val="1"/>
+        <w:jc w:val="both"/>
       </w:pPr>
       <w:r>
         <w:rPr>
@@ -169,6 +181,7 @@
     <w:p>
       <w:pPr>
         <w:bidi w:val="1"/>
+        <w:jc w:val="both"/>
       </w:pPr>
       <w:r>
         <w:rPr>
@@ -186,6 +199,7 @@
       <w:pPr>
         <w:pStyle w:val="Heading1"/>
         <w:bidi w:val="1"/>
+        <w:jc w:val="center"/>
       </w:pPr>
       <w:r>
         <w:rPr>
@@ -198,6 +212,7 @@
       <w:pPr>
         <w:pStyle w:val="Heading2"/>
         <w:bidi w:val="1"/>
+        <w:jc w:val="center"/>
       </w:pPr>
       <w:r>
         <w:rPr>
@@ -210,6 +225,7 @@
       <w:pPr>
         <w:pStyle w:val="Heading3"/>
         <w:bidi w:val="1"/>
+        <w:jc w:val="center"/>
       </w:pPr>
       <w:r>
         <w:rPr>
@@ -221,6 +237,7 @@
     <w:p>
       <w:pPr>
         <w:bidi w:val="1"/>
+        <w:jc w:val="both"/>
       </w:pPr>
       <w:r>
         <w:rPr>
@@ -232,6 +249,7 @@
     <w:p>
       <w:pPr>
         <w:bidi w:val="1"/>
+        <w:jc w:val="both"/>
       </w:pPr>
       <w:r>
         <w:rPr>
@@ -243,6 +261,7 @@
     <w:p>
       <w:pPr>
         <w:bidi w:val="1"/>
+        <w:jc w:val="both"/>
       </w:pPr>
       <w:r>
         <w:rPr>
@@ -254,6 +273,7 @@
     <w:p>
       <w:pPr>
         <w:bidi w:val="1"/>
+        <w:jc w:val="both"/>
       </w:pPr>
       <w:r>
         <w:rPr>
@@ -265,6 +285,7 @@
     <w:p>
       <w:pPr>
         <w:bidi w:val="1"/>
+        <w:jc w:val="both"/>
       </w:pPr>
       <w:r>
         <w:rPr>
@@ -276,6 +297,7 @@
     <w:p>
       <w:pPr>
         <w:bidi w:val="1"/>
+        <w:jc w:val="both"/>
       </w:pPr>
       <w:r>
         <w:rPr>
@@ -287,6 +309,7 @@
     <w:p>
       <w:pPr>
         <w:bidi w:val="1"/>
+        <w:jc w:val="both"/>
       </w:pPr>
       <w:r>
         <w:rPr>
@@ -299,6 +322,7 @@
       <w:pPr>
         <w:pStyle w:val="Heading3"/>
         <w:bidi w:val="1"/>
+        <w:jc w:val="center"/>
       </w:pPr>
       <w:r>
         <w:rPr>
@@ -310,6 +334,7 @@
     <w:p>
       <w:pPr>
         <w:bidi w:val="1"/>
+        <w:jc w:val="both"/>
       </w:pPr>
       <w:r>
         <w:rPr>
@@ -321,6 +346,7 @@
     <w:p>
       <w:pPr>
         <w:bidi w:val="1"/>
+        <w:jc w:val="both"/>
       </w:pPr>
       <w:r>
         <w:rPr>
@@ -332,6 +358,7 @@
     <w:p>
       <w:pPr>
         <w:bidi w:val="1"/>
+        <w:jc w:val="both"/>
       </w:pPr>
       <w:r>
         <w:rPr>
@@ -343,6 +370,7 @@
     <w:p>
       <w:pPr>
         <w:bidi w:val="1"/>
+        <w:jc w:val="both"/>
       </w:pPr>
       <w:r>
         <w:rPr>
@@ -354,6 +382,7 @@
     <w:p>
       <w:pPr>
         <w:bidi w:val="1"/>
+        <w:jc w:val="both"/>
       </w:pPr>
       <w:r>
         <w:rPr>
@@ -365,6 +394,7 @@
     <w:p>
       <w:pPr>
         <w:bidi w:val="1"/>
+        <w:jc w:val="both"/>
       </w:pPr>
       <w:r>
         <w:rPr>
@@ -376,6 +406,7 @@
     <w:p>
       <w:pPr>
         <w:bidi w:val="1"/>
+        <w:jc w:val="both"/>
       </w:pPr>
       <w:r>
         <w:rPr>
@@ -387,6 +418,7 @@
     <w:p>
       <w:pPr>
         <w:bidi w:val="1"/>
+        <w:jc w:val="both"/>
       </w:pPr>
       <w:r>
         <w:rPr>
@@ -404,6 +436,7 @@
       <w:pPr>
         <w:pStyle w:val="Heading1"/>
         <w:bidi w:val="1"/>
+        <w:jc w:val="center"/>
       </w:pPr>
       <w:r>
         <w:rPr>
@@ -416,6 +449,7 @@
       <w:pPr>
         <w:pStyle w:val="Heading2"/>
         <w:bidi w:val="1"/>
+        <w:jc w:val="center"/>
       </w:pPr>
       <w:r>
         <w:rPr>
@@ -427,6 +461,7 @@
     <w:p>
       <w:pPr>
         <w:bidi w:val="1"/>
+        <w:jc w:val="both"/>
       </w:pPr>
       <w:r>
         <w:rPr>
@@ -438,6 +473,7 @@
     <w:p>
       <w:pPr>
         <w:bidi w:val="1"/>
+        <w:jc w:val="both"/>
       </w:pPr>
       <w:r>
         <w:rPr>
@@ -449,6 +485,7 @@
     <w:p>
       <w:pPr>
         <w:bidi w:val="1"/>
+        <w:jc w:val="both"/>
       </w:pPr>
       <w:r>
         <w:rPr>
@@ -460,6 +497,7 @@
     <w:p>
       <w:pPr>
         <w:bidi w:val="1"/>
+        <w:jc w:val="both"/>
       </w:pPr>
       <w:r>
         <w:rPr>
@@ -472,6 +510,7 @@
       <w:pPr>
         <w:pStyle w:val="Heading2"/>
         <w:bidi w:val="1"/>
+        <w:jc w:val="center"/>
       </w:pPr>
       <w:r>
         <w:rPr>
@@ -483,6 +522,7 @@
     <w:p>
       <w:pPr>
         <w:bidi w:val="1"/>
+        <w:jc w:val="both"/>
       </w:pPr>
       <w:r>
         <w:rPr>
@@ -494,6 +534,7 @@
     <w:p>
       <w:pPr>
         <w:bidi w:val="1"/>
+        <w:jc w:val="both"/>
       </w:pPr>
       <w:r>
         <w:rPr>
@@ -505,6 +546,7 @@
     <w:p>
       <w:pPr>
         <w:bidi w:val="1"/>
+        <w:jc w:val="both"/>
       </w:pPr>
       <w:r>
         <w:rPr>
@@ -516,6 +558,7 @@
     <w:p>
       <w:pPr>
         <w:bidi w:val="1"/>
+        <w:jc w:val="both"/>
       </w:pPr>
       <w:r>
         <w:rPr>
@@ -528,6 +571,7 @@
       <w:pPr>
         <w:pStyle w:val="Heading2"/>
         <w:bidi w:val="1"/>
+        <w:jc w:val="center"/>
       </w:pPr>
       <w:r>
         <w:rPr>
@@ -540,6 +584,7 @@
       <w:pPr>
         <w:pStyle w:val="Heading3"/>
         <w:bidi w:val="1"/>
+        <w:jc w:val="center"/>
       </w:pPr>
       <w:r>
         <w:rPr>
@@ -551,6 +596,7 @@
     <w:p>
       <w:pPr>
         <w:bidi w:val="1"/>
+        <w:jc w:val="both"/>
       </w:pPr>
       <w:r>
         <w:rPr>
@@ -562,6 +608,7 @@
     <w:p>
       <w:pPr>
         <w:bidi w:val="1"/>
+        <w:jc w:val="both"/>
       </w:pPr>
       <w:r>
         <w:rPr>
@@ -574,6 +621,7 @@
       <w:pPr>
         <w:pStyle w:val="Heading3"/>
         <w:bidi w:val="1"/>
+        <w:jc w:val="center"/>
       </w:pPr>
       <w:r>
         <w:rPr>
@@ -585,6 +633,7 @@
     <w:p>
       <w:pPr>
         <w:bidi w:val="1"/>
+        <w:jc w:val="both"/>
       </w:pPr>
       <w:r>
         <w:rPr>
@@ -596,6 +645,7 @@
     <w:p>
       <w:pPr>
         <w:bidi w:val="1"/>
+        <w:jc w:val="both"/>
       </w:pPr>
       <w:r>
         <w:rPr>
@@ -608,6 +658,7 @@
       <w:pPr>
         <w:pStyle w:val="Heading3"/>
         <w:bidi w:val="1"/>
+        <w:jc w:val="center"/>
       </w:pPr>
       <w:r>
         <w:rPr>
@@ -619,6 +670,7 @@
     <w:p>
       <w:pPr>
         <w:bidi w:val="1"/>
+        <w:jc w:val="both"/>
       </w:pPr>
       <w:r>
         <w:rPr>
@@ -630,6 +682,7 @@
     <w:p>
       <w:pPr>
         <w:bidi w:val="1"/>
+        <w:jc w:val="both"/>
       </w:pPr>
       <w:r>
         <w:rPr>
@@ -641,6 +694,7 @@
     <w:p>
       <w:pPr>
         <w:bidi w:val="1"/>
+        <w:jc w:val="both"/>
       </w:pPr>
       <w:r>
         <w:rPr>
@@ -653,6 +707,7 @@
       <w:pPr>
         <w:pStyle w:val="Heading3"/>
         <w:bidi w:val="1"/>
+        <w:jc w:val="center"/>
       </w:pPr>
       <w:r>
         <w:rPr>
@@ -664,6 +719,7 @@
     <w:p>
       <w:pPr>
         <w:bidi w:val="1"/>
+        <w:jc w:val="both"/>
       </w:pPr>
       <w:r>
         <w:rPr>
@@ -675,6 +731,7 @@
     <w:p>
       <w:pPr>
         <w:bidi w:val="1"/>
+        <w:jc w:val="both"/>
       </w:pPr>
       <w:r>
         <w:rPr>
@@ -687,6 +744,7 @@
       <w:pPr>
         <w:pStyle w:val="Heading3"/>
         <w:bidi w:val="1"/>
+        <w:jc w:val="center"/>
       </w:pPr>
       <w:r>
         <w:rPr>
@@ -698,6 +756,7 @@
     <w:p>
       <w:pPr>
         <w:bidi w:val="1"/>
+        <w:jc w:val="both"/>
       </w:pPr>
       <w:r>
         <w:rPr>
@@ -709,6 +768,7 @@
     <w:p>
       <w:pPr>
         <w:bidi w:val="1"/>
+        <w:jc w:val="both"/>
       </w:pPr>
       <w:r>
         <w:rPr>
@@ -721,6 +781,7 @@
       <w:pPr>
         <w:pStyle w:val="Heading2"/>
         <w:bidi w:val="1"/>
+        <w:jc w:val="center"/>
       </w:pPr>
       <w:r>
         <w:rPr>
@@ -732,6 +793,7 @@
     <w:p>
       <w:pPr>
         <w:bidi w:val="1"/>
+        <w:jc w:val="both"/>
       </w:pPr>
       <w:r>
         <w:rPr>
@@ -743,6 +805,7 @@
     <w:p>
       <w:pPr>
         <w:bidi w:val="1"/>
+        <w:jc w:val="both"/>
       </w:pPr>
       <w:r>
         <w:rPr>
@@ -762,6 +825,7 @@
     <w:p>
       <w:pPr>
         <w:bidi w:val="1"/>
+        <w:jc w:val="both"/>
       </w:pPr>
       <w:r>
         <w:rPr>
@@ -781,6 +845,7 @@
     <w:p>
       <w:pPr>
         <w:bidi w:val="1"/>
+        <w:jc w:val="both"/>
       </w:pPr>
       <w:r>
         <w:rPr>
@@ -800,6 +865,7 @@
     <w:p>
       <w:pPr>
         <w:bidi w:val="1"/>
+        <w:jc w:val="both"/>
       </w:pPr>
       <w:r>
         <w:rPr>
@@ -819,6 +885,7 @@
     <w:p>
       <w:pPr>
         <w:bidi w:val="1"/>
+        <w:jc w:val="both"/>
       </w:pPr>
       <w:r>
         <w:rPr>
@@ -838,6 +905,7 @@
     <w:p>
       <w:pPr>
         <w:bidi w:val="1"/>
+        <w:jc w:val="both"/>
       </w:pPr>
       <w:r>
         <w:rPr>
@@ -857,6 +925,7 @@
     <w:p>
       <w:pPr>
         <w:bidi w:val="1"/>
+        <w:jc w:val="both"/>
       </w:pPr>
       <w:r>
         <w:rPr>
@@ -869,6 +938,7 @@
       <w:pPr>
         <w:pStyle w:val="Heading2"/>
         <w:bidi w:val="1"/>
+        <w:jc w:val="center"/>
       </w:pPr>
       <w:r>
         <w:rPr>
@@ -880,6 +950,7 @@
     <w:p>
       <w:pPr>
         <w:bidi w:val="1"/>
+        <w:jc w:val="both"/>
       </w:pPr>
       <w:r>
         <w:rPr>
@@ -891,6 +962,7 @@
     <w:p>
       <w:pPr>
         <w:bidi w:val="1"/>
+        <w:jc w:val="both"/>
       </w:pPr>
       <w:r>
         <w:rPr>
@@ -902,6 +974,7 @@
     <w:p>
       <w:pPr>
         <w:bidi w:val="1"/>
+        <w:jc w:val="both"/>
       </w:pPr>
       <w:r>
         <w:rPr>
@@ -913,6 +986,7 @@
     <w:p>
       <w:pPr>
         <w:bidi w:val="1"/>
+        <w:jc w:val="both"/>
       </w:pPr>
       <w:r>
         <w:rPr>
@@ -924,6 +998,7 @@
     <w:p>
       <w:pPr>
         <w:bidi w:val="1"/>
+        <w:jc w:val="both"/>
       </w:pPr>
       <w:r>
         <w:rPr>
@@ -935,6 +1010,7 @@
     <w:p>
       <w:pPr>
         <w:bidi w:val="1"/>
+        <w:jc w:val="both"/>
       </w:pPr>
       <w:r>
         <w:rPr>
@@ -947,6 +1023,7 @@
       <w:pPr>
         <w:pStyle w:val="Heading2"/>
         <w:bidi w:val="1"/>
+        <w:jc w:val="center"/>
       </w:pPr>
       <w:r>
         <w:rPr>
@@ -958,6 +1035,7 @@
     <w:p>
       <w:pPr>
         <w:bidi w:val="1"/>
+        <w:jc w:val="both"/>
       </w:pPr>
       <w:r>
         <w:rPr>
@@ -969,6 +1047,7 @@
     <w:p>
       <w:pPr>
         <w:bidi w:val="1"/>
+        <w:jc w:val="both"/>
       </w:pPr>
       <w:r>
         <w:rPr>
@@ -980,6 +1059,7 @@
     <w:p>
       <w:pPr>
         <w:bidi w:val="1"/>
+        <w:jc w:val="both"/>
       </w:pPr>
       <w:r>
         <w:rPr>
@@ -992,6 +1072,7 @@
       <w:pPr>
         <w:pStyle w:val="Heading2"/>
         <w:bidi w:val="1"/>
+        <w:jc w:val="center"/>
       </w:pPr>
       <w:r>
         <w:rPr>
@@ -1003,6 +1084,7 @@
     <w:p>
       <w:pPr>
         <w:bidi w:val="1"/>
+        <w:jc w:val="both"/>
       </w:pPr>
       <w:r>
         <w:rPr>
@@ -1014,6 +1096,7 @@
     <w:p>
       <w:pPr>
         <w:bidi w:val="1"/>
+        <w:jc w:val="both"/>
       </w:pPr>
       <w:r>
         <w:rPr>
@@ -1026,6 +1109,7 @@
       <w:pPr>
         <w:pStyle w:val="Heading2"/>
         <w:bidi w:val="1"/>
+        <w:jc w:val="center"/>
       </w:pPr>
       <w:r>
         <w:rPr>
@@ -1037,6 +1121,7 @@
     <w:p>
       <w:pPr>
         <w:bidi w:val="1"/>
+        <w:jc w:val="both"/>
       </w:pPr>
       <w:r>
         <w:rPr>
@@ -1048,6 +1133,7 @@
     <w:p>
       <w:pPr>
         <w:bidi w:val="1"/>
+        <w:jc w:val="both"/>
       </w:pPr>
       <w:r>
         <w:rPr>
@@ -1060,6 +1146,7 @@
       <w:pPr>
         <w:pStyle w:val="Heading2"/>
         <w:bidi w:val="1"/>
+        <w:jc w:val="center"/>
       </w:pPr>
       <w:r>
         <w:rPr>
@@ -1071,6 +1158,7 @@
     <w:p>
       <w:pPr>
         <w:bidi w:val="1"/>
+        <w:jc w:val="both"/>
       </w:pPr>
       <w:r>
         <w:rPr>
@@ -1082,6 +1170,7 @@
     <w:p>
       <w:pPr>
         <w:bidi w:val="1"/>
+        <w:jc w:val="both"/>
       </w:pPr>
       <w:r>
         <w:rPr>
@@ -1093,6 +1182,7 @@
     <w:p>
       <w:pPr>
         <w:bidi w:val="1"/>
+        <w:jc w:val="both"/>
       </w:pPr>
       <w:r>
         <w:rPr>
@@ -1104,6 +1194,7 @@
     <w:p>
       <w:pPr>
         <w:bidi w:val="1"/>
+        <w:jc w:val="both"/>
       </w:pPr>
       <w:r>
         <w:rPr>
@@ -1115,6 +1206,7 @@
     <w:p>
       <w:pPr>
         <w:bidi w:val="1"/>
+        <w:jc w:val="both"/>
       </w:pPr>
       <w:r>
         <w:rPr>
@@ -1127,6 +1219,7 @@
       <w:pPr>
         <w:pStyle w:val="Heading2"/>
         <w:bidi w:val="1"/>
+        <w:jc w:val="center"/>
       </w:pPr>
       <w:r>
         <w:rPr>
@@ -1138,6 +1231,7 @@
     <w:p>
       <w:pPr>
         <w:bidi w:val="1"/>
+        <w:jc w:val="both"/>
       </w:pPr>
       <w:r>
         <w:rPr>
@@ -1149,6 +1243,7 @@
     <w:p>
       <w:pPr>
         <w:bidi w:val="1"/>
+        <w:jc w:val="both"/>
       </w:pPr>
       <w:r>
         <w:rPr>
@@ -1160,6 +1255,7 @@
     <w:p>
       <w:pPr>
         <w:bidi w:val="1"/>
+        <w:jc w:val="both"/>
       </w:pPr>
       <w:r>
         <w:rPr>
@@ -1171,6 +1267,7 @@
     <w:p>
       <w:pPr>
         <w:bidi w:val="1"/>
+        <w:jc w:val="both"/>
       </w:pPr>
       <w:r>
         <w:rPr>
@@ -1184,6 +1281,7 @@
     <w:p>
       <w:pPr>
         <w:bidi w:val="1"/>
+        <w:jc w:val="both"/>
       </w:pPr>
       <w:r>
         <w:rPr>
@@ -1197,6 +1295,7 @@
     <w:p>
       <w:pPr>
         <w:bidi w:val="1"/>
+        <w:jc w:val="both"/>
       </w:pPr>
       <w:r>
         <w:rPr>
@@ -1210,6 +1309,7 @@
     <w:p>
       <w:pPr>
         <w:bidi w:val="1"/>
+        <w:jc w:val="both"/>
       </w:pPr>
       <w:r>
         <w:rPr>
@@ -1223,6 +1323,7 @@
     <w:p>
       <w:pPr>
         <w:bidi w:val="1"/>
+        <w:jc w:val="both"/>
       </w:pPr>
       <w:r>
         <w:rPr>
@@ -1236,6 +1337,7 @@
     <w:p>
       <w:pPr>
         <w:bidi w:val="1"/>
+        <w:jc w:val="both"/>
       </w:pPr>
       <w:r>
         <w:rPr>
@@ -1249,6 +1351,7 @@
     <w:p>
       <w:pPr>
         <w:bidi w:val="1"/>
+        <w:jc w:val="both"/>
       </w:pPr>
       <w:r>
         <w:rPr>
@@ -1262,6 +1365,7 @@
     <w:p>
       <w:pPr>
         <w:bidi w:val="1"/>
+        <w:jc w:val="both"/>
       </w:pPr>
       <w:r>
         <w:rPr>
@@ -1275,6 +1379,7 @@
     <w:p>
       <w:pPr>
         <w:bidi w:val="1"/>
+        <w:jc w:val="both"/>
       </w:pPr>
       <w:r>
         <w:rPr>
@@ -1288,6 +1393,7 @@
     <w:p>
       <w:pPr>
         <w:bidi w:val="1"/>
+        <w:jc w:val="both"/>
       </w:pPr>
       <w:r>
         <w:rPr>
@@ -1301,6 +1407,7 @@
     <w:p>
       <w:pPr>
         <w:bidi w:val="1"/>
+        <w:jc w:val="both"/>
       </w:pPr>
       <w:r>
         <w:rPr>
@@ -1314,6 +1421,7 @@
     <w:p>
       <w:pPr>
         <w:bidi w:val="1"/>
+        <w:jc w:val="both"/>
       </w:pPr>
       <w:r>
         <w:rPr>
@@ -1327,6 +1435,7 @@
     <w:p>
       <w:pPr>
         <w:bidi w:val="1"/>
+        <w:jc w:val="both"/>
       </w:pPr>
       <w:r>
         <w:rPr>
@@ -1340,6 +1449,7 @@
     <w:p>
       <w:pPr>
         <w:bidi w:val="1"/>
+        <w:jc w:val="both"/>
       </w:pPr>
       <w:r>
         <w:rPr>
@@ -1353,6 +1463,7 @@
     <w:p>
       <w:pPr>
         <w:bidi w:val="1"/>
+        <w:jc w:val="both"/>
       </w:pPr>
       <w:r>
         <w:rPr>
@@ -1366,6 +1477,7 @@
     <w:p>
       <w:pPr>
         <w:bidi w:val="1"/>
+        <w:jc w:val="both"/>
       </w:pPr>
       <w:r>
         <w:rPr>
@@ -1379,6 +1491,7 @@
     <w:p>
       <w:pPr>
         <w:bidi w:val="1"/>
+        <w:jc w:val="both"/>
       </w:pPr>
       <w:r>
         <w:rPr>
@@ -1392,6 +1505,7 @@
     <w:p>
       <w:pPr>
         <w:bidi w:val="1"/>
+        <w:jc w:val="both"/>
       </w:pPr>
       <w:r>
         <w:rPr>
@@ -1405,6 +1519,7 @@
     <w:p>
       <w:pPr>
         <w:bidi w:val="1"/>
+        <w:jc w:val="both"/>
       </w:pPr>
       <w:r>
         <w:rPr>
@@ -1418,6 +1533,7 @@
     <w:p>
       <w:pPr>
         <w:bidi w:val="1"/>
+        <w:jc w:val="both"/>
       </w:pPr>
       <w:r>
         <w:rPr>
@@ -1431,6 +1547,7 @@
     <w:p>
       <w:pPr>
         <w:bidi w:val="1"/>
+        <w:jc w:val="both"/>
       </w:pPr>
       <w:r>
         <w:rPr>
@@ -1444,6 +1561,7 @@
     <w:p>
       <w:pPr>
         <w:bidi w:val="1"/>
+        <w:jc w:val="both"/>
       </w:pPr>
       <w:r>
         <w:rPr>
@@ -1457,6 +1575,7 @@
     <w:p>
       <w:pPr>
         <w:bidi w:val="1"/>
+        <w:jc w:val="both"/>
       </w:pPr>
       <w:r>
         <w:rPr>
@@ -1470,6 +1589,7 @@
     <w:p>
       <w:pPr>
         <w:bidi w:val="1"/>
+        <w:jc w:val="both"/>
       </w:pPr>
       <w:r>
         <w:rPr>
@@ -1483,6 +1603,7 @@
     <w:p>
       <w:pPr>
         <w:bidi w:val="1"/>
+        <w:jc w:val="both"/>
       </w:pPr>
       <w:r>
         <w:rPr>
@@ -1496,6 +1617,7 @@
     <w:p>
       <w:pPr>
         <w:bidi w:val="1"/>
+        <w:jc w:val="both"/>
       </w:pPr>
       <w:r>
         <w:rPr>
@@ -1509,6 +1631,7 @@
     <w:p>
       <w:pPr>
         <w:bidi w:val="1"/>
+        <w:jc w:val="both"/>
       </w:pPr>
       <w:r>
         <w:rPr>
@@ -1522,6 +1645,7 @@
     <w:p>
       <w:pPr>
         <w:bidi w:val="1"/>
+        <w:jc w:val="both"/>
       </w:pPr>
       <w:r>
         <w:rPr>
@@ -1535,6 +1659,7 @@
     <w:p>
       <w:pPr>
         <w:bidi w:val="1"/>
+        <w:jc w:val="both"/>
       </w:pPr>
       <w:r>
         <w:rPr>
@@ -1548,6 +1673,7 @@
     <w:p>
       <w:pPr>
         <w:bidi w:val="1"/>
+        <w:jc w:val="both"/>
       </w:pPr>
       <w:r>
         <w:rPr>
@@ -1561,6 +1687,7 @@
     <w:p>
       <w:pPr>
         <w:bidi w:val="1"/>
+        <w:jc w:val="both"/>
       </w:pPr>
       <w:r>
         <w:rPr>
@@ -1574,6 +1701,7 @@
     <w:p>
       <w:pPr>
         <w:bidi w:val="1"/>
+        <w:jc w:val="both"/>
       </w:pPr>
       <w:r>
         <w:rPr>
@@ -1587,6 +1715,7 @@
     <w:p>
       <w:pPr>
         <w:bidi w:val="1"/>
+        <w:jc w:val="both"/>
       </w:pPr>
       <w:r>
         <w:rPr>
@@ -1600,6 +1729,7 @@
     <w:p>
       <w:pPr>
         <w:bidi w:val="1"/>
+        <w:jc w:val="both"/>
       </w:pPr>
       <w:r>
         <w:rPr>
@@ -1613,6 +1743,7 @@
     <w:p>
       <w:pPr>
         <w:bidi w:val="1"/>
+        <w:jc w:val="both"/>
       </w:pPr>
       <w:r>
         <w:rPr>
@@ -1626,6 +1757,7 @@
     <w:p>
       <w:pPr>
         <w:bidi w:val="1"/>
+        <w:jc w:val="both"/>
       </w:pPr>
       <w:r>
         <w:rPr>
@@ -1639,6 +1771,7 @@
     <w:p>
       <w:pPr>
         <w:bidi w:val="1"/>
+        <w:jc w:val="both"/>
       </w:pPr>
       <w:r>
         <w:rPr>
@@ -1652,6 +1785,7 @@
     <w:p>
       <w:pPr>
         <w:bidi w:val="1"/>
+        <w:jc w:val="both"/>
       </w:pPr>
       <w:r>
         <w:rPr>
@@ -1665,6 +1799,7 @@
     <w:p>
       <w:pPr>
         <w:bidi w:val="1"/>
+        <w:jc w:val="both"/>
       </w:pPr>
       <w:r>
         <w:rPr>
@@ -1678,6 +1813,7 @@
     <w:p>
       <w:pPr>
         <w:bidi w:val="1"/>
+        <w:jc w:val="both"/>
       </w:pPr>
       <w:r>
         <w:rPr>
@@ -1691,6 +1827,7 @@
     <w:p>
       <w:pPr>
         <w:bidi w:val="1"/>
+        <w:jc w:val="both"/>
       </w:pPr>
       <w:r>
         <w:rPr>
@@ -1704,6 +1841,7 @@
     <w:p>
       <w:pPr>
         <w:bidi w:val="1"/>
+        <w:jc w:val="both"/>
       </w:pPr>
       <w:r>
         <w:rPr>
@@ -1717,6 +1855,7 @@
     <w:p>
       <w:pPr>
         <w:bidi w:val="1"/>
+        <w:jc w:val="both"/>
       </w:pPr>
       <w:r>
         <w:rPr>
@@ -1730,6 +1869,7 @@
     <w:p>
       <w:pPr>
         <w:bidi w:val="1"/>
+        <w:jc w:val="both"/>
       </w:pPr>
       <w:r>
         <w:rPr>
@@ -1743,6 +1883,7 @@
     <w:p>
       <w:pPr>
         <w:bidi w:val="1"/>
+        <w:jc w:val="both"/>
       </w:pPr>
       <w:r>
         <w:rPr>
@@ -1756,6 +1897,7 @@
     <w:p>
       <w:pPr>
         <w:bidi w:val="1"/>
+        <w:jc w:val="both"/>
       </w:pPr>
       <w:r>
         <w:rPr>
@@ -1769,6 +1911,7 @@
     <w:p>
       <w:pPr>
         <w:bidi w:val="1"/>
+        <w:jc w:val="both"/>
       </w:pPr>
       <w:r>
         <w:rPr>
@@ -1782,6 +1925,7 @@
     <w:p>
       <w:pPr>
         <w:bidi w:val="1"/>
+        <w:jc w:val="both"/>
       </w:pPr>
       <w:r>
         <w:rPr>
@@ -1795,6 +1939,7 @@
     <w:p>
       <w:pPr>
         <w:bidi w:val="1"/>
+        <w:jc w:val="both"/>
       </w:pPr>
       <w:r>
         <w:rPr>
@@ -1808,6 +1953,7 @@
     <w:p>
       <w:pPr>
         <w:bidi w:val="1"/>
+        <w:jc w:val="both"/>
       </w:pPr>
       <w:r>
         <w:rPr>
@@ -1821,6 +1967,7 @@
     <w:p>
       <w:pPr>
         <w:bidi w:val="1"/>
+        <w:jc w:val="both"/>
       </w:pPr>
       <w:r>
         <w:rPr>
@@ -1834,6 +1981,7 @@
     <w:p>
       <w:pPr>
         <w:bidi w:val="1"/>
+        <w:jc w:val="both"/>
       </w:pPr>
       <w:r>
         <w:rPr>
@@ -1847,6 +1995,7 @@
     <w:p>
       <w:pPr>
         <w:bidi w:val="1"/>
+        <w:jc w:val="both"/>
       </w:pPr>
       <w:r>
         <w:rPr>
@@ -1860,6 +2009,7 @@
     <w:p>
       <w:pPr>
         <w:bidi w:val="1"/>
+        <w:jc w:val="both"/>
       </w:pPr>
       <w:r>
         <w:rPr>
@@ -1877,6 +2027,7 @@
       <w:pPr>
         <w:pStyle w:val="Heading1"/>
         <w:bidi w:val="1"/>
+        <w:jc w:val="center"/>
       </w:pPr>
       <w:r>
         <w:rPr>
@@ -1889,6 +2040,7 @@
       <w:pPr>
         <w:pStyle w:val="Heading2"/>
         <w:bidi w:val="1"/>
+        <w:jc w:val="center"/>
       </w:pPr>
       <w:r>
         <w:rPr>
@@ -1900,6 +2052,7 @@
     <w:p>
       <w:pPr>
         <w:bidi w:val="1"/>
+        <w:jc w:val="both"/>
       </w:pPr>
       <w:r>
         <w:rPr>
@@ -1911,6 +2064,7 @@
     <w:p>
       <w:pPr>
         <w:bidi w:val="1"/>
+        <w:jc w:val="both"/>
       </w:pPr>
       <w:r>
         <w:rPr>
@@ -1922,6 +2076,7 @@
     <w:p>
       <w:pPr>
         <w:bidi w:val="1"/>
+        <w:jc w:val="both"/>
       </w:pPr>
       <w:r>
         <w:rPr>
@@ -1934,6 +2089,7 @@
       <w:pPr>
         <w:pStyle w:val="Heading2"/>
         <w:bidi w:val="1"/>
+        <w:jc w:val="center"/>
       </w:pPr>
       <w:r>
         <w:rPr>
@@ -1945,6 +2101,7 @@
     <w:p>
       <w:pPr>
         <w:bidi w:val="1"/>
+        <w:jc w:val="both"/>
       </w:pPr>
       <w:r>
         <w:rPr>
@@ -1956,6 +2113,7 @@
     <w:p>
       <w:pPr>
         <w:bidi w:val="1"/>
+        <w:jc w:val="both"/>
       </w:pPr>
       <w:r>
         <w:rPr>
@@ -1967,6 +2125,7 @@
     <w:p>
       <w:pPr>
         <w:bidi w:val="1"/>
+        <w:jc w:val="both"/>
       </w:pPr>
       <w:r>
         <w:rPr>
@@ -1978,6 +2137,7 @@
     <w:p>
       <w:pPr>
         <w:bidi w:val="1"/>
+        <w:jc w:val="both"/>
       </w:pPr>
       <w:r>
         <w:rPr>
@@ -1990,6 +2150,7 @@
       <w:pPr>
         <w:pStyle w:val="Heading2"/>
         <w:bidi w:val="1"/>
+        <w:jc w:val="center"/>
       </w:pPr>
       <w:r>
         <w:rPr>
@@ -2002,6 +2163,7 @@
       <w:pPr>
         <w:pStyle w:val="Heading3"/>
         <w:bidi w:val="1"/>
+        <w:jc w:val="center"/>
       </w:pPr>
       <w:r>
         <w:rPr>
@@ -2013,6 +2175,7 @@
     <w:p>
       <w:pPr>
         <w:bidi w:val="1"/>
+        <w:jc w:val="both"/>
       </w:pPr>
       <w:r>
         <w:rPr>
@@ -2024,6 +2187,7 @@
     <w:p>
       <w:pPr>
         <w:bidi w:val="1"/>
+        <w:jc w:val="both"/>
       </w:pPr>
       <w:r>
         <w:rPr>
@@ -2035,6 +2199,7 @@
     <w:p>
       <w:pPr>
         <w:bidi w:val="1"/>
+        <w:jc w:val="both"/>
       </w:pPr>
       <w:r>
         <w:rPr>
@@ -2046,6 +2211,7 @@
     <w:p>
       <w:pPr>
         <w:bidi w:val="1"/>
+        <w:jc w:val="both"/>
       </w:pPr>
       <w:r>
         <w:rPr>
@@ -2058,6 +2224,7 @@
       <w:pPr>
         <w:pStyle w:val="Heading3"/>
         <w:bidi w:val="1"/>
+        <w:jc w:val="center"/>
       </w:pPr>
       <w:r>
         <w:rPr>
@@ -2069,6 +2236,7 @@
     <w:p>
       <w:pPr>
         <w:bidi w:val="1"/>
+        <w:jc w:val="both"/>
       </w:pPr>
       <w:r>
         <w:rPr>
@@ -2080,6 +2248,7 @@
     <w:p>
       <w:pPr>
         <w:bidi w:val="1"/>
+        <w:jc w:val="both"/>
       </w:pPr>
       <w:r>
         <w:rPr>
@@ -2091,6 +2260,7 @@
     <w:p>
       <w:pPr>
         <w:bidi w:val="1"/>
+        <w:jc w:val="both"/>
       </w:pPr>
       <w:r>
         <w:rPr>
@@ -2102,6 +2272,7 @@
     <w:p>
       <w:pPr>
         <w:bidi w:val="1"/>
+        <w:jc w:val="both"/>
       </w:pPr>
       <w:r>
         <w:rPr>
@@ -2114,6 +2285,7 @@
       <w:pPr>
         <w:pStyle w:val="Heading3"/>
         <w:bidi w:val="1"/>
+        <w:jc w:val="center"/>
       </w:pPr>
       <w:r>
         <w:rPr>
@@ -2125,6 +2297,7 @@
     <w:p>
       <w:pPr>
         <w:bidi w:val="1"/>
+        <w:jc w:val="both"/>
       </w:pPr>
       <w:r>
         <w:rPr>
@@ -2137,6 +2310,7 @@
       <w:pPr>
         <w:pStyle w:val="Heading2"/>
         <w:bidi w:val="1"/>
+        <w:jc w:val="center"/>
       </w:pPr>
       <w:r>
         <w:rPr>
@@ -2148,6 +2322,7 @@
     <w:p>
       <w:pPr>
         <w:bidi w:val="1"/>
+        <w:jc w:val="both"/>
       </w:pPr>
       <w:r>
         <w:rPr>
@@ -2159,6 +2334,7 @@
     <w:p>
       <w:pPr>
         <w:bidi w:val="1"/>
+        <w:jc w:val="both"/>
       </w:pPr>
       <w:r>
         <w:rPr>
@@ -2178,6 +2354,7 @@
     <w:p>
       <w:pPr>
         <w:bidi w:val="1"/>
+        <w:jc w:val="both"/>
       </w:pPr>
       <w:r>
         <w:rPr>
@@ -2197,6 +2374,7 @@
     <w:p>
       <w:pPr>
         <w:bidi w:val="1"/>
+        <w:jc w:val="both"/>
       </w:pPr>
       <w:r>
         <w:rPr>
@@ -2216,6 +2394,7 @@
     <w:p>
       <w:pPr>
         <w:bidi w:val="1"/>
+        <w:jc w:val="both"/>
       </w:pPr>
       <w:r>
         <w:rPr>
@@ -2236,6 +2415,7 @@
       <w:pPr>
         <w:pStyle w:val="Heading2"/>
         <w:bidi w:val="1"/>
+        <w:jc w:val="center"/>
       </w:pPr>
       <w:r>
         <w:rPr>
@@ -2247,6 +2427,7 @@
     <w:p>
       <w:pPr>
         <w:bidi w:val="1"/>
+        <w:jc w:val="both"/>
       </w:pPr>
       <w:r>
         <w:rPr>
@@ -2258,6 +2439,7 @@
     <w:p>
       <w:pPr>
         <w:bidi w:val="1"/>
+        <w:jc w:val="both"/>
       </w:pPr>
       <w:r>
         <w:rPr>
@@ -2269,6 +2451,7 @@
     <w:p>
       <w:pPr>
         <w:bidi w:val="1"/>
+        <w:jc w:val="both"/>
       </w:pPr>
       <w:r>
         <w:rPr>
@@ -2280,6 +2463,7 @@
     <w:p>
       <w:pPr>
         <w:bidi w:val="1"/>
+        <w:jc w:val="both"/>
       </w:pPr>
       <w:r>
         <w:rPr>
@@ -2292,6 +2476,7 @@
       <w:pPr>
         <w:pStyle w:val="Heading2"/>
         <w:bidi w:val="1"/>
+        <w:jc w:val="center"/>
       </w:pPr>
       <w:r>
         <w:rPr>
@@ -2303,6 +2488,7 @@
     <w:p>
       <w:pPr>
         <w:bidi w:val="1"/>
+        <w:jc w:val="both"/>
       </w:pPr>
       <w:r>
         <w:rPr>
@@ -2314,6 +2500,7 @@
     <w:p>
       <w:pPr>
         <w:bidi w:val="1"/>
+        <w:jc w:val="both"/>
       </w:pPr>
       <w:r>
         <w:rPr>
@@ -2325,6 +2512,7 @@
     <w:p>
       <w:pPr>
         <w:bidi w:val="1"/>
+        <w:jc w:val="both"/>
       </w:pPr>
       <w:r>
         <w:rPr>
@@ -2337,6 +2525,7 @@
       <w:pPr>
         <w:pStyle w:val="Heading2"/>
         <w:bidi w:val="1"/>
+        <w:jc w:val="center"/>
       </w:pPr>
       <w:r>
         <w:rPr>
@@ -2348,6 +2537,7 @@
     <w:p>
       <w:pPr>
         <w:bidi w:val="1"/>
+        <w:jc w:val="both"/>
       </w:pPr>
       <w:r>
         <w:rPr>
@@ -2359,6 +2549,7 @@
     <w:p>
       <w:pPr>
         <w:bidi w:val="1"/>
+        <w:jc w:val="both"/>
       </w:pPr>
       <w:r>
         <w:rPr>
@@ -2370,6 +2561,7 @@
     <w:p>
       <w:pPr>
         <w:bidi w:val="1"/>
+        <w:jc w:val="both"/>
       </w:pPr>
       <w:r>
         <w:rPr>
@@ -2381,6 +2573,7 @@
     <w:p>
       <w:pPr>
         <w:bidi w:val="1"/>
+        <w:jc w:val="both"/>
       </w:pPr>
       <w:r>
         <w:rPr>
@@ -2393,6 +2586,7 @@
       <w:pPr>
         <w:pStyle w:val="Heading2"/>
         <w:bidi w:val="1"/>
+        <w:jc w:val="center"/>
       </w:pPr>
       <w:r>
         <w:rPr>
@@ -2404,6 +2598,7 @@
     <w:p>
       <w:pPr>
         <w:bidi w:val="1"/>
+        <w:jc w:val="both"/>
       </w:pPr>
       <w:r>
         <w:rPr>
@@ -2415,6 +2610,7 @@
     <w:p>
       <w:pPr>
         <w:bidi w:val="1"/>
+        <w:jc w:val="both"/>
       </w:pPr>
       <w:r>
         <w:rPr>
@@ -2427,6 +2623,7 @@
       <w:pPr>
         <w:pStyle w:val="Heading2"/>
         <w:bidi w:val="1"/>
+        <w:jc w:val="center"/>
       </w:pPr>
       <w:r>
         <w:rPr>
@@ -2438,6 +2635,7 @@
     <w:p>
       <w:pPr>
         <w:bidi w:val="1"/>
+        <w:jc w:val="both"/>
       </w:pPr>
       <w:r>
         <w:rPr>
@@ -2449,6 +2647,7 @@
     <w:p>
       <w:pPr>
         <w:bidi w:val="1"/>
+        <w:jc w:val="both"/>
       </w:pPr>
       <w:r>
         <w:rPr>
@@ -2461,6 +2660,7 @@
       <w:pPr>
         <w:pStyle w:val="Heading2"/>
         <w:bidi w:val="1"/>
+        <w:jc w:val="center"/>
       </w:pPr>
       <w:r>
         <w:rPr>
@@ -2472,6 +2672,7 @@
     <w:p>
       <w:pPr>
         <w:bidi w:val="1"/>
+        <w:jc w:val="both"/>
       </w:pPr>
       <w:r>
         <w:rPr>
@@ -2483,6 +2684,7 @@
     <w:p>
       <w:pPr>
         <w:bidi w:val="1"/>
+        <w:jc w:val="both"/>
       </w:pPr>
       <w:r>
         <w:rPr>
@@ -2494,6 +2696,7 @@
     <w:p>
       <w:pPr>
         <w:bidi w:val="1"/>
+        <w:jc w:val="both"/>
       </w:pPr>
       <w:r>
         <w:rPr>
@@ -2505,6 +2708,7 @@
     <w:p>
       <w:pPr>
         <w:bidi w:val="1"/>
+        <w:jc w:val="both"/>
       </w:pPr>
       <w:r>
         <w:rPr>
@@ -2517,6 +2721,7 @@
       <w:pPr>
         <w:pStyle w:val="Heading2"/>
         <w:bidi w:val="1"/>
+        <w:jc w:val="center"/>
       </w:pPr>
       <w:r>
         <w:rPr>
@@ -2528,6 +2733,7 @@
     <w:p>
       <w:pPr>
         <w:bidi w:val="1"/>
+        <w:jc w:val="both"/>
       </w:pPr>
       <w:r>
         <w:rPr>
@@ -2539,6 +2745,7 @@
     <w:p>
       <w:pPr>
         <w:bidi w:val="1"/>
+        <w:jc w:val="both"/>
       </w:pPr>
       <w:r>
         <w:rPr>
@@ -2550,6 +2757,7 @@
     <w:p>
       <w:pPr>
         <w:bidi w:val="1"/>
+        <w:jc w:val="both"/>
       </w:pPr>
       <w:r>
         <w:rPr>
@@ -2563,6 +2771,7 @@
     <w:p>
       <w:pPr>
         <w:bidi w:val="1"/>
+        <w:jc w:val="both"/>
       </w:pPr>
       <w:r>
         <w:rPr>
@@ -2576,6 +2785,7 @@
     <w:p>
       <w:pPr>
         <w:bidi w:val="1"/>
+        <w:jc w:val="both"/>
       </w:pPr>
       <w:r>
         <w:rPr>
@@ -2589,6 +2799,7 @@
     <w:p>
       <w:pPr>
         <w:bidi w:val="1"/>
+        <w:jc w:val="both"/>
       </w:pPr>
       <w:r>
         <w:rPr>
@@ -2602,6 +2813,7 @@
     <w:p>
       <w:pPr>
         <w:bidi w:val="1"/>
+        <w:jc w:val="both"/>
       </w:pPr>
       <w:r>
         <w:rPr>
@@ -2615,6 +2827,7 @@
     <w:p>
       <w:pPr>
         <w:bidi w:val="1"/>
+        <w:jc w:val="both"/>
       </w:pPr>
       <w:r>
         <w:rPr>
@@ -2628,6 +2841,7 @@
     <w:p>
       <w:pPr>
         <w:bidi w:val="1"/>
+        <w:jc w:val="both"/>
       </w:pPr>
       <w:r>
         <w:rPr>
@@ -2641,6 +2855,7 @@
     <w:p>
       <w:pPr>
         <w:bidi w:val="1"/>
+        <w:jc w:val="both"/>
       </w:pPr>
       <w:r>
         <w:rPr>
@@ -2654,6 +2869,7 @@
     <w:p>
       <w:pPr>
         <w:bidi w:val="1"/>
+        <w:jc w:val="both"/>
       </w:pPr>
       <w:r>
         <w:rPr>
@@ -2667,6 +2883,7 @@
     <w:p>
       <w:pPr>
         <w:bidi w:val="1"/>
+        <w:jc w:val="both"/>
       </w:pPr>
       <w:r>
         <w:rPr>
@@ -2680,6 +2897,7 @@
     <w:p>
       <w:pPr>
         <w:bidi w:val="1"/>
+        <w:jc w:val="both"/>
       </w:pPr>
       <w:r>
         <w:rPr>
@@ -2693,6 +2911,7 @@
     <w:p>
       <w:pPr>
         <w:bidi w:val="1"/>
+        <w:jc w:val="both"/>
       </w:pPr>
       <w:r>
         <w:rPr>
@@ -2706,6 +2925,7 @@
     <w:p>
       <w:pPr>
         <w:bidi w:val="1"/>
+        <w:jc w:val="both"/>
       </w:pPr>
       <w:r>
         <w:rPr>
@@ -2719,6 +2939,7 @@
     <w:p>
       <w:pPr>
         <w:bidi w:val="1"/>
+        <w:jc w:val="both"/>
       </w:pPr>
       <w:r>
         <w:rPr>
@@ -2732,6 +2953,7 @@
     <w:p>
       <w:pPr>
         <w:bidi w:val="1"/>
+        <w:jc w:val="both"/>
       </w:pPr>
       <w:r>
         <w:rPr>
@@ -2745,6 +2967,7 @@
     <w:p>
       <w:pPr>
         <w:bidi w:val="1"/>
+        <w:jc w:val="both"/>
       </w:pPr>
       <w:r>
         <w:rPr>
@@ -2758,6 +2981,7 @@
     <w:p>
       <w:pPr>
         <w:bidi w:val="1"/>
+        <w:jc w:val="both"/>
       </w:pPr>
       <w:r>
         <w:rPr>
@@ -2771,6 +2995,7 @@
     <w:p>
       <w:pPr>
         <w:bidi w:val="1"/>
+        <w:jc w:val="both"/>
       </w:pPr>
       <w:r>
         <w:rPr>
@@ -2784,6 +3009,7 @@
     <w:p>
       <w:pPr>
         <w:bidi w:val="1"/>
+        <w:jc w:val="both"/>
       </w:pPr>
       <w:r>
         <w:rPr>
@@ -2797,6 +3023,7 @@
     <w:p>
       <w:pPr>
         <w:bidi w:val="1"/>
+        <w:jc w:val="both"/>
       </w:pPr>
       <w:r>
         <w:rPr>
@@ -2810,6 +3037,7 @@
     <w:p>
       <w:pPr>
         <w:bidi w:val="1"/>
+        <w:jc w:val="both"/>
       </w:pPr>
       <w:r>
         <w:rPr>
@@ -2823,6 +3051,7 @@
     <w:p>
       <w:pPr>
         <w:bidi w:val="1"/>
+        <w:jc w:val="both"/>
       </w:pPr>
       <w:r>
         <w:rPr>
@@ -2836,6 +3065,7 @@
     <w:p>
       <w:pPr>
         <w:bidi w:val="1"/>
+        <w:jc w:val="both"/>
       </w:pPr>
       <w:r>
         <w:rPr>
@@ -2849,6 +3079,7 @@
     <w:p>
       <w:pPr>
         <w:bidi w:val="1"/>
+        <w:jc w:val="both"/>
       </w:pPr>
       <w:r>
         <w:rPr>
@@ -2862,6 +3093,7 @@
     <w:p>
       <w:pPr>
         <w:bidi w:val="1"/>
+        <w:jc w:val="both"/>
       </w:pPr>
       <w:r>
         <w:rPr>
@@ -2875,6 +3107,7 @@
     <w:p>
       <w:pPr>
         <w:bidi w:val="1"/>
+        <w:jc w:val="both"/>
       </w:pPr>
       <w:r>
         <w:rPr>
@@ -2888,6 +3121,7 @@
     <w:p>
       <w:pPr>
         <w:bidi w:val="1"/>
+        <w:jc w:val="both"/>
       </w:pPr>
       <w:r>
         <w:rPr>
@@ -2901,6 +3135,7 @@
     <w:p>
       <w:pPr>
         <w:bidi w:val="1"/>
+        <w:jc w:val="both"/>
       </w:pPr>
       <w:r>
         <w:rPr>
@@ -2914,6 +3149,7 @@
     <w:p>
       <w:pPr>
         <w:bidi w:val="1"/>
+        <w:jc w:val="both"/>
       </w:pPr>
       <w:r>
         <w:rPr>
@@ -2931,6 +3167,7 @@
       <w:pPr>
         <w:pStyle w:val="Heading1"/>
         <w:bidi w:val="1"/>
+        <w:jc w:val="center"/>
       </w:pPr>
       <w:r>
         <w:rPr>
@@ -2943,6 +3180,7 @@
       <w:pPr>
         <w:pStyle w:val="Heading2"/>
         <w:bidi w:val="1"/>
+        <w:jc w:val="center"/>
       </w:pPr>
       <w:r>
         <w:rPr>
@@ -2954,6 +3192,7 @@
     <w:p>
       <w:pPr>
         <w:bidi w:val="1"/>
+        <w:jc w:val="both"/>
       </w:pPr>
       <w:r>
         <w:rPr>
@@ -2965,6 +3204,7 @@
     <w:p>
       <w:pPr>
         <w:bidi w:val="1"/>
+        <w:jc w:val="both"/>
       </w:pPr>
       <w:r>
         <w:rPr>
@@ -2976,6 +3216,7 @@
     <w:p>
       <w:pPr>
         <w:bidi w:val="1"/>
+        <w:jc w:val="both"/>
       </w:pPr>
       <w:r>
         <w:rPr>
@@ -2988,6 +3229,7 @@
       <w:pPr>
         <w:pStyle w:val="Heading2"/>
         <w:bidi w:val="1"/>
+        <w:jc w:val="center"/>
       </w:pPr>
       <w:r>
         <w:rPr>
@@ -2999,6 +3241,7 @@
     <w:p>
       <w:pPr>
         <w:bidi w:val="1"/>
+        <w:jc w:val="both"/>
       </w:pPr>
       <w:r>
         <w:rPr>
@@ -3010,6 +3253,7 @@
     <w:p>
       <w:pPr>
         <w:bidi w:val="1"/>
+        <w:jc w:val="both"/>
       </w:pPr>
       <w:r>
         <w:rPr>
@@ -3022,6 +3266,7 @@
       <w:pPr>
         <w:pStyle w:val="Heading2"/>
         <w:bidi w:val="1"/>
+        <w:jc w:val="center"/>
       </w:pPr>
       <w:r>
         <w:rPr>
@@ -3033,6 +3278,7 @@
     <w:p>
       <w:pPr>
         <w:bidi w:val="1"/>
+        <w:jc w:val="both"/>
       </w:pPr>
       <w:r>
         <w:rPr>
@@ -3044,6 +3290,7 @@
     <w:p>
       <w:pPr>
         <w:bidi w:val="1"/>
+        <w:jc w:val="both"/>
       </w:pPr>
       <w:r>
         <w:rPr>
@@ -3056,6 +3303,7 @@
       <w:pPr>
         <w:pStyle w:val="Heading2"/>
         <w:bidi w:val="1"/>
+        <w:jc w:val="center"/>
       </w:pPr>
       <w:r>
         <w:rPr>
@@ -3068,6 +3316,7 @@
       <w:pPr>
         <w:pStyle w:val="Heading3"/>
         <w:bidi w:val="1"/>
+        <w:jc w:val="center"/>
       </w:pPr>
       <w:r>
         <w:rPr>
@@ -3079,6 +3328,7 @@
     <w:p>
       <w:pPr>
         <w:bidi w:val="1"/>
+        <w:jc w:val="both"/>
       </w:pPr>
       <w:r>
         <w:rPr>
@@ -3090,6 +3340,7 @@
     <w:p>
       <w:pPr>
         <w:bidi w:val="1"/>
+        <w:jc w:val="both"/>
       </w:pPr>
       <w:r>
         <w:rPr>
@@ -3102,6 +3353,7 @@
       <w:pPr>
         <w:pStyle w:val="Heading3"/>
         <w:bidi w:val="1"/>
+        <w:jc w:val="center"/>
       </w:pPr>
       <w:r>
         <w:rPr>
@@ -3113,6 +3365,7 @@
     <w:p>
       <w:pPr>
         <w:bidi w:val="1"/>
+        <w:jc w:val="both"/>
       </w:pPr>
       <w:r>
         <w:rPr>
@@ -3125,6 +3378,7 @@
       <w:pPr>
         <w:pStyle w:val="Heading3"/>
         <w:bidi w:val="1"/>
+        <w:jc w:val="center"/>
       </w:pPr>
       <w:r>
         <w:rPr>
@@ -3136,6 +3390,7 @@
     <w:p>
       <w:pPr>
         <w:bidi w:val="1"/>
+        <w:jc w:val="both"/>
       </w:pPr>
       <w:r>
         <w:rPr>
@@ -3147,6 +3402,7 @@
     <w:p>
       <w:pPr>
         <w:bidi w:val="1"/>
+        <w:jc w:val="both"/>
       </w:pPr>
       <w:r>
         <w:rPr>
@@ -3158,6 +3414,7 @@
     <w:p>
       <w:pPr>
         <w:bidi w:val="1"/>
+        <w:jc w:val="both"/>
       </w:pPr>
       <w:r>
         <w:rPr>
@@ -3170,6 +3427,7 @@
       <w:pPr>
         <w:pStyle w:val="Heading3"/>
         <w:bidi w:val="1"/>
+        <w:jc w:val="center"/>
       </w:pPr>
       <w:r>
         <w:rPr>
@@ -3181,6 +3439,7 @@
     <w:p>
       <w:pPr>
         <w:bidi w:val="1"/>
+        <w:jc w:val="both"/>
       </w:pPr>
       <w:r>
         <w:rPr>
@@ -3192,6 +3451,7 @@
     <w:p>
       <w:pPr>
         <w:bidi w:val="1"/>
+        <w:jc w:val="both"/>
       </w:pPr>
       <w:r>
         <w:rPr>
@@ -3203,6 +3463,7 @@
     <w:p>
       <w:pPr>
         <w:bidi w:val="1"/>
+        <w:jc w:val="both"/>
       </w:pPr>
       <w:r>
         <w:rPr>
@@ -3215,6 +3476,7 @@
       <w:pPr>
         <w:pStyle w:val="Heading3"/>
         <w:bidi w:val="1"/>
+        <w:jc w:val="center"/>
       </w:pPr>
       <w:r>
         <w:rPr>
@@ -3226,6 +3488,7 @@
     <w:p>
       <w:pPr>
         <w:bidi w:val="1"/>
+        <w:jc w:val="both"/>
       </w:pPr>
       <w:r>
         <w:rPr>
@@ -3237,6 +3500,7 @@
     <w:p>
       <w:pPr>
         <w:bidi w:val="1"/>
+        <w:jc w:val="both"/>
       </w:pPr>
       <w:r>
         <w:rPr>
@@ -3249,6 +3513,7 @@
       <w:pPr>
         <w:pStyle w:val="Heading3"/>
         <w:bidi w:val="1"/>
+        <w:jc w:val="center"/>
       </w:pPr>
       <w:r>
         <w:rPr>
@@ -3260,6 +3525,7 @@
     <w:p>
       <w:pPr>
         <w:bidi w:val="1"/>
+        <w:jc w:val="both"/>
       </w:pPr>
       <w:r>
         <w:rPr>
@@ -3271,6 +3537,7 @@
     <w:p>
       <w:pPr>
         <w:bidi w:val="1"/>
+        <w:jc w:val="both"/>
       </w:pPr>
       <w:r>
         <w:rPr>
@@ -3283,6 +3550,7 @@
       <w:pPr>
         <w:pStyle w:val="Heading3"/>
         <w:bidi w:val="1"/>
+        <w:jc w:val="center"/>
       </w:pPr>
       <w:r>
         <w:rPr>
@@ -3294,6 +3562,7 @@
     <w:p>
       <w:pPr>
         <w:bidi w:val="1"/>
+        <w:jc w:val="both"/>
       </w:pPr>
       <w:r>
         <w:rPr>
@@ -3305,6 +3574,7 @@
     <w:p>
       <w:pPr>
         <w:bidi w:val="1"/>
+        <w:jc w:val="both"/>
       </w:pPr>
       <w:r>
         <w:rPr>
@@ -3317,6 +3587,7 @@
       <w:pPr>
         <w:pStyle w:val="Heading3"/>
         <w:bidi w:val="1"/>
+        <w:jc w:val="center"/>
       </w:pPr>
       <w:r>
         <w:rPr>
@@ -3328,6 +3599,7 @@
     <w:p>
       <w:pPr>
         <w:bidi w:val="1"/>
+        <w:jc w:val="both"/>
       </w:pPr>
       <w:r>
         <w:rPr>
@@ -3340,6 +3612,7 @@
       <w:pPr>
         <w:pStyle w:val="Heading3"/>
         <w:bidi w:val="1"/>
+        <w:jc w:val="center"/>
       </w:pPr>
       <w:r>
         <w:rPr>
@@ -3351,6 +3624,7 @@
     <w:p>
       <w:pPr>
         <w:bidi w:val="1"/>
+        <w:jc w:val="both"/>
       </w:pPr>
       <w:r>
         <w:rPr>
@@ -3362,6 +3636,7 @@
     <w:p>
       <w:pPr>
         <w:bidi w:val="1"/>
+        <w:jc w:val="both"/>
       </w:pPr>
       <w:r>
         <w:rPr>
@@ -3373,6 +3648,7 @@
     <w:p>
       <w:pPr>
         <w:bidi w:val="1"/>
+        <w:jc w:val="both"/>
       </w:pPr>
       <w:r>
         <w:rPr>
@@ -3384,6 +3660,7 @@
     <w:p>
       <w:pPr>
         <w:bidi w:val="1"/>
+        <w:jc w:val="both"/>
       </w:pPr>
       <w:r>
         <w:rPr>
@@ -3396,6 +3673,7 @@
       <w:pPr>
         <w:pStyle w:val="Heading2"/>
         <w:bidi w:val="1"/>
+        <w:jc w:val="center"/>
       </w:pPr>
       <w:r>
         <w:rPr>
@@ -3407,6 +3685,7 @@
     <w:p>
       <w:pPr>
         <w:bidi w:val="1"/>
+        <w:jc w:val="both"/>
       </w:pPr>
       <w:r>
         <w:rPr>
@@ -3418,6 +3697,7 @@
     <w:p>
       <w:pPr>
         <w:bidi w:val="1"/>
+        <w:jc w:val="both"/>
       </w:pPr>
       <w:r>
         <w:rPr>
@@ -3429,6 +3709,7 @@
     <w:p>
       <w:pPr>
         <w:bidi w:val="1"/>
+        <w:jc w:val="both"/>
       </w:pPr>
       <w:r>
         <w:rPr>
@@ -3440,6 +3721,7 @@
     <w:p>
       <w:pPr>
         <w:bidi w:val="1"/>
+        <w:jc w:val="both"/>
       </w:pPr>
       <w:r>
         <w:rPr>
@@ -3452,6 +3734,7 @@
       <w:pPr>
         <w:pStyle w:val="Heading2"/>
         <w:bidi w:val="1"/>
+        <w:jc w:val="center"/>
       </w:pPr>
       <w:r>
         <w:rPr>
@@ -3463,6 +3746,7 @@
     <w:p>
       <w:pPr>
         <w:bidi w:val="1"/>
+        <w:jc w:val="both"/>
       </w:pPr>
       <w:r>
         <w:rPr>
@@ -3474,6 +3758,7 @@
     <w:p>
       <w:pPr>
         <w:bidi w:val="1"/>
+        <w:jc w:val="both"/>
       </w:pPr>
       <w:r>
         <w:rPr>
@@ -3485,6 +3770,7 @@
     <w:p>
       <w:pPr>
         <w:bidi w:val="1"/>
+        <w:jc w:val="both"/>
       </w:pPr>
       <w:r>
         <w:rPr>
@@ -3497,6 +3783,7 @@
       <w:pPr>
         <w:pStyle w:val="Heading2"/>
         <w:bidi w:val="1"/>
+        <w:jc w:val="center"/>
       </w:pPr>
       <w:r>
         <w:rPr>
@@ -3508,6 +3795,7 @@
     <w:p>
       <w:pPr>
         <w:bidi w:val="1"/>
+        <w:jc w:val="both"/>
       </w:pPr>
       <w:r>
         <w:rPr>
@@ -3519,6 +3807,7 @@
     <w:p>
       <w:pPr>
         <w:bidi w:val="1"/>
+        <w:jc w:val="both"/>
       </w:pPr>
       <w:r>
         <w:rPr>
@@ -3530,6 +3819,7 @@
     <w:p>
       <w:pPr>
         <w:bidi w:val="1"/>
+        <w:jc w:val="both"/>
       </w:pPr>
       <w:r>
         <w:rPr>
@@ -3543,6 +3833,7 @@
     <w:p>
       <w:pPr>
         <w:bidi w:val="1"/>
+        <w:jc w:val="both"/>
       </w:pPr>
       <w:r>
         <w:rPr>
@@ -3556,6 +3847,7 @@
     <w:p>
       <w:pPr>
         <w:bidi w:val="1"/>
+        <w:jc w:val="both"/>
       </w:pPr>
       <w:r>
         <w:rPr>
@@ -3569,6 +3861,7 @@
     <w:p>
       <w:pPr>
         <w:bidi w:val="1"/>
+        <w:jc w:val="both"/>
       </w:pPr>
       <w:r>
         <w:rPr>
@@ -3582,6 +3875,7 @@
     <w:p>
       <w:pPr>
         <w:bidi w:val="1"/>
+        <w:jc w:val="both"/>
       </w:pPr>
       <w:r>
         <w:rPr>
@@ -3595,6 +3889,7 @@
     <w:p>
       <w:pPr>
         <w:bidi w:val="1"/>
+        <w:jc w:val="both"/>
       </w:pPr>
       <w:r>
         <w:rPr>
@@ -3608,6 +3903,7 @@
     <w:p>
       <w:pPr>
         <w:bidi w:val="1"/>
+        <w:jc w:val="both"/>
       </w:pPr>
       <w:r>
         <w:rPr>
@@ -3621,6 +3917,7 @@
     <w:p>
       <w:pPr>
         <w:bidi w:val="1"/>
+        <w:jc w:val="both"/>
       </w:pPr>
       <w:r>
         <w:rPr>
@@ -3634,6 +3931,7 @@
     <w:p>
       <w:pPr>
         <w:bidi w:val="1"/>
+        <w:jc w:val="both"/>
       </w:pPr>
       <w:r>
         <w:rPr>
@@ -3647,6 +3945,7 @@
     <w:p>
       <w:pPr>
         <w:bidi w:val="1"/>
+        <w:jc w:val="both"/>
       </w:pPr>
       <w:r>
         <w:rPr>
@@ -3660,6 +3959,7 @@
     <w:p>
       <w:pPr>
         <w:bidi w:val="1"/>
+        <w:jc w:val="both"/>
       </w:pPr>
       <w:r>
         <w:rPr>
@@ -3673,6 +3973,7 @@
     <w:p>
       <w:pPr>
         <w:bidi w:val="1"/>
+        <w:jc w:val="both"/>
       </w:pPr>
       <w:r>
         <w:rPr>
@@ -3686,6 +3987,7 @@
     <w:p>
       <w:pPr>
         <w:bidi w:val="1"/>
+        <w:jc w:val="both"/>
       </w:pPr>
       <w:r>
         <w:rPr>
@@ -3699,6 +4001,7 @@
     <w:p>
       <w:pPr>
         <w:bidi w:val="1"/>
+        <w:jc w:val="both"/>
       </w:pPr>
       <w:r>
         <w:rPr>
@@ -3712,6 +4015,7 @@
     <w:p>
       <w:pPr>
         <w:bidi w:val="1"/>
+        <w:jc w:val="both"/>
       </w:pPr>
       <w:r>
         <w:rPr>
@@ -3725,6 +4029,7 @@
     <w:p>
       <w:pPr>
         <w:bidi w:val="1"/>
+        <w:jc w:val="both"/>
       </w:pPr>
       <w:r>
         <w:rPr>
@@ -3738,6 +4043,7 @@
     <w:p>
       <w:pPr>
         <w:bidi w:val="1"/>
+        <w:jc w:val="both"/>
       </w:pPr>
       <w:r>
         <w:rPr>
@@ -3751,6 +4057,7 @@
     <w:p>
       <w:pPr>
         <w:bidi w:val="1"/>
+        <w:jc w:val="both"/>
       </w:pPr>
       <w:r>
         <w:rPr>
@@ -3764,6 +4071,7 @@
     <w:p>
       <w:pPr>
         <w:bidi w:val="1"/>
+        <w:jc w:val="both"/>
       </w:pPr>
       <w:r>
         <w:rPr>
@@ -3777,6 +4085,7 @@
     <w:p>
       <w:pPr>
         <w:bidi w:val="1"/>
+        <w:jc w:val="both"/>
       </w:pPr>
       <w:r>
         <w:rPr>
@@ -3790,6 +4099,7 @@
     <w:p>
       <w:pPr>
         <w:bidi w:val="1"/>
+        <w:jc w:val="both"/>
       </w:pPr>
       <w:r>
         <w:rPr>
@@ -3803,6 +4113,7 @@
     <w:p>
       <w:pPr>
         <w:bidi w:val="1"/>
+        <w:jc w:val="both"/>
       </w:pPr>
       <w:r>
         <w:rPr>
@@ -3816,6 +4127,7 @@
     <w:p>
       <w:pPr>
         <w:bidi w:val="1"/>
+        <w:jc w:val="both"/>
       </w:pPr>
       <w:r>
         <w:rPr>
@@ -3829,6 +4141,7 @@
     <w:p>
       <w:pPr>
         <w:bidi w:val="1"/>
+        <w:jc w:val="both"/>
       </w:pPr>
       <w:r>
         <w:rPr>
@@ -3842,6 +4155,7 @@
     <w:p>
       <w:pPr>
         <w:bidi w:val="1"/>
+        <w:jc w:val="both"/>
       </w:pPr>
       <w:r>
         <w:rPr>
@@ -3855,6 +4169,7 @@
     <w:p>
       <w:pPr>
         <w:bidi w:val="1"/>
+        <w:jc w:val="both"/>
       </w:pPr>
       <w:r>
         <w:rPr>
@@ -3868,6 +4183,7 @@
     <w:p>
       <w:pPr>
         <w:bidi w:val="1"/>
+        <w:jc w:val="both"/>
       </w:pPr>
       <w:r>
         <w:rPr>
@@ -3881,6 +4197,7 @@
     <w:p>
       <w:pPr>
         <w:bidi w:val="1"/>
+        <w:jc w:val="both"/>
       </w:pPr>
       <w:r>
         <w:rPr>
@@ -3894,6 +4211,7 @@
     <w:p>
       <w:pPr>
         <w:bidi w:val="1"/>
+        <w:jc w:val="both"/>
       </w:pPr>
       <w:r>
         <w:rPr>
@@ -3907,6 +4225,7 @@
     <w:p>
       <w:pPr>
         <w:bidi w:val="1"/>
+        <w:jc w:val="both"/>
       </w:pPr>
       <w:r>
         <w:rPr>
@@ -3920,6 +4239,7 @@
     <w:p>
       <w:pPr>
         <w:bidi w:val="1"/>
+        <w:jc w:val="both"/>
       </w:pPr>
       <w:r>
         <w:rPr>
@@ -3933,6 +4253,7 @@
     <w:p>
       <w:pPr>
         <w:bidi w:val="1"/>
+        <w:jc w:val="both"/>
       </w:pPr>
       <w:r>
         <w:rPr>
@@ -3946,6 +4267,7 @@
     <w:p>
       <w:pPr>
         <w:bidi w:val="1"/>
+        <w:jc w:val="both"/>
       </w:pPr>
       <w:r>
         <w:rPr>
@@ -3959,6 +4281,7 @@
     <w:p>
       <w:pPr>
         <w:bidi w:val="1"/>
+        <w:jc w:val="both"/>
       </w:pPr>
       <w:r>
         <w:rPr>
@@ -3972,6 +4295,7 @@
     <w:p>
       <w:pPr>
         <w:bidi w:val="1"/>
+        <w:jc w:val="both"/>
       </w:pPr>
       <w:r>
         <w:rPr>
@@ -3985,6 +4309,7 @@
     <w:p>
       <w:pPr>
         <w:bidi w:val="1"/>
+        <w:jc w:val="both"/>
       </w:pPr>
       <w:r>
         <w:rPr>
@@ -3998,6 +4323,7 @@
     <w:p>
       <w:pPr>
         <w:bidi w:val="1"/>
+        <w:jc w:val="both"/>
       </w:pPr>
       <w:r>
         <w:rPr>
@@ -4011,6 +4337,7 @@
     <w:p>
       <w:pPr>
         <w:bidi w:val="1"/>
+        <w:jc w:val="both"/>
       </w:pPr>
       <w:r>
         <w:rPr>
@@ -4028,6 +4355,7 @@
       <w:pPr>
         <w:pStyle w:val="Heading1"/>
         <w:bidi w:val="1"/>
+        <w:jc w:val="center"/>
       </w:pPr>
       <w:r>
         <w:rPr>
@@ -4040,6 +4368,7 @@
       <w:pPr>
         <w:pStyle w:val="Heading2"/>
         <w:bidi w:val="1"/>
+        <w:jc w:val="center"/>
       </w:pPr>
       <w:r>
         <w:rPr>
@@ -4051,6 +4380,7 @@
     <w:p>
       <w:pPr>
         <w:bidi w:val="1"/>
+        <w:jc w:val="both"/>
       </w:pPr>
       <w:r>
         <w:rPr>
@@ -4062,6 +4392,7 @@
     <w:p>
       <w:pPr>
         <w:bidi w:val="1"/>
+        <w:jc w:val="both"/>
       </w:pPr>
       <w:r>
         <w:rPr>
@@ -4073,6 +4404,7 @@
     <w:p>
       <w:pPr>
         <w:bidi w:val="1"/>
+        <w:jc w:val="both"/>
       </w:pPr>
       <w:r>
         <w:rPr>
@@ -4085,6 +4417,7 @@
       <w:pPr>
         <w:pStyle w:val="Heading2"/>
         <w:bidi w:val="1"/>
+        <w:jc w:val="center"/>
       </w:pPr>
       <w:r>
         <w:rPr>
@@ -4096,6 +4429,7 @@
     <w:p>
       <w:pPr>
         <w:bidi w:val="1"/>
+        <w:jc w:val="both"/>
       </w:pPr>
       <w:r>
         <w:rPr>
@@ -4107,6 +4441,7 @@
     <w:p>
       <w:pPr>
         <w:bidi w:val="1"/>
+        <w:jc w:val="both"/>
       </w:pPr>
       <w:r>
         <w:rPr>
@@ -4119,6 +4454,7 @@
       <w:pPr>
         <w:pStyle w:val="Heading2"/>
         <w:bidi w:val="1"/>
+        <w:jc w:val="center"/>
       </w:pPr>
       <w:r>
         <w:rPr>
@@ -4131,6 +4467,7 @@
       <w:pPr>
         <w:pStyle w:val="Heading3"/>
         <w:bidi w:val="1"/>
+        <w:jc w:val="center"/>
       </w:pPr>
       <w:r>
         <w:rPr>
@@ -4142,6 +4479,7 @@
     <w:p>
       <w:pPr>
         <w:bidi w:val="1"/>
+        <w:jc w:val="both"/>
       </w:pPr>
       <w:r>
         <w:rPr>
@@ -4154,6 +4492,7 @@
       <w:pPr>
         <w:pStyle w:val="Heading3"/>
         <w:bidi w:val="1"/>
+        <w:jc w:val="center"/>
       </w:pPr>
       <w:r>
         <w:rPr>
@@ -4165,6 +4504,7 @@
     <w:p>
       <w:pPr>
         <w:bidi w:val="1"/>
+        <w:jc w:val="both"/>
       </w:pPr>
       <w:r>
         <w:rPr>
@@ -4176,6 +4516,7 @@
     <w:p>
       <w:pPr>
         <w:bidi w:val="1"/>
+        <w:jc w:val="both"/>
       </w:pPr>
       <w:r>
         <w:rPr>
@@ -4187,6 +4528,7 @@
     <w:p>
       <w:pPr>
         <w:bidi w:val="1"/>
+        <w:jc w:val="both"/>
       </w:pPr>
       <w:r>
         <w:rPr>
@@ -4199,6 +4541,7 @@
       <w:pPr>
         <w:pStyle w:val="Heading3"/>
         <w:bidi w:val="1"/>
+        <w:jc w:val="center"/>
       </w:pPr>
       <w:r>
         <w:rPr>
@@ -4210,6 +4553,7 @@
     <w:p>
       <w:pPr>
         <w:bidi w:val="1"/>
+        <w:jc w:val="both"/>
       </w:pPr>
       <w:r>
         <w:rPr>
@@ -4222,6 +4566,7 @@
       <w:pPr>
         <w:pStyle w:val="Heading3"/>
         <w:bidi w:val="1"/>
+        <w:jc w:val="center"/>
       </w:pPr>
       <w:r>
         <w:rPr>
@@ -4233,6 +4578,7 @@
     <w:p>
       <w:pPr>
         <w:bidi w:val="1"/>
+        <w:jc w:val="both"/>
       </w:pPr>
       <w:r>
         <w:rPr>
@@ -4244,6 +4590,7 @@
     <w:p>
       <w:pPr>
         <w:bidi w:val="1"/>
+        <w:jc w:val="both"/>
       </w:pPr>
       <w:r>
         <w:rPr>
@@ -4256,6 +4603,7 @@
       <w:pPr>
         <w:pStyle w:val="Heading3"/>
         <w:bidi w:val="1"/>
+        <w:jc w:val="center"/>
       </w:pPr>
       <w:r>
         <w:rPr>
@@ -4267,6 +4615,7 @@
     <w:p>
       <w:pPr>
         <w:bidi w:val="1"/>
+        <w:jc w:val="both"/>
       </w:pPr>
       <w:r>
         <w:rPr>
@@ -4279,6 +4628,7 @@
       <w:pPr>
         <w:pStyle w:val="Heading3"/>
         <w:bidi w:val="1"/>
+        <w:jc w:val="center"/>
       </w:pPr>
       <w:r>
         <w:rPr>
@@ -4290,6 +4640,7 @@
     <w:p>
       <w:pPr>
         <w:bidi w:val="1"/>
+        <w:jc w:val="both"/>
       </w:pPr>
       <w:r>
         <w:rPr>
@@ -4302,6 +4653,7 @@
       <w:pPr>
         <w:pStyle w:val="Heading3"/>
         <w:bidi w:val="1"/>
+        <w:jc w:val="center"/>
       </w:pPr>
       <w:r>
         <w:rPr>
@@ -4313,6 +4665,7 @@
     <w:p>
       <w:pPr>
         <w:bidi w:val="1"/>
+        <w:jc w:val="both"/>
       </w:pPr>
       <w:r>
         <w:rPr>
@@ -4325,6 +4678,7 @@
       <w:pPr>
         <w:pStyle w:val="Heading2"/>
         <w:bidi w:val="1"/>
+        <w:jc w:val="center"/>
       </w:pPr>
       <w:r>
         <w:rPr>
@@ -4336,6 +4690,7 @@
     <w:p>
       <w:pPr>
         <w:bidi w:val="1"/>
+        <w:jc w:val="both"/>
       </w:pPr>
       <w:r>
         <w:rPr>
@@ -4347,6 +4702,7 @@
     <w:p>
       <w:pPr>
         <w:bidi w:val="1"/>
+        <w:jc w:val="both"/>
       </w:pPr>
       <w:r>
         <w:rPr>
@@ -4366,6 +4722,7 @@
     <w:p>
       <w:pPr>
         <w:bidi w:val="1"/>
+        <w:jc w:val="both"/>
       </w:pPr>
       <w:r>
         <w:rPr>
@@ -4385,6 +4742,7 @@
     <w:p>
       <w:pPr>
         <w:bidi w:val="1"/>
+        <w:jc w:val="both"/>
       </w:pPr>
       <w:r>
         <w:rPr>
@@ -4405,6 +4763,7 @@
       <w:pPr>
         <w:pStyle w:val="Heading3"/>
         <w:bidi w:val="1"/>
+        <w:jc w:val="center"/>
       </w:pPr>
       <w:r>
         <w:rPr>
@@ -4416,6 +4775,7 @@
     <w:p>
       <w:pPr>
         <w:bidi w:val="1"/>
+        <w:jc w:val="both"/>
       </w:pPr>
       <w:r>
         <w:rPr>
@@ -4427,6 +4787,7 @@
     <w:p>
       <w:pPr>
         <w:bidi w:val="1"/>
+        <w:jc w:val="both"/>
       </w:pPr>
       <w:r>
         <w:rPr>
@@ -4438,6 +4799,7 @@
     <w:p>
       <w:pPr>
         <w:bidi w:val="1"/>
+        <w:jc w:val="both"/>
       </w:pPr>
       <w:r>
         <w:rPr>
@@ -4450,6 +4812,7 @@
       <w:pPr>
         <w:pStyle w:val="Heading3"/>
         <w:bidi w:val="1"/>
+        <w:jc w:val="center"/>
       </w:pPr>
       <w:r>
         <w:rPr>
@@ -4461,6 +4824,7 @@
     <w:p>
       <w:pPr>
         <w:bidi w:val="1"/>
+        <w:jc w:val="both"/>
       </w:pPr>
       <w:r>
         <w:rPr>
@@ -4472,6 +4836,7 @@
     <w:p>
       <w:pPr>
         <w:bidi w:val="1"/>
+        <w:jc w:val="both"/>
       </w:pPr>
       <w:r>
         <w:rPr>
@@ -4484,6 +4849,7 @@
       <w:pPr>
         <w:pStyle w:val="Heading2"/>
         <w:bidi w:val="1"/>
+        <w:jc w:val="center"/>
       </w:pPr>
       <w:r>
         <w:rPr>
@@ -4495,6 +4861,7 @@
     <w:p>
       <w:pPr>
         <w:bidi w:val="1"/>
+        <w:jc w:val="both"/>
       </w:pPr>
       <w:r>
         <w:rPr>
@@ -4506,6 +4873,7 @@
     <w:p>
       <w:pPr>
         <w:bidi w:val="1"/>
+        <w:jc w:val="both"/>
       </w:pPr>
       <w:r>
         <w:rPr>
@@ -4517,6 +4885,7 @@
     <w:p>
       <w:pPr>
         <w:bidi w:val="1"/>
+        <w:jc w:val="both"/>
       </w:pPr>
       <w:r>
         <w:rPr>
@@ -4528,6 +4897,7 @@
     <w:p>
       <w:pPr>
         <w:bidi w:val="1"/>
+        <w:jc w:val="both"/>
       </w:pPr>
       <w:r>
         <w:rPr>
@@ -4540,6 +4910,7 @@
       <w:pPr>
         <w:pStyle w:val="Heading2"/>
         <w:bidi w:val="1"/>
+        <w:jc w:val="center"/>
       </w:pPr>
       <w:r>
         <w:rPr>
@@ -4551,6 +4922,7 @@
     <w:p>
       <w:pPr>
         <w:bidi w:val="1"/>
+        <w:jc w:val="both"/>
       </w:pPr>
       <w:r>
         <w:rPr>
@@ -4562,6 +4934,7 @@
     <w:p>
       <w:pPr>
         <w:bidi w:val="1"/>
+        <w:jc w:val="both"/>
       </w:pPr>
       <w:r>
         <w:rPr>
@@ -4574,6 +4947,7 @@
       <w:pPr>
         <w:pStyle w:val="Heading2"/>
         <w:bidi w:val="1"/>
+        <w:jc w:val="center"/>
       </w:pPr>
       <w:r>
         <w:rPr>
@@ -4585,6 +4959,7 @@
     <w:p>
       <w:pPr>
         <w:bidi w:val="1"/>
+        <w:jc w:val="both"/>
       </w:pPr>
       <w:r>
         <w:rPr>
@@ -4596,6 +4971,7 @@
     <w:p>
       <w:pPr>
         <w:bidi w:val="1"/>
+        <w:jc w:val="both"/>
       </w:pPr>
       <w:r>
         <w:rPr>
@@ -4607,6 +4983,7 @@
     <w:p>
       <w:pPr>
         <w:bidi w:val="1"/>
+        <w:jc w:val="both"/>
       </w:pPr>
       <w:r>
         <w:rPr>
@@ -4620,6 +4997,7 @@
     <w:p>
       <w:pPr>
         <w:bidi w:val="1"/>
+        <w:jc w:val="both"/>
       </w:pPr>
       <w:r>
         <w:rPr>
@@ -4633,6 +5011,7 @@
     <w:p>
       <w:pPr>
         <w:bidi w:val="1"/>
+        <w:jc w:val="both"/>
       </w:pPr>
       <w:r>
         <w:rPr>
@@ -4646,6 +5025,7 @@
     <w:p>
       <w:pPr>
         <w:bidi w:val="1"/>
+        <w:jc w:val="both"/>
       </w:pPr>
       <w:r>
         <w:rPr>
@@ -4659,6 +5039,7 @@
     <w:p>
       <w:pPr>
         <w:bidi w:val="1"/>
+        <w:jc w:val="both"/>
       </w:pPr>
       <w:r>
         <w:rPr>
@@ -4672,6 +5053,7 @@
     <w:p>
       <w:pPr>
         <w:bidi w:val="1"/>
+        <w:jc w:val="both"/>
       </w:pPr>
       <w:r>
         <w:rPr>
@@ -4685,6 +5067,7 @@
     <w:p>
       <w:pPr>
         <w:bidi w:val="1"/>
+        <w:jc w:val="both"/>
       </w:pPr>
       <w:r>
         <w:rPr>
@@ -4698,6 +5081,7 @@
     <w:p>
       <w:pPr>
         <w:bidi w:val="1"/>
+        <w:jc w:val="both"/>
       </w:pPr>
       <w:r>
         <w:rPr>
@@ -4711,6 +5095,7 @@
     <w:p>
       <w:pPr>
         <w:bidi w:val="1"/>
+        <w:jc w:val="both"/>
       </w:pPr>
       <w:r>
         <w:rPr>
@@ -4724,6 +5109,7 @@
     <w:p>
       <w:pPr>
         <w:bidi w:val="1"/>
+        <w:jc w:val="both"/>
       </w:pPr>
       <w:r>
         <w:rPr>
@@ -4737,6 +5123,7 @@
     <w:p>
       <w:pPr>
         <w:bidi w:val="1"/>
+        <w:jc w:val="both"/>
       </w:pPr>
       <w:r>
         <w:rPr>
@@ -4750,6 +5137,7 @@
     <w:p>
       <w:pPr>
         <w:bidi w:val="1"/>
+        <w:jc w:val="both"/>
       </w:pPr>
       <w:r>
         <w:rPr>
@@ -4763,6 +5151,7 @@
     <w:p>
       <w:pPr>
         <w:bidi w:val="1"/>
+        <w:jc w:val="both"/>
       </w:pPr>
       <w:r>
         <w:rPr>
@@ -4776,6 +5165,7 @@
     <w:p>
       <w:pPr>
         <w:bidi w:val="1"/>
+        <w:jc w:val="both"/>
       </w:pPr>
       <w:r>
         <w:rPr>
@@ -4789,6 +5179,7 @@
     <w:p>
       <w:pPr>
         <w:bidi w:val="1"/>
+        <w:jc w:val="both"/>
       </w:pPr>
       <w:r>
         <w:rPr>
@@ -4802,6 +5193,7 @@
     <w:p>
       <w:pPr>
         <w:bidi w:val="1"/>
+        <w:jc w:val="both"/>
       </w:pPr>
       <w:r>
         <w:rPr>
@@ -4815,6 +5207,7 @@
     <w:p>
       <w:pPr>
         <w:bidi w:val="1"/>
+        <w:jc w:val="both"/>
       </w:pPr>
       <w:r>
         <w:rPr>
@@ -4828,6 +5221,7 @@
     <w:p>
       <w:pPr>
         <w:bidi w:val="1"/>
+        <w:jc w:val="both"/>
       </w:pPr>
       <w:r>
         <w:rPr>
@@ -4841,6 +5235,7 @@
     <w:p>
       <w:pPr>
         <w:bidi w:val="1"/>
+        <w:jc w:val="both"/>
       </w:pPr>
       <w:r>
         <w:rPr>
@@ -4854,6 +5249,7 @@
     <w:p>
       <w:pPr>
         <w:bidi w:val="1"/>
+        <w:jc w:val="both"/>
       </w:pPr>
       <w:r>
         <w:rPr>
@@ -4867,6 +5263,7 @@
     <w:p>
       <w:pPr>
         <w:bidi w:val="1"/>
+        <w:jc w:val="both"/>
       </w:pPr>
       <w:r>
         <w:rPr>
@@ -4880,6 +5277,7 @@
     <w:p>
       <w:pPr>
         <w:bidi w:val="1"/>
+        <w:jc w:val="both"/>
       </w:pPr>
       <w:r>
         <w:rPr>
@@ -4893,6 +5291,7 @@
     <w:p>
       <w:pPr>
         <w:bidi w:val="1"/>
+        <w:jc w:val="both"/>
       </w:pPr>
       <w:r>
         <w:rPr>
@@ -4906,6 +5305,7 @@
     <w:p>
       <w:pPr>
         <w:bidi w:val="1"/>
+        <w:jc w:val="both"/>
       </w:pPr>
       <w:r>
         <w:rPr>
@@ -4919,6 +5319,7 @@
     <w:p>
       <w:pPr>
         <w:bidi w:val="1"/>
+        <w:jc w:val="both"/>
       </w:pPr>
       <w:r>
         <w:rPr>
@@ -4932,6 +5333,7 @@
     <w:p>
       <w:pPr>
         <w:bidi w:val="1"/>
+        <w:jc w:val="both"/>
       </w:pPr>
       <w:r>
         <w:rPr>
@@ -4945,6 +5347,7 @@
     <w:p>
       <w:pPr>
         <w:bidi w:val="1"/>
+        <w:jc w:val="both"/>
       </w:pPr>
       <w:r>
         <w:rPr>
@@ -4958,6 +5361,7 @@
     <w:p>
       <w:pPr>
         <w:bidi w:val="1"/>
+        <w:jc w:val="both"/>
       </w:pPr>
       <w:r>
         <w:rPr>
@@ -4971,6 +5375,7 @@
     <w:p>
       <w:pPr>
         <w:bidi w:val="1"/>
+        <w:jc w:val="both"/>
       </w:pPr>
       <w:r>
         <w:rPr>
@@ -4988,6 +5393,7 @@
       <w:pPr>
         <w:pStyle w:val="Heading1"/>
         <w:bidi w:val="1"/>
+        <w:jc w:val="center"/>
       </w:pPr>
       <w:r>
         <w:rPr>
@@ -5000,6 +5406,7 @@
       <w:pPr>
         <w:pStyle w:val="Heading2"/>
         <w:bidi w:val="1"/>
+        <w:jc w:val="center"/>
       </w:pPr>
       <w:r>
         <w:rPr>
@@ -5011,6 +5418,7 @@
     <w:p>
       <w:pPr>
         <w:bidi w:val="1"/>
+        <w:jc w:val="both"/>
       </w:pPr>
       <w:r>
         <w:rPr>
@@ -5022,6 +5430,7 @@
     <w:p>
       <w:pPr>
         <w:bidi w:val="1"/>
+        <w:jc w:val="both"/>
       </w:pPr>
       <w:r>
         <w:rPr>
@@ -5034,6 +5443,7 @@
       <w:pPr>
         <w:pStyle w:val="Heading2"/>
         <w:bidi w:val="1"/>
+        <w:jc w:val="center"/>
       </w:pPr>
       <w:r>
         <w:rPr>
@@ -5045,6 +5455,7 @@
     <w:p>
       <w:pPr>
         <w:bidi w:val="1"/>
+        <w:jc w:val="both"/>
       </w:pPr>
       <w:r>
         <w:rPr>
@@ -5056,6 +5467,7 @@
     <w:p>
       <w:pPr>
         <w:bidi w:val="1"/>
+        <w:jc w:val="both"/>
       </w:pPr>
       <w:r>
         <w:rPr>
@@ -5067,6 +5479,7 @@
     <w:p>
       <w:pPr>
         <w:bidi w:val="1"/>
+        <w:jc w:val="both"/>
       </w:pPr>
       <w:r>
         <w:rPr>
@@ -5079,6 +5492,7 @@
       <w:pPr>
         <w:pStyle w:val="Heading2"/>
         <w:bidi w:val="1"/>
+        <w:jc w:val="center"/>
       </w:pPr>
       <w:r>
         <w:rPr>
@@ -5091,6 +5505,7 @@
       <w:pPr>
         <w:pStyle w:val="Heading3"/>
         <w:bidi w:val="1"/>
+        <w:jc w:val="center"/>
       </w:pPr>
       <w:r>
         <w:rPr>
@@ -5102,6 +5517,7 @@
     <w:p>
       <w:pPr>
         <w:bidi w:val="1"/>
+        <w:jc w:val="both"/>
       </w:pPr>
       <w:r>
         <w:rPr>
@@ -5114,6 +5530,7 @@
       <w:pPr>
         <w:pStyle w:val="Heading3"/>
         <w:bidi w:val="1"/>
+        <w:jc w:val="center"/>
       </w:pPr>
       <w:r>
         <w:rPr>
@@ -5125,6 +5542,7 @@
     <w:p>
       <w:pPr>
         <w:bidi w:val="1"/>
+        <w:jc w:val="both"/>
       </w:pPr>
       <w:r>
         <w:rPr>
@@ -5136,6 +5554,7 @@
     <w:p>
       <w:pPr>
         <w:bidi w:val="1"/>
+        <w:jc w:val="both"/>
       </w:pPr>
       <w:r>
         <w:rPr>
@@ -5148,6 +5567,7 @@
       <w:pPr>
         <w:pStyle w:val="Heading3"/>
         <w:bidi w:val="1"/>
+        <w:jc w:val="center"/>
       </w:pPr>
       <w:r>
         <w:rPr>
@@ -5159,6 +5579,7 @@
     <w:p>
       <w:pPr>
         <w:bidi w:val="1"/>
+        <w:jc w:val="both"/>
       </w:pPr>
       <w:r>
         <w:rPr>
@@ -5170,6 +5591,7 @@
     <w:p>
       <w:pPr>
         <w:bidi w:val="1"/>
+        <w:jc w:val="both"/>
       </w:pPr>
       <w:r>
         <w:rPr>
@@ -5182,6 +5604,7 @@
       <w:pPr>
         <w:pStyle w:val="Heading2"/>
         <w:bidi w:val="1"/>
+        <w:jc w:val="center"/>
       </w:pPr>
       <w:r>
         <w:rPr>
@@ -5193,6 +5616,7 @@
     <w:p>
       <w:pPr>
         <w:bidi w:val="1"/>
+        <w:jc w:val="both"/>
       </w:pPr>
       <w:r>
         <w:rPr>
@@ -5204,6 +5628,7 @@
     <w:p>
       <w:pPr>
         <w:bidi w:val="1"/>
+        <w:jc w:val="both"/>
       </w:pPr>
       <w:r>
         <w:rPr>
@@ -5215,6 +5640,7 @@
     <w:p>
       <w:pPr>
         <w:bidi w:val="1"/>
+        <w:jc w:val="both"/>
       </w:pPr>
       <w:r>
         <w:rPr>
@@ -5226,6 +5652,7 @@
     <w:p>
       <w:pPr>
         <w:bidi w:val="1"/>
+        <w:jc w:val="both"/>
       </w:pPr>
       <w:r>
         <w:rPr>
@@ -5237,6 +5664,7 @@
     <w:p>
       <w:pPr>
         <w:bidi w:val="1"/>
+        <w:jc w:val="both"/>
       </w:pPr>
       <w:r>
         <w:rPr>
@@ -5249,6 +5677,7 @@
       <w:pPr>
         <w:pStyle w:val="Heading3"/>
         <w:bidi w:val="1"/>
+        <w:jc w:val="center"/>
       </w:pPr>
       <w:r>
         <w:rPr>
@@ -5260,6 +5689,7 @@
     <w:p>
       <w:pPr>
         <w:bidi w:val="1"/>
+        <w:jc w:val="both"/>
       </w:pPr>
       <w:r>
         <w:rPr>
@@ -5272,6 +5702,7 @@
       <w:pPr>
         <w:pStyle w:val="Heading3"/>
         <w:bidi w:val="1"/>
+        <w:jc w:val="center"/>
       </w:pPr>
       <w:r>
         <w:rPr>
@@ -5283,6 +5714,7 @@
     <w:p>
       <w:pPr>
         <w:bidi w:val="1"/>
+        <w:jc w:val="both"/>
       </w:pPr>
       <w:r>
         <w:rPr>
@@ -5295,6 +5727,7 @@
       <w:pPr>
         <w:pStyle w:val="Heading3"/>
         <w:bidi w:val="1"/>
+        <w:jc w:val="center"/>
       </w:pPr>
       <w:r>
         <w:rPr>
@@ -5306,6 +5739,7 @@
     <w:p>
       <w:pPr>
         <w:bidi w:val="1"/>
+        <w:jc w:val="both"/>
       </w:pPr>
       <w:r>
         <w:rPr>
@@ -5317,6 +5751,7 @@
     <w:p>
       <w:pPr>
         <w:bidi w:val="1"/>
+        <w:jc w:val="both"/>
       </w:pPr>
       <w:r>
         <w:rPr>
@@ -5328,6 +5763,7 @@
     <w:p>
       <w:pPr>
         <w:bidi w:val="1"/>
+        <w:jc w:val="both"/>
       </w:pPr>
       <w:r>
         <w:rPr>
@@ -5339,6 +5775,7 @@
     <w:p>
       <w:pPr>
         <w:bidi w:val="1"/>
+        <w:jc w:val="both"/>
       </w:pPr>
       <w:r>
         <w:rPr>
@@ -5351,6 +5788,7 @@
       <w:pPr>
         <w:pStyle w:val="Heading3"/>
         <w:bidi w:val="1"/>
+        <w:jc w:val="center"/>
       </w:pPr>
       <w:r>
         <w:rPr>
@@ -5362,6 +5800,7 @@
     <w:p>
       <w:pPr>
         <w:bidi w:val="1"/>
+        <w:jc w:val="both"/>
       </w:pPr>
       <w:r>
         <w:rPr>
@@ -5373,6 +5812,7 @@
     <w:p>
       <w:pPr>
         <w:bidi w:val="1"/>
+        <w:jc w:val="both"/>
       </w:pPr>
       <w:r>
         <w:rPr>
@@ -5384,6 +5824,7 @@
     <w:p>
       <w:pPr>
         <w:bidi w:val="1"/>
+        <w:jc w:val="both"/>
       </w:pPr>
       <w:r>
         <w:rPr>
@@ -5396,6 +5837,7 @@
       <w:pPr>
         <w:pStyle w:val="Heading2"/>
         <w:bidi w:val="1"/>
+        <w:jc w:val="center"/>
       </w:pPr>
       <w:r>
         <w:rPr>
@@ -5407,6 +5849,7 @@
     <w:p>
       <w:pPr>
         <w:bidi w:val="1"/>
+        <w:jc w:val="both"/>
       </w:pPr>
       <w:r>
         <w:rPr>
@@ -5418,6 +5861,7 @@
     <w:p>
       <w:pPr>
         <w:bidi w:val="1"/>
+        <w:jc w:val="both"/>
       </w:pPr>
       <w:r>
         <w:rPr>
@@ -5430,6 +5874,7 @@
       <w:pPr>
         <w:pStyle w:val="Heading3"/>
         <w:bidi w:val="1"/>
+        <w:jc w:val="center"/>
       </w:pPr>
       <w:r>
         <w:rPr>
@@ -5441,6 +5886,7 @@
     <w:p>
       <w:pPr>
         <w:bidi w:val="1"/>
+        <w:jc w:val="both"/>
       </w:pPr>
       <w:r>
         <w:rPr>
@@ -5452,6 +5898,7 @@
     <w:p>
       <w:pPr>
         <w:bidi w:val="1"/>
+        <w:jc w:val="both"/>
       </w:pPr>
       <w:r>
         <w:rPr>
@@ -5464,6 +5911,7 @@
       <w:pPr>
         <w:pStyle w:val="Heading2"/>
         <w:bidi w:val="1"/>
+        <w:jc w:val="center"/>
       </w:pPr>
       <w:r>
         <w:rPr>
@@ -5475,6 +5923,7 @@
     <w:p>
       <w:pPr>
         <w:bidi w:val="1"/>
+        <w:jc w:val="both"/>
       </w:pPr>
       <w:r>
         <w:rPr>
@@ -5486,6 +5935,7 @@
     <w:p>
       <w:pPr>
         <w:bidi w:val="1"/>
+        <w:jc w:val="both"/>
       </w:pPr>
       <w:r>
         <w:rPr>
@@ -5497,6 +5947,7 @@
     <w:p>
       <w:pPr>
         <w:bidi w:val="1"/>
+        <w:jc w:val="both"/>
       </w:pPr>
       <w:r>
         <w:rPr>
@@ -5510,6 +5961,7 @@
     <w:p>
       <w:pPr>
         <w:bidi w:val="1"/>
+        <w:jc w:val="both"/>
       </w:pPr>
       <w:r>
         <w:rPr>
@@ -5523,6 +5975,7 @@
     <w:p>
       <w:pPr>
         <w:bidi w:val="1"/>
+        <w:jc w:val="both"/>
       </w:pPr>
       <w:r>
         <w:rPr>
@@ -5536,6 +5989,7 @@
     <w:p>
       <w:pPr>
         <w:bidi w:val="1"/>
+        <w:jc w:val="both"/>
       </w:pPr>
       <w:r>
         <w:rPr>
@@ -5549,6 +6003,7 @@
     <w:p>
       <w:pPr>
         <w:bidi w:val="1"/>
+        <w:jc w:val="both"/>
       </w:pPr>
       <w:r>
         <w:rPr>
@@ -5562,6 +6017,7 @@
     <w:p>
       <w:pPr>
         <w:bidi w:val="1"/>
+        <w:jc w:val="both"/>
       </w:pPr>
       <w:r>
         <w:rPr>
@@ -5575,6 +6031,7 @@
     <w:p>
       <w:pPr>
         <w:bidi w:val="1"/>
+        <w:jc w:val="both"/>
       </w:pPr>
       <w:r>
         <w:rPr>
@@ -5588,6 +6045,7 @@
     <w:p>
       <w:pPr>
         <w:bidi w:val="1"/>
+        <w:jc w:val="both"/>
       </w:pPr>
       <w:r>
         <w:rPr>
@@ -5601,6 +6059,7 @@
     <w:p>
       <w:pPr>
         <w:bidi w:val="1"/>
+        <w:jc w:val="both"/>
       </w:pPr>
       <w:r>
         <w:rPr>
@@ -5614,6 +6073,7 @@
     <w:p>
       <w:pPr>
         <w:bidi w:val="1"/>
+        <w:jc w:val="both"/>
       </w:pPr>
       <w:r>
         <w:rPr>
@@ -5627,6 +6087,7 @@
     <w:p>
       <w:pPr>
         <w:bidi w:val="1"/>
+        <w:jc w:val="both"/>
       </w:pPr>
       <w:r>
         <w:rPr>
@@ -5640,6 +6101,7 @@
     <w:p>
       <w:pPr>
         <w:bidi w:val="1"/>
+        <w:jc w:val="both"/>
       </w:pPr>
       <w:r>
         <w:rPr>
@@ -5653,6 +6115,7 @@
     <w:p>
       <w:pPr>
         <w:bidi w:val="1"/>
+        <w:jc w:val="both"/>
       </w:pPr>
       <w:r>
         <w:rPr>
@@ -5666,6 +6129,7 @@
     <w:p>
       <w:pPr>
         <w:bidi w:val="1"/>
+        <w:jc w:val="both"/>
       </w:pPr>
       <w:r>
         <w:rPr>
@@ -5679,6 +6143,7 @@
     <w:p>
       <w:pPr>
         <w:bidi w:val="1"/>
+        <w:jc w:val="both"/>
       </w:pPr>
       <w:r>
         <w:rPr>
@@ -5692,6 +6157,7 @@
     <w:p>
       <w:pPr>
         <w:bidi w:val="1"/>
+        <w:jc w:val="both"/>
       </w:pPr>
       <w:r>
         <w:rPr>
@@ -5705,6 +6171,7 @@
     <w:p>
       <w:pPr>
         <w:bidi w:val="1"/>
+        <w:jc w:val="both"/>
       </w:pPr>
       <w:r>
         <w:rPr>
@@ -5718,6 +6185,7 @@
     <w:p>
       <w:pPr>
         <w:bidi w:val="1"/>
+        <w:jc w:val="both"/>
       </w:pPr>
       <w:r>
         <w:rPr>
@@ -5731,6 +6199,7 @@
     <w:p>
       <w:pPr>
         <w:bidi w:val="1"/>
+        <w:jc w:val="both"/>
       </w:pPr>
       <w:r>
         <w:rPr>
@@ -5744,6 +6213,7 @@
     <w:p>
       <w:pPr>
         <w:bidi w:val="1"/>
+        <w:jc w:val="both"/>
       </w:pPr>
       <w:r>
         <w:rPr>
@@ -5757,6 +6227,7 @@
     <w:p>
       <w:pPr>
         <w:bidi w:val="1"/>
+        <w:jc w:val="both"/>
       </w:pPr>
       <w:r>
         <w:rPr>
@@ -5770,6 +6241,7 @@
     <w:p>
       <w:pPr>
         <w:bidi w:val="1"/>
+        <w:jc w:val="both"/>
       </w:pPr>
       <w:r>
         <w:rPr>
@@ -5783,6 +6255,7 @@
     <w:p>
       <w:pPr>
         <w:bidi w:val="1"/>
+        <w:jc w:val="both"/>
       </w:pPr>
       <w:r>
         <w:rPr>
@@ -5800,6 +6273,7 @@
       <w:pPr>
         <w:pStyle w:val="Heading1"/>
         <w:bidi w:val="1"/>
+        <w:jc w:val="center"/>
       </w:pPr>
       <w:r>
         <w:rPr>
@@ -5812,6 +6286,7 @@
       <w:pPr>
         <w:pStyle w:val="Heading2"/>
         <w:bidi w:val="1"/>
+        <w:jc w:val="center"/>
       </w:pPr>
       <w:r>
         <w:rPr>
@@ -5823,6 +6298,7 @@
     <w:p>
       <w:pPr>
         <w:bidi w:val="1"/>
+        <w:jc w:val="both"/>
       </w:pPr>
       <w:r>
         <w:rPr>
@@ -5834,6 +6310,7 @@
     <w:p>
       <w:pPr>
         <w:bidi w:val="1"/>
+        <w:jc w:val="both"/>
       </w:pPr>
       <w:r>
         <w:rPr>
@@ -5846,6 +6323,7 @@
       <w:pPr>
         <w:pStyle w:val="Heading2"/>
         <w:bidi w:val="1"/>
+        <w:jc w:val="center"/>
       </w:pPr>
       <w:r>
         <w:rPr>
@@ -5857,6 +6335,7 @@
     <w:p>
       <w:pPr>
         <w:bidi w:val="1"/>
+        <w:jc w:val="both"/>
       </w:pPr>
       <w:r>
         <w:rPr>
@@ -5868,6 +6347,7 @@
     <w:p>
       <w:pPr>
         <w:bidi w:val="1"/>
+        <w:jc w:val="both"/>
       </w:pPr>
       <w:r>
         <w:rPr>
@@ -5879,6 +6359,7 @@
     <w:p>
       <w:pPr>
         <w:bidi w:val="1"/>
+        <w:jc w:val="both"/>
       </w:pPr>
       <w:r>
         <w:rPr>
@@ -5891,6 +6372,7 @@
       <w:pPr>
         <w:pStyle w:val="Heading2"/>
         <w:bidi w:val="1"/>
+        <w:jc w:val="center"/>
       </w:pPr>
       <w:r>
         <w:rPr>
@@ -5903,6 +6385,7 @@
       <w:pPr>
         <w:pStyle w:val="Heading3"/>
         <w:bidi w:val="1"/>
+        <w:jc w:val="center"/>
       </w:pPr>
       <w:r>
         <w:rPr>
@@ -5914,6 +6397,7 @@
     <w:p>
       <w:pPr>
         <w:bidi w:val="1"/>
+        <w:jc w:val="both"/>
       </w:pPr>
       <w:r>
         <w:rPr>
@@ -5926,6 +6410,7 @@
       <w:pPr>
         <w:pStyle w:val="Heading3"/>
         <w:bidi w:val="1"/>
+        <w:jc w:val="center"/>
       </w:pPr>
       <w:r>
         <w:rPr>
@@ -5937,6 +6422,7 @@
     <w:p>
       <w:pPr>
         <w:bidi w:val="1"/>
+        <w:jc w:val="both"/>
       </w:pPr>
       <w:r>
         <w:rPr>
@@ -5949,6 +6435,7 @@
       <w:pPr>
         <w:pStyle w:val="Heading3"/>
         <w:bidi w:val="1"/>
+        <w:jc w:val="center"/>
       </w:pPr>
       <w:r>
         <w:rPr>
@@ -5960,6 +6447,7 @@
     <w:p>
       <w:pPr>
         <w:bidi w:val="1"/>
+        <w:jc w:val="both"/>
       </w:pPr>
       <w:r>
         <w:rPr>
@@ -5972,6 +6460,7 @@
       <w:pPr>
         <w:pStyle w:val="Heading3"/>
         <w:bidi w:val="1"/>
+        <w:jc w:val="center"/>
       </w:pPr>
       <w:r>
         <w:rPr>
@@ -5983,6 +6472,7 @@
     <w:p>
       <w:pPr>
         <w:bidi w:val="1"/>
+        <w:jc w:val="both"/>
       </w:pPr>
       <w:r>
         <w:rPr>
@@ -5994,6 +6484,7 @@
     <w:p>
       <w:pPr>
         <w:bidi w:val="1"/>
+        <w:jc w:val="both"/>
       </w:pPr>
       <w:r>
         <w:rPr>
@@ -6006,6 +6497,7 @@
       <w:pPr>
         <w:pStyle w:val="Heading3"/>
         <w:bidi w:val="1"/>
+        <w:jc w:val="center"/>
       </w:pPr>
       <w:r>
         <w:rPr>
@@ -6017,6 +6509,7 @@
     <w:p>
       <w:pPr>
         <w:bidi w:val="1"/>
+        <w:jc w:val="both"/>
       </w:pPr>
       <w:r>
         <w:rPr>
@@ -6028,6 +6521,7 @@
     <w:p>
       <w:pPr>
         <w:bidi w:val="1"/>
+        <w:jc w:val="both"/>
       </w:pPr>
       <w:r>
         <w:rPr>
@@ -6040,6 +6534,7 @@
       <w:pPr>
         <w:pStyle w:val="Heading3"/>
         <w:bidi w:val="1"/>
+        <w:jc w:val="center"/>
       </w:pPr>
       <w:r>
         <w:rPr>
@@ -6051,6 +6546,7 @@
     <w:p>
       <w:pPr>
         <w:bidi w:val="1"/>
+        <w:jc w:val="both"/>
       </w:pPr>
       <w:r>
         <w:rPr>
@@ -6063,6 +6559,7 @@
       <w:pPr>
         <w:pStyle w:val="Heading3"/>
         <w:bidi w:val="1"/>
+        <w:jc w:val="center"/>
       </w:pPr>
       <w:r>
         <w:rPr>
@@ -6074,6 +6571,7 @@
     <w:p>
       <w:pPr>
         <w:bidi w:val="1"/>
+        <w:jc w:val="both"/>
       </w:pPr>
       <w:r>
         <w:rPr>
@@ -6085,6 +6583,7 @@
     <w:p>
       <w:pPr>
         <w:bidi w:val="1"/>
+        <w:jc w:val="both"/>
       </w:pPr>
       <w:r>
         <w:rPr>
@@ -6097,6 +6596,7 @@
       <w:pPr>
         <w:pStyle w:val="Heading3"/>
         <w:bidi w:val="1"/>
+        <w:jc w:val="center"/>
       </w:pPr>
       <w:r>
         <w:rPr>
@@ -6108,6 +6608,7 @@
     <w:p>
       <w:pPr>
         <w:bidi w:val="1"/>
+        <w:jc w:val="both"/>
       </w:pPr>
       <w:r>
         <w:rPr>
@@ -6120,6 +6621,7 @@
       <w:pPr>
         <w:pStyle w:val="Heading2"/>
         <w:bidi w:val="1"/>
+        <w:jc w:val="center"/>
       </w:pPr>
       <w:r>
         <w:rPr>
@@ -6131,6 +6633,7 @@
     <w:p>
       <w:pPr>
         <w:bidi w:val="1"/>
+        <w:jc w:val="both"/>
       </w:pPr>
       <w:r>
         <w:rPr>
@@ -6142,6 +6645,7 @@
     <w:p>
       <w:pPr>
         <w:bidi w:val="1"/>
+        <w:jc w:val="both"/>
       </w:pPr>
       <w:r>
         <w:rPr>
@@ -6154,6 +6658,7 @@
       <w:pPr>
         <w:pStyle w:val="Heading3"/>
         <w:bidi w:val="1"/>
+        <w:jc w:val="center"/>
       </w:pPr>
       <w:r>
         <w:rPr>
@@ -6165,6 +6670,7 @@
     <w:p>
       <w:pPr>
         <w:bidi w:val="1"/>
+        <w:jc w:val="both"/>
       </w:pPr>
       <w:r>
         <w:rPr>
@@ -6176,6 +6682,7 @@
     <w:p>
       <w:pPr>
         <w:bidi w:val="1"/>
+        <w:jc w:val="both"/>
       </w:pPr>
       <w:r>
         <w:rPr>
@@ -6188,6 +6695,7 @@
       <w:pPr>
         <w:pStyle w:val="Heading2"/>
         <w:bidi w:val="1"/>
+        <w:jc w:val="center"/>
       </w:pPr>
       <w:r>
         <w:rPr>
@@ -6199,6 +6707,7 @@
     <w:p>
       <w:pPr>
         <w:bidi w:val="1"/>
+        <w:jc w:val="both"/>
       </w:pPr>
       <w:r>
         <w:rPr>
@@ -6210,6 +6719,7 @@
     <w:p>
       <w:pPr>
         <w:bidi w:val="1"/>
+        <w:jc w:val="both"/>
       </w:pPr>
       <w:r>
         <w:rPr>
@@ -6222,6 +6732,7 @@
       <w:pPr>
         <w:pStyle w:val="Heading3"/>
         <w:bidi w:val="1"/>
+        <w:jc w:val="center"/>
       </w:pPr>
       <w:r>
         <w:rPr>
@@ -6233,6 +6744,7 @@
     <w:p>
       <w:pPr>
         <w:bidi w:val="1"/>
+        <w:jc w:val="both"/>
       </w:pPr>
       <w:r>
         <w:rPr>
@@ -6244,6 +6756,7 @@
     <w:p>
       <w:pPr>
         <w:bidi w:val="1"/>
+        <w:jc w:val="both"/>
       </w:pPr>
       <w:r>
         <w:rPr>
@@ -6256,6 +6769,7 @@
       <w:pPr>
         <w:pStyle w:val="Heading3"/>
         <w:bidi w:val="1"/>
+        <w:jc w:val="center"/>
       </w:pPr>
       <w:r>
         <w:rPr>
@@ -6267,6 +6781,7 @@
     <w:p>
       <w:pPr>
         <w:bidi w:val="1"/>
+        <w:jc w:val="both"/>
       </w:pPr>
       <w:r>
         <w:rPr>
@@ -6278,6 +6793,7 @@
     <w:p>
       <w:pPr>
         <w:bidi w:val="1"/>
+        <w:jc w:val="both"/>
       </w:pPr>
       <w:r>
         <w:rPr>
@@ -6289,6 +6805,7 @@
     <w:p>
       <w:pPr>
         <w:bidi w:val="1"/>
+        <w:jc w:val="both"/>
       </w:pPr>
       <w:r>
         <w:rPr>
@@ -6300,6 +6817,7 @@
     <w:p>
       <w:pPr>
         <w:bidi w:val="1"/>
+        <w:jc w:val="both"/>
       </w:pPr>
       <w:r>
         <w:rPr>
@@ -6312,6 +6830,7 @@
       <w:pPr>
         <w:pStyle w:val="Heading2"/>
         <w:bidi w:val="1"/>
+        <w:jc w:val="center"/>
       </w:pPr>
       <w:r>
         <w:rPr>
@@ -6323,6 +6842,7 @@
     <w:p>
       <w:pPr>
         <w:bidi w:val="1"/>
+        <w:jc w:val="both"/>
       </w:pPr>
       <w:r>
         <w:rPr>
@@ -6334,6 +6854,7 @@
     <w:p>
       <w:pPr>
         <w:bidi w:val="1"/>
+        <w:jc w:val="both"/>
       </w:pPr>
       <w:r>
         <w:rPr>
@@ -6346,6 +6867,7 @@
       <w:pPr>
         <w:pStyle w:val="Heading2"/>
         <w:bidi w:val="1"/>
+        <w:jc w:val="center"/>
       </w:pPr>
       <w:r>
         <w:rPr>
@@ -6357,6 +6879,7 @@
     <w:p>
       <w:pPr>
         <w:bidi w:val="1"/>
+        <w:jc w:val="both"/>
       </w:pPr>
       <w:r>
         <w:rPr>
@@ -6368,6 +6891,7 @@
     <w:p>
       <w:pPr>
         <w:bidi w:val="1"/>
+        <w:jc w:val="both"/>
       </w:pPr>
       <w:r>
         <w:rPr>
@@ -6379,6 +6903,7 @@
     <w:p>
       <w:pPr>
         <w:bidi w:val="1"/>
+        <w:jc w:val="both"/>
       </w:pPr>
       <w:r>
         <w:rPr>
@@ -6392,6 +6917,7 @@
     <w:p>
       <w:pPr>
         <w:bidi w:val="1"/>
+        <w:jc w:val="both"/>
       </w:pPr>
       <w:r>
         <w:rPr>
@@ -6405,6 +6931,7 @@
     <w:p>
       <w:pPr>
         <w:bidi w:val="1"/>
+        <w:jc w:val="both"/>
       </w:pPr>
       <w:r>
         <w:rPr>
@@ -6418,6 +6945,7 @@
     <w:p>
       <w:pPr>
         <w:bidi w:val="1"/>
+        <w:jc w:val="both"/>
       </w:pPr>
       <w:r>
         <w:rPr>
@@ -6431,6 +6959,7 @@
     <w:p>
       <w:pPr>
         <w:bidi w:val="1"/>
+        <w:jc w:val="both"/>
       </w:pPr>
       <w:r>
         <w:rPr>
@@ -6444,6 +6973,7 @@
     <w:p>
       <w:pPr>
         <w:bidi w:val="1"/>
+        <w:jc w:val="both"/>
       </w:pPr>
       <w:r>
         <w:rPr>
@@ -6457,6 +6987,7 @@
     <w:p>
       <w:pPr>
         <w:bidi w:val="1"/>
+        <w:jc w:val="both"/>
       </w:pPr>
       <w:r>
         <w:rPr>
@@ -6470,6 +7001,7 @@
     <w:p>
       <w:pPr>
         <w:bidi w:val="1"/>
+        <w:jc w:val="both"/>
       </w:pPr>
       <w:r>
         <w:rPr>
@@ -6483,6 +7015,7 @@
     <w:p>
       <w:pPr>
         <w:bidi w:val="1"/>
+        <w:jc w:val="both"/>
       </w:pPr>
       <w:r>
         <w:rPr>
@@ -6496,6 +7029,7 @@
     <w:p>
       <w:pPr>
         <w:bidi w:val="1"/>
+        <w:jc w:val="both"/>
       </w:pPr>
       <w:r>
         <w:rPr>
@@ -6509,6 +7043,7 @@
     <w:p>
       <w:pPr>
         <w:bidi w:val="1"/>
+        <w:jc w:val="both"/>
       </w:pPr>
       <w:r>
         <w:rPr>
@@ -6522,6 +7057,7 @@
     <w:p>
       <w:pPr>
         <w:bidi w:val="1"/>
+        <w:jc w:val="both"/>
       </w:pPr>
       <w:r>
         <w:rPr>
@@ -6535,6 +7071,7 @@
     <w:p>
       <w:pPr>
         <w:bidi w:val="1"/>
+        <w:jc w:val="both"/>
       </w:pPr>
       <w:r>
         <w:rPr>
@@ -6548,6 +7085,7 @@
     <w:p>
       <w:pPr>
         <w:bidi w:val="1"/>
+        <w:jc w:val="both"/>
       </w:pPr>
       <w:r>
         <w:rPr>
@@ -6561,6 +7099,7 @@
     <w:p>
       <w:pPr>
         <w:bidi w:val="1"/>
+        <w:jc w:val="both"/>
       </w:pPr>
       <w:r>
         <w:rPr>
@@ -6574,6 +7113,7 @@
     <w:p>
       <w:pPr>
         <w:bidi w:val="1"/>
+        <w:jc w:val="both"/>
       </w:pPr>
       <w:r>
         <w:rPr>
@@ -6587,6 +7127,7 @@
     <w:p>
       <w:pPr>
         <w:bidi w:val="1"/>
+        <w:jc w:val="both"/>
       </w:pPr>
       <w:r>
         <w:rPr>
@@ -6600,6 +7141,7 @@
     <w:p>
       <w:pPr>
         <w:bidi w:val="1"/>
+        <w:jc w:val="both"/>
       </w:pPr>
       <w:r>
         <w:rPr>
@@ -6613,6 +7155,7 @@
     <w:p>
       <w:pPr>
         <w:bidi w:val="1"/>
+        <w:jc w:val="both"/>
       </w:pPr>
       <w:r>
         <w:rPr>
@@ -6626,6 +7169,7 @@
     <w:p>
       <w:pPr>
         <w:bidi w:val="1"/>
+        <w:jc w:val="both"/>
       </w:pPr>
       <w:r>
         <w:rPr>
@@ -6639,6 +7183,7 @@
     <w:p>
       <w:pPr>
         <w:bidi w:val="1"/>
+        <w:jc w:val="both"/>
       </w:pPr>
       <w:r>
         <w:rPr>
@@ -6652,6 +7197,7 @@
     <w:p>
       <w:pPr>
         <w:bidi w:val="1"/>
+        <w:jc w:val="both"/>
       </w:pPr>
       <w:r>
         <w:rPr>
@@ -6665,6 +7211,7 @@
     <w:p>
       <w:pPr>
         <w:bidi w:val="1"/>
+        <w:jc w:val="both"/>
       </w:pPr>
       <w:r>
         <w:rPr>
@@ -6678,6 +7225,7 @@
     <w:p>
       <w:pPr>
         <w:bidi w:val="1"/>
+        <w:jc w:val="both"/>
       </w:pPr>
       <w:r>
         <w:rPr>
@@ -6691,6 +7239,7 @@
     <w:p>
       <w:pPr>
         <w:bidi w:val="1"/>
+        <w:jc w:val="both"/>
       </w:pPr>
       <w:r>
         <w:rPr>
@@ -6704,6 +7253,7 @@
     <w:p>
       <w:pPr>
         <w:bidi w:val="1"/>
+        <w:jc w:val="both"/>
       </w:pPr>
       <w:r>
         <w:rPr>
@@ -6717,6 +7267,7 @@
     <w:p>
       <w:pPr>
         <w:bidi w:val="1"/>
+        <w:jc w:val="both"/>
       </w:pPr>
       <w:r>
         <w:rPr>
@@ -6730,6 +7281,7 @@
     <w:p>
       <w:pPr>
         <w:bidi w:val="1"/>
+        <w:jc w:val="both"/>
       </w:pPr>
       <w:r>
         <w:rPr>
@@ -6743,6 +7295,7 @@
     <w:p>
       <w:pPr>
         <w:bidi w:val="1"/>
+        <w:jc w:val="both"/>
       </w:pPr>
       <w:r>
         <w:rPr>
@@ -6756,6 +7309,7 @@
     <w:p>
       <w:pPr>
         <w:bidi w:val="1"/>
+        <w:jc w:val="both"/>
       </w:pPr>
       <w:r>
         <w:rPr>
@@ -6769,6 +7323,7 @@
     <w:p>
       <w:pPr>
         <w:bidi w:val="1"/>
+        <w:jc w:val="both"/>
       </w:pPr>
       <w:r>
         <w:rPr>
@@ -6782,6 +7337,7 @@
     <w:p>
       <w:pPr>
         <w:bidi w:val="1"/>
+        <w:jc w:val="both"/>
       </w:pPr>
       <w:r>
         <w:rPr>
@@ -6795,6 +7351,7 @@
     <w:p>
       <w:pPr>
         <w:bidi w:val="1"/>
+        <w:jc w:val="both"/>
       </w:pPr>
       <w:r>
         <w:rPr>
@@ -6808,6 +7365,7 @@
     <w:p>
       <w:pPr>
         <w:bidi w:val="1"/>
+        <w:jc w:val="both"/>
       </w:pPr>
       <w:r>
         <w:rPr>
@@ -6825,6 +7383,7 @@
       <w:pPr>
         <w:pStyle w:val="Heading1"/>
         <w:bidi w:val="1"/>
+        <w:jc w:val="center"/>
       </w:pPr>
       <w:r>
         <w:rPr>
@@ -6837,6 +7396,7 @@
       <w:pPr>
         <w:pStyle w:val="Heading2"/>
         <w:bidi w:val="1"/>
+        <w:jc w:val="center"/>
       </w:pPr>
       <w:r>
         <w:rPr>
@@ -6848,6 +7408,7 @@
     <w:p>
       <w:pPr>
         <w:bidi w:val="1"/>
+        <w:jc w:val="both"/>
       </w:pPr>
       <w:r>
         <w:rPr>
@@ -6859,6 +7420,7 @@
     <w:p>
       <w:pPr>
         <w:bidi w:val="1"/>
+        <w:jc w:val="both"/>
       </w:pPr>
       <w:r>
         <w:rPr>
@@ -6871,6 +7433,7 @@
       <w:pPr>
         <w:pStyle w:val="Heading2"/>
         <w:bidi w:val="1"/>
+        <w:jc w:val="center"/>
       </w:pPr>
       <w:r>
         <w:rPr>
@@ -6882,6 +7445,7 @@
     <w:p>
       <w:pPr>
         <w:bidi w:val="1"/>
+        <w:jc w:val="both"/>
       </w:pPr>
       <w:r>
         <w:rPr>
@@ -6893,6 +7457,7 @@
     <w:p>
       <w:pPr>
         <w:bidi w:val="1"/>
+        <w:jc w:val="both"/>
       </w:pPr>
       <w:r>
         <w:rPr>
@@ -6905,6 +7470,7 @@
       <w:pPr>
         <w:pStyle w:val="Heading2"/>
         <w:bidi w:val="1"/>
+        <w:jc w:val="center"/>
       </w:pPr>
       <w:r>
         <w:rPr>
@@ -6917,6 +7483,7 @@
       <w:pPr>
         <w:pStyle w:val="Heading3"/>
         <w:bidi w:val="1"/>
+        <w:jc w:val="center"/>
       </w:pPr>
       <w:r>
         <w:rPr>
@@ -6928,6 +7495,7 @@
     <w:p>
       <w:pPr>
         <w:bidi w:val="1"/>
+        <w:jc w:val="both"/>
       </w:pPr>
       <w:r>
         <w:rPr>
@@ -6939,6 +7507,7 @@
     <w:p>
       <w:pPr>
         <w:bidi w:val="1"/>
+        <w:jc w:val="both"/>
       </w:pPr>
       <w:r>
         <w:rPr>
@@ -6951,6 +7520,7 @@
       <w:pPr>
         <w:pStyle w:val="Heading3"/>
         <w:bidi w:val="1"/>
+        <w:jc w:val="center"/>
       </w:pPr>
       <w:r>
         <w:rPr>
@@ -6962,6 +7532,7 @@
     <w:p>
       <w:pPr>
         <w:bidi w:val="1"/>
+        <w:jc w:val="both"/>
       </w:pPr>
       <w:r>
         <w:rPr>
@@ -6974,6 +7545,7 @@
       <w:pPr>
         <w:pStyle w:val="Heading3"/>
         <w:bidi w:val="1"/>
+        <w:jc w:val="center"/>
       </w:pPr>
       <w:r>
         <w:rPr>
@@ -6985,6 +7557,7 @@
     <w:p>
       <w:pPr>
         <w:bidi w:val="1"/>
+        <w:jc w:val="both"/>
       </w:pPr>
       <w:r>
         <w:rPr>
@@ -6997,6 +7570,7 @@
       <w:pPr>
         <w:pStyle w:val="Heading3"/>
         <w:bidi w:val="1"/>
+        <w:jc w:val="center"/>
       </w:pPr>
       <w:r>
         <w:rPr>
@@ -7008,6 +7582,7 @@
     <w:p>
       <w:pPr>
         <w:bidi w:val="1"/>
+        <w:jc w:val="both"/>
       </w:pPr>
       <w:r>
         <w:rPr>
@@ -7019,6 +7594,7 @@
     <w:p>
       <w:pPr>
         <w:bidi w:val="1"/>
+        <w:jc w:val="both"/>
       </w:pPr>
       <w:r>
         <w:rPr>
@@ -7031,6 +7607,7 @@
       <w:pPr>
         <w:pStyle w:val="Heading3"/>
         <w:bidi w:val="1"/>
+        <w:jc w:val="center"/>
       </w:pPr>
       <w:r>
         <w:rPr>
@@ -7042,6 +7619,7 @@
     <w:p>
       <w:pPr>
         <w:bidi w:val="1"/>
+        <w:jc w:val="both"/>
       </w:pPr>
       <w:r>
         <w:rPr>
@@ -7053,6 +7631,7 @@
     <w:p>
       <w:pPr>
         <w:bidi w:val="1"/>
+        <w:jc w:val="both"/>
       </w:pPr>
       <w:r>
         <w:rPr>
@@ -7065,6 +7644,7 @@
       <w:pPr>
         <w:pStyle w:val="Heading3"/>
         <w:bidi w:val="1"/>
+        <w:jc w:val="center"/>
       </w:pPr>
       <w:r>
         <w:rPr>
@@ -7076,6 +7656,7 @@
     <w:p>
       <w:pPr>
         <w:bidi w:val="1"/>
+        <w:jc w:val="both"/>
       </w:pPr>
       <w:r>
         <w:rPr>
@@ -7088,6 +7669,7 @@
       <w:pPr>
         <w:pStyle w:val="Heading2"/>
         <w:bidi w:val="1"/>
+        <w:jc w:val="center"/>
       </w:pPr>
       <w:r>
         <w:rPr>
@@ -7099,6 +7681,7 @@
     <w:p>
       <w:pPr>
         <w:bidi w:val="1"/>
+        <w:jc w:val="both"/>
       </w:pPr>
       <w:r>
         <w:rPr>
@@ -7110,6 +7693,7 @@
     <w:p>
       <w:pPr>
         <w:bidi w:val="1"/>
+        <w:jc w:val="both"/>
       </w:pPr>
       <w:r>
         <w:rPr>
@@ -7121,6 +7705,7 @@
     <w:p>
       <w:pPr>
         <w:bidi w:val="1"/>
+        <w:jc w:val="both"/>
       </w:pPr>
       <w:r>
         <w:rPr>
@@ -7133,6 +7718,7 @@
       <w:pPr>
         <w:pStyle w:val="Heading3"/>
         <w:bidi w:val="1"/>
+        <w:jc w:val="center"/>
       </w:pPr>
       <w:r>
         <w:rPr>
@@ -7144,6 +7730,7 @@
     <w:p>
       <w:pPr>
         <w:bidi w:val="1"/>
+        <w:jc w:val="both"/>
       </w:pPr>
       <w:r>
         <w:rPr>
@@ -7155,6 +7742,7 @@
     <w:p>
       <w:pPr>
         <w:bidi w:val="1"/>
+        <w:jc w:val="both"/>
       </w:pPr>
       <w:r>
         <w:rPr>
@@ -7167,6 +7755,7 @@
       <w:pPr>
         <w:pStyle w:val="Heading3"/>
         <w:bidi w:val="1"/>
+        <w:jc w:val="center"/>
       </w:pPr>
       <w:r>
         <w:rPr>
@@ -7178,6 +7767,7 @@
     <w:p>
       <w:pPr>
         <w:bidi w:val="1"/>
+        <w:jc w:val="both"/>
       </w:pPr>
       <w:r>
         <w:rPr>
@@ -7189,6 +7779,7 @@
     <w:p>
       <w:pPr>
         <w:bidi w:val="1"/>
+        <w:jc w:val="both"/>
       </w:pPr>
       <w:r>
         <w:rPr>
@@ -7200,6 +7791,7 @@
     <w:p>
       <w:pPr>
         <w:bidi w:val="1"/>
+        <w:jc w:val="both"/>
       </w:pPr>
       <w:r>
         <w:rPr>
@@ -7211,6 +7803,7 @@
     <w:p>
       <w:pPr>
         <w:bidi w:val="1"/>
+        <w:jc w:val="both"/>
       </w:pPr>
       <w:r>
         <w:rPr>
@@ -7223,6 +7816,7 @@
       <w:pPr>
         <w:pStyle w:val="Heading2"/>
         <w:bidi w:val="1"/>
+        <w:jc w:val="center"/>
       </w:pPr>
       <w:r>
         <w:rPr>
@@ -7234,6 +7828,7 @@
     <w:p>
       <w:pPr>
         <w:bidi w:val="1"/>
+        <w:jc w:val="both"/>
       </w:pPr>
       <w:r>
         <w:rPr>
@@ -7245,6 +7840,7 @@
     <w:p>
       <w:pPr>
         <w:bidi w:val="1"/>
+        <w:jc w:val="both"/>
       </w:pPr>
       <w:r>
         <w:rPr>
@@ -7256,6 +7852,7 @@
     <w:p>
       <w:pPr>
         <w:bidi w:val="1"/>
+        <w:jc w:val="both"/>
       </w:pPr>
       <w:r>
         <w:rPr>
@@ -7268,6 +7865,7 @@
       <w:pPr>
         <w:pStyle w:val="Heading2"/>
         <w:bidi w:val="1"/>
+        <w:jc w:val="center"/>
       </w:pPr>
       <w:r>
         <w:rPr>
@@ -7279,6 +7877,7 @@
     <w:p>
       <w:pPr>
         <w:bidi w:val="1"/>
+        <w:jc w:val="both"/>
       </w:pPr>
       <w:r>
         <w:rPr>
@@ -7290,6 +7889,7 @@
     <w:p>
       <w:pPr>
         <w:bidi w:val="1"/>
+        <w:jc w:val="both"/>
       </w:pPr>
       <w:r>
         <w:rPr>
@@ -7302,6 +7902,7 @@
       <w:pPr>
         <w:pStyle w:val="Heading2"/>
         <w:bidi w:val="1"/>
+        <w:jc w:val="center"/>
       </w:pPr>
       <w:r>
         <w:rPr>
@@ -7313,6 +7914,7 @@
     <w:p>
       <w:pPr>
         <w:bidi w:val="1"/>
+        <w:jc w:val="both"/>
       </w:pPr>
       <w:r>
         <w:rPr>
@@ -7324,6 +7926,7 @@
     <w:p>
       <w:pPr>
         <w:bidi w:val="1"/>
+        <w:jc w:val="both"/>
       </w:pPr>
       <w:r>
         <w:rPr>
@@ -7335,6 +7938,7 @@
     <w:p>
       <w:pPr>
         <w:bidi w:val="1"/>
+        <w:jc w:val="both"/>
       </w:pPr>
       <w:r>
         <w:rPr>
@@ -7348,6 +7952,7 @@
     <w:p>
       <w:pPr>
         <w:bidi w:val="1"/>
+        <w:jc w:val="both"/>
       </w:pPr>
       <w:r>
         <w:rPr>
@@ -7361,6 +7966,7 @@
     <w:p>
       <w:pPr>
         <w:bidi w:val="1"/>
+        <w:jc w:val="both"/>
       </w:pPr>
       <w:r>
         <w:rPr>
@@ -7374,6 +7980,7 @@
     <w:p>
       <w:pPr>
         <w:bidi w:val="1"/>
+        <w:jc w:val="both"/>
       </w:pPr>
       <w:r>
         <w:rPr>
@@ -7387,6 +7994,7 @@
     <w:p>
       <w:pPr>
         <w:bidi w:val="1"/>
+        <w:jc w:val="both"/>
       </w:pPr>
       <w:r>
         <w:rPr>
@@ -7400,6 +8008,7 @@
     <w:p>
       <w:pPr>
         <w:bidi w:val="1"/>
+        <w:jc w:val="both"/>
       </w:pPr>
       <w:r>
         <w:rPr>
@@ -7413,6 +8022,7 @@
     <w:p>
       <w:pPr>
         <w:bidi w:val="1"/>
+        <w:jc w:val="both"/>
       </w:pPr>
       <w:r>
         <w:rPr>
@@ -7426,6 +8036,7 @@
     <w:p>
       <w:pPr>
         <w:bidi w:val="1"/>
+        <w:jc w:val="both"/>
       </w:pPr>
       <w:r>
         <w:rPr>
@@ -7439,6 +8050,7 @@
     <w:p>
       <w:pPr>
         <w:bidi w:val="1"/>
+        <w:jc w:val="both"/>
       </w:pPr>
       <w:r>
         <w:rPr>
@@ -7452,6 +8064,7 @@
     <w:p>
       <w:pPr>
         <w:bidi w:val="1"/>
+        <w:jc w:val="both"/>
       </w:pPr>
       <w:r>
         <w:rPr>
@@ -7465,6 +8078,7 @@
     <w:p>
       <w:pPr>
         <w:bidi w:val="1"/>
+        <w:jc w:val="both"/>
       </w:pPr>
       <w:r>
         <w:rPr>
@@ -7478,6 +8092,7 @@
     <w:p>
       <w:pPr>
         <w:bidi w:val="1"/>
+        <w:jc w:val="both"/>
       </w:pPr>
       <w:r>
         <w:rPr>
@@ -7491,6 +8106,7 @@
     <w:p>
       <w:pPr>
         <w:bidi w:val="1"/>
+        <w:jc w:val="both"/>
       </w:pPr>
       <w:r>
         <w:rPr>
@@ -7504,6 +8120,7 @@
     <w:p>
       <w:pPr>
         <w:bidi w:val="1"/>
+        <w:jc w:val="both"/>
       </w:pPr>
       <w:r>
         <w:rPr>
@@ -7517,6 +8134,7 @@
     <w:p>
       <w:pPr>
         <w:bidi w:val="1"/>
+        <w:jc w:val="both"/>
       </w:pPr>
       <w:r>
         <w:rPr>
@@ -7530,6 +8148,7 @@
     <w:p>
       <w:pPr>
         <w:bidi w:val="1"/>
+        <w:jc w:val="both"/>
       </w:pPr>
       <w:r>
         <w:rPr>
@@ -7543,6 +8162,7 @@
     <w:p>
       <w:pPr>
         <w:bidi w:val="1"/>
+        <w:jc w:val="both"/>
       </w:pPr>
       <w:r>
         <w:rPr>
@@ -7556,6 +8176,7 @@
     <w:p>
       <w:pPr>
         <w:bidi w:val="1"/>
+        <w:jc w:val="both"/>
       </w:pPr>
       <w:r>
         <w:rPr>
@@ -7569,6 +8190,7 @@
     <w:p>
       <w:pPr>
         <w:bidi w:val="1"/>
+        <w:jc w:val="both"/>
       </w:pPr>
       <w:r>
         <w:rPr>
@@ -7582,6 +8204,7 @@
     <w:p>
       <w:pPr>
         <w:bidi w:val="1"/>
+        <w:jc w:val="both"/>
       </w:pPr>
       <w:r>
         <w:rPr>
@@ -7595,6 +8218,7 @@
     <w:p>
       <w:pPr>
         <w:bidi w:val="1"/>
+        <w:jc w:val="both"/>
       </w:pPr>
       <w:r>
         <w:rPr>
@@ -7608,6 +8232,7 @@
     <w:p>
       <w:pPr>
         <w:bidi w:val="1"/>
+        <w:jc w:val="both"/>
       </w:pPr>
       <w:r>
         <w:rPr>
@@ -7621,6 +8246,7 @@
     <w:p>
       <w:pPr>
         <w:bidi w:val="1"/>
+        <w:jc w:val="both"/>
       </w:pPr>
       <w:r>
         <w:rPr>
@@ -7634,6 +8260,7 @@
     <w:p>
       <w:pPr>
         <w:bidi w:val="1"/>
+        <w:jc w:val="both"/>
       </w:pPr>
       <w:r>
         <w:rPr>
@@ -7647,6 +8274,7 @@
     <w:p>
       <w:pPr>
         <w:bidi w:val="1"/>
+        <w:jc w:val="both"/>
       </w:pPr>
       <w:r>
         <w:rPr>
@@ -7660,6 +8288,7 @@
     <w:p>
       <w:pPr>
         <w:bidi w:val="1"/>
+        <w:jc w:val="both"/>
       </w:pPr>
       <w:r>
         <w:rPr>
@@ -7677,6 +8306,7 @@
       <w:pPr>
         <w:pStyle w:val="Heading1"/>
         <w:bidi w:val="1"/>
+        <w:jc w:val="center"/>
       </w:pPr>
       <w:r>
         <w:rPr>
@@ -7689,6 +8319,7 @@
       <w:pPr>
         <w:pStyle w:val="Heading2"/>
         <w:bidi w:val="1"/>
+        <w:jc w:val="center"/>
       </w:pPr>
       <w:r>
         <w:rPr>
@@ -7700,6 +8331,7 @@
     <w:p>
       <w:pPr>
         <w:bidi w:val="1"/>
+        <w:jc w:val="both"/>
       </w:pPr>
       <w:r>
         <w:rPr>
@@ -7711,6 +8343,7 @@
     <w:p>
       <w:pPr>
         <w:bidi w:val="1"/>
+        <w:jc w:val="both"/>
       </w:pPr>
       <w:r>
         <w:rPr>
@@ -7723,6 +8356,7 @@
       <w:pPr>
         <w:pStyle w:val="Heading2"/>
         <w:bidi w:val="1"/>
+        <w:jc w:val="center"/>
       </w:pPr>
       <w:r>
         <w:rPr>
@@ -7734,6 +8368,7 @@
     <w:p>
       <w:pPr>
         <w:bidi w:val="1"/>
+        <w:jc w:val="both"/>
       </w:pPr>
       <w:r>
         <w:rPr>
@@ -7745,6 +8380,7 @@
     <w:p>
       <w:pPr>
         <w:bidi w:val="1"/>
+        <w:jc w:val="both"/>
       </w:pPr>
       <w:r>
         <w:rPr>
@@ -7756,6 +8392,7 @@
     <w:p>
       <w:pPr>
         <w:bidi w:val="1"/>
+        <w:jc w:val="both"/>
       </w:pPr>
       <w:r>
         <w:rPr>
@@ -7768,6 +8405,7 @@
       <w:pPr>
         <w:pStyle w:val="Heading2"/>
         <w:bidi w:val="1"/>
+        <w:jc w:val="center"/>
       </w:pPr>
       <w:r>
         <w:rPr>
@@ -7780,6 +8418,7 @@
       <w:pPr>
         <w:pStyle w:val="Heading3"/>
         <w:bidi w:val="1"/>
+        <w:jc w:val="center"/>
       </w:pPr>
       <w:r>
         <w:rPr>
@@ -7791,6 +8430,7 @@
     <w:p>
       <w:pPr>
         <w:bidi w:val="1"/>
+        <w:jc w:val="both"/>
       </w:pPr>
       <w:r>
         <w:rPr>
@@ -7803,6 +8443,7 @@
       <w:pPr>
         <w:pStyle w:val="Heading3"/>
         <w:bidi w:val="1"/>
+        <w:jc w:val="center"/>
       </w:pPr>
       <w:r>
         <w:rPr>
@@ -7814,6 +8455,7 @@
     <w:p>
       <w:pPr>
         <w:bidi w:val="1"/>
+        <w:jc w:val="both"/>
       </w:pPr>
       <w:r>
         <w:rPr>
@@ -7826,6 +8468,7 @@
       <w:pPr>
         <w:pStyle w:val="Heading3"/>
         <w:bidi w:val="1"/>
+        <w:jc w:val="center"/>
       </w:pPr>
       <w:r>
         <w:rPr>
@@ -7837,6 +8480,7 @@
     <w:p>
       <w:pPr>
         <w:bidi w:val="1"/>
+        <w:jc w:val="both"/>
       </w:pPr>
       <w:r>
         <w:rPr>
@@ -7848,6 +8492,7 @@
     <w:p>
       <w:pPr>
         <w:bidi w:val="1"/>
+        <w:jc w:val="both"/>
       </w:pPr>
       <w:r>
         <w:rPr>
@@ -7860,6 +8505,7 @@
       <w:pPr>
         <w:pStyle w:val="Heading3"/>
         <w:bidi w:val="1"/>
+        <w:jc w:val="center"/>
       </w:pPr>
       <w:r>
         <w:rPr>
@@ -7871,6 +8517,7 @@
     <w:p>
       <w:pPr>
         <w:bidi w:val="1"/>
+        <w:jc w:val="both"/>
       </w:pPr>
       <w:r>
         <w:rPr>
@@ -7882,6 +8529,7 @@
     <w:p>
       <w:pPr>
         <w:bidi w:val="1"/>
+        <w:jc w:val="both"/>
       </w:pPr>
       <w:r>
         <w:rPr>
@@ -7894,6 +8542,7 @@
       <w:pPr>
         <w:pStyle w:val="Heading3"/>
         <w:bidi w:val="1"/>
+        <w:jc w:val="center"/>
       </w:pPr>
       <w:r>
         <w:rPr>
@@ -7905,6 +8554,7 @@
     <w:p>
       <w:pPr>
         <w:bidi w:val="1"/>
+        <w:jc w:val="both"/>
       </w:pPr>
       <w:r>
         <w:rPr>
@@ -7917,6 +8567,7 @@
       <w:pPr>
         <w:pStyle w:val="Heading3"/>
         <w:bidi w:val="1"/>
+        <w:jc w:val="center"/>
       </w:pPr>
       <w:r>
         <w:rPr>
@@ -7928,6 +8579,7 @@
     <w:p>
       <w:pPr>
         <w:bidi w:val="1"/>
+        <w:jc w:val="both"/>
       </w:pPr>
       <w:r>
         <w:rPr>
@@ -7940,6 +8592,7 @@
       <w:pPr>
         <w:pStyle w:val="Heading2"/>
         <w:bidi w:val="1"/>
+        <w:jc w:val="center"/>
       </w:pPr>
       <w:r>
         <w:rPr>
@@ -7951,6 +8604,7 @@
     <w:p>
       <w:pPr>
         <w:bidi w:val="1"/>
+        <w:jc w:val="both"/>
       </w:pPr>
       <w:r>
         <w:rPr>
@@ -7962,6 +8616,7 @@
     <w:p>
       <w:pPr>
         <w:bidi w:val="1"/>
+        <w:jc w:val="both"/>
       </w:pPr>
       <w:r>
         <w:rPr>
@@ -7981,6 +8636,7 @@
     <w:p>
       <w:pPr>
         <w:bidi w:val="1"/>
+        <w:jc w:val="both"/>
       </w:pPr>
       <w:r>
         <w:rPr>
@@ -8001,6 +8657,7 @@
       <w:pPr>
         <w:pStyle w:val="Heading3"/>
         <w:bidi w:val="1"/>
+        <w:jc w:val="center"/>
       </w:pPr>
       <w:r>
         <w:rPr>
@@ -8012,6 +8669,7 @@
     <w:p>
       <w:pPr>
         <w:bidi w:val="1"/>
+        <w:jc w:val="both"/>
       </w:pPr>
       <w:r>
         <w:rPr>
@@ -8023,6 +8681,7 @@
     <w:p>
       <w:pPr>
         <w:bidi w:val="1"/>
+        <w:jc w:val="both"/>
       </w:pPr>
       <w:r>
         <w:rPr>
@@ -8035,6 +8694,7 @@
       <w:pPr>
         <w:pStyle w:val="Heading3"/>
         <w:bidi w:val="1"/>
+        <w:jc w:val="center"/>
       </w:pPr>
       <w:r>
         <w:rPr>
@@ -8046,6 +8706,7 @@
     <w:p>
       <w:pPr>
         <w:bidi w:val="1"/>
+        <w:jc w:val="both"/>
       </w:pPr>
       <w:r>
         <w:rPr>
@@ -8057,6 +8718,7 @@
     <w:p>
       <w:pPr>
         <w:bidi w:val="1"/>
+        <w:jc w:val="both"/>
       </w:pPr>
       <w:r>
         <w:rPr>
@@ -8068,6 +8730,7 @@
     <w:p>
       <w:pPr>
         <w:bidi w:val="1"/>
+        <w:jc w:val="both"/>
       </w:pPr>
       <w:r>
         <w:rPr>
@@ -8079,6 +8742,7 @@
     <w:p>
       <w:pPr>
         <w:bidi w:val="1"/>
+        <w:jc w:val="both"/>
       </w:pPr>
       <w:r>
         <w:rPr>
@@ -8091,6 +8755,7 @@
       <w:pPr>
         <w:pStyle w:val="Heading2"/>
         <w:bidi w:val="1"/>
+        <w:jc w:val="center"/>
       </w:pPr>
       <w:r>
         <w:rPr>
@@ -8102,6 +8767,7 @@
     <w:p>
       <w:pPr>
         <w:bidi w:val="1"/>
+        <w:jc w:val="both"/>
       </w:pPr>
       <w:r>
         <w:rPr>
@@ -8113,6 +8779,7 @@
     <w:p>
       <w:pPr>
         <w:bidi w:val="1"/>
+        <w:jc w:val="both"/>
       </w:pPr>
       <w:r>
         <w:rPr>
@@ -8125,6 +8792,7 @@
       <w:pPr>
         <w:pStyle w:val="Heading2"/>
         <w:bidi w:val="1"/>
+        <w:jc w:val="center"/>
       </w:pPr>
       <w:r>
         <w:rPr>
@@ -8136,6 +8804,7 @@
     <w:p>
       <w:pPr>
         <w:bidi w:val="1"/>
+        <w:jc w:val="both"/>
       </w:pPr>
       <w:r>
         <w:rPr>
@@ -8147,6 +8816,7 @@
     <w:p>
       <w:pPr>
         <w:bidi w:val="1"/>
+        <w:jc w:val="both"/>
       </w:pPr>
       <w:r>
         <w:rPr>
@@ -8159,6 +8829,7 @@
       <w:pPr>
         <w:pStyle w:val="Heading2"/>
         <w:bidi w:val="1"/>
+        <w:jc w:val="center"/>
       </w:pPr>
       <w:r>
         <w:rPr>
@@ -8170,6 +8841,7 @@
     <w:p>
       <w:pPr>
         <w:bidi w:val="1"/>
+        <w:jc w:val="both"/>
       </w:pPr>
       <w:r>
         <w:rPr>
@@ -8181,6 +8853,7 @@
     <w:p>
       <w:pPr>
         <w:bidi w:val="1"/>
+        <w:jc w:val="both"/>
       </w:pPr>
       <w:r>
         <w:rPr>
@@ -8192,6 +8865,7 @@
     <w:p>
       <w:pPr>
         <w:bidi w:val="1"/>
+        <w:jc w:val="both"/>
       </w:pPr>
       <w:r>
         <w:rPr>
@@ -8205,6 +8879,7 @@
     <w:p>
       <w:pPr>
         <w:bidi w:val="1"/>
+        <w:jc w:val="both"/>
       </w:pPr>
       <w:r>
         <w:rPr>
@@ -8218,6 +8893,7 @@
     <w:p>
       <w:pPr>
         <w:bidi w:val="1"/>
+        <w:jc w:val="both"/>
       </w:pPr>
       <w:r>
         <w:rPr>
@@ -8231,6 +8907,7 @@
     <w:p>
       <w:pPr>
         <w:bidi w:val="1"/>
+        <w:jc w:val="both"/>
       </w:pPr>
       <w:r>
         <w:rPr>
@@ -8244,6 +8921,7 @@
     <w:p>
       <w:pPr>
         <w:bidi w:val="1"/>
+        <w:jc w:val="both"/>
       </w:pPr>
       <w:r>
         <w:rPr>
@@ -8257,6 +8935,7 @@
     <w:p>
       <w:pPr>
         <w:bidi w:val="1"/>
+        <w:jc w:val="both"/>
       </w:pPr>
       <w:r>
         <w:rPr>
@@ -8270,6 +8949,7 @@
     <w:p>
       <w:pPr>
         <w:bidi w:val="1"/>
+        <w:jc w:val="both"/>
       </w:pPr>
       <w:r>
         <w:rPr>
@@ -8283,6 +8963,7 @@
     <w:p>
       <w:pPr>
         <w:bidi w:val="1"/>
+        <w:jc w:val="both"/>
       </w:pPr>
       <w:r>
         <w:rPr>
@@ -8296,6 +8977,7 @@
     <w:p>
       <w:pPr>
         <w:bidi w:val="1"/>
+        <w:jc w:val="both"/>
       </w:pPr>
       <w:r>
         <w:rPr>
@@ -8309,6 +8991,7 @@
     <w:p>
       <w:pPr>
         <w:bidi w:val="1"/>
+        <w:jc w:val="both"/>
       </w:pPr>
       <w:r>
         <w:rPr>
@@ -8322,6 +9005,7 @@
     <w:p>
       <w:pPr>
         <w:bidi w:val="1"/>
+        <w:jc w:val="both"/>
       </w:pPr>
       <w:r>
         <w:rPr>
@@ -8335,6 +9019,7 @@
     <w:p>
       <w:pPr>
         <w:bidi w:val="1"/>
+        <w:jc w:val="both"/>
       </w:pPr>
       <w:r>
         <w:rPr>
@@ -8348,6 +9033,7 @@
     <w:p>
       <w:pPr>
         <w:bidi w:val="1"/>
+        <w:jc w:val="both"/>
       </w:pPr>
       <w:r>
         <w:rPr>
@@ -8361,6 +9047,7 @@
     <w:p>
       <w:pPr>
         <w:bidi w:val="1"/>
+        <w:jc w:val="both"/>
       </w:pPr>
       <w:r>
         <w:rPr>
@@ -8374,6 +9061,7 @@
     <w:p>
       <w:pPr>
         <w:bidi w:val="1"/>
+        <w:jc w:val="both"/>
       </w:pPr>
       <w:r>
         <w:rPr>
@@ -8387,6 +9075,7 @@
     <w:p>
       <w:pPr>
         <w:bidi w:val="1"/>
+        <w:jc w:val="both"/>
       </w:pPr>
       <w:r>
         <w:rPr>
@@ -8400,6 +9089,7 @@
     <w:p>
       <w:pPr>
         <w:bidi w:val="1"/>
+        <w:jc w:val="both"/>
       </w:pPr>
       <w:r>
         <w:rPr>
@@ -8413,6 +9103,7 @@
     <w:p>
       <w:pPr>
         <w:bidi w:val="1"/>
+        <w:jc w:val="both"/>
       </w:pPr>
       <w:r>
         <w:rPr>
@@ -8426,6 +9117,7 @@
     <w:p>
       <w:pPr>
         <w:bidi w:val="1"/>
+        <w:jc w:val="both"/>
       </w:pPr>
       <w:r>
         <w:rPr>
@@ -8439,6 +9131,7 @@
     <w:p>
       <w:pPr>
         <w:bidi w:val="1"/>
+        <w:jc w:val="both"/>
       </w:pPr>
       <w:r>
         <w:rPr>
@@ -8452,6 +9145,7 @@
     <w:p>
       <w:pPr>
         <w:bidi w:val="1"/>
+        <w:jc w:val="both"/>
       </w:pPr>
       <w:r>
         <w:rPr>
@@ -8465,6 +9159,7 @@
     <w:p>
       <w:pPr>
         <w:bidi w:val="1"/>
+        <w:jc w:val="both"/>
       </w:pPr>
       <w:r>
         <w:rPr>
@@ -8478,6 +9173,7 @@
     <w:p>
       <w:pPr>
         <w:bidi w:val="1"/>
+        <w:jc w:val="both"/>
       </w:pPr>
       <w:r>
         <w:rPr>
@@ -8491,6 +9187,7 @@
     <w:p>
       <w:pPr>
         <w:bidi w:val="1"/>
+        <w:jc w:val="both"/>
       </w:pPr>
       <w:r>
         <w:rPr>
@@ -8504,6 +9201,7 @@
     <w:p>
       <w:pPr>
         <w:bidi w:val="1"/>
+        <w:jc w:val="both"/>
       </w:pPr>
       <w:r>
         <w:rPr>
@@ -8517,6 +9215,7 @@
     <w:p>
       <w:pPr>
         <w:bidi w:val="1"/>
+        <w:jc w:val="both"/>
       </w:pPr>
       <w:r>
         <w:rPr>
@@ -8530,6 +9229,7 @@
     <w:p>
       <w:pPr>
         <w:bidi w:val="1"/>
+        <w:jc w:val="both"/>
       </w:pPr>
       <w:r>
         <w:rPr>
@@ -8543,6 +9243,7 @@
     <w:p>
       <w:pPr>
         <w:bidi w:val="1"/>
+        <w:jc w:val="both"/>
       </w:pPr>
       <w:r>
         <w:rPr>
@@ -8556,6 +9257,7 @@
     <w:p>
       <w:pPr>
         <w:bidi w:val="1"/>
+        <w:jc w:val="both"/>
       </w:pPr>
       <w:r>
         <w:rPr>
@@ -8569,6 +9271,7 @@
     <w:p>
       <w:pPr>
         <w:bidi w:val="1"/>
+        <w:jc w:val="both"/>
       </w:pPr>
       <w:r>
         <w:rPr>
@@ -8582,6 +9285,7 @@
     <w:p>
       <w:pPr>
         <w:bidi w:val="1"/>
+        <w:jc w:val="both"/>
       </w:pPr>
       <w:r>
         <w:rPr>
@@ -8599,6 +9303,7 @@
       <w:pPr>
         <w:pStyle w:val="Heading1"/>
         <w:bidi w:val="1"/>
+        <w:jc w:val="center"/>
       </w:pPr>
       <w:r>
         <w:rPr>
@@ -8611,6 +9316,7 @@
       <w:pPr>
         <w:pStyle w:val="Heading2"/>
         <w:bidi w:val="1"/>
+        <w:jc w:val="center"/>
       </w:pPr>
       <w:r>
         <w:rPr>
@@ -8622,6 +9328,7 @@
     <w:p>
       <w:pPr>
         <w:bidi w:val="1"/>
+        <w:jc w:val="both"/>
       </w:pPr>
       <w:r>
         <w:rPr>
@@ -8633,6 +9340,7 @@
     <w:p>
       <w:pPr>
         <w:bidi w:val="1"/>
+        <w:jc w:val="both"/>
       </w:pPr>
       <w:r>
         <w:rPr>
@@ -8645,6 +9353,7 @@
       <w:pPr>
         <w:pStyle w:val="Heading2"/>
         <w:bidi w:val="1"/>
+        <w:jc w:val="center"/>
       </w:pPr>
       <w:r>
         <w:rPr>
@@ -8656,6 +9365,7 @@
     <w:p>
       <w:pPr>
         <w:bidi w:val="1"/>
+        <w:jc w:val="both"/>
       </w:pPr>
       <w:r>
         <w:rPr>
@@ -8667,6 +9377,7 @@
     <w:p>
       <w:pPr>
         <w:bidi w:val="1"/>
+        <w:jc w:val="both"/>
       </w:pPr>
       <w:r>
         <w:rPr>
@@ -8679,6 +9390,7 @@
       <w:pPr>
         <w:pStyle w:val="Heading2"/>
         <w:bidi w:val="1"/>
+        <w:jc w:val="center"/>
       </w:pPr>
       <w:r>
         <w:rPr>
@@ -8691,6 +9403,7 @@
       <w:pPr>
         <w:pStyle w:val="Heading3"/>
         <w:bidi w:val="1"/>
+        <w:jc w:val="center"/>
       </w:pPr>
       <w:r>
         <w:rPr>
@@ -8702,6 +9415,7 @@
     <w:p>
       <w:pPr>
         <w:bidi w:val="1"/>
+        <w:jc w:val="both"/>
       </w:pPr>
       <w:r>
         <w:rPr>
@@ -8713,6 +9427,7 @@
     <w:p>
       <w:pPr>
         <w:bidi w:val="1"/>
+        <w:jc w:val="both"/>
       </w:pPr>
       <w:r>
         <w:rPr>
@@ -8724,6 +9439,7 @@
     <w:p>
       <w:pPr>
         <w:bidi w:val="1"/>
+        <w:jc w:val="both"/>
       </w:pPr>
       <w:r>
         <w:rPr>
@@ -8736,6 +9452,7 @@
       <w:pPr>
         <w:pStyle w:val="Heading3"/>
         <w:bidi w:val="1"/>
+        <w:jc w:val="center"/>
       </w:pPr>
       <w:r>
         <w:rPr>
@@ -8747,6 +9464,7 @@
     <w:p>
       <w:pPr>
         <w:bidi w:val="1"/>
+        <w:jc w:val="both"/>
       </w:pPr>
       <w:r>
         <w:rPr>
@@ -8758,6 +9476,7 @@
     <w:p>
       <w:pPr>
         <w:bidi w:val="1"/>
+        <w:jc w:val="both"/>
       </w:pPr>
       <w:r>
         <w:rPr>
@@ -8769,6 +9488,7 @@
     <w:p>
       <w:pPr>
         <w:bidi w:val="1"/>
+        <w:jc w:val="both"/>
       </w:pPr>
       <w:r>
         <w:rPr>
@@ -8781,6 +9501,7 @@
       <w:pPr>
         <w:pStyle w:val="Heading3"/>
         <w:bidi w:val="1"/>
+        <w:jc w:val="center"/>
       </w:pPr>
       <w:r>
         <w:rPr>
@@ -8792,6 +9513,7 @@
     <w:p>
       <w:pPr>
         <w:bidi w:val="1"/>
+        <w:jc w:val="both"/>
       </w:pPr>
       <w:r>
         <w:rPr>
@@ -8804,6 +9526,7 @@
       <w:pPr>
         <w:pStyle w:val="Heading3"/>
         <w:bidi w:val="1"/>
+        <w:jc w:val="center"/>
       </w:pPr>
       <w:r>
         <w:rPr>
@@ -8815,6 +9538,7 @@
     <w:p>
       <w:pPr>
         <w:bidi w:val="1"/>
+        <w:jc w:val="both"/>
       </w:pPr>
       <w:r>
         <w:rPr>
@@ -8827,6 +9551,7 @@
       <w:pPr>
         <w:pStyle w:val="Heading2"/>
         <w:bidi w:val="1"/>
+        <w:jc w:val="center"/>
       </w:pPr>
       <w:r>
         <w:rPr>
@@ -8838,6 +9563,7 @@
     <w:p>
       <w:pPr>
         <w:bidi w:val="1"/>
+        <w:jc w:val="both"/>
       </w:pPr>
       <w:r>
         <w:rPr>
@@ -8849,6 +9575,7 @@
     <w:p>
       <w:pPr>
         <w:bidi w:val="1"/>
+        <w:jc w:val="both"/>
       </w:pPr>
       <w:r>
         <w:rPr>
@@ -8860,6 +9587,7 @@
     <w:p>
       <w:pPr>
         <w:bidi w:val="1"/>
+        <w:jc w:val="both"/>
       </w:pPr>
       <w:r>
         <w:rPr>
@@ -8872,6 +9600,7 @@
       <w:pPr>
         <w:pStyle w:val="Heading3"/>
         <w:bidi w:val="1"/>
+        <w:jc w:val="center"/>
       </w:pPr>
       <w:r>
         <w:rPr>
@@ -8883,6 +9612,7 @@
     <w:p>
       <w:pPr>
         <w:bidi w:val="1"/>
+        <w:jc w:val="both"/>
       </w:pPr>
       <w:r>
         <w:rPr>
@@ -8894,6 +9624,7 @@
     <w:p>
       <w:pPr>
         <w:bidi w:val="1"/>
+        <w:jc w:val="both"/>
       </w:pPr>
       <w:r>
         <w:rPr>
@@ -8906,6 +9637,7 @@
       <w:pPr>
         <w:pStyle w:val="Heading3"/>
         <w:bidi w:val="1"/>
+        <w:jc w:val="center"/>
       </w:pPr>
       <w:r>
         <w:rPr>
@@ -8917,6 +9649,7 @@
     <w:p>
       <w:pPr>
         <w:bidi w:val="1"/>
+        <w:jc w:val="both"/>
       </w:pPr>
       <w:r>
         <w:rPr>
@@ -8928,6 +9661,7 @@
     <w:p>
       <w:pPr>
         <w:bidi w:val="1"/>
+        <w:jc w:val="both"/>
       </w:pPr>
       <w:r>
         <w:rPr>
@@ -8939,6 +9673,7 @@
     <w:p>
       <w:pPr>
         <w:bidi w:val="1"/>
+        <w:jc w:val="both"/>
       </w:pPr>
       <w:r>
         <w:rPr>
@@ -8950,6 +9685,7 @@
     <w:p>
       <w:pPr>
         <w:bidi w:val="1"/>
+        <w:jc w:val="both"/>
       </w:pPr>
       <w:r>
         <w:rPr>
@@ -8961,6 +9697,7 @@
     <w:p>
       <w:pPr>
         <w:bidi w:val="1"/>
+        <w:jc w:val="both"/>
       </w:pPr>
       <w:r>
         <w:rPr>
@@ -8973,6 +9710,7 @@
       <w:pPr>
         <w:pStyle w:val="Heading2"/>
         <w:bidi w:val="1"/>
+        <w:jc w:val="center"/>
       </w:pPr>
       <w:r>
         <w:rPr>
@@ -8984,6 +9722,7 @@
     <w:p>
       <w:pPr>
         <w:bidi w:val="1"/>
+        <w:jc w:val="both"/>
       </w:pPr>
       <w:r>
         <w:rPr>
@@ -8995,6 +9734,7 @@
     <w:p>
       <w:pPr>
         <w:bidi w:val="1"/>
+        <w:jc w:val="both"/>
       </w:pPr>
       <w:r>
         <w:rPr>
@@ -9006,6 +9746,7 @@
     <w:p>
       <w:pPr>
         <w:bidi w:val="1"/>
+        <w:jc w:val="both"/>
       </w:pPr>
       <w:r>
         <w:rPr>
@@ -9018,6 +9759,7 @@
       <w:pPr>
         <w:pStyle w:val="Heading3"/>
         <w:bidi w:val="1"/>
+        <w:jc w:val="center"/>
       </w:pPr>
       <w:r>
         <w:rPr>
@@ -9029,6 +9771,7 @@
     <w:p>
       <w:pPr>
         <w:bidi w:val="1"/>
+        <w:jc w:val="both"/>
       </w:pPr>
       <w:r>
         <w:rPr>
@@ -9040,6 +9783,7 @@
     <w:p>
       <w:pPr>
         <w:bidi w:val="1"/>
+        <w:jc w:val="both"/>
       </w:pPr>
       <w:r>
         <w:rPr>
@@ -9052,6 +9796,7 @@
       <w:pPr>
         <w:pStyle w:val="Heading2"/>
         <w:bidi w:val="1"/>
+        <w:jc w:val="center"/>
       </w:pPr>
       <w:r>
         <w:rPr>
@@ -9063,6 +9808,7 @@
     <w:p>
       <w:pPr>
         <w:bidi w:val="1"/>
+        <w:jc w:val="both"/>
       </w:pPr>
       <w:r>
         <w:rPr>
@@ -9075,6 +9821,7 @@
       <w:pPr>
         <w:pStyle w:val="Heading2"/>
         <w:bidi w:val="1"/>
+        <w:jc w:val="center"/>
       </w:pPr>
       <w:r>
         <w:rPr>
@@ -9086,6 +9833,7 @@
     <w:p>
       <w:pPr>
         <w:bidi w:val="1"/>
+        <w:jc w:val="both"/>
       </w:pPr>
       <w:r>
         <w:rPr>
@@ -9097,6 +9845,7 @@
     <w:p>
       <w:pPr>
         <w:bidi w:val="1"/>
+        <w:jc w:val="both"/>
       </w:pPr>
       <w:r>
         <w:rPr>
@@ -9108,6 +9857,7 @@
     <w:p>
       <w:pPr>
         <w:bidi w:val="1"/>
+        <w:jc w:val="both"/>
       </w:pPr>
       <w:r>
         <w:rPr>
@@ -9121,6 +9871,7 @@
     <w:p>
       <w:pPr>
         <w:bidi w:val="1"/>
+        <w:jc w:val="both"/>
       </w:pPr>
       <w:r>
         <w:rPr>
@@ -9134,6 +9885,7 @@
     <w:p>
       <w:pPr>
         <w:bidi w:val="1"/>
+        <w:jc w:val="both"/>
       </w:pPr>
       <w:r>
         <w:rPr>
@@ -9147,6 +9899,7 @@
     <w:p>
       <w:pPr>
         <w:bidi w:val="1"/>
+        <w:jc w:val="both"/>
       </w:pPr>
       <w:r>
         <w:rPr>
@@ -9160,6 +9913,7 @@
     <w:p>
       <w:pPr>
         <w:bidi w:val="1"/>
+        <w:jc w:val="both"/>
       </w:pPr>
       <w:r>
         <w:rPr>
@@ -9173,6 +9927,7 @@
     <w:p>
       <w:pPr>
         <w:bidi w:val="1"/>
+        <w:jc w:val="both"/>
       </w:pPr>
       <w:r>
         <w:rPr>
@@ -9186,6 +9941,7 @@
     <w:p>
       <w:pPr>
         <w:bidi w:val="1"/>
+        <w:jc w:val="both"/>
       </w:pPr>
       <w:r>
         <w:rPr>
@@ -9199,6 +9955,7 @@
     <w:p>
       <w:pPr>
         <w:bidi w:val="1"/>
+        <w:jc w:val="both"/>
       </w:pPr>
       <w:r>
         <w:rPr>
@@ -9212,6 +9969,7 @@
     <w:p>
       <w:pPr>
         <w:bidi w:val="1"/>
+        <w:jc w:val="both"/>
       </w:pPr>
       <w:r>
         <w:rPr>
@@ -9225,6 +9983,7 @@
     <w:p>
       <w:pPr>
         <w:bidi w:val="1"/>
+        <w:jc w:val="both"/>
       </w:pPr>
       <w:r>
         <w:rPr>
@@ -9238,6 +9997,7 @@
     <w:p>
       <w:pPr>
         <w:bidi w:val="1"/>
+        <w:jc w:val="both"/>
       </w:pPr>
       <w:r>
         <w:rPr>
@@ -9251,6 +10011,7 @@
     <w:p>
       <w:pPr>
         <w:bidi w:val="1"/>
+        <w:jc w:val="both"/>
       </w:pPr>
       <w:r>
         <w:rPr>
@@ -9264,6 +10025,7 @@
     <w:p>
       <w:pPr>
         <w:bidi w:val="1"/>
+        <w:jc w:val="both"/>
       </w:pPr>
       <w:r>
         <w:rPr>
@@ -9277,6 +10039,7 @@
     <w:p>
       <w:pPr>
         <w:bidi w:val="1"/>
+        <w:jc w:val="both"/>
       </w:pPr>
       <w:r>
         <w:rPr>
@@ -9290,6 +10053,7 @@
     <w:p>
       <w:pPr>
         <w:bidi w:val="1"/>
+        <w:jc w:val="both"/>
       </w:pPr>
       <w:r>
         <w:rPr>
@@ -9303,6 +10067,7 @@
     <w:p>
       <w:pPr>
         <w:bidi w:val="1"/>
+        <w:jc w:val="both"/>
       </w:pPr>
       <w:r>
         <w:rPr>
@@ -9316,6 +10081,7 @@
     <w:p>
       <w:pPr>
         <w:bidi w:val="1"/>
+        <w:jc w:val="both"/>
       </w:pPr>
       <w:r>
         <w:rPr>
@@ -9329,6 +10095,7 @@
     <w:p>
       <w:pPr>
         <w:bidi w:val="1"/>
+        <w:jc w:val="both"/>
       </w:pPr>
       <w:r>
         <w:rPr>
@@ -9342,6 +10109,7 @@
     <w:p>
       <w:pPr>
         <w:bidi w:val="1"/>
+        <w:jc w:val="both"/>
       </w:pPr>
       <w:r>
         <w:rPr>
@@ -9355,6 +10123,7 @@
     <w:p>
       <w:pPr>
         <w:bidi w:val="1"/>
+        <w:jc w:val="both"/>
       </w:pPr>
       <w:r>
         <w:rPr>
@@ -9368,6 +10137,7 @@
     <w:p>
       <w:pPr>
         <w:bidi w:val="1"/>
+        <w:jc w:val="both"/>
       </w:pPr>
       <w:r>
         <w:rPr>
@@ -9381,6 +10151,7 @@
     <w:p>
       <w:pPr>
         <w:bidi w:val="1"/>
+        <w:jc w:val="both"/>
       </w:pPr>
       <w:r>
         <w:rPr>
@@ -9394,6 +10165,7 @@
     <w:p>
       <w:pPr>
         <w:bidi w:val="1"/>
+        <w:jc w:val="both"/>
       </w:pPr>
       <w:r>
         <w:rPr>
@@ -9407,6 +10179,7 @@
     <w:p>
       <w:pPr>
         <w:bidi w:val="1"/>
+        <w:jc w:val="both"/>
       </w:pPr>
       <w:r>
         <w:rPr>
@@ -9420,6 +10193,7 @@
     <w:p>
       <w:pPr>
         <w:bidi w:val="1"/>
+        <w:jc w:val="both"/>
       </w:pPr>
       <w:r>
         <w:rPr>
@@ -9433,6 +10207,7 @@
     <w:p>
       <w:pPr>
         <w:bidi w:val="1"/>
+        <w:jc w:val="both"/>
       </w:pPr>
       <w:r>
         <w:rPr>
@@ -9446,6 +10221,7 @@
     <w:p>
       <w:pPr>
         <w:bidi w:val="1"/>
+        <w:jc w:val="both"/>
       </w:pPr>
       <w:r>
         <w:rPr>
@@ -9463,6 +10239,7 @@
       <w:pPr>
         <w:pStyle w:val="Heading1"/>
         <w:bidi w:val="1"/>
+        <w:jc w:val="center"/>
       </w:pPr>
       <w:r>
         <w:rPr>
@@ -9475,6 +10252,7 @@
       <w:pPr>
         <w:pStyle w:val="Heading2"/>
         <w:bidi w:val="1"/>
+        <w:jc w:val="center"/>
       </w:pPr>
       <w:r>
         <w:rPr>
@@ -9486,6 +10264,7 @@
     <w:p>
       <w:pPr>
         <w:bidi w:val="1"/>
+        <w:jc w:val="both"/>
       </w:pPr>
       <w:r>
         <w:rPr>
@@ -9497,6 +10276,7 @@
     <w:p>
       <w:pPr>
         <w:bidi w:val="1"/>
+        <w:jc w:val="both"/>
       </w:pPr>
       <w:r>
         <w:rPr>
@@ -9509,6 +10289,7 @@
       <w:pPr>
         <w:pStyle w:val="Heading2"/>
         <w:bidi w:val="1"/>
+        <w:jc w:val="center"/>
       </w:pPr>
       <w:r>
         <w:rPr>
@@ -9520,6 +10301,7 @@
     <w:p>
       <w:pPr>
         <w:bidi w:val="1"/>
+        <w:jc w:val="both"/>
       </w:pPr>
       <w:r>
         <w:rPr>
@@ -9531,6 +10313,7 @@
     <w:p>
       <w:pPr>
         <w:bidi w:val="1"/>
+        <w:jc w:val="both"/>
       </w:pPr>
       <w:r>
         <w:rPr>
@@ -9542,6 +10325,7 @@
     <w:p>
       <w:pPr>
         <w:bidi w:val="1"/>
+        <w:jc w:val="both"/>
       </w:pPr>
       <w:r>
         <w:rPr>
@@ -9554,6 +10338,7 @@
       <w:pPr>
         <w:pStyle w:val="Heading2"/>
         <w:bidi w:val="1"/>
+        <w:jc w:val="center"/>
       </w:pPr>
       <w:r>
         <w:rPr>
@@ -9566,6 +10351,7 @@
       <w:pPr>
         <w:pStyle w:val="Heading3"/>
         <w:bidi w:val="1"/>
+        <w:jc w:val="center"/>
       </w:pPr>
       <w:r>
         <w:rPr>
@@ -9577,6 +10363,7 @@
     <w:p>
       <w:pPr>
         <w:bidi w:val="1"/>
+        <w:jc w:val="both"/>
       </w:pPr>
       <w:r>
         <w:rPr>
@@ -9589,6 +10376,7 @@
       <w:pPr>
         <w:pStyle w:val="Heading3"/>
         <w:bidi w:val="1"/>
+        <w:jc w:val="center"/>
       </w:pPr>
       <w:r>
         <w:rPr>
@@ -9600,6 +10388,7 @@
     <w:p>
       <w:pPr>
         <w:bidi w:val="1"/>
+        <w:jc w:val="both"/>
       </w:pPr>
       <w:r>
         <w:rPr>
@@ -9612,6 +10401,7 @@
       <w:pPr>
         <w:pStyle w:val="Heading3"/>
         <w:bidi w:val="1"/>
+        <w:jc w:val="center"/>
       </w:pPr>
       <w:r>
         <w:rPr>
@@ -9623,6 +10413,7 @@
     <w:p>
       <w:pPr>
         <w:bidi w:val="1"/>
+        <w:jc w:val="both"/>
       </w:pPr>
       <w:r>
         <w:rPr>
@@ -9634,6 +10425,7 @@
     <w:p>
       <w:pPr>
         <w:bidi w:val="1"/>
+        <w:jc w:val="both"/>
       </w:pPr>
       <w:r>
         <w:rPr>
@@ -9646,6 +10438,7 @@
       <w:pPr>
         <w:pStyle w:val="Heading3"/>
         <w:bidi w:val="1"/>
+        <w:jc w:val="center"/>
       </w:pPr>
       <w:r>
         <w:rPr>
@@ -9657,6 +10450,7 @@
     <w:p>
       <w:pPr>
         <w:bidi w:val="1"/>
+        <w:jc w:val="both"/>
       </w:pPr>
       <w:r>
         <w:rPr>
@@ -9668,6 +10462,7 @@
     <w:p>
       <w:pPr>
         <w:bidi w:val="1"/>
+        <w:jc w:val="both"/>
       </w:pPr>
       <w:r>
         <w:rPr>
@@ -9680,6 +10475,7 @@
       <w:pPr>
         <w:pStyle w:val="Heading3"/>
         <w:bidi w:val="1"/>
+        <w:jc w:val="center"/>
       </w:pPr>
       <w:r>
         <w:rPr>
@@ -9691,6 +10487,7 @@
     <w:p>
       <w:pPr>
         <w:bidi w:val="1"/>
+        <w:jc w:val="both"/>
       </w:pPr>
       <w:r>
         <w:rPr>
@@ -9703,6 +10500,7 @@
       <w:pPr>
         <w:pStyle w:val="Heading3"/>
         <w:bidi w:val="1"/>
+        <w:jc w:val="center"/>
       </w:pPr>
       <w:r>
         <w:rPr>
@@ -9714,6 +10512,7 @@
     <w:p>
       <w:pPr>
         <w:bidi w:val="1"/>
+        <w:jc w:val="both"/>
       </w:pPr>
       <w:r>
         <w:rPr>
@@ -9725,6 +10524,7 @@
     <w:p>
       <w:pPr>
         <w:bidi w:val="1"/>
+        <w:jc w:val="both"/>
       </w:pPr>
       <w:r>
         <w:rPr>
@@ -9737,6 +10537,7 @@
       <w:pPr>
         <w:pStyle w:val="Heading3"/>
         <w:bidi w:val="1"/>
+        <w:jc w:val="center"/>
       </w:pPr>
       <w:r>
         <w:rPr>
@@ -9748,6 +10549,7 @@
     <w:p>
       <w:pPr>
         <w:bidi w:val="1"/>
+        <w:jc w:val="both"/>
       </w:pPr>
       <w:r>
         <w:rPr>
@@ -9760,6 +10562,7 @@
       <w:pPr>
         <w:pStyle w:val="Heading2"/>
         <w:bidi w:val="1"/>
+        <w:jc w:val="center"/>
       </w:pPr>
       <w:r>
         <w:rPr>
@@ -9771,6 +10574,7 @@
     <w:p>
       <w:pPr>
         <w:bidi w:val="1"/>
+        <w:jc w:val="both"/>
       </w:pPr>
       <w:r>
         <w:rPr>
@@ -9782,6 +10586,7 @@
     <w:p>
       <w:pPr>
         <w:bidi w:val="1"/>
+        <w:jc w:val="both"/>
       </w:pPr>
       <w:r>
         <w:rPr>
@@ -9793,6 +10598,7 @@
     <w:p>
       <w:pPr>
         <w:bidi w:val="1"/>
+        <w:jc w:val="both"/>
       </w:pPr>
       <w:r>
         <w:rPr>
@@ -9805,6 +10611,7 @@
       <w:pPr>
         <w:pStyle w:val="Heading2"/>
         <w:bidi w:val="1"/>
+        <w:jc w:val="center"/>
       </w:pPr>
       <w:r>
         <w:rPr>
@@ -9816,6 +10623,7 @@
     <w:p>
       <w:pPr>
         <w:bidi w:val="1"/>
+        <w:jc w:val="both"/>
       </w:pPr>
       <w:r>
         <w:rPr>
@@ -9827,6 +10635,7 @@
     <w:p>
       <w:pPr>
         <w:bidi w:val="1"/>
+        <w:jc w:val="both"/>
       </w:pPr>
       <w:r>
         <w:rPr>
@@ -9846,6 +10655,7 @@
     <w:p>
       <w:pPr>
         <w:bidi w:val="1"/>
+        <w:jc w:val="both"/>
       </w:pPr>
       <w:r>
         <w:rPr>
@@ -9865,6 +10675,7 @@
     <w:p>
       <w:pPr>
         <w:bidi w:val="1"/>
+        <w:jc w:val="both"/>
       </w:pPr>
       <w:r>
         <w:rPr>
@@ -9884,6 +10695,7 @@
     <w:p>
       <w:pPr>
         <w:bidi w:val="1"/>
+        <w:jc w:val="both"/>
       </w:pPr>
       <w:r>
         <w:rPr>
@@ -9903,6 +10715,7 @@
     <w:p>
       <w:pPr>
         <w:bidi w:val="1"/>
+        <w:jc w:val="both"/>
       </w:pPr>
       <w:r>
         <w:rPr>
@@ -9923,6 +10736,7 @@
       <w:pPr>
         <w:pStyle w:val="Heading2"/>
         <w:bidi w:val="1"/>
+        <w:jc w:val="center"/>
       </w:pPr>
       <w:r>
         <w:rPr>
@@ -9934,6 +10748,7 @@
     <w:p>
       <w:pPr>
         <w:bidi w:val="1"/>
+        <w:jc w:val="both"/>
       </w:pPr>
       <w:r>
         <w:rPr>
@@ -9945,6 +10760,7 @@
     <w:p>
       <w:pPr>
         <w:bidi w:val="1"/>
+        <w:jc w:val="both"/>
       </w:pPr>
       <w:r>
         <w:rPr>
@@ -9964,6 +10780,7 @@
     <w:p>
       <w:pPr>
         <w:bidi w:val="1"/>
+        <w:jc w:val="both"/>
       </w:pPr>
       <w:r>
         <w:rPr>
@@ -9983,6 +10800,7 @@
     <w:p>
       <w:pPr>
         <w:bidi w:val="1"/>
+        <w:jc w:val="both"/>
       </w:pPr>
       <w:r>
         <w:rPr>
@@ -10003,6 +10821,7 @@
       <w:pPr>
         <w:pStyle w:val="Heading2"/>
         <w:bidi w:val="1"/>
+        <w:jc w:val="center"/>
       </w:pPr>
       <w:r>
         <w:rPr>
@@ -10014,6 +10833,7 @@
     <w:p>
       <w:pPr>
         <w:bidi w:val="1"/>
+        <w:jc w:val="both"/>
       </w:pPr>
       <w:r>
         <w:rPr>
@@ -10025,6 +10845,7 @@
     <w:p>
       <w:pPr>
         <w:bidi w:val="1"/>
+        <w:jc w:val="both"/>
       </w:pPr>
       <w:r>
         <w:rPr>
@@ -10044,6 +10865,7 @@
     <w:p>
       <w:pPr>
         <w:bidi w:val="1"/>
+        <w:jc w:val="both"/>
       </w:pPr>
       <w:r>
         <w:rPr>
@@ -10063,6 +10885,7 @@
     <w:p>
       <w:pPr>
         <w:bidi w:val="1"/>
+        <w:jc w:val="both"/>
       </w:pPr>
       <w:r>
         <w:rPr>
@@ -10083,6 +10906,7 @@
       <w:pPr>
         <w:pStyle w:val="Heading2"/>
         <w:bidi w:val="1"/>
+        <w:jc w:val="center"/>
       </w:pPr>
       <w:r>
         <w:rPr>
@@ -10094,6 +10918,7 @@
     <w:p>
       <w:pPr>
         <w:bidi w:val="1"/>
+        <w:jc w:val="both"/>
       </w:pPr>
       <w:r>
         <w:rPr>
@@ -10105,6 +10930,7 @@
     <w:p>
       <w:pPr>
         <w:bidi w:val="1"/>
+        <w:jc w:val="both"/>
       </w:pPr>
       <w:r>
         <w:rPr>
@@ -10116,6 +10942,7 @@
     <w:p>
       <w:pPr>
         <w:bidi w:val="1"/>
+        <w:jc w:val="both"/>
       </w:pPr>
       <w:r>
         <w:rPr>
@@ -10129,6 +10956,7 @@
     <w:p>
       <w:pPr>
         <w:bidi w:val="1"/>
+        <w:jc w:val="both"/>
       </w:pPr>
       <w:r>
         <w:rPr>
@@ -10142,6 +10970,7 @@
     <w:p>
       <w:pPr>
         <w:bidi w:val="1"/>
+        <w:jc w:val="both"/>
       </w:pPr>
       <w:r>
         <w:rPr>
@@ -10155,6 +10984,7 @@
     <w:p>
       <w:pPr>
         <w:bidi w:val="1"/>
+        <w:jc w:val="both"/>
       </w:pPr>
       <w:r>
         <w:rPr>
@@ -10168,6 +10998,7 @@
     <w:p>
       <w:pPr>
         <w:bidi w:val="1"/>
+        <w:jc w:val="both"/>
       </w:pPr>
       <w:r>
         <w:rPr>
@@ -10181,6 +11012,7 @@
     <w:p>
       <w:pPr>
         <w:bidi w:val="1"/>
+        <w:jc w:val="both"/>
       </w:pPr>
       <w:r>
         <w:rPr>
@@ -10194,6 +11026,7 @@
     <w:p>
       <w:pPr>
         <w:bidi w:val="1"/>
+        <w:jc w:val="both"/>
       </w:pPr>
       <w:r>
         <w:rPr>
@@ -10207,6 +11040,7 @@
     <w:p>
       <w:pPr>
         <w:bidi w:val="1"/>
+        <w:jc w:val="both"/>
       </w:pPr>
       <w:r>
         <w:rPr>
@@ -10220,6 +11054,7 @@
     <w:p>
       <w:pPr>
         <w:bidi w:val="1"/>
+        <w:jc w:val="both"/>
       </w:pPr>
       <w:r>
         <w:rPr>
@@ -10233,6 +11068,7 @@
     <w:p>
       <w:pPr>
         <w:bidi w:val="1"/>
+        <w:jc w:val="both"/>
       </w:pPr>
       <w:r>
         <w:rPr>
@@ -10246,6 +11082,7 @@
     <w:p>
       <w:pPr>
         <w:bidi w:val="1"/>
+        <w:jc w:val="both"/>
       </w:pPr>
       <w:r>
         <w:rPr>
@@ -10259,6 +11096,7 @@
     <w:p>
       <w:pPr>
         <w:bidi w:val="1"/>
+        <w:jc w:val="both"/>
       </w:pPr>
       <w:r>
         <w:rPr>
@@ -10272,6 +11110,7 @@
     <w:p>
       <w:pPr>
         <w:bidi w:val="1"/>
+        <w:jc w:val="both"/>
       </w:pPr>
       <w:r>
         <w:rPr>
@@ -10285,6 +11124,7 @@
     <w:p>
       <w:pPr>
         <w:bidi w:val="1"/>
+        <w:jc w:val="both"/>
       </w:pPr>
       <w:r>
         <w:rPr>
@@ -10298,6 +11138,7 @@
     <w:p>
       <w:pPr>
         <w:bidi w:val="1"/>
+        <w:jc w:val="both"/>
       </w:pPr>
       <w:r>
         <w:rPr>
@@ -10311,6 +11152,7 @@
     <w:p>
       <w:pPr>
         <w:bidi w:val="1"/>
+        <w:jc w:val="both"/>
       </w:pPr>
       <w:r>
         <w:rPr>
@@ -10324,6 +11166,7 @@
     <w:p>
       <w:pPr>
         <w:bidi w:val="1"/>
+        <w:jc w:val="both"/>
       </w:pPr>
       <w:r>
         <w:rPr>
@@ -10341,6 +11184,7 @@
       <w:pPr>
         <w:pStyle w:val="Heading1"/>
         <w:bidi w:val="1"/>
+        <w:jc w:val="center"/>
       </w:pPr>
       <w:r>
         <w:rPr>
@@ -10353,6 +11197,7 @@
       <w:pPr>
         <w:pStyle w:val="Heading2"/>
         <w:bidi w:val="1"/>
+        <w:jc w:val="center"/>
       </w:pPr>
       <w:r>
         <w:rPr>
@@ -10364,6 +11209,7 @@
     <w:p>
       <w:pPr>
         <w:bidi w:val="1"/>
+        <w:jc w:val="both"/>
       </w:pPr>
       <w:r>
         <w:rPr>
@@ -10376,6 +11222,7 @@
       <w:pPr>
         <w:pStyle w:val="Heading3"/>
         <w:bidi w:val="1"/>
+        <w:jc w:val="center"/>
       </w:pPr>
       <w:r>
         <w:rPr>
@@ -10388,6 +11235,7 @@
       <w:pPr>
         <w:pStyle w:val="ListBullet"/>
         <w:bidi w:val="1"/>
+        <w:jc w:val="both"/>
       </w:pPr>
       <w:r>
         <w:rPr>
@@ -10400,6 +11248,7 @@
       <w:pPr>
         <w:pStyle w:val="ListBullet"/>
         <w:bidi w:val="1"/>
+        <w:jc w:val="both"/>
       </w:pPr>
       <w:r>
         <w:rPr>
@@ -10412,6 +11261,7 @@
       <w:pPr>
         <w:pStyle w:val="ListBullet"/>
         <w:bidi w:val="1"/>
+        <w:jc w:val="both"/>
       </w:pPr>
       <w:r>
         <w:rPr>
@@ -10424,6 +11274,7 @@
       <w:pPr>
         <w:pStyle w:val="ListBullet"/>
         <w:bidi w:val="1"/>
+        <w:jc w:val="both"/>
       </w:pPr>
       <w:r>
         <w:rPr>
@@ -10436,6 +11287,7 @@
       <w:pPr>
         <w:pStyle w:val="ListBullet"/>
         <w:bidi w:val="1"/>
+        <w:jc w:val="both"/>
       </w:pPr>
       <w:r>
         <w:rPr>
@@ -10448,6 +11300,7 @@
       <w:pPr>
         <w:pStyle w:val="ListBullet"/>
         <w:bidi w:val="1"/>
+        <w:jc w:val="both"/>
       </w:pPr>
       <w:r>
         <w:rPr>
@@ -10460,6 +11313,7 @@
       <w:pPr>
         <w:pStyle w:val="ListBullet"/>
         <w:bidi w:val="1"/>
+        <w:jc w:val="both"/>
       </w:pPr>
       <w:r>
         <w:rPr>
@@ -10472,6 +11326,7 @@
       <w:pPr>
         <w:pStyle w:val="ListBullet"/>
         <w:bidi w:val="1"/>
+        <w:jc w:val="both"/>
       </w:pPr>
       <w:r>
         <w:rPr>
@@ -10484,6 +11339,7 @@
       <w:pPr>
         <w:pStyle w:val="Heading3"/>
         <w:bidi w:val="1"/>
+        <w:jc w:val="center"/>
       </w:pPr>
       <w:r>
         <w:rPr>
@@ -10496,6 +11352,7 @@
       <w:pPr>
         <w:pStyle w:val="ListBullet"/>
         <w:bidi w:val="1"/>
+        <w:jc w:val="both"/>
       </w:pPr>
       <w:r>
         <w:rPr>
@@ -10508,6 +11365,7 @@
       <w:pPr>
         <w:pStyle w:val="ListBullet"/>
         <w:bidi w:val="1"/>
+        <w:jc w:val="both"/>
       </w:pPr>
       <w:r>
         <w:rPr>
@@ -10520,6 +11378,7 @@
       <w:pPr>
         <w:pStyle w:val="ListBullet"/>
         <w:bidi w:val="1"/>
+        <w:jc w:val="both"/>
       </w:pPr>
       <w:r>
         <w:rPr>
@@ -10532,6 +11391,7 @@
       <w:pPr>
         <w:pStyle w:val="ListBullet"/>
         <w:bidi w:val="1"/>
+        <w:jc w:val="both"/>
       </w:pPr>
       <w:r>
         <w:rPr>
@@ -10544,6 +11404,7 @@
       <w:pPr>
         <w:pStyle w:val="ListBullet"/>
         <w:bidi w:val="1"/>
+        <w:jc w:val="both"/>
       </w:pPr>
       <w:r>
         <w:rPr>
@@ -10556,6 +11417,7 @@
       <w:pPr>
         <w:pStyle w:val="Heading3"/>
         <w:bidi w:val="1"/>
+        <w:jc w:val="center"/>
       </w:pPr>
       <w:r>
         <w:rPr>
@@ -10568,6 +11430,7 @@
       <w:pPr>
         <w:pStyle w:val="ListBullet"/>
         <w:bidi w:val="1"/>
+        <w:jc w:val="both"/>
       </w:pPr>
       <w:r>
         <w:rPr>
@@ -10580,6 +11443,7 @@
       <w:pPr>
         <w:pStyle w:val="ListBullet"/>
         <w:bidi w:val="1"/>
+        <w:jc w:val="both"/>
       </w:pPr>
       <w:r>
         <w:rPr>
@@ -10592,6 +11456,7 @@
       <w:pPr>
         <w:pStyle w:val="ListBullet"/>
         <w:bidi w:val="1"/>
+        <w:jc w:val="both"/>
       </w:pPr>
       <w:r>
         <w:rPr>
@@ -10604,6 +11469,7 @@
       <w:pPr>
         <w:pStyle w:val="ListBullet"/>
         <w:bidi w:val="1"/>
+        <w:jc w:val="both"/>
       </w:pPr>
       <w:r>
         <w:rPr>
@@ -10616,6 +11482,7 @@
       <w:pPr>
         <w:pStyle w:val="ListBullet"/>
         <w:bidi w:val="1"/>
+        <w:jc w:val="both"/>
       </w:pPr>
       <w:r>
         <w:rPr>
@@ -10628,6 +11495,7 @@
       <w:pPr>
         <w:pStyle w:val="ListBullet"/>
         <w:bidi w:val="1"/>
+        <w:jc w:val="both"/>
       </w:pPr>
       <w:r>
         <w:rPr>
@@ -10640,6 +11508,7 @@
       <w:pPr>
         <w:pStyle w:val="ListBullet"/>
         <w:bidi w:val="1"/>
+        <w:jc w:val="both"/>
       </w:pPr>
       <w:r>
         <w:rPr>
@@ -10652,6 +11521,7 @@
       <w:pPr>
         <w:pStyle w:val="Heading3"/>
         <w:bidi w:val="1"/>
+        <w:jc w:val="center"/>
       </w:pPr>
       <w:r>
         <w:rPr>
@@ -10664,6 +11534,7 @@
       <w:pPr>
         <w:pStyle w:val="ListBullet"/>
         <w:bidi w:val="1"/>
+        <w:jc w:val="both"/>
       </w:pPr>
       <w:r>
         <w:rPr>
@@ -10676,6 +11547,7 @@
       <w:pPr>
         <w:pStyle w:val="ListBullet"/>
         <w:bidi w:val="1"/>
+        <w:jc w:val="both"/>
       </w:pPr>
       <w:r>
         <w:rPr>
@@ -10688,6 +11560,7 @@
       <w:pPr>
         <w:pStyle w:val="ListBullet"/>
         <w:bidi w:val="1"/>
+        <w:jc w:val="both"/>
       </w:pPr>
       <w:r>
         <w:rPr>
@@ -10700,6 +11573,7 @@
       <w:pPr>
         <w:pStyle w:val="Heading3"/>
         <w:bidi w:val="1"/>
+        <w:jc w:val="center"/>
       </w:pPr>
       <w:r>
         <w:rPr>
@@ -10712,6 +11586,7 @@
       <w:pPr>
         <w:pStyle w:val="ListBullet"/>
         <w:bidi w:val="1"/>
+        <w:jc w:val="both"/>
       </w:pPr>
       <w:r>
         <w:rPr>
@@ -10724,6 +11599,7 @@
       <w:pPr>
         <w:pStyle w:val="Heading3"/>
         <w:bidi w:val="1"/>
+        <w:jc w:val="center"/>
       </w:pPr>
       <w:r>
         <w:rPr>
@@ -10736,6 +11612,7 @@
       <w:pPr>
         <w:pStyle w:val="ListBullet"/>
         <w:bidi w:val="1"/>
+        <w:jc w:val="both"/>
       </w:pPr>
       <w:r>
         <w:rPr>
@@ -10748,6 +11625,7 @@
       <w:pPr>
         <w:pStyle w:val="ListBullet"/>
         <w:bidi w:val="1"/>
+        <w:jc w:val="both"/>
       </w:pPr>
       <w:r>
         <w:rPr>
@@ -10760,6 +11638,7 @@
       <w:pPr>
         <w:pStyle w:val="ListBullet"/>
         <w:bidi w:val="1"/>
+        <w:jc w:val="both"/>
       </w:pPr>
       <w:r>
         <w:rPr>
@@ -10772,6 +11651,7 @@
       <w:pPr>
         <w:pStyle w:val="ListBullet"/>
         <w:bidi w:val="1"/>
+        <w:jc w:val="both"/>
       </w:pPr>
       <w:r>
         <w:rPr>
@@ -10784,6 +11664,7 @@
       <w:pPr>
         <w:pStyle w:val="ListBullet"/>
         <w:bidi w:val="1"/>
+        <w:jc w:val="both"/>
       </w:pPr>
       <w:r>
         <w:rPr>
@@ -10796,6 +11677,7 @@
       <w:pPr>
         <w:pStyle w:val="ListBullet"/>
         <w:bidi w:val="1"/>
+        <w:jc w:val="both"/>
       </w:pPr>
       <w:r>
         <w:rPr>
@@ -10808,6 +11690,7 @@
       <w:pPr>
         <w:pStyle w:val="ListBullet"/>
         <w:bidi w:val="1"/>
+        <w:jc w:val="both"/>
       </w:pPr>
       <w:r>
         <w:rPr>
@@ -10820,6 +11703,7 @@
       <w:pPr>
         <w:pStyle w:val="Heading3"/>
         <w:bidi w:val="1"/>
+        <w:jc w:val="center"/>
       </w:pPr>
       <w:r>
         <w:rPr>
@@ -10832,6 +11716,7 @@
       <w:pPr>
         <w:pStyle w:val="ListBullet"/>
         <w:bidi w:val="1"/>
+        <w:jc w:val="both"/>
       </w:pPr>
       <w:r>
         <w:rPr>
@@ -10844,6 +11729,7 @@
       <w:pPr>
         <w:pStyle w:val="ListBullet"/>
         <w:bidi w:val="1"/>
+        <w:jc w:val="both"/>
       </w:pPr>
       <w:r>
         <w:rPr>
@@ -10856,6 +11742,7 @@
       <w:pPr>
         <w:pStyle w:val="ListBullet"/>
         <w:bidi w:val="1"/>
+        <w:jc w:val="both"/>
       </w:pPr>
       <w:r>
         <w:rPr>
@@ -10868,6 +11755,7 @@
       <w:pPr>
         <w:pStyle w:val="Heading3"/>
         <w:bidi w:val="1"/>
+        <w:jc w:val="center"/>
       </w:pPr>
       <w:r>
         <w:rPr>
@@ -10880,6 +11768,7 @@
       <w:pPr>
         <w:pStyle w:val="ListBullet"/>
         <w:bidi w:val="1"/>
+        <w:jc w:val="both"/>
       </w:pPr>
       <w:r>
         <w:rPr>
@@ -10892,6 +11781,7 @@
       <w:pPr>
         <w:pStyle w:val="ListBullet"/>
         <w:bidi w:val="1"/>
+        <w:jc w:val="both"/>
       </w:pPr>
       <w:r>
         <w:rPr>
@@ -10904,6 +11794,7 @@
       <w:pPr>
         <w:pStyle w:val="ListBullet"/>
         <w:bidi w:val="1"/>
+        <w:jc w:val="both"/>
       </w:pPr>
       <w:r>
         <w:rPr>
@@ -10916,6 +11807,7 @@
       <w:pPr>
         <w:pStyle w:val="ListBullet"/>
         <w:bidi w:val="1"/>
+        <w:jc w:val="both"/>
       </w:pPr>
       <w:r>
         <w:rPr>
@@ -10928,6 +11820,7 @@
       <w:pPr>
         <w:pStyle w:val="ListBullet"/>
         <w:bidi w:val="1"/>
+        <w:jc w:val="both"/>
       </w:pPr>
       <w:r>
         <w:rPr>
@@ -10940,6 +11833,7 @@
       <w:pPr>
         <w:pStyle w:val="ListBullet"/>
         <w:bidi w:val="1"/>
+        <w:jc w:val="both"/>
       </w:pPr>
       <w:r>
         <w:rPr>
@@ -10952,6 +11846,7 @@
       <w:pPr>
         <w:pStyle w:val="ListBullet"/>
         <w:bidi w:val="1"/>
+        <w:jc w:val="both"/>
       </w:pPr>
       <w:r>
         <w:rPr>
@@ -10964,6 +11859,7 @@
       <w:pPr>
         <w:pStyle w:val="Heading3"/>
         <w:bidi w:val="1"/>
+        <w:jc w:val="center"/>
       </w:pPr>
       <w:r>
         <w:rPr>
@@ -10976,6 +11872,7 @@
       <w:pPr>
         <w:pStyle w:val="ListBullet"/>
         <w:bidi w:val="1"/>
+        <w:jc w:val="both"/>
       </w:pPr>
       <w:r>
         <w:rPr>
@@ -10988,6 +11885,7 @@
       <w:pPr>
         <w:pStyle w:val="ListBullet"/>
         <w:bidi w:val="1"/>
+        <w:jc w:val="both"/>
       </w:pPr>
       <w:r>
         <w:rPr>
@@ -11000,6 +11898,7 @@
       <w:pPr>
         <w:pStyle w:val="ListBullet"/>
         <w:bidi w:val="1"/>
+        <w:jc w:val="both"/>
       </w:pPr>
       <w:r>
         <w:rPr>
@@ -11012,6 +11911,7 @@
       <w:pPr>
         <w:pStyle w:val="Heading3"/>
         <w:bidi w:val="1"/>
+        <w:jc w:val="center"/>
       </w:pPr>
       <w:r>
         <w:rPr>
@@ -11024,6 +11924,7 @@
       <w:pPr>
         <w:pStyle w:val="ListBullet"/>
         <w:bidi w:val="1"/>
+        <w:jc w:val="both"/>
       </w:pPr>
       <w:r>
         <w:rPr>
@@ -11036,6 +11937,7 @@
       <w:pPr>
         <w:pStyle w:val="ListBullet"/>
         <w:bidi w:val="1"/>
+        <w:jc w:val="both"/>
       </w:pPr>
       <w:r>
         <w:rPr>
@@ -11048,6 +11950,7 @@
       <w:pPr>
         <w:pStyle w:val="ListBullet"/>
         <w:bidi w:val="1"/>
+        <w:jc w:val="both"/>
       </w:pPr>
       <w:r>
         <w:rPr>
@@ -11060,6 +11963,7 @@
       <w:pPr>
         <w:pStyle w:val="Heading2"/>
         <w:bidi w:val="1"/>
+        <w:jc w:val="center"/>
       </w:pPr>
       <w:r>
         <w:rPr>
@@ -11072,6 +11976,7 @@
       <w:pPr>
         <w:pStyle w:val="Heading3"/>
         <w:bidi w:val="1"/>
+        <w:jc w:val="center"/>
       </w:pPr>
       <w:r>
         <w:rPr>
@@ -11084,6 +11989,7 @@
       <w:pPr>
         <w:pStyle w:val="ListBullet"/>
         <w:bidi w:val="1"/>
+        <w:jc w:val="both"/>
       </w:pPr>
       <w:r>
         <w:rPr>
@@ -11096,6 +12002,7 @@
       <w:pPr>
         <w:pStyle w:val="ListBullet"/>
         <w:bidi w:val="1"/>
+        <w:jc w:val="both"/>
       </w:pPr>
       <w:r>
         <w:rPr>
@@ -11108,6 +12015,7 @@
       <w:pPr>
         <w:pStyle w:val="ListBullet"/>
         <w:bidi w:val="1"/>
+        <w:jc w:val="both"/>
       </w:pPr>
       <w:r>
         <w:rPr>
@@ -11120,6 +12028,7 @@
       <w:pPr>
         <w:pStyle w:val="ListBullet"/>
         <w:bidi w:val="1"/>
+        <w:jc w:val="both"/>
       </w:pPr>
       <w:r>
         <w:rPr>
@@ -11132,6 +12041,7 @@
       <w:pPr>
         <w:pStyle w:val="ListBullet"/>
         <w:bidi w:val="1"/>
+        <w:jc w:val="both"/>
       </w:pPr>
       <w:r>
         <w:rPr>
@@ -11144,6 +12054,7 @@
       <w:pPr>
         <w:pStyle w:val="ListBullet"/>
         <w:bidi w:val="1"/>
+        <w:jc w:val="both"/>
       </w:pPr>
       <w:r>
         <w:rPr>
@@ -11156,6 +12067,7 @@
       <w:pPr>
         <w:pStyle w:val="ListBullet"/>
         <w:bidi w:val="1"/>
+        <w:jc w:val="both"/>
       </w:pPr>
       <w:r>
         <w:rPr>
@@ -11168,6 +12080,7 @@
       <w:pPr>
         <w:pStyle w:val="ListBullet"/>
         <w:bidi w:val="1"/>
+        <w:jc w:val="both"/>
       </w:pPr>
       <w:r>
         <w:rPr>
@@ -11180,6 +12093,7 @@
       <w:pPr>
         <w:pStyle w:val="ListBullet"/>
         <w:bidi w:val="1"/>
+        <w:jc w:val="both"/>
       </w:pPr>
       <w:r>
         <w:rPr>
@@ -11192,6 +12106,7 @@
       <w:pPr>
         <w:pStyle w:val="ListBullet"/>
         <w:bidi w:val="1"/>
+        <w:jc w:val="both"/>
       </w:pPr>
       <w:r>
         <w:rPr>
@@ -11204,6 +12119,7 @@
       <w:pPr>
         <w:pStyle w:val="Heading3"/>
         <w:bidi w:val="1"/>
+        <w:jc w:val="center"/>
       </w:pPr>
       <w:r>
         <w:rPr>
@@ -11216,6 +12132,7 @@
       <w:pPr>
         <w:pStyle w:val="ListBullet"/>
         <w:bidi w:val="1"/>
+        <w:jc w:val="both"/>
       </w:pPr>
       <w:r>
         <w:rPr>
@@ -11228,6 +12145,7 @@
       <w:pPr>
         <w:pStyle w:val="ListBullet"/>
         <w:bidi w:val="1"/>
+        <w:jc w:val="both"/>
       </w:pPr>
       <w:r>
         <w:rPr>
@@ -11240,6 +12158,7 @@
       <w:pPr>
         <w:pStyle w:val="ListBullet"/>
         <w:bidi w:val="1"/>
+        <w:jc w:val="both"/>
       </w:pPr>
       <w:r>
         <w:rPr>
@@ -11252,6 +12171,7 @@
       <w:pPr>
         <w:pStyle w:val="ListBullet"/>
         <w:bidi w:val="1"/>
+        <w:jc w:val="both"/>
       </w:pPr>
       <w:r>
         <w:rPr>
@@ -11264,6 +12184,7 @@
       <w:pPr>
         <w:pStyle w:val="ListBullet"/>
         <w:bidi w:val="1"/>
+        <w:jc w:val="both"/>
       </w:pPr>
       <w:r>
         <w:rPr>
@@ -11276,6 +12197,7 @@
       <w:pPr>
         <w:pStyle w:val="ListBullet"/>
         <w:bidi w:val="1"/>
+        <w:jc w:val="both"/>
       </w:pPr>
       <w:r>
         <w:rPr>
@@ -11288,6 +12210,7 @@
       <w:pPr>
         <w:pStyle w:val="ListBullet"/>
         <w:bidi w:val="1"/>
+        <w:jc w:val="both"/>
       </w:pPr>
       <w:r>
         <w:rPr>
@@ -11300,6 +12223,7 @@
       <w:pPr>
         <w:pStyle w:val="ListBullet"/>
         <w:bidi w:val="1"/>
+        <w:jc w:val="both"/>
       </w:pPr>
       <w:r>
         <w:rPr>
@@ -11312,6 +12236,7 @@
       <w:pPr>
         <w:pStyle w:val="ListBullet"/>
         <w:bidi w:val="1"/>
+        <w:jc w:val="both"/>
       </w:pPr>
       <w:r>
         <w:rPr>
@@ -11324,6 +12249,7 @@
       <w:pPr>
         <w:pStyle w:val="ListBullet"/>
         <w:bidi w:val="1"/>
+        <w:jc w:val="both"/>
       </w:pPr>
       <w:r>
         <w:rPr>
@@ -11336,6 +12262,7 @@
       <w:pPr>
         <w:pStyle w:val="ListBullet"/>
         <w:bidi w:val="1"/>
+        <w:jc w:val="both"/>
       </w:pPr>
       <w:r>
         <w:rPr>
@@ -11348,6 +12275,7 @@
       <w:pPr>
         <w:pStyle w:val="ListBullet"/>
         <w:bidi w:val="1"/>
+        <w:jc w:val="both"/>
       </w:pPr>
       <w:r>
         <w:rPr>
@@ -11360,6 +12288,7 @@
       <w:pPr>
         <w:pStyle w:val="ListBullet"/>
         <w:bidi w:val="1"/>
+        <w:jc w:val="both"/>
       </w:pPr>
       <w:r>
         <w:rPr>
@@ -11372,6 +12301,7 @@
       <w:pPr>
         <w:pStyle w:val="ListBullet"/>
         <w:bidi w:val="1"/>
+        <w:jc w:val="both"/>
       </w:pPr>
       <w:r>
         <w:rPr>
@@ -11384,6 +12314,7 @@
       <w:pPr>
         <w:pStyle w:val="ListBullet"/>
         <w:bidi w:val="1"/>
+        <w:jc w:val="both"/>
       </w:pPr>
       <w:r>
         <w:rPr>
@@ -11396,6 +12327,7 @@
       <w:pPr>
         <w:pStyle w:val="ListBullet"/>
         <w:bidi w:val="1"/>
+        <w:jc w:val="both"/>
       </w:pPr>
       <w:r>
         <w:rPr>
@@ -11408,6 +12340,7 @@
       <w:pPr>
         <w:pStyle w:val="ListBullet"/>
         <w:bidi w:val="1"/>
+        <w:jc w:val="both"/>
       </w:pPr>
       <w:r>
         <w:rPr>
@@ -11420,6 +12353,7 @@
       <w:pPr>
         <w:pStyle w:val="ListBullet"/>
         <w:bidi w:val="1"/>
+        <w:jc w:val="both"/>
       </w:pPr>
       <w:r>
         <w:rPr>
@@ -11432,6 +12366,7 @@
       <w:pPr>
         <w:pStyle w:val="ListBullet"/>
         <w:bidi w:val="1"/>
+        <w:jc w:val="both"/>
       </w:pPr>
       <w:r>
         <w:rPr>
@@ -11444,6 +12379,7 @@
       <w:pPr>
         <w:pStyle w:val="ListBullet"/>
         <w:bidi w:val="1"/>
+        <w:jc w:val="both"/>
       </w:pPr>
       <w:r>
         <w:rPr>
@@ -11456,6 +12392,7 @@
       <w:pPr>
         <w:pStyle w:val="ListBullet"/>
         <w:bidi w:val="1"/>
+        <w:jc w:val="both"/>
       </w:pPr>
       <w:r>
         <w:rPr>
@@ -11468,6 +12405,7 @@
       <w:pPr>
         <w:pStyle w:val="Heading3"/>
         <w:bidi w:val="1"/>
+        <w:jc w:val="center"/>
       </w:pPr>
       <w:r>
         <w:rPr>
@@ -11480,6 +12418,7 @@
       <w:pPr>
         <w:pStyle w:val="ListBullet"/>
         <w:bidi w:val="1"/>
+        <w:jc w:val="both"/>
       </w:pPr>
       <w:r>
         <w:rPr>
@@ -11492,6 +12431,7 @@
       <w:pPr>
         <w:pStyle w:val="ListBullet"/>
         <w:bidi w:val="1"/>
+        <w:jc w:val="both"/>
       </w:pPr>
       <w:r>
         <w:rPr>
@@ -11504,6 +12444,7 @@
       <w:pPr>
         <w:pStyle w:val="ListBullet"/>
         <w:bidi w:val="1"/>
+        <w:jc w:val="both"/>
       </w:pPr>
       <w:r>
         <w:rPr>
@@ -11516,6 +12457,7 @@
       <w:pPr>
         <w:pStyle w:val="ListBullet"/>
         <w:bidi w:val="1"/>
+        <w:jc w:val="both"/>
       </w:pPr>
       <w:r>
         <w:rPr>
@@ -11528,6 +12470,7 @@
       <w:pPr>
         <w:pStyle w:val="ListBullet"/>
         <w:bidi w:val="1"/>
+        <w:jc w:val="both"/>
       </w:pPr>
       <w:r>
         <w:rPr>
@@ -11540,6 +12483,7 @@
       <w:pPr>
         <w:pStyle w:val="Heading3"/>
         <w:bidi w:val="1"/>
+        <w:jc w:val="center"/>
       </w:pPr>
       <w:r>
         <w:rPr>
@@ -11552,6 +12496,7 @@
       <w:pPr>
         <w:pStyle w:val="ListBullet"/>
         <w:bidi w:val="1"/>
+        <w:jc w:val="both"/>
       </w:pPr>
       <w:r>
         <w:rPr>
@@ -11564,6 +12509,7 @@
       <w:pPr>
         <w:pStyle w:val="ListBullet"/>
         <w:bidi w:val="1"/>
+        <w:jc w:val="both"/>
       </w:pPr>
       <w:r>
         <w:rPr>
@@ -11576,6 +12522,7 @@
       <w:pPr>
         <w:pStyle w:val="ListBullet"/>
         <w:bidi w:val="1"/>
+        <w:jc w:val="both"/>
       </w:pPr>
       <w:r>
         <w:rPr>
@@ -11588,6 +12535,7 @@
       <w:pPr>
         <w:pStyle w:val="ListBullet"/>
         <w:bidi w:val="1"/>
+        <w:jc w:val="both"/>
       </w:pPr>
       <w:r>
         <w:rPr>
@@ -11600,6 +12548,7 @@
       <w:pPr>
         <w:pStyle w:val="ListBullet"/>
         <w:bidi w:val="1"/>
+        <w:jc w:val="both"/>
       </w:pPr>
       <w:r>
         <w:rPr>
@@ -11612,6 +12561,7 @@
       <w:pPr>
         <w:pStyle w:val="Heading3"/>
         <w:bidi w:val="1"/>
+        <w:jc w:val="center"/>
       </w:pPr>
       <w:r>
         <w:rPr>
@@ -11623,6 +12573,7 @@
     <w:p>
       <w:pPr>
         <w:bidi w:val="1"/>
+        <w:jc w:val="both"/>
       </w:pPr>
       <w:r>
         <w:rPr>

--- a/עבודה-חוברת/תוצר/חוברת-מדינה-יהודית-בעלת-תוכן.docx
+++ b/עבודה-חוברת/תוצר/חוברת-מדינה-יהודית-בעלת-תוכן.docx
@@ -49,7 +49,6 @@
     <w:p>
       <w:pPr>
         <w:bidi w:val="1"/>
-        <w:jc w:val="both"/>
       </w:pPr>
       <w:r>
         <w:rPr>
@@ -61,7 +60,6 @@
     <w:p>
       <w:pPr>
         <w:bidi w:val="1"/>
-        <w:jc w:val="both"/>
       </w:pPr>
       <w:r>
         <w:rPr>
@@ -73,7 +71,6 @@
     <w:p>
       <w:pPr>
         <w:bidi w:val="1"/>
-        <w:jc w:val="both"/>
       </w:pPr>
       <w:r>
         <w:rPr>
@@ -85,7 +82,6 @@
     <w:p>
       <w:pPr>
         <w:bidi w:val="1"/>
-        <w:jc w:val="both"/>
       </w:pPr>
       <w:r>
         <w:rPr>
@@ -97,7 +93,6 @@
     <w:p>
       <w:pPr>
         <w:bidi w:val="1"/>
-        <w:jc w:val="both"/>
       </w:pPr>
       <w:r>
         <w:rPr>
@@ -109,7 +104,6 @@
     <w:p>
       <w:pPr>
         <w:bidi w:val="1"/>
-        <w:jc w:val="both"/>
       </w:pPr>
       <w:r>
         <w:rPr>
@@ -121,7 +115,6 @@
     <w:p>
       <w:pPr>
         <w:bidi w:val="1"/>
-        <w:jc w:val="both"/>
       </w:pPr>
       <w:r>
         <w:rPr>
@@ -133,7 +126,6 @@
     <w:p>
       <w:pPr>
         <w:bidi w:val="1"/>
-        <w:jc w:val="both"/>
       </w:pPr>
       <w:r>
         <w:rPr>
@@ -145,7 +137,6 @@
     <w:p>
       <w:pPr>
         <w:bidi w:val="1"/>
-        <w:jc w:val="both"/>
       </w:pPr>
       <w:r>
         <w:rPr>
@@ -157,7 +148,6 @@
     <w:p>
       <w:pPr>
         <w:bidi w:val="1"/>
-        <w:jc w:val="both"/>
       </w:pPr>
       <w:r>
         <w:rPr>
@@ -169,7 +159,6 @@
     <w:p>
       <w:pPr>
         <w:bidi w:val="1"/>
-        <w:jc w:val="both"/>
       </w:pPr>
       <w:r>
         <w:rPr>
@@ -181,7 +170,6 @@
     <w:p>
       <w:pPr>
         <w:bidi w:val="1"/>
-        <w:jc w:val="both"/>
       </w:pPr>
       <w:r>
         <w:rPr>
@@ -237,7 +225,6 @@
     <w:p>
       <w:pPr>
         <w:bidi w:val="1"/>
-        <w:jc w:val="both"/>
       </w:pPr>
       <w:r>
         <w:rPr>
@@ -249,7 +236,6 @@
     <w:p>
       <w:pPr>
         <w:bidi w:val="1"/>
-        <w:jc w:val="both"/>
       </w:pPr>
       <w:r>
         <w:rPr>
@@ -261,7 +247,6 @@
     <w:p>
       <w:pPr>
         <w:bidi w:val="1"/>
-        <w:jc w:val="both"/>
       </w:pPr>
       <w:r>
         <w:rPr>
@@ -273,7 +258,6 @@
     <w:p>
       <w:pPr>
         <w:bidi w:val="1"/>
-        <w:jc w:val="both"/>
       </w:pPr>
       <w:r>
         <w:rPr>
@@ -285,7 +269,6 @@
     <w:p>
       <w:pPr>
         <w:bidi w:val="1"/>
-        <w:jc w:val="both"/>
       </w:pPr>
       <w:r>
         <w:rPr>
@@ -297,7 +280,6 @@
     <w:p>
       <w:pPr>
         <w:bidi w:val="1"/>
-        <w:jc w:val="both"/>
       </w:pPr>
       <w:r>
         <w:rPr>
@@ -309,7 +291,6 @@
     <w:p>
       <w:pPr>
         <w:bidi w:val="1"/>
-        <w:jc w:val="both"/>
       </w:pPr>
       <w:r>
         <w:rPr>
@@ -334,7 +315,6 @@
     <w:p>
       <w:pPr>
         <w:bidi w:val="1"/>
-        <w:jc w:val="both"/>
       </w:pPr>
       <w:r>
         <w:rPr>
@@ -346,7 +326,6 @@
     <w:p>
       <w:pPr>
         <w:bidi w:val="1"/>
-        <w:jc w:val="both"/>
       </w:pPr>
       <w:r>
         <w:rPr>
@@ -358,7 +337,6 @@
     <w:p>
       <w:pPr>
         <w:bidi w:val="1"/>
-        <w:jc w:val="both"/>
       </w:pPr>
       <w:r>
         <w:rPr>
@@ -370,7 +348,6 @@
     <w:p>
       <w:pPr>
         <w:bidi w:val="1"/>
-        <w:jc w:val="both"/>
       </w:pPr>
       <w:r>
         <w:rPr>
@@ -382,7 +359,6 @@
     <w:p>
       <w:pPr>
         <w:bidi w:val="1"/>
-        <w:jc w:val="both"/>
       </w:pPr>
       <w:r>
         <w:rPr>
@@ -394,7 +370,6 @@
     <w:p>
       <w:pPr>
         <w:bidi w:val="1"/>
-        <w:jc w:val="both"/>
       </w:pPr>
       <w:r>
         <w:rPr>
@@ -406,7 +381,6 @@
     <w:p>
       <w:pPr>
         <w:bidi w:val="1"/>
-        <w:jc w:val="both"/>
       </w:pPr>
       <w:r>
         <w:rPr>
@@ -418,7 +392,6 @@
     <w:p>
       <w:pPr>
         <w:bidi w:val="1"/>
-        <w:jc w:val="both"/>
       </w:pPr>
       <w:r>
         <w:rPr>
@@ -461,7 +434,6 @@
     <w:p>
       <w:pPr>
         <w:bidi w:val="1"/>
-        <w:jc w:val="both"/>
       </w:pPr>
       <w:r>
         <w:rPr>
@@ -473,7 +445,6 @@
     <w:p>
       <w:pPr>
         <w:bidi w:val="1"/>
-        <w:jc w:val="both"/>
       </w:pPr>
       <w:r>
         <w:rPr>
@@ -485,7 +456,6 @@
     <w:p>
       <w:pPr>
         <w:bidi w:val="1"/>
-        <w:jc w:val="both"/>
       </w:pPr>
       <w:r>
         <w:rPr>
@@ -497,7 +467,6 @@
     <w:p>
       <w:pPr>
         <w:bidi w:val="1"/>
-        <w:jc w:val="both"/>
       </w:pPr>
       <w:r>
         <w:rPr>
@@ -522,7 +491,6 @@
     <w:p>
       <w:pPr>
         <w:bidi w:val="1"/>
-        <w:jc w:val="both"/>
       </w:pPr>
       <w:r>
         <w:rPr>
@@ -534,7 +502,6 @@
     <w:p>
       <w:pPr>
         <w:bidi w:val="1"/>
-        <w:jc w:val="both"/>
       </w:pPr>
       <w:r>
         <w:rPr>
@@ -546,7 +513,6 @@
     <w:p>
       <w:pPr>
         <w:bidi w:val="1"/>
-        <w:jc w:val="both"/>
       </w:pPr>
       <w:r>
         <w:rPr>
@@ -558,7 +524,6 @@
     <w:p>
       <w:pPr>
         <w:bidi w:val="1"/>
-        <w:jc w:val="both"/>
       </w:pPr>
       <w:r>
         <w:rPr>
@@ -596,7 +561,6 @@
     <w:p>
       <w:pPr>
         <w:bidi w:val="1"/>
-        <w:jc w:val="both"/>
       </w:pPr>
       <w:r>
         <w:rPr>
@@ -608,7 +572,6 @@
     <w:p>
       <w:pPr>
         <w:bidi w:val="1"/>
-        <w:jc w:val="both"/>
       </w:pPr>
       <w:r>
         <w:rPr>
@@ -633,7 +596,6 @@
     <w:p>
       <w:pPr>
         <w:bidi w:val="1"/>
-        <w:jc w:val="both"/>
       </w:pPr>
       <w:r>
         <w:rPr>
@@ -645,7 +607,6 @@
     <w:p>
       <w:pPr>
         <w:bidi w:val="1"/>
-        <w:jc w:val="both"/>
       </w:pPr>
       <w:r>
         <w:rPr>
@@ -670,7 +631,6 @@
     <w:p>
       <w:pPr>
         <w:bidi w:val="1"/>
-        <w:jc w:val="both"/>
       </w:pPr>
       <w:r>
         <w:rPr>
@@ -682,7 +642,6 @@
     <w:p>
       <w:pPr>
         <w:bidi w:val="1"/>
-        <w:jc w:val="both"/>
       </w:pPr>
       <w:r>
         <w:rPr>
@@ -694,7 +653,6 @@
     <w:p>
       <w:pPr>
         <w:bidi w:val="1"/>
-        <w:jc w:val="both"/>
       </w:pPr>
       <w:r>
         <w:rPr>
@@ -719,7 +677,6 @@
     <w:p>
       <w:pPr>
         <w:bidi w:val="1"/>
-        <w:jc w:val="both"/>
       </w:pPr>
       <w:r>
         <w:rPr>
@@ -731,7 +688,6 @@
     <w:p>
       <w:pPr>
         <w:bidi w:val="1"/>
-        <w:jc w:val="both"/>
       </w:pPr>
       <w:r>
         <w:rPr>
@@ -756,7 +712,6 @@
     <w:p>
       <w:pPr>
         <w:bidi w:val="1"/>
-        <w:jc w:val="both"/>
       </w:pPr>
       <w:r>
         <w:rPr>
@@ -768,7 +723,6 @@
     <w:p>
       <w:pPr>
         <w:bidi w:val="1"/>
-        <w:jc w:val="both"/>
       </w:pPr>
       <w:r>
         <w:rPr>
@@ -793,7 +747,6 @@
     <w:p>
       <w:pPr>
         <w:bidi w:val="1"/>
-        <w:jc w:val="both"/>
       </w:pPr>
       <w:r>
         <w:rPr>
@@ -805,7 +758,6 @@
     <w:p>
       <w:pPr>
         <w:bidi w:val="1"/>
-        <w:jc w:val="both"/>
       </w:pPr>
       <w:r>
         <w:rPr>
@@ -825,7 +777,6 @@
     <w:p>
       <w:pPr>
         <w:bidi w:val="1"/>
-        <w:jc w:val="both"/>
       </w:pPr>
       <w:r>
         <w:rPr>
@@ -845,7 +796,6 @@
     <w:p>
       <w:pPr>
         <w:bidi w:val="1"/>
-        <w:jc w:val="both"/>
       </w:pPr>
       <w:r>
         <w:rPr>
@@ -865,7 +815,6 @@
     <w:p>
       <w:pPr>
         <w:bidi w:val="1"/>
-        <w:jc w:val="both"/>
       </w:pPr>
       <w:r>
         <w:rPr>
@@ -885,7 +834,6 @@
     <w:p>
       <w:pPr>
         <w:bidi w:val="1"/>
-        <w:jc w:val="both"/>
       </w:pPr>
       <w:r>
         <w:rPr>
@@ -905,7 +853,6 @@
     <w:p>
       <w:pPr>
         <w:bidi w:val="1"/>
-        <w:jc w:val="both"/>
       </w:pPr>
       <w:r>
         <w:rPr>
@@ -925,7 +872,6 @@
     <w:p>
       <w:pPr>
         <w:bidi w:val="1"/>
-        <w:jc w:val="both"/>
       </w:pPr>
       <w:r>
         <w:rPr>
@@ -950,7 +896,6 @@
     <w:p>
       <w:pPr>
         <w:bidi w:val="1"/>
-        <w:jc w:val="both"/>
       </w:pPr>
       <w:r>
         <w:rPr>
@@ -962,7 +907,6 @@
     <w:p>
       <w:pPr>
         <w:bidi w:val="1"/>
-        <w:jc w:val="both"/>
       </w:pPr>
       <w:r>
         <w:rPr>
@@ -974,7 +918,6 @@
     <w:p>
       <w:pPr>
         <w:bidi w:val="1"/>
-        <w:jc w:val="both"/>
       </w:pPr>
       <w:r>
         <w:rPr>
@@ -986,7 +929,6 @@
     <w:p>
       <w:pPr>
         <w:bidi w:val="1"/>
-        <w:jc w:val="both"/>
       </w:pPr>
       <w:r>
         <w:rPr>
@@ -998,7 +940,6 @@
     <w:p>
       <w:pPr>
         <w:bidi w:val="1"/>
-        <w:jc w:val="both"/>
       </w:pPr>
       <w:r>
         <w:rPr>
@@ -1010,7 +951,6 @@
     <w:p>
       <w:pPr>
         <w:bidi w:val="1"/>
-        <w:jc w:val="both"/>
       </w:pPr>
       <w:r>
         <w:rPr>
@@ -1035,7 +975,6 @@
     <w:p>
       <w:pPr>
         <w:bidi w:val="1"/>
-        <w:jc w:val="both"/>
       </w:pPr>
       <w:r>
         <w:rPr>
@@ -1047,7 +986,6 @@
     <w:p>
       <w:pPr>
         <w:bidi w:val="1"/>
-        <w:jc w:val="both"/>
       </w:pPr>
       <w:r>
         <w:rPr>
@@ -1059,7 +997,6 @@
     <w:p>
       <w:pPr>
         <w:bidi w:val="1"/>
-        <w:jc w:val="both"/>
       </w:pPr>
       <w:r>
         <w:rPr>
@@ -1084,7 +1021,6 @@
     <w:p>
       <w:pPr>
         <w:bidi w:val="1"/>
-        <w:jc w:val="both"/>
       </w:pPr>
       <w:r>
         <w:rPr>
@@ -1096,7 +1032,6 @@
     <w:p>
       <w:pPr>
         <w:bidi w:val="1"/>
-        <w:jc w:val="both"/>
       </w:pPr>
       <w:r>
         <w:rPr>
@@ -1121,7 +1056,6 @@
     <w:p>
       <w:pPr>
         <w:bidi w:val="1"/>
-        <w:jc w:val="both"/>
       </w:pPr>
       <w:r>
         <w:rPr>
@@ -1133,7 +1067,6 @@
     <w:p>
       <w:pPr>
         <w:bidi w:val="1"/>
-        <w:jc w:val="both"/>
       </w:pPr>
       <w:r>
         <w:rPr>
@@ -1158,7 +1091,6 @@
     <w:p>
       <w:pPr>
         <w:bidi w:val="1"/>
-        <w:jc w:val="both"/>
       </w:pPr>
       <w:r>
         <w:rPr>
@@ -1170,7 +1102,6 @@
     <w:p>
       <w:pPr>
         <w:bidi w:val="1"/>
-        <w:jc w:val="both"/>
       </w:pPr>
       <w:r>
         <w:rPr>
@@ -1182,7 +1113,6 @@
     <w:p>
       <w:pPr>
         <w:bidi w:val="1"/>
-        <w:jc w:val="both"/>
       </w:pPr>
       <w:r>
         <w:rPr>
@@ -1194,7 +1124,6 @@
     <w:p>
       <w:pPr>
         <w:bidi w:val="1"/>
-        <w:jc w:val="both"/>
       </w:pPr>
       <w:r>
         <w:rPr>
@@ -1206,7 +1135,6 @@
     <w:p>
       <w:pPr>
         <w:bidi w:val="1"/>
-        <w:jc w:val="both"/>
       </w:pPr>
       <w:r>
         <w:rPr>
@@ -1231,7 +1159,6 @@
     <w:p>
       <w:pPr>
         <w:bidi w:val="1"/>
-        <w:jc w:val="both"/>
       </w:pPr>
       <w:r>
         <w:rPr>
@@ -1243,7 +1170,6 @@
     <w:p>
       <w:pPr>
         <w:bidi w:val="1"/>
-        <w:jc w:val="both"/>
       </w:pPr>
       <w:r>
         <w:rPr>
@@ -1255,7 +1181,6 @@
     <w:p>
       <w:pPr>
         <w:bidi w:val="1"/>
-        <w:jc w:val="both"/>
       </w:pPr>
       <w:r>
         <w:rPr>
@@ -1267,7 +1192,6 @@
     <w:p>
       <w:pPr>
         <w:bidi w:val="1"/>
-        <w:jc w:val="both"/>
       </w:pPr>
       <w:r>
         <w:rPr>
@@ -1281,7 +1205,6 @@
     <w:p>
       <w:pPr>
         <w:bidi w:val="1"/>
-        <w:jc w:val="both"/>
       </w:pPr>
       <w:r>
         <w:rPr>
@@ -1295,7 +1218,6 @@
     <w:p>
       <w:pPr>
         <w:bidi w:val="1"/>
-        <w:jc w:val="both"/>
       </w:pPr>
       <w:r>
         <w:rPr>
@@ -1309,7 +1231,6 @@
     <w:p>
       <w:pPr>
         <w:bidi w:val="1"/>
-        <w:jc w:val="both"/>
       </w:pPr>
       <w:r>
         <w:rPr>
@@ -1323,7 +1244,6 @@
     <w:p>
       <w:pPr>
         <w:bidi w:val="1"/>
-        <w:jc w:val="both"/>
       </w:pPr>
       <w:r>
         <w:rPr>
@@ -1337,7 +1257,6 @@
     <w:p>
       <w:pPr>
         <w:bidi w:val="1"/>
-        <w:jc w:val="both"/>
       </w:pPr>
       <w:r>
         <w:rPr>
@@ -1351,7 +1270,6 @@
     <w:p>
       <w:pPr>
         <w:bidi w:val="1"/>
-        <w:jc w:val="both"/>
       </w:pPr>
       <w:r>
         <w:rPr>
@@ -1365,7 +1283,6 @@
     <w:p>
       <w:pPr>
         <w:bidi w:val="1"/>
-        <w:jc w:val="both"/>
       </w:pPr>
       <w:r>
         <w:rPr>
@@ -1379,7 +1296,6 @@
     <w:p>
       <w:pPr>
         <w:bidi w:val="1"/>
-        <w:jc w:val="both"/>
       </w:pPr>
       <w:r>
         <w:rPr>
@@ -1393,7 +1309,6 @@
     <w:p>
       <w:pPr>
         <w:bidi w:val="1"/>
-        <w:jc w:val="both"/>
       </w:pPr>
       <w:r>
         <w:rPr>
@@ -1407,7 +1322,6 @@
     <w:p>
       <w:pPr>
         <w:bidi w:val="1"/>
-        <w:jc w:val="both"/>
       </w:pPr>
       <w:r>
         <w:rPr>
@@ -1421,7 +1335,6 @@
     <w:p>
       <w:pPr>
         <w:bidi w:val="1"/>
-        <w:jc w:val="both"/>
       </w:pPr>
       <w:r>
         <w:rPr>
@@ -1435,7 +1348,6 @@
     <w:p>
       <w:pPr>
         <w:bidi w:val="1"/>
-        <w:jc w:val="both"/>
       </w:pPr>
       <w:r>
         <w:rPr>
@@ -1449,7 +1361,6 @@
     <w:p>
       <w:pPr>
         <w:bidi w:val="1"/>
-        <w:jc w:val="both"/>
       </w:pPr>
       <w:r>
         <w:rPr>
@@ -1463,7 +1374,6 @@
     <w:p>
       <w:pPr>
         <w:bidi w:val="1"/>
-        <w:jc w:val="both"/>
       </w:pPr>
       <w:r>
         <w:rPr>
@@ -1477,7 +1387,6 @@
     <w:p>
       <w:pPr>
         <w:bidi w:val="1"/>
-        <w:jc w:val="both"/>
       </w:pPr>
       <w:r>
         <w:rPr>
@@ -1491,7 +1400,6 @@
     <w:p>
       <w:pPr>
         <w:bidi w:val="1"/>
-        <w:jc w:val="both"/>
       </w:pPr>
       <w:r>
         <w:rPr>
@@ -1505,7 +1413,6 @@
     <w:p>
       <w:pPr>
         <w:bidi w:val="1"/>
-        <w:jc w:val="both"/>
       </w:pPr>
       <w:r>
         <w:rPr>
@@ -1519,7 +1426,6 @@
     <w:p>
       <w:pPr>
         <w:bidi w:val="1"/>
-        <w:jc w:val="both"/>
       </w:pPr>
       <w:r>
         <w:rPr>
@@ -1533,7 +1439,6 @@
     <w:p>
       <w:pPr>
         <w:bidi w:val="1"/>
-        <w:jc w:val="both"/>
       </w:pPr>
       <w:r>
         <w:rPr>
@@ -1547,7 +1452,6 @@
     <w:p>
       <w:pPr>
         <w:bidi w:val="1"/>
-        <w:jc w:val="both"/>
       </w:pPr>
       <w:r>
         <w:rPr>
@@ -1561,7 +1465,6 @@
     <w:p>
       <w:pPr>
         <w:bidi w:val="1"/>
-        <w:jc w:val="both"/>
       </w:pPr>
       <w:r>
         <w:rPr>
@@ -1575,7 +1478,6 @@
     <w:p>
       <w:pPr>
         <w:bidi w:val="1"/>
-        <w:jc w:val="both"/>
       </w:pPr>
       <w:r>
         <w:rPr>
@@ -1589,7 +1491,6 @@
     <w:p>
       <w:pPr>
         <w:bidi w:val="1"/>
-        <w:jc w:val="both"/>
       </w:pPr>
       <w:r>
         <w:rPr>
@@ -1603,7 +1504,6 @@
     <w:p>
       <w:pPr>
         <w:bidi w:val="1"/>
-        <w:jc w:val="both"/>
       </w:pPr>
       <w:r>
         <w:rPr>
@@ -1617,7 +1517,6 @@
     <w:p>
       <w:pPr>
         <w:bidi w:val="1"/>
-        <w:jc w:val="both"/>
       </w:pPr>
       <w:r>
         <w:rPr>
@@ -1631,7 +1530,6 @@
     <w:p>
       <w:pPr>
         <w:bidi w:val="1"/>
-        <w:jc w:val="both"/>
       </w:pPr>
       <w:r>
         <w:rPr>
@@ -1645,7 +1543,6 @@
     <w:p>
       <w:pPr>
         <w:bidi w:val="1"/>
-        <w:jc w:val="both"/>
       </w:pPr>
       <w:r>
         <w:rPr>
@@ -1659,7 +1556,6 @@
     <w:p>
       <w:pPr>
         <w:bidi w:val="1"/>
-        <w:jc w:val="both"/>
       </w:pPr>
       <w:r>
         <w:rPr>
@@ -1673,7 +1569,6 @@
     <w:p>
       <w:pPr>
         <w:bidi w:val="1"/>
-        <w:jc w:val="both"/>
       </w:pPr>
       <w:r>
         <w:rPr>
@@ -1687,7 +1582,6 @@
     <w:p>
       <w:pPr>
         <w:bidi w:val="1"/>
-        <w:jc w:val="both"/>
       </w:pPr>
       <w:r>
         <w:rPr>
@@ -1701,7 +1595,6 @@
     <w:p>
       <w:pPr>
         <w:bidi w:val="1"/>
-        <w:jc w:val="both"/>
       </w:pPr>
       <w:r>
         <w:rPr>
@@ -1715,7 +1608,6 @@
     <w:p>
       <w:pPr>
         <w:bidi w:val="1"/>
-        <w:jc w:val="both"/>
       </w:pPr>
       <w:r>
         <w:rPr>
@@ -1729,7 +1621,6 @@
     <w:p>
       <w:pPr>
         <w:bidi w:val="1"/>
-        <w:jc w:val="both"/>
       </w:pPr>
       <w:r>
         <w:rPr>
@@ -1743,7 +1634,6 @@
     <w:p>
       <w:pPr>
         <w:bidi w:val="1"/>
-        <w:jc w:val="both"/>
       </w:pPr>
       <w:r>
         <w:rPr>
@@ -1757,7 +1647,6 @@
     <w:p>
       <w:pPr>
         <w:bidi w:val="1"/>
-        <w:jc w:val="both"/>
       </w:pPr>
       <w:r>
         <w:rPr>
@@ -1771,7 +1660,6 @@
     <w:p>
       <w:pPr>
         <w:bidi w:val="1"/>
-        <w:jc w:val="both"/>
       </w:pPr>
       <w:r>
         <w:rPr>
@@ -1785,7 +1673,6 @@
     <w:p>
       <w:pPr>
         <w:bidi w:val="1"/>
-        <w:jc w:val="both"/>
       </w:pPr>
       <w:r>
         <w:rPr>
@@ -1799,7 +1686,6 @@
     <w:p>
       <w:pPr>
         <w:bidi w:val="1"/>
-        <w:jc w:val="both"/>
       </w:pPr>
       <w:r>
         <w:rPr>
@@ -1813,7 +1699,6 @@
     <w:p>
       <w:pPr>
         <w:bidi w:val="1"/>
-        <w:jc w:val="both"/>
       </w:pPr>
       <w:r>
         <w:rPr>
@@ -1827,7 +1712,6 @@
     <w:p>
       <w:pPr>
         <w:bidi w:val="1"/>
-        <w:jc w:val="both"/>
       </w:pPr>
       <w:r>
         <w:rPr>
@@ -1841,7 +1725,6 @@
     <w:p>
       <w:pPr>
         <w:bidi w:val="1"/>
-        <w:jc w:val="both"/>
       </w:pPr>
       <w:r>
         <w:rPr>
@@ -1855,7 +1738,6 @@
     <w:p>
       <w:pPr>
         <w:bidi w:val="1"/>
-        <w:jc w:val="both"/>
       </w:pPr>
       <w:r>
         <w:rPr>
@@ -1869,7 +1751,6 @@
     <w:p>
       <w:pPr>
         <w:bidi w:val="1"/>
-        <w:jc w:val="both"/>
       </w:pPr>
       <w:r>
         <w:rPr>
@@ -1883,7 +1764,6 @@
     <w:p>
       <w:pPr>
         <w:bidi w:val="1"/>
-        <w:jc w:val="both"/>
       </w:pPr>
       <w:r>
         <w:rPr>
@@ -1897,7 +1777,6 @@
     <w:p>
       <w:pPr>
         <w:bidi w:val="1"/>
-        <w:jc w:val="both"/>
       </w:pPr>
       <w:r>
         <w:rPr>
@@ -1911,7 +1790,6 @@
     <w:p>
       <w:pPr>
         <w:bidi w:val="1"/>
-        <w:jc w:val="both"/>
       </w:pPr>
       <w:r>
         <w:rPr>
@@ -1925,7 +1803,6 @@
     <w:p>
       <w:pPr>
         <w:bidi w:val="1"/>
-        <w:jc w:val="both"/>
       </w:pPr>
       <w:r>
         <w:rPr>
@@ -1939,7 +1816,6 @@
     <w:p>
       <w:pPr>
         <w:bidi w:val="1"/>
-        <w:jc w:val="both"/>
       </w:pPr>
       <w:r>
         <w:rPr>
@@ -1953,7 +1829,6 @@
     <w:p>
       <w:pPr>
         <w:bidi w:val="1"/>
-        <w:jc w:val="both"/>
       </w:pPr>
       <w:r>
         <w:rPr>
@@ -1967,7 +1842,6 @@
     <w:p>
       <w:pPr>
         <w:bidi w:val="1"/>
-        <w:jc w:val="both"/>
       </w:pPr>
       <w:r>
         <w:rPr>
@@ -1981,7 +1855,6 @@
     <w:p>
       <w:pPr>
         <w:bidi w:val="1"/>
-        <w:jc w:val="both"/>
       </w:pPr>
       <w:r>
         <w:rPr>
@@ -1995,7 +1868,6 @@
     <w:p>
       <w:pPr>
         <w:bidi w:val="1"/>
-        <w:jc w:val="both"/>
       </w:pPr>
       <w:r>
         <w:rPr>
@@ -2009,7 +1881,6 @@
     <w:p>
       <w:pPr>
         <w:bidi w:val="1"/>
-        <w:jc w:val="both"/>
       </w:pPr>
       <w:r>
         <w:rPr>
@@ -2052,7 +1923,6 @@
     <w:p>
       <w:pPr>
         <w:bidi w:val="1"/>
-        <w:jc w:val="both"/>
       </w:pPr>
       <w:r>
         <w:rPr>
@@ -2064,7 +1934,6 @@
     <w:p>
       <w:pPr>
         <w:bidi w:val="1"/>
-        <w:jc w:val="both"/>
       </w:pPr>
       <w:r>
         <w:rPr>
@@ -2076,7 +1945,6 @@
     <w:p>
       <w:pPr>
         <w:bidi w:val="1"/>
-        <w:jc w:val="both"/>
       </w:pPr>
       <w:r>
         <w:rPr>
@@ -2101,7 +1969,6 @@
     <w:p>
       <w:pPr>
         <w:bidi w:val="1"/>
-        <w:jc w:val="both"/>
       </w:pPr>
       <w:r>
         <w:rPr>
@@ -2113,7 +1980,6 @@
     <w:p>
       <w:pPr>
         <w:bidi w:val="1"/>
-        <w:jc w:val="both"/>
       </w:pPr>
       <w:r>
         <w:rPr>
@@ -2125,7 +1991,6 @@
     <w:p>
       <w:pPr>
         <w:bidi w:val="1"/>
-        <w:jc w:val="both"/>
       </w:pPr>
       <w:r>
         <w:rPr>
@@ -2137,7 +2002,6 @@
     <w:p>
       <w:pPr>
         <w:bidi w:val="1"/>
-        <w:jc w:val="both"/>
       </w:pPr>
       <w:r>
         <w:rPr>
@@ -2175,7 +2039,6 @@
     <w:p>
       <w:pPr>
         <w:bidi w:val="1"/>
-        <w:jc w:val="both"/>
       </w:pPr>
       <w:r>
         <w:rPr>
@@ -2187,7 +2050,6 @@
     <w:p>
       <w:pPr>
         <w:bidi w:val="1"/>
-        <w:jc w:val="both"/>
       </w:pPr>
       <w:r>
         <w:rPr>
@@ -2199,7 +2061,6 @@
     <w:p>
       <w:pPr>
         <w:bidi w:val="1"/>
-        <w:jc w:val="both"/>
       </w:pPr>
       <w:r>
         <w:rPr>
@@ -2211,7 +2072,6 @@
     <w:p>
       <w:pPr>
         <w:bidi w:val="1"/>
-        <w:jc w:val="both"/>
       </w:pPr>
       <w:r>
         <w:rPr>
@@ -2236,7 +2096,6 @@
     <w:p>
       <w:pPr>
         <w:bidi w:val="1"/>
-        <w:jc w:val="both"/>
       </w:pPr>
       <w:r>
         <w:rPr>
@@ -2248,7 +2107,6 @@
     <w:p>
       <w:pPr>
         <w:bidi w:val="1"/>
-        <w:jc w:val="both"/>
       </w:pPr>
       <w:r>
         <w:rPr>
@@ -2260,7 +2118,6 @@
     <w:p>
       <w:pPr>
         <w:bidi w:val="1"/>
-        <w:jc w:val="both"/>
       </w:pPr>
       <w:r>
         <w:rPr>
@@ -2272,7 +2129,6 @@
     <w:p>
       <w:pPr>
         <w:bidi w:val="1"/>
-        <w:jc w:val="both"/>
       </w:pPr>
       <w:r>
         <w:rPr>
@@ -2297,7 +2153,6 @@
     <w:p>
       <w:pPr>
         <w:bidi w:val="1"/>
-        <w:jc w:val="both"/>
       </w:pPr>
       <w:r>
         <w:rPr>
@@ -2322,7 +2177,6 @@
     <w:p>
       <w:pPr>
         <w:bidi w:val="1"/>
-        <w:jc w:val="both"/>
       </w:pPr>
       <w:r>
         <w:rPr>
@@ -2334,7 +2188,6 @@
     <w:p>
       <w:pPr>
         <w:bidi w:val="1"/>
-        <w:jc w:val="both"/>
       </w:pPr>
       <w:r>
         <w:rPr>
@@ -2354,7 +2207,6 @@
     <w:p>
       <w:pPr>
         <w:bidi w:val="1"/>
-        <w:jc w:val="both"/>
       </w:pPr>
       <w:r>
         <w:rPr>
@@ -2374,7 +2226,6 @@
     <w:p>
       <w:pPr>
         <w:bidi w:val="1"/>
-        <w:jc w:val="both"/>
       </w:pPr>
       <w:r>
         <w:rPr>
@@ -2394,7 +2245,6 @@
     <w:p>
       <w:pPr>
         <w:bidi w:val="1"/>
-        <w:jc w:val="both"/>
       </w:pPr>
       <w:r>
         <w:rPr>
@@ -2427,7 +2277,6 @@
     <w:p>
       <w:pPr>
         <w:bidi w:val="1"/>
-        <w:jc w:val="both"/>
       </w:pPr>
       <w:r>
         <w:rPr>
@@ -2439,7 +2288,6 @@
     <w:p>
       <w:pPr>
         <w:bidi w:val="1"/>
-        <w:jc w:val="both"/>
       </w:pPr>
       <w:r>
         <w:rPr>
@@ -2451,7 +2299,6 @@
     <w:p>
       <w:pPr>
         <w:bidi w:val="1"/>
-        <w:jc w:val="both"/>
       </w:pPr>
       <w:r>
         <w:rPr>
@@ -2463,7 +2310,6 @@
     <w:p>
       <w:pPr>
         <w:bidi w:val="1"/>
-        <w:jc w:val="both"/>
       </w:pPr>
       <w:r>
         <w:rPr>
@@ -2488,7 +2334,6 @@
     <w:p>
       <w:pPr>
         <w:bidi w:val="1"/>
-        <w:jc w:val="both"/>
       </w:pPr>
       <w:r>
         <w:rPr>
@@ -2500,7 +2345,6 @@
     <w:p>
       <w:pPr>
         <w:bidi w:val="1"/>
-        <w:jc w:val="both"/>
       </w:pPr>
       <w:r>
         <w:rPr>
@@ -2512,7 +2356,6 @@
     <w:p>
       <w:pPr>
         <w:bidi w:val="1"/>
-        <w:jc w:val="both"/>
       </w:pPr>
       <w:r>
         <w:rPr>
@@ -2537,7 +2380,6 @@
     <w:p>
       <w:pPr>
         <w:bidi w:val="1"/>
-        <w:jc w:val="both"/>
       </w:pPr>
       <w:r>
         <w:rPr>
@@ -2549,7 +2391,6 @@
     <w:p>
       <w:pPr>
         <w:bidi w:val="1"/>
-        <w:jc w:val="both"/>
       </w:pPr>
       <w:r>
         <w:rPr>
@@ -2561,7 +2402,6 @@
     <w:p>
       <w:pPr>
         <w:bidi w:val="1"/>
-        <w:jc w:val="both"/>
       </w:pPr>
       <w:r>
         <w:rPr>
@@ -2573,7 +2413,6 @@
     <w:p>
       <w:pPr>
         <w:bidi w:val="1"/>
-        <w:jc w:val="both"/>
       </w:pPr>
       <w:r>
         <w:rPr>
@@ -2598,7 +2437,6 @@
     <w:p>
       <w:pPr>
         <w:bidi w:val="1"/>
-        <w:jc w:val="both"/>
       </w:pPr>
       <w:r>
         <w:rPr>
@@ -2610,7 +2448,6 @@
     <w:p>
       <w:pPr>
         <w:bidi w:val="1"/>
-        <w:jc w:val="both"/>
       </w:pPr>
       <w:r>
         <w:rPr>
@@ -2635,7 +2472,6 @@
     <w:p>
       <w:pPr>
         <w:bidi w:val="1"/>
-        <w:jc w:val="both"/>
       </w:pPr>
       <w:r>
         <w:rPr>
@@ -2647,7 +2483,6 @@
     <w:p>
       <w:pPr>
         <w:bidi w:val="1"/>
-        <w:jc w:val="both"/>
       </w:pPr>
       <w:r>
         <w:rPr>
@@ -2672,7 +2507,6 @@
     <w:p>
       <w:pPr>
         <w:bidi w:val="1"/>
-        <w:jc w:val="both"/>
       </w:pPr>
       <w:r>
         <w:rPr>
@@ -2684,7 +2518,6 @@
     <w:p>
       <w:pPr>
         <w:bidi w:val="1"/>
-        <w:jc w:val="both"/>
       </w:pPr>
       <w:r>
         <w:rPr>
@@ -2696,7 +2529,6 @@
     <w:p>
       <w:pPr>
         <w:bidi w:val="1"/>
-        <w:jc w:val="both"/>
       </w:pPr>
       <w:r>
         <w:rPr>
@@ -2708,7 +2540,6 @@
     <w:p>
       <w:pPr>
         <w:bidi w:val="1"/>
-        <w:jc w:val="both"/>
       </w:pPr>
       <w:r>
         <w:rPr>
@@ -2733,7 +2564,6 @@
     <w:p>
       <w:pPr>
         <w:bidi w:val="1"/>
-        <w:jc w:val="both"/>
       </w:pPr>
       <w:r>
         <w:rPr>
@@ -2745,7 +2575,6 @@
     <w:p>
       <w:pPr>
         <w:bidi w:val="1"/>
-        <w:jc w:val="both"/>
       </w:pPr>
       <w:r>
         <w:rPr>
@@ -2757,7 +2586,6 @@
     <w:p>
       <w:pPr>
         <w:bidi w:val="1"/>
-        <w:jc w:val="both"/>
       </w:pPr>
       <w:r>
         <w:rPr>
@@ -2771,7 +2599,6 @@
     <w:p>
       <w:pPr>
         <w:bidi w:val="1"/>
-        <w:jc w:val="both"/>
       </w:pPr>
       <w:r>
         <w:rPr>
@@ -2785,7 +2612,6 @@
     <w:p>
       <w:pPr>
         <w:bidi w:val="1"/>
-        <w:jc w:val="both"/>
       </w:pPr>
       <w:r>
         <w:rPr>
@@ -2799,7 +2625,6 @@
     <w:p>
       <w:pPr>
         <w:bidi w:val="1"/>
-        <w:jc w:val="both"/>
       </w:pPr>
       <w:r>
         <w:rPr>
@@ -2813,7 +2638,6 @@
     <w:p>
       <w:pPr>
         <w:bidi w:val="1"/>
-        <w:jc w:val="both"/>
       </w:pPr>
       <w:r>
         <w:rPr>
@@ -2827,7 +2651,6 @@
     <w:p>
       <w:pPr>
         <w:bidi w:val="1"/>
-        <w:jc w:val="both"/>
       </w:pPr>
       <w:r>
         <w:rPr>
@@ -2841,7 +2664,6 @@
     <w:p>
       <w:pPr>
         <w:bidi w:val="1"/>
-        <w:jc w:val="both"/>
       </w:pPr>
       <w:r>
         <w:rPr>
@@ -2855,7 +2677,6 @@
     <w:p>
       <w:pPr>
         <w:bidi w:val="1"/>
-        <w:jc w:val="both"/>
       </w:pPr>
       <w:r>
         <w:rPr>
@@ -2869,7 +2690,6 @@
     <w:p>
       <w:pPr>
         <w:bidi w:val="1"/>
-        <w:jc w:val="both"/>
       </w:pPr>
       <w:r>
         <w:rPr>
@@ -2883,7 +2703,6 @@
     <w:p>
       <w:pPr>
         <w:bidi w:val="1"/>
-        <w:jc w:val="both"/>
       </w:pPr>
       <w:r>
         <w:rPr>
@@ -2897,7 +2716,6 @@
     <w:p>
       <w:pPr>
         <w:bidi w:val="1"/>
-        <w:jc w:val="both"/>
       </w:pPr>
       <w:r>
         <w:rPr>
@@ -2911,7 +2729,6 @@
     <w:p>
       <w:pPr>
         <w:bidi w:val="1"/>
-        <w:jc w:val="both"/>
       </w:pPr>
       <w:r>
         <w:rPr>
@@ -2925,7 +2742,6 @@
     <w:p>
       <w:pPr>
         <w:bidi w:val="1"/>
-        <w:jc w:val="both"/>
       </w:pPr>
       <w:r>
         <w:rPr>
@@ -2939,7 +2755,6 @@
     <w:p>
       <w:pPr>
         <w:bidi w:val="1"/>
-        <w:jc w:val="both"/>
       </w:pPr>
       <w:r>
         <w:rPr>
@@ -2953,7 +2768,6 @@
     <w:p>
       <w:pPr>
         <w:bidi w:val="1"/>
-        <w:jc w:val="both"/>
       </w:pPr>
       <w:r>
         <w:rPr>
@@ -2967,7 +2781,6 @@
     <w:p>
       <w:pPr>
         <w:bidi w:val="1"/>
-        <w:jc w:val="both"/>
       </w:pPr>
       <w:r>
         <w:rPr>
@@ -2981,7 +2794,6 @@
     <w:p>
       <w:pPr>
         <w:bidi w:val="1"/>
-        <w:jc w:val="both"/>
       </w:pPr>
       <w:r>
         <w:rPr>
@@ -2995,7 +2807,6 @@
     <w:p>
       <w:pPr>
         <w:bidi w:val="1"/>
-        <w:jc w:val="both"/>
       </w:pPr>
       <w:r>
         <w:rPr>
@@ -3009,7 +2820,6 @@
     <w:p>
       <w:pPr>
         <w:bidi w:val="1"/>
-        <w:jc w:val="both"/>
       </w:pPr>
       <w:r>
         <w:rPr>
@@ -3023,7 +2833,6 @@
     <w:p>
       <w:pPr>
         <w:bidi w:val="1"/>
-        <w:jc w:val="both"/>
       </w:pPr>
       <w:r>
         <w:rPr>
@@ -3037,7 +2846,6 @@
     <w:p>
       <w:pPr>
         <w:bidi w:val="1"/>
-        <w:jc w:val="both"/>
       </w:pPr>
       <w:r>
         <w:rPr>
@@ -3051,7 +2859,6 @@
     <w:p>
       <w:pPr>
         <w:bidi w:val="1"/>
-        <w:jc w:val="both"/>
       </w:pPr>
       <w:r>
         <w:rPr>
@@ -3065,7 +2872,6 @@
     <w:p>
       <w:pPr>
         <w:bidi w:val="1"/>
-        <w:jc w:val="both"/>
       </w:pPr>
       <w:r>
         <w:rPr>
@@ -3079,7 +2885,6 @@
     <w:p>
       <w:pPr>
         <w:bidi w:val="1"/>
-        <w:jc w:val="both"/>
       </w:pPr>
       <w:r>
         <w:rPr>
@@ -3093,7 +2898,6 @@
     <w:p>
       <w:pPr>
         <w:bidi w:val="1"/>
-        <w:jc w:val="both"/>
       </w:pPr>
       <w:r>
         <w:rPr>
@@ -3107,7 +2911,6 @@
     <w:p>
       <w:pPr>
         <w:bidi w:val="1"/>
-        <w:jc w:val="both"/>
       </w:pPr>
       <w:r>
         <w:rPr>
@@ -3121,7 +2924,6 @@
     <w:p>
       <w:pPr>
         <w:bidi w:val="1"/>
-        <w:jc w:val="both"/>
       </w:pPr>
       <w:r>
         <w:rPr>
@@ -3135,7 +2937,6 @@
     <w:p>
       <w:pPr>
         <w:bidi w:val="1"/>
-        <w:jc w:val="both"/>
       </w:pPr>
       <w:r>
         <w:rPr>
@@ -3149,7 +2950,6 @@
     <w:p>
       <w:pPr>
         <w:bidi w:val="1"/>
-        <w:jc w:val="both"/>
       </w:pPr>
       <w:r>
         <w:rPr>
@@ -3192,7 +2992,6 @@
     <w:p>
       <w:pPr>
         <w:bidi w:val="1"/>
-        <w:jc w:val="both"/>
       </w:pPr>
       <w:r>
         <w:rPr>
@@ -3204,7 +3003,6 @@
     <w:p>
       <w:pPr>
         <w:bidi w:val="1"/>
-        <w:jc w:val="both"/>
       </w:pPr>
       <w:r>
         <w:rPr>
@@ -3216,7 +3014,6 @@
     <w:p>
       <w:pPr>
         <w:bidi w:val="1"/>
-        <w:jc w:val="both"/>
       </w:pPr>
       <w:r>
         <w:rPr>
@@ -3241,7 +3038,6 @@
     <w:p>
       <w:pPr>
         <w:bidi w:val="1"/>
-        <w:jc w:val="both"/>
       </w:pPr>
       <w:r>
         <w:rPr>
@@ -3253,7 +3049,6 @@
     <w:p>
       <w:pPr>
         <w:bidi w:val="1"/>
-        <w:jc w:val="both"/>
       </w:pPr>
       <w:r>
         <w:rPr>
@@ -3278,7 +3073,6 @@
     <w:p>
       <w:pPr>
         <w:bidi w:val="1"/>
-        <w:jc w:val="both"/>
       </w:pPr>
       <w:r>
         <w:rPr>
@@ -3290,7 +3084,6 @@
     <w:p>
       <w:pPr>
         <w:bidi w:val="1"/>
-        <w:jc w:val="both"/>
       </w:pPr>
       <w:r>
         <w:rPr>
@@ -3328,7 +3121,6 @@
     <w:p>
       <w:pPr>
         <w:bidi w:val="1"/>
-        <w:jc w:val="both"/>
       </w:pPr>
       <w:r>
         <w:rPr>
@@ -3340,7 +3132,6 @@
     <w:p>
       <w:pPr>
         <w:bidi w:val="1"/>
-        <w:jc w:val="both"/>
       </w:pPr>
       <w:r>
         <w:rPr>
@@ -3365,7 +3156,6 @@
     <w:p>
       <w:pPr>
         <w:bidi w:val="1"/>
-        <w:jc w:val="both"/>
       </w:pPr>
       <w:r>
         <w:rPr>
@@ -3390,7 +3180,6 @@
     <w:p>
       <w:pPr>
         <w:bidi w:val="1"/>
-        <w:jc w:val="both"/>
       </w:pPr>
       <w:r>
         <w:rPr>
@@ -3402,7 +3191,6 @@
     <w:p>
       <w:pPr>
         <w:bidi w:val="1"/>
-        <w:jc w:val="both"/>
       </w:pPr>
       <w:r>
         <w:rPr>
@@ -3414,7 +3202,6 @@
     <w:p>
       <w:pPr>
         <w:bidi w:val="1"/>
-        <w:jc w:val="both"/>
       </w:pPr>
       <w:r>
         <w:rPr>
@@ -3439,7 +3226,6 @@
     <w:p>
       <w:pPr>
         <w:bidi w:val="1"/>
-        <w:jc w:val="both"/>
       </w:pPr>
       <w:r>
         <w:rPr>
@@ -3451,7 +3237,6 @@
     <w:p>
       <w:pPr>
         <w:bidi w:val="1"/>
-        <w:jc w:val="both"/>
       </w:pPr>
       <w:r>
         <w:rPr>
@@ -3463,7 +3248,6 @@
     <w:p>
       <w:pPr>
         <w:bidi w:val="1"/>
-        <w:jc w:val="both"/>
       </w:pPr>
       <w:r>
         <w:rPr>
@@ -3488,7 +3272,6 @@
     <w:p>
       <w:pPr>
         <w:bidi w:val="1"/>
-        <w:jc w:val="both"/>
       </w:pPr>
       <w:r>
         <w:rPr>
@@ -3500,7 +3283,6 @@
     <w:p>
       <w:pPr>
         <w:bidi w:val="1"/>
-        <w:jc w:val="both"/>
       </w:pPr>
       <w:r>
         <w:rPr>
@@ -3525,7 +3307,6 @@
     <w:p>
       <w:pPr>
         <w:bidi w:val="1"/>
-        <w:jc w:val="both"/>
       </w:pPr>
       <w:r>
         <w:rPr>
@@ -3537,7 +3318,6 @@
     <w:p>
       <w:pPr>
         <w:bidi w:val="1"/>
-        <w:jc w:val="both"/>
       </w:pPr>
       <w:r>
         <w:rPr>
@@ -3562,7 +3342,6 @@
     <w:p>
       <w:pPr>
         <w:bidi w:val="1"/>
-        <w:jc w:val="both"/>
       </w:pPr>
       <w:r>
         <w:rPr>
@@ -3574,7 +3353,6 @@
     <w:p>
       <w:pPr>
         <w:bidi w:val="1"/>
-        <w:jc w:val="both"/>
       </w:pPr>
       <w:r>
         <w:rPr>
@@ -3599,7 +3377,6 @@
     <w:p>
       <w:pPr>
         <w:bidi w:val="1"/>
-        <w:jc w:val="both"/>
       </w:pPr>
       <w:r>
         <w:rPr>
@@ -3624,7 +3401,6 @@
     <w:p>
       <w:pPr>
         <w:bidi w:val="1"/>
-        <w:jc w:val="both"/>
       </w:pPr>
       <w:r>
         <w:rPr>
@@ -3636,7 +3412,6 @@
     <w:p>
       <w:pPr>
         <w:bidi w:val="1"/>
-        <w:jc w:val="both"/>
       </w:pPr>
       <w:r>
         <w:rPr>
@@ -3648,7 +3423,6 @@
     <w:p>
       <w:pPr>
         <w:bidi w:val="1"/>
-        <w:jc w:val="both"/>
       </w:pPr>
       <w:r>
         <w:rPr>
@@ -3660,7 +3434,6 @@
     <w:p>
       <w:pPr>
         <w:bidi w:val="1"/>
-        <w:jc w:val="both"/>
       </w:pPr>
       <w:r>
         <w:rPr>
@@ -3685,7 +3458,6 @@
     <w:p>
       <w:pPr>
         <w:bidi w:val="1"/>
-        <w:jc w:val="both"/>
       </w:pPr>
       <w:r>
         <w:rPr>
@@ -3697,7 +3469,6 @@
     <w:p>
       <w:pPr>
         <w:bidi w:val="1"/>
-        <w:jc w:val="both"/>
       </w:pPr>
       <w:r>
         <w:rPr>
@@ -3709,7 +3480,6 @@
     <w:p>
       <w:pPr>
         <w:bidi w:val="1"/>
-        <w:jc w:val="both"/>
       </w:pPr>
       <w:r>
         <w:rPr>
@@ -3721,7 +3491,6 @@
     <w:p>
       <w:pPr>
         <w:bidi w:val="1"/>
-        <w:jc w:val="both"/>
       </w:pPr>
       <w:r>
         <w:rPr>
@@ -3746,7 +3515,6 @@
     <w:p>
       <w:pPr>
         <w:bidi w:val="1"/>
-        <w:jc w:val="both"/>
       </w:pPr>
       <w:r>
         <w:rPr>
@@ -3758,7 +3526,6 @@
     <w:p>
       <w:pPr>
         <w:bidi w:val="1"/>
-        <w:jc w:val="both"/>
       </w:pPr>
       <w:r>
         <w:rPr>
@@ -3770,7 +3537,6 @@
     <w:p>
       <w:pPr>
         <w:bidi w:val="1"/>
-        <w:jc w:val="both"/>
       </w:pPr>
       <w:r>
         <w:rPr>
@@ -3795,7 +3561,6 @@
     <w:p>
       <w:pPr>
         <w:bidi w:val="1"/>
-        <w:jc w:val="both"/>
       </w:pPr>
       <w:r>
         <w:rPr>
@@ -3807,7 +3572,6 @@
     <w:p>
       <w:pPr>
         <w:bidi w:val="1"/>
-        <w:jc w:val="both"/>
       </w:pPr>
       <w:r>
         <w:rPr>
@@ -3819,7 +3583,6 @@
     <w:p>
       <w:pPr>
         <w:bidi w:val="1"/>
-        <w:jc w:val="both"/>
       </w:pPr>
       <w:r>
         <w:rPr>
@@ -3833,7 +3596,6 @@
     <w:p>
       <w:pPr>
         <w:bidi w:val="1"/>
-        <w:jc w:val="both"/>
       </w:pPr>
       <w:r>
         <w:rPr>
@@ -3847,7 +3609,6 @@
     <w:p>
       <w:pPr>
         <w:bidi w:val="1"/>
-        <w:jc w:val="both"/>
       </w:pPr>
       <w:r>
         <w:rPr>
@@ -3861,7 +3622,6 @@
     <w:p>
       <w:pPr>
         <w:bidi w:val="1"/>
-        <w:jc w:val="both"/>
       </w:pPr>
       <w:r>
         <w:rPr>
@@ -3875,7 +3635,6 @@
     <w:p>
       <w:pPr>
         <w:bidi w:val="1"/>
-        <w:jc w:val="both"/>
       </w:pPr>
       <w:r>
         <w:rPr>
@@ -3889,7 +3648,6 @@
     <w:p>
       <w:pPr>
         <w:bidi w:val="1"/>
-        <w:jc w:val="both"/>
       </w:pPr>
       <w:r>
         <w:rPr>
@@ -3903,7 +3661,6 @@
     <w:p>
       <w:pPr>
         <w:bidi w:val="1"/>
-        <w:jc w:val="both"/>
       </w:pPr>
       <w:r>
         <w:rPr>
@@ -3917,7 +3674,6 @@
     <w:p>
       <w:pPr>
         <w:bidi w:val="1"/>
-        <w:jc w:val="both"/>
       </w:pPr>
       <w:r>
         <w:rPr>
@@ -3931,7 +3687,6 @@
     <w:p>
       <w:pPr>
         <w:bidi w:val="1"/>
-        <w:jc w:val="both"/>
       </w:pPr>
       <w:r>
         <w:rPr>
@@ -3945,7 +3700,6 @@
     <w:p>
       <w:pPr>
         <w:bidi w:val="1"/>
-        <w:jc w:val="both"/>
       </w:pPr>
       <w:r>
         <w:rPr>
@@ -3959,7 +3713,6 @@
     <w:p>
       <w:pPr>
         <w:bidi w:val="1"/>
-        <w:jc w:val="both"/>
       </w:pPr>
       <w:r>
         <w:rPr>
@@ -3973,7 +3726,6 @@
     <w:p>
       <w:pPr>
         <w:bidi w:val="1"/>
-        <w:jc w:val="both"/>
       </w:pPr>
       <w:r>
         <w:rPr>
@@ -3987,7 +3739,6 @@
     <w:p>
       <w:pPr>
         <w:bidi w:val="1"/>
-        <w:jc w:val="both"/>
       </w:pPr>
       <w:r>
         <w:rPr>
@@ -4001,7 +3752,6 @@
     <w:p>
       <w:pPr>
         <w:bidi w:val="1"/>
-        <w:jc w:val="both"/>
       </w:pPr>
       <w:r>
         <w:rPr>
@@ -4015,7 +3765,6 @@
     <w:p>
       <w:pPr>
         <w:bidi w:val="1"/>
-        <w:jc w:val="both"/>
       </w:pPr>
       <w:r>
         <w:rPr>
@@ -4029,7 +3778,6 @@
     <w:p>
       <w:pPr>
         <w:bidi w:val="1"/>
-        <w:jc w:val="both"/>
       </w:pPr>
       <w:r>
         <w:rPr>
@@ -4043,7 +3791,6 @@
     <w:p>
       <w:pPr>
         <w:bidi w:val="1"/>
-        <w:jc w:val="both"/>
       </w:pPr>
       <w:r>
         <w:rPr>
@@ -4057,7 +3804,6 @@
     <w:p>
       <w:pPr>
         <w:bidi w:val="1"/>
-        <w:jc w:val="both"/>
       </w:pPr>
       <w:r>
         <w:rPr>
@@ -4071,7 +3817,6 @@
     <w:p>
       <w:pPr>
         <w:bidi w:val="1"/>
-        <w:jc w:val="both"/>
       </w:pPr>
       <w:r>
         <w:rPr>
@@ -4085,7 +3830,6 @@
     <w:p>
       <w:pPr>
         <w:bidi w:val="1"/>
-        <w:jc w:val="both"/>
       </w:pPr>
       <w:r>
         <w:rPr>
@@ -4099,7 +3843,6 @@
     <w:p>
       <w:pPr>
         <w:bidi w:val="1"/>
-        <w:jc w:val="both"/>
       </w:pPr>
       <w:r>
         <w:rPr>
@@ -4113,7 +3856,6 @@
     <w:p>
       <w:pPr>
         <w:bidi w:val="1"/>
-        <w:jc w:val="both"/>
       </w:pPr>
       <w:r>
         <w:rPr>
@@ -4127,7 +3869,6 @@
     <w:p>
       <w:pPr>
         <w:bidi w:val="1"/>
-        <w:jc w:val="both"/>
       </w:pPr>
       <w:r>
         <w:rPr>
@@ -4141,7 +3882,6 @@
     <w:p>
       <w:pPr>
         <w:bidi w:val="1"/>
-        <w:jc w:val="both"/>
       </w:pPr>
       <w:r>
         <w:rPr>
@@ -4155,7 +3895,6 @@
     <w:p>
       <w:pPr>
         <w:bidi w:val="1"/>
-        <w:jc w:val="both"/>
       </w:pPr>
       <w:r>
         <w:rPr>
@@ -4169,7 +3908,6 @@
     <w:p>
       <w:pPr>
         <w:bidi w:val="1"/>
-        <w:jc w:val="both"/>
       </w:pPr>
       <w:r>
         <w:rPr>
@@ -4183,7 +3921,6 @@
     <w:p>
       <w:pPr>
         <w:bidi w:val="1"/>
-        <w:jc w:val="both"/>
       </w:pPr>
       <w:r>
         <w:rPr>
@@ -4197,7 +3934,6 @@
     <w:p>
       <w:pPr>
         <w:bidi w:val="1"/>
-        <w:jc w:val="both"/>
       </w:pPr>
       <w:r>
         <w:rPr>
@@ -4211,7 +3947,6 @@
     <w:p>
       <w:pPr>
         <w:bidi w:val="1"/>
-        <w:jc w:val="both"/>
       </w:pPr>
       <w:r>
         <w:rPr>
@@ -4225,7 +3960,6 @@
     <w:p>
       <w:pPr>
         <w:bidi w:val="1"/>
-        <w:jc w:val="both"/>
       </w:pPr>
       <w:r>
         <w:rPr>
@@ -4239,7 +3973,6 @@
     <w:p>
       <w:pPr>
         <w:bidi w:val="1"/>
-        <w:jc w:val="both"/>
       </w:pPr>
       <w:r>
         <w:rPr>
@@ -4253,7 +3986,6 @@
     <w:p>
       <w:pPr>
         <w:bidi w:val="1"/>
-        <w:jc w:val="both"/>
       </w:pPr>
       <w:r>
         <w:rPr>
@@ -4267,7 +3999,6 @@
     <w:p>
       <w:pPr>
         <w:bidi w:val="1"/>
-        <w:jc w:val="both"/>
       </w:pPr>
       <w:r>
         <w:rPr>
@@ -4281,7 +4012,6 @@
     <w:p>
       <w:pPr>
         <w:bidi w:val="1"/>
-        <w:jc w:val="both"/>
       </w:pPr>
       <w:r>
         <w:rPr>
@@ -4295,7 +4025,6 @@
     <w:p>
       <w:pPr>
         <w:bidi w:val="1"/>
-        <w:jc w:val="both"/>
       </w:pPr>
       <w:r>
         <w:rPr>
@@ -4309,7 +4038,6 @@
     <w:p>
       <w:pPr>
         <w:bidi w:val="1"/>
-        <w:jc w:val="both"/>
       </w:pPr>
       <w:r>
         <w:rPr>
@@ -4323,7 +4051,6 @@
     <w:p>
       <w:pPr>
         <w:bidi w:val="1"/>
-        <w:jc w:val="both"/>
       </w:pPr>
       <w:r>
         <w:rPr>
@@ -4337,7 +4064,6 @@
     <w:p>
       <w:pPr>
         <w:bidi w:val="1"/>
-        <w:jc w:val="both"/>
       </w:pPr>
       <w:r>
         <w:rPr>
@@ -4380,7 +4106,6 @@
     <w:p>
       <w:pPr>
         <w:bidi w:val="1"/>
-        <w:jc w:val="both"/>
       </w:pPr>
       <w:r>
         <w:rPr>
@@ -4392,7 +4117,6 @@
     <w:p>
       <w:pPr>
         <w:bidi w:val="1"/>
-        <w:jc w:val="both"/>
       </w:pPr>
       <w:r>
         <w:rPr>
@@ -4404,7 +4128,6 @@
     <w:p>
       <w:pPr>
         <w:bidi w:val="1"/>
-        <w:jc w:val="both"/>
       </w:pPr>
       <w:r>
         <w:rPr>
@@ -4429,7 +4152,6 @@
     <w:p>
       <w:pPr>
         <w:bidi w:val="1"/>
-        <w:jc w:val="both"/>
       </w:pPr>
       <w:r>
         <w:rPr>
@@ -4441,7 +4163,6 @@
     <w:p>
       <w:pPr>
         <w:bidi w:val="1"/>
-        <w:jc w:val="both"/>
       </w:pPr>
       <w:r>
         <w:rPr>
@@ -4479,7 +4200,6 @@
     <w:p>
       <w:pPr>
         <w:bidi w:val="1"/>
-        <w:jc w:val="both"/>
       </w:pPr>
       <w:r>
         <w:rPr>
@@ -4504,7 +4224,6 @@
     <w:p>
       <w:pPr>
         <w:bidi w:val="1"/>
-        <w:jc w:val="both"/>
       </w:pPr>
       <w:r>
         <w:rPr>
@@ -4516,7 +4235,6 @@
     <w:p>
       <w:pPr>
         <w:bidi w:val="1"/>
-        <w:jc w:val="both"/>
       </w:pPr>
       <w:r>
         <w:rPr>
@@ -4528,7 +4246,6 @@
     <w:p>
       <w:pPr>
         <w:bidi w:val="1"/>
-        <w:jc w:val="both"/>
       </w:pPr>
       <w:r>
         <w:rPr>
@@ -4553,7 +4270,6 @@
     <w:p>
       <w:pPr>
         <w:bidi w:val="1"/>
-        <w:jc w:val="both"/>
       </w:pPr>
       <w:r>
         <w:rPr>
@@ -4578,7 +4294,6 @@
     <w:p>
       <w:pPr>
         <w:bidi w:val="1"/>
-        <w:jc w:val="both"/>
       </w:pPr>
       <w:r>
         <w:rPr>
@@ -4590,7 +4305,6 @@
     <w:p>
       <w:pPr>
         <w:bidi w:val="1"/>
-        <w:jc w:val="both"/>
       </w:pPr>
       <w:r>
         <w:rPr>
@@ -4615,7 +4329,6 @@
     <w:p>
       <w:pPr>
         <w:bidi w:val="1"/>
-        <w:jc w:val="both"/>
       </w:pPr>
       <w:r>
         <w:rPr>
@@ -4640,7 +4353,6 @@
     <w:p>
       <w:pPr>
         <w:bidi w:val="1"/>
-        <w:jc w:val="both"/>
       </w:pPr>
       <w:r>
         <w:rPr>
@@ -4665,7 +4377,6 @@
     <w:p>
       <w:pPr>
         <w:bidi w:val="1"/>
-        <w:jc w:val="both"/>
       </w:pPr>
       <w:r>
         <w:rPr>
@@ -4690,7 +4401,6 @@
     <w:p>
       <w:pPr>
         <w:bidi w:val="1"/>
-        <w:jc w:val="both"/>
       </w:pPr>
       <w:r>
         <w:rPr>
@@ -4702,7 +4412,6 @@
     <w:p>
       <w:pPr>
         <w:bidi w:val="1"/>
-        <w:jc w:val="both"/>
       </w:pPr>
       <w:r>
         <w:rPr>
@@ -4722,7 +4431,6 @@
     <w:p>
       <w:pPr>
         <w:bidi w:val="1"/>
-        <w:jc w:val="both"/>
       </w:pPr>
       <w:r>
         <w:rPr>
@@ -4742,7 +4450,6 @@
     <w:p>
       <w:pPr>
         <w:bidi w:val="1"/>
-        <w:jc w:val="both"/>
       </w:pPr>
       <w:r>
         <w:rPr>
@@ -4775,7 +4482,6 @@
     <w:p>
       <w:pPr>
         <w:bidi w:val="1"/>
-        <w:jc w:val="both"/>
       </w:pPr>
       <w:r>
         <w:rPr>
@@ -4787,7 +4493,6 @@
     <w:p>
       <w:pPr>
         <w:bidi w:val="1"/>
-        <w:jc w:val="both"/>
       </w:pPr>
       <w:r>
         <w:rPr>
@@ -4799,7 +4504,6 @@
     <w:p>
       <w:pPr>
         <w:bidi w:val="1"/>
-        <w:jc w:val="both"/>
       </w:pPr>
       <w:r>
         <w:rPr>
@@ -4824,7 +4528,6 @@
     <w:p>
       <w:pPr>
         <w:bidi w:val="1"/>
-        <w:jc w:val="both"/>
       </w:pPr>
       <w:r>
         <w:rPr>
@@ -4836,7 +4539,6 @@
     <w:p>
       <w:pPr>
         <w:bidi w:val="1"/>
-        <w:jc w:val="both"/>
       </w:pPr>
       <w:r>
         <w:rPr>
@@ -4861,7 +4563,6 @@
     <w:p>
       <w:pPr>
         <w:bidi w:val="1"/>
-        <w:jc w:val="both"/>
       </w:pPr>
       <w:r>
         <w:rPr>
@@ -4873,7 +4574,6 @@
     <w:p>
       <w:pPr>
         <w:bidi w:val="1"/>
-        <w:jc w:val="both"/>
       </w:pPr>
       <w:r>
         <w:rPr>
@@ -4885,7 +4585,6 @@
     <w:p>
       <w:pPr>
         <w:bidi w:val="1"/>
-        <w:jc w:val="both"/>
       </w:pPr>
       <w:r>
         <w:rPr>
@@ -4897,7 +4596,6 @@
     <w:p>
       <w:pPr>
         <w:bidi w:val="1"/>
-        <w:jc w:val="both"/>
       </w:pPr>
       <w:r>
         <w:rPr>
@@ -4922,7 +4620,6 @@
     <w:p>
       <w:pPr>
         <w:bidi w:val="1"/>
-        <w:jc w:val="both"/>
       </w:pPr>
       <w:r>
         <w:rPr>
@@ -4934,7 +4631,6 @@
     <w:p>
       <w:pPr>
         <w:bidi w:val="1"/>
-        <w:jc w:val="both"/>
       </w:pPr>
       <w:r>
         <w:rPr>
@@ -4959,7 +4655,6 @@
     <w:p>
       <w:pPr>
         <w:bidi w:val="1"/>
-        <w:jc w:val="both"/>
       </w:pPr>
       <w:r>
         <w:rPr>
@@ -4971,7 +4666,6 @@
     <w:p>
       <w:pPr>
         <w:bidi w:val="1"/>
-        <w:jc w:val="both"/>
       </w:pPr>
       <w:r>
         <w:rPr>
@@ -4983,7 +4677,6 @@
     <w:p>
       <w:pPr>
         <w:bidi w:val="1"/>
-        <w:jc w:val="both"/>
       </w:pPr>
       <w:r>
         <w:rPr>
@@ -4997,7 +4690,6 @@
     <w:p>
       <w:pPr>
         <w:bidi w:val="1"/>
-        <w:jc w:val="both"/>
       </w:pPr>
       <w:r>
         <w:rPr>
@@ -5011,7 +4703,6 @@
     <w:p>
       <w:pPr>
         <w:bidi w:val="1"/>
-        <w:jc w:val="both"/>
       </w:pPr>
       <w:r>
         <w:rPr>
@@ -5025,7 +4716,6 @@
     <w:p>
       <w:pPr>
         <w:bidi w:val="1"/>
-        <w:jc w:val="both"/>
       </w:pPr>
       <w:r>
         <w:rPr>
@@ -5039,7 +4729,6 @@
     <w:p>
       <w:pPr>
         <w:bidi w:val="1"/>
-        <w:jc w:val="both"/>
       </w:pPr>
       <w:r>
         <w:rPr>
@@ -5053,7 +4742,6 @@
     <w:p>
       <w:pPr>
         <w:bidi w:val="1"/>
-        <w:jc w:val="both"/>
       </w:pPr>
       <w:r>
         <w:rPr>
@@ -5067,7 +4755,6 @@
     <w:p>
       <w:pPr>
         <w:bidi w:val="1"/>
-        <w:jc w:val="both"/>
       </w:pPr>
       <w:r>
         <w:rPr>
@@ -5081,7 +4768,6 @@
     <w:p>
       <w:pPr>
         <w:bidi w:val="1"/>
-        <w:jc w:val="both"/>
       </w:pPr>
       <w:r>
         <w:rPr>
@@ -5095,7 +4781,6 @@
     <w:p>
       <w:pPr>
         <w:bidi w:val="1"/>
-        <w:jc w:val="both"/>
       </w:pPr>
       <w:r>
         <w:rPr>
@@ -5109,7 +4794,6 @@
     <w:p>
       <w:pPr>
         <w:bidi w:val="1"/>
-        <w:jc w:val="both"/>
       </w:pPr>
       <w:r>
         <w:rPr>
@@ -5123,7 +4807,6 @@
     <w:p>
       <w:pPr>
         <w:bidi w:val="1"/>
-        <w:jc w:val="both"/>
       </w:pPr>
       <w:r>
         <w:rPr>
@@ -5137,7 +4820,6 @@
     <w:p>
       <w:pPr>
         <w:bidi w:val="1"/>
-        <w:jc w:val="both"/>
       </w:pPr>
       <w:r>
         <w:rPr>
@@ -5151,7 +4833,6 @@
     <w:p>
       <w:pPr>
         <w:bidi w:val="1"/>
-        <w:jc w:val="both"/>
       </w:pPr>
       <w:r>
         <w:rPr>
@@ -5165,7 +4846,6 @@
     <w:p>
       <w:pPr>
         <w:bidi w:val="1"/>
-        <w:jc w:val="both"/>
       </w:pPr>
       <w:r>
         <w:rPr>
@@ -5179,7 +4859,6 @@
     <w:p>
       <w:pPr>
         <w:bidi w:val="1"/>
-        <w:jc w:val="both"/>
       </w:pPr>
       <w:r>
         <w:rPr>
@@ -5193,7 +4872,6 @@
     <w:p>
       <w:pPr>
         <w:bidi w:val="1"/>
-        <w:jc w:val="both"/>
       </w:pPr>
       <w:r>
         <w:rPr>
@@ -5207,7 +4885,6 @@
     <w:p>
       <w:pPr>
         <w:bidi w:val="1"/>
-        <w:jc w:val="both"/>
       </w:pPr>
       <w:r>
         <w:rPr>
@@ -5221,7 +4898,6 @@
     <w:p>
       <w:pPr>
         <w:bidi w:val="1"/>
-        <w:jc w:val="both"/>
       </w:pPr>
       <w:r>
         <w:rPr>
@@ -5235,7 +4911,6 @@
     <w:p>
       <w:pPr>
         <w:bidi w:val="1"/>
-        <w:jc w:val="both"/>
       </w:pPr>
       <w:r>
         <w:rPr>
@@ -5249,7 +4924,6 @@
     <w:p>
       <w:pPr>
         <w:bidi w:val="1"/>
-        <w:jc w:val="both"/>
       </w:pPr>
       <w:r>
         <w:rPr>
@@ -5263,7 +4937,6 @@
     <w:p>
       <w:pPr>
         <w:bidi w:val="1"/>
-        <w:jc w:val="both"/>
       </w:pPr>
       <w:r>
         <w:rPr>
@@ -5277,7 +4950,6 @@
     <w:p>
       <w:pPr>
         <w:bidi w:val="1"/>
-        <w:jc w:val="both"/>
       </w:pPr>
       <w:r>
         <w:rPr>
@@ -5291,7 +4963,6 @@
     <w:p>
       <w:pPr>
         <w:bidi w:val="1"/>
-        <w:jc w:val="both"/>
       </w:pPr>
       <w:r>
         <w:rPr>
@@ -5305,7 +4976,6 @@
     <w:p>
       <w:pPr>
         <w:bidi w:val="1"/>
-        <w:jc w:val="both"/>
       </w:pPr>
       <w:r>
         <w:rPr>
@@ -5319,7 +4989,6 @@
     <w:p>
       <w:pPr>
         <w:bidi w:val="1"/>
-        <w:jc w:val="both"/>
       </w:pPr>
       <w:r>
         <w:rPr>
@@ -5333,7 +5002,6 @@
     <w:p>
       <w:pPr>
         <w:bidi w:val="1"/>
-        <w:jc w:val="both"/>
       </w:pPr>
       <w:r>
         <w:rPr>
@@ -5347,7 +5015,6 @@
     <w:p>
       <w:pPr>
         <w:bidi w:val="1"/>
-        <w:jc w:val="both"/>
       </w:pPr>
       <w:r>
         <w:rPr>
@@ -5361,7 +5028,6 @@
     <w:p>
       <w:pPr>
         <w:bidi w:val="1"/>
-        <w:jc w:val="both"/>
       </w:pPr>
       <w:r>
         <w:rPr>
@@ -5375,7 +5041,6 @@
     <w:p>
       <w:pPr>
         <w:bidi w:val="1"/>
-        <w:jc w:val="both"/>
       </w:pPr>
       <w:r>
         <w:rPr>
@@ -5418,7 +5083,6 @@
     <w:p>
       <w:pPr>
         <w:bidi w:val="1"/>
-        <w:jc w:val="both"/>
       </w:pPr>
       <w:r>
         <w:rPr>
@@ -5430,7 +5094,6 @@
     <w:p>
       <w:pPr>
         <w:bidi w:val="1"/>
-        <w:jc w:val="both"/>
       </w:pPr>
       <w:r>
         <w:rPr>
@@ -5455,7 +5118,6 @@
     <w:p>
       <w:pPr>
         <w:bidi w:val="1"/>
-        <w:jc w:val="both"/>
       </w:pPr>
       <w:r>
         <w:rPr>
@@ -5467,7 +5129,6 @@
     <w:p>
       <w:pPr>
         <w:bidi w:val="1"/>
-        <w:jc w:val="both"/>
       </w:pPr>
       <w:r>
         <w:rPr>
@@ -5479,7 +5140,6 @@
     <w:p>
       <w:pPr>
         <w:bidi w:val="1"/>
-        <w:jc w:val="both"/>
       </w:pPr>
       <w:r>
         <w:rPr>
@@ -5517,7 +5177,6 @@
     <w:p>
       <w:pPr>
         <w:bidi w:val="1"/>
-        <w:jc w:val="both"/>
       </w:pPr>
       <w:r>
         <w:rPr>
@@ -5542,7 +5201,6 @@
     <w:p>
       <w:pPr>
         <w:bidi w:val="1"/>
-        <w:jc w:val="both"/>
       </w:pPr>
       <w:r>
         <w:rPr>
@@ -5554,7 +5212,6 @@
     <w:p>
       <w:pPr>
         <w:bidi w:val="1"/>
-        <w:jc w:val="both"/>
       </w:pPr>
       <w:r>
         <w:rPr>
@@ -5579,7 +5236,6 @@
     <w:p>
       <w:pPr>
         <w:bidi w:val="1"/>
-        <w:jc w:val="both"/>
       </w:pPr>
       <w:r>
         <w:rPr>
@@ -5591,7 +5247,6 @@
     <w:p>
       <w:pPr>
         <w:bidi w:val="1"/>
-        <w:jc w:val="both"/>
       </w:pPr>
       <w:r>
         <w:rPr>
@@ -5616,7 +5271,6 @@
     <w:p>
       <w:pPr>
         <w:bidi w:val="1"/>
-        <w:jc w:val="both"/>
       </w:pPr>
       <w:r>
         <w:rPr>
@@ -5628,7 +5282,6 @@
     <w:p>
       <w:pPr>
         <w:bidi w:val="1"/>
-        <w:jc w:val="both"/>
       </w:pPr>
       <w:r>
         <w:rPr>
@@ -5640,7 +5293,6 @@
     <w:p>
       <w:pPr>
         <w:bidi w:val="1"/>
-        <w:jc w:val="both"/>
       </w:pPr>
       <w:r>
         <w:rPr>
@@ -5652,7 +5304,6 @@
     <w:p>
       <w:pPr>
         <w:bidi w:val="1"/>
-        <w:jc w:val="both"/>
       </w:pPr>
       <w:r>
         <w:rPr>
@@ -5664,7 +5315,6 @@
     <w:p>
       <w:pPr>
         <w:bidi w:val="1"/>
-        <w:jc w:val="both"/>
       </w:pPr>
       <w:r>
         <w:rPr>
@@ -5689,7 +5339,6 @@
     <w:p>
       <w:pPr>
         <w:bidi w:val="1"/>
-        <w:jc w:val="both"/>
       </w:pPr>
       <w:r>
         <w:rPr>
@@ -5714,7 +5363,6 @@
     <w:p>
       <w:pPr>
         <w:bidi w:val="1"/>
-        <w:jc w:val="both"/>
       </w:pPr>
       <w:r>
         <w:rPr>
@@ -5739,7 +5387,6 @@
     <w:p>
       <w:pPr>
         <w:bidi w:val="1"/>
-        <w:jc w:val="both"/>
       </w:pPr>
       <w:r>
         <w:rPr>
@@ -5751,7 +5398,6 @@
     <w:p>
       <w:pPr>
         <w:bidi w:val="1"/>
-        <w:jc w:val="both"/>
       </w:pPr>
       <w:r>
         <w:rPr>
@@ -5763,7 +5409,6 @@
     <w:p>
       <w:pPr>
         <w:bidi w:val="1"/>
-        <w:jc w:val="both"/>
       </w:pPr>
       <w:r>
         <w:rPr>
@@ -5775,7 +5420,6 @@
     <w:p>
       <w:pPr>
         <w:bidi w:val="1"/>
-        <w:jc w:val="both"/>
       </w:pPr>
       <w:r>
         <w:rPr>
@@ -5800,7 +5444,6 @@
     <w:p>
       <w:pPr>
         <w:bidi w:val="1"/>
-        <w:jc w:val="both"/>
       </w:pPr>
       <w:r>
         <w:rPr>
@@ -5812,7 +5455,6 @@
     <w:p>
       <w:pPr>
         <w:bidi w:val="1"/>
-        <w:jc w:val="both"/>
       </w:pPr>
       <w:r>
         <w:rPr>
@@ -5824,7 +5466,6 @@
     <w:p>
       <w:pPr>
         <w:bidi w:val="1"/>
-        <w:jc w:val="both"/>
       </w:pPr>
       <w:r>
         <w:rPr>
@@ -5849,7 +5490,6 @@
     <w:p>
       <w:pPr>
         <w:bidi w:val="1"/>
-        <w:jc w:val="both"/>
       </w:pPr>
       <w:r>
         <w:rPr>
@@ -5861,7 +5501,6 @@
     <w:p>
       <w:pPr>
         <w:bidi w:val="1"/>
-        <w:jc w:val="both"/>
       </w:pPr>
       <w:r>
         <w:rPr>
@@ -5886,7 +5525,6 @@
     <w:p>
       <w:pPr>
         <w:bidi w:val="1"/>
-        <w:jc w:val="both"/>
       </w:pPr>
       <w:r>
         <w:rPr>
@@ -5898,7 +5536,6 @@
     <w:p>
       <w:pPr>
         <w:bidi w:val="1"/>
-        <w:jc w:val="both"/>
       </w:pPr>
       <w:r>
         <w:rPr>
@@ -5923,7 +5560,6 @@
     <w:p>
       <w:pPr>
         <w:bidi w:val="1"/>
-        <w:jc w:val="both"/>
       </w:pPr>
       <w:r>
         <w:rPr>
@@ -5935,7 +5571,6 @@
     <w:p>
       <w:pPr>
         <w:bidi w:val="1"/>
-        <w:jc w:val="both"/>
       </w:pPr>
       <w:r>
         <w:rPr>
@@ -5947,7 +5582,6 @@
     <w:p>
       <w:pPr>
         <w:bidi w:val="1"/>
-        <w:jc w:val="both"/>
       </w:pPr>
       <w:r>
         <w:rPr>
@@ -5961,7 +5595,6 @@
     <w:p>
       <w:pPr>
         <w:bidi w:val="1"/>
-        <w:jc w:val="both"/>
       </w:pPr>
       <w:r>
         <w:rPr>
@@ -5975,7 +5608,6 @@
     <w:p>
       <w:pPr>
         <w:bidi w:val="1"/>
-        <w:jc w:val="both"/>
       </w:pPr>
       <w:r>
         <w:rPr>
@@ -5989,7 +5621,6 @@
     <w:p>
       <w:pPr>
         <w:bidi w:val="1"/>
-        <w:jc w:val="both"/>
       </w:pPr>
       <w:r>
         <w:rPr>
@@ -6003,7 +5634,6 @@
     <w:p>
       <w:pPr>
         <w:bidi w:val="1"/>
-        <w:jc w:val="both"/>
       </w:pPr>
       <w:r>
         <w:rPr>
@@ -6017,7 +5647,6 @@
     <w:p>
       <w:pPr>
         <w:bidi w:val="1"/>
-        <w:jc w:val="both"/>
       </w:pPr>
       <w:r>
         <w:rPr>
@@ -6031,7 +5660,6 @@
     <w:p>
       <w:pPr>
         <w:bidi w:val="1"/>
-        <w:jc w:val="both"/>
       </w:pPr>
       <w:r>
         <w:rPr>
@@ -6045,7 +5673,6 @@
     <w:p>
       <w:pPr>
         <w:bidi w:val="1"/>
-        <w:jc w:val="both"/>
       </w:pPr>
       <w:r>
         <w:rPr>
@@ -6059,7 +5686,6 @@
     <w:p>
       <w:pPr>
         <w:bidi w:val="1"/>
-        <w:jc w:val="both"/>
       </w:pPr>
       <w:r>
         <w:rPr>
@@ -6073,7 +5699,6 @@
     <w:p>
       <w:pPr>
         <w:bidi w:val="1"/>
-        <w:jc w:val="both"/>
       </w:pPr>
       <w:r>
         <w:rPr>
@@ -6087,7 +5712,6 @@
     <w:p>
       <w:pPr>
         <w:bidi w:val="1"/>
-        <w:jc w:val="both"/>
       </w:pPr>
       <w:r>
         <w:rPr>
@@ -6101,7 +5725,6 @@
     <w:p>
       <w:pPr>
         <w:bidi w:val="1"/>
-        <w:jc w:val="both"/>
       </w:pPr>
       <w:r>
         <w:rPr>
@@ -6115,7 +5738,6 @@
     <w:p>
       <w:pPr>
         <w:bidi w:val="1"/>
-        <w:jc w:val="both"/>
       </w:pPr>
       <w:r>
         <w:rPr>
@@ -6129,7 +5751,6 @@
     <w:p>
       <w:pPr>
         <w:bidi w:val="1"/>
-        <w:jc w:val="both"/>
       </w:pPr>
       <w:r>
         <w:rPr>
@@ -6143,7 +5764,6 @@
     <w:p>
       <w:pPr>
         <w:bidi w:val="1"/>
-        <w:jc w:val="both"/>
       </w:pPr>
       <w:r>
         <w:rPr>
@@ -6157,7 +5777,6 @@
     <w:p>
       <w:pPr>
         <w:bidi w:val="1"/>
-        <w:jc w:val="both"/>
       </w:pPr>
       <w:r>
         <w:rPr>
@@ -6171,7 +5790,6 @@
     <w:p>
       <w:pPr>
         <w:bidi w:val="1"/>
-        <w:jc w:val="both"/>
       </w:pPr>
       <w:r>
         <w:rPr>
@@ -6185,7 +5803,6 @@
     <w:p>
       <w:pPr>
         <w:bidi w:val="1"/>
-        <w:jc w:val="both"/>
       </w:pPr>
       <w:r>
         <w:rPr>
@@ -6199,7 +5816,6 @@
     <w:p>
       <w:pPr>
         <w:bidi w:val="1"/>
-        <w:jc w:val="both"/>
       </w:pPr>
       <w:r>
         <w:rPr>
@@ -6213,7 +5829,6 @@
     <w:p>
       <w:pPr>
         <w:bidi w:val="1"/>
-        <w:jc w:val="both"/>
       </w:pPr>
       <w:r>
         <w:rPr>
@@ -6227,7 +5842,6 @@
     <w:p>
       <w:pPr>
         <w:bidi w:val="1"/>
-        <w:jc w:val="both"/>
       </w:pPr>
       <w:r>
         <w:rPr>
@@ -6241,7 +5855,6 @@
     <w:p>
       <w:pPr>
         <w:bidi w:val="1"/>
-        <w:jc w:val="both"/>
       </w:pPr>
       <w:r>
         <w:rPr>
@@ -6255,7 +5868,6 @@
     <w:p>
       <w:pPr>
         <w:bidi w:val="1"/>
-        <w:jc w:val="both"/>
       </w:pPr>
       <w:r>
         <w:rPr>
@@ -6298,7 +5910,6 @@
     <w:p>
       <w:pPr>
         <w:bidi w:val="1"/>
-        <w:jc w:val="both"/>
       </w:pPr>
       <w:r>
         <w:rPr>
@@ -6310,7 +5921,6 @@
     <w:p>
       <w:pPr>
         <w:bidi w:val="1"/>
-        <w:jc w:val="both"/>
       </w:pPr>
       <w:r>
         <w:rPr>
@@ -6335,7 +5945,6 @@
     <w:p>
       <w:pPr>
         <w:bidi w:val="1"/>
-        <w:jc w:val="both"/>
       </w:pPr>
       <w:r>
         <w:rPr>
@@ -6347,7 +5956,6 @@
     <w:p>
       <w:pPr>
         <w:bidi w:val="1"/>
-        <w:jc w:val="both"/>
       </w:pPr>
       <w:r>
         <w:rPr>
@@ -6359,7 +5967,6 @@
     <w:p>
       <w:pPr>
         <w:bidi w:val="1"/>
-        <w:jc w:val="both"/>
       </w:pPr>
       <w:r>
         <w:rPr>
@@ -6397,7 +6004,6 @@
     <w:p>
       <w:pPr>
         <w:bidi w:val="1"/>
-        <w:jc w:val="both"/>
       </w:pPr>
       <w:r>
         <w:rPr>
@@ -6422,7 +6028,6 @@
     <w:p>
       <w:pPr>
         <w:bidi w:val="1"/>
-        <w:jc w:val="both"/>
       </w:pPr>
       <w:r>
         <w:rPr>
@@ -6447,7 +6052,6 @@
     <w:p>
       <w:pPr>
         <w:bidi w:val="1"/>
-        <w:jc w:val="both"/>
       </w:pPr>
       <w:r>
         <w:rPr>
@@ -6472,7 +6076,6 @@
     <w:p>
       <w:pPr>
         <w:bidi w:val="1"/>
-        <w:jc w:val="both"/>
       </w:pPr>
       <w:r>
         <w:rPr>
@@ -6484,7 +6087,6 @@
     <w:p>
       <w:pPr>
         <w:bidi w:val="1"/>
-        <w:jc w:val="both"/>
       </w:pPr>
       <w:r>
         <w:rPr>
@@ -6509,7 +6111,6 @@
     <w:p>
       <w:pPr>
         <w:bidi w:val="1"/>
-        <w:jc w:val="both"/>
       </w:pPr>
       <w:r>
         <w:rPr>
@@ -6521,7 +6122,6 @@
     <w:p>
       <w:pPr>
         <w:bidi w:val="1"/>
-        <w:jc w:val="both"/>
       </w:pPr>
       <w:r>
         <w:rPr>
@@ -6546,7 +6146,6 @@
     <w:p>
       <w:pPr>
         <w:bidi w:val="1"/>
-        <w:jc w:val="both"/>
       </w:pPr>
       <w:r>
         <w:rPr>
@@ -6571,7 +6170,6 @@
     <w:p>
       <w:pPr>
         <w:bidi w:val="1"/>
-        <w:jc w:val="both"/>
       </w:pPr>
       <w:r>
         <w:rPr>
@@ -6583,7 +6181,6 @@
     <w:p>
       <w:pPr>
         <w:bidi w:val="1"/>
-        <w:jc w:val="both"/>
       </w:pPr>
       <w:r>
         <w:rPr>
@@ -6608,7 +6205,6 @@
     <w:p>
       <w:pPr>
         <w:bidi w:val="1"/>
-        <w:jc w:val="both"/>
       </w:pPr>
       <w:r>
         <w:rPr>
@@ -6633,7 +6229,6 @@
     <w:p>
       <w:pPr>
         <w:bidi w:val="1"/>
-        <w:jc w:val="both"/>
       </w:pPr>
       <w:r>
         <w:rPr>
@@ -6645,7 +6240,6 @@
     <w:p>
       <w:pPr>
         <w:bidi w:val="1"/>
-        <w:jc w:val="both"/>
       </w:pPr>
       <w:r>
         <w:rPr>
@@ -6670,7 +6264,6 @@
     <w:p>
       <w:pPr>
         <w:bidi w:val="1"/>
-        <w:jc w:val="both"/>
       </w:pPr>
       <w:r>
         <w:rPr>
@@ -6682,7 +6275,6 @@
     <w:p>
       <w:pPr>
         <w:bidi w:val="1"/>
-        <w:jc w:val="both"/>
       </w:pPr>
       <w:r>
         <w:rPr>
@@ -6707,7 +6299,6 @@
     <w:p>
       <w:pPr>
         <w:bidi w:val="1"/>
-        <w:jc w:val="both"/>
       </w:pPr>
       <w:r>
         <w:rPr>
@@ -6719,7 +6310,6 @@
     <w:p>
       <w:pPr>
         <w:bidi w:val="1"/>
-        <w:jc w:val="both"/>
       </w:pPr>
       <w:r>
         <w:rPr>
@@ -6744,7 +6334,6 @@
     <w:p>
       <w:pPr>
         <w:bidi w:val="1"/>
-        <w:jc w:val="both"/>
       </w:pPr>
       <w:r>
         <w:rPr>
@@ -6756,7 +6345,6 @@
     <w:p>
       <w:pPr>
         <w:bidi w:val="1"/>
-        <w:jc w:val="both"/>
       </w:pPr>
       <w:r>
         <w:rPr>
@@ -6781,7 +6369,6 @@
     <w:p>
       <w:pPr>
         <w:bidi w:val="1"/>
-        <w:jc w:val="both"/>
       </w:pPr>
       <w:r>
         <w:rPr>
@@ -6793,7 +6380,6 @@
     <w:p>
       <w:pPr>
         <w:bidi w:val="1"/>
-        <w:jc w:val="both"/>
       </w:pPr>
       <w:r>
         <w:rPr>
@@ -6805,7 +6391,6 @@
     <w:p>
       <w:pPr>
         <w:bidi w:val="1"/>
-        <w:jc w:val="both"/>
       </w:pPr>
       <w:r>
         <w:rPr>
@@ -6817,7 +6402,6 @@
     <w:p>
       <w:pPr>
         <w:bidi w:val="1"/>
-        <w:jc w:val="both"/>
       </w:pPr>
       <w:r>
         <w:rPr>
@@ -6842,7 +6426,6 @@
     <w:p>
       <w:pPr>
         <w:bidi w:val="1"/>
-        <w:jc w:val="both"/>
       </w:pPr>
       <w:r>
         <w:rPr>
@@ -6854,7 +6437,6 @@
     <w:p>
       <w:pPr>
         <w:bidi w:val="1"/>
-        <w:jc w:val="both"/>
       </w:pPr>
       <w:r>
         <w:rPr>
@@ -6879,7 +6461,6 @@
     <w:p>
       <w:pPr>
         <w:bidi w:val="1"/>
-        <w:jc w:val="both"/>
       </w:pPr>
       <w:r>
         <w:rPr>
@@ -6891,7 +6472,6 @@
     <w:p>
       <w:pPr>
         <w:bidi w:val="1"/>
-        <w:jc w:val="both"/>
       </w:pPr>
       <w:r>
         <w:rPr>
@@ -6903,7 +6483,6 @@
     <w:p>
       <w:pPr>
         <w:bidi w:val="1"/>
-        <w:jc w:val="both"/>
       </w:pPr>
       <w:r>
         <w:rPr>
@@ -6917,7 +6496,6 @@
     <w:p>
       <w:pPr>
         <w:bidi w:val="1"/>
-        <w:jc w:val="both"/>
       </w:pPr>
       <w:r>
         <w:rPr>
@@ -6931,7 +6509,6 @@
     <w:p>
       <w:pPr>
         <w:bidi w:val="1"/>
-        <w:jc w:val="both"/>
       </w:pPr>
       <w:r>
         <w:rPr>
@@ -6945,7 +6522,6 @@
     <w:p>
       <w:pPr>
         <w:bidi w:val="1"/>
-        <w:jc w:val="both"/>
       </w:pPr>
       <w:r>
         <w:rPr>
@@ -6959,7 +6535,6 @@
     <w:p>
       <w:pPr>
         <w:bidi w:val="1"/>
-        <w:jc w:val="both"/>
       </w:pPr>
       <w:r>
         <w:rPr>
@@ -6973,7 +6548,6 @@
     <w:p>
       <w:pPr>
         <w:bidi w:val="1"/>
-        <w:jc w:val="both"/>
       </w:pPr>
       <w:r>
         <w:rPr>
@@ -6987,7 +6561,6 @@
     <w:p>
       <w:pPr>
         <w:bidi w:val="1"/>
-        <w:jc w:val="both"/>
       </w:pPr>
       <w:r>
         <w:rPr>
@@ -7001,7 +6574,6 @@
     <w:p>
       <w:pPr>
         <w:bidi w:val="1"/>
-        <w:jc w:val="both"/>
       </w:pPr>
       <w:r>
         <w:rPr>
@@ -7015,7 +6587,6 @@
     <w:p>
       <w:pPr>
         <w:bidi w:val="1"/>
-        <w:jc w:val="both"/>
       </w:pPr>
       <w:r>
         <w:rPr>
@@ -7029,7 +6600,6 @@
     <w:p>
       <w:pPr>
         <w:bidi w:val="1"/>
-        <w:jc w:val="both"/>
       </w:pPr>
       <w:r>
         <w:rPr>
@@ -7043,7 +6613,6 @@
     <w:p>
       <w:pPr>
         <w:bidi w:val="1"/>
-        <w:jc w:val="both"/>
       </w:pPr>
       <w:r>
         <w:rPr>
@@ -7057,7 +6626,6 @@
     <w:p>
       <w:pPr>
         <w:bidi w:val="1"/>
-        <w:jc w:val="both"/>
       </w:pPr>
       <w:r>
         <w:rPr>
@@ -7071,7 +6639,6 @@
     <w:p>
       <w:pPr>
         <w:bidi w:val="1"/>
-        <w:jc w:val="both"/>
       </w:pPr>
       <w:r>
         <w:rPr>
@@ -7085,7 +6652,6 @@
     <w:p>
       <w:pPr>
         <w:bidi w:val="1"/>
-        <w:jc w:val="both"/>
       </w:pPr>
       <w:r>
         <w:rPr>
@@ -7099,7 +6665,6 @@
     <w:p>
       <w:pPr>
         <w:bidi w:val="1"/>
-        <w:jc w:val="both"/>
       </w:pPr>
       <w:r>
         <w:rPr>
@@ -7113,7 +6678,6 @@
     <w:p>
       <w:pPr>
         <w:bidi w:val="1"/>
-        <w:jc w:val="both"/>
       </w:pPr>
       <w:r>
         <w:rPr>
@@ -7127,7 +6691,6 @@
     <w:p>
       <w:pPr>
         <w:bidi w:val="1"/>
-        <w:jc w:val="both"/>
       </w:pPr>
       <w:r>
         <w:rPr>
@@ -7141,7 +6704,6 @@
     <w:p>
       <w:pPr>
         <w:bidi w:val="1"/>
-        <w:jc w:val="both"/>
       </w:pPr>
       <w:r>
         <w:rPr>
@@ -7155,7 +6717,6 @@
     <w:p>
       <w:pPr>
         <w:bidi w:val="1"/>
-        <w:jc w:val="both"/>
       </w:pPr>
       <w:r>
         <w:rPr>
@@ -7169,7 +6730,6 @@
     <w:p>
       <w:pPr>
         <w:bidi w:val="1"/>
-        <w:jc w:val="both"/>
       </w:pPr>
       <w:r>
         <w:rPr>
@@ -7183,7 +6743,6 @@
     <w:p>
       <w:pPr>
         <w:bidi w:val="1"/>
-        <w:jc w:val="both"/>
       </w:pPr>
       <w:r>
         <w:rPr>
@@ -7197,7 +6756,6 @@
     <w:p>
       <w:pPr>
         <w:bidi w:val="1"/>
-        <w:jc w:val="both"/>
       </w:pPr>
       <w:r>
         <w:rPr>
@@ -7211,7 +6769,6 @@
     <w:p>
       <w:pPr>
         <w:bidi w:val="1"/>
-        <w:jc w:val="both"/>
       </w:pPr>
       <w:r>
         <w:rPr>
@@ -7225,7 +6782,6 @@
     <w:p>
       <w:pPr>
         <w:bidi w:val="1"/>
-        <w:jc w:val="both"/>
       </w:pPr>
       <w:r>
         <w:rPr>
@@ -7239,7 +6795,6 @@
     <w:p>
       <w:pPr>
         <w:bidi w:val="1"/>
-        <w:jc w:val="both"/>
       </w:pPr>
       <w:r>
         <w:rPr>
@@ -7253,7 +6808,6 @@
     <w:p>
       <w:pPr>
         <w:bidi w:val="1"/>
-        <w:jc w:val="both"/>
       </w:pPr>
       <w:r>
         <w:rPr>
@@ -7267,7 +6821,6 @@
     <w:p>
       <w:pPr>
         <w:bidi w:val="1"/>
-        <w:jc w:val="both"/>
       </w:pPr>
       <w:r>
         <w:rPr>
@@ -7281,7 +6834,6 @@
     <w:p>
       <w:pPr>
         <w:bidi w:val="1"/>
-        <w:jc w:val="both"/>
       </w:pPr>
       <w:r>
         <w:rPr>
@@ -7295,7 +6847,6 @@
     <w:p>
       <w:pPr>
         <w:bidi w:val="1"/>
-        <w:jc w:val="both"/>
       </w:pPr>
       <w:r>
         <w:rPr>
@@ -7309,7 +6860,6 @@
     <w:p>
       <w:pPr>
         <w:bidi w:val="1"/>
-        <w:jc w:val="both"/>
       </w:pPr>
       <w:r>
         <w:rPr>
@@ -7323,7 +6873,6 @@
     <w:p>
       <w:pPr>
         <w:bidi w:val="1"/>
-        <w:jc w:val="both"/>
       </w:pPr>
       <w:r>
         <w:rPr>
@@ -7337,7 +6886,6 @@
     <w:p>
       <w:pPr>
         <w:bidi w:val="1"/>
-        <w:jc w:val="both"/>
       </w:pPr>
       <w:r>
         <w:rPr>
@@ -7351,7 +6899,6 @@
     <w:p>
       <w:pPr>
         <w:bidi w:val="1"/>
-        <w:jc w:val="both"/>
       </w:pPr>
       <w:r>
         <w:rPr>
@@ -7365,7 +6912,6 @@
     <w:p>
       <w:pPr>
         <w:bidi w:val="1"/>
-        <w:jc w:val="both"/>
       </w:pPr>
       <w:r>
         <w:rPr>
@@ -7408,7 +6954,6 @@
     <w:p>
       <w:pPr>
         <w:bidi w:val="1"/>
-        <w:jc w:val="both"/>
       </w:pPr>
       <w:r>
         <w:rPr>
@@ -7420,7 +6965,6 @@
     <w:p>
       <w:pPr>
         <w:bidi w:val="1"/>
-        <w:jc w:val="both"/>
       </w:pPr>
       <w:r>
         <w:rPr>
@@ -7445,7 +6989,6 @@
     <w:p>
       <w:pPr>
         <w:bidi w:val="1"/>
-        <w:jc w:val="both"/>
       </w:pPr>
       <w:r>
         <w:rPr>
@@ -7457,7 +7000,6 @@
     <w:p>
       <w:pPr>
         <w:bidi w:val="1"/>
-        <w:jc w:val="both"/>
       </w:pPr>
       <w:r>
         <w:rPr>
@@ -7495,7 +7037,6 @@
     <w:p>
       <w:pPr>
         <w:bidi w:val="1"/>
-        <w:jc w:val="both"/>
       </w:pPr>
       <w:r>
         <w:rPr>
@@ -7507,7 +7048,6 @@
     <w:p>
       <w:pPr>
         <w:bidi w:val="1"/>
-        <w:jc w:val="both"/>
       </w:pPr>
       <w:r>
         <w:rPr>
@@ -7532,7 +7072,6 @@
     <w:p>
       <w:pPr>
         <w:bidi w:val="1"/>
-        <w:jc w:val="both"/>
       </w:pPr>
       <w:r>
         <w:rPr>
@@ -7557,7 +7096,6 @@
     <w:p>
       <w:pPr>
         <w:bidi w:val="1"/>
-        <w:jc w:val="both"/>
       </w:pPr>
       <w:r>
         <w:rPr>
@@ -7582,7 +7120,6 @@
     <w:p>
       <w:pPr>
         <w:bidi w:val="1"/>
-        <w:jc w:val="both"/>
       </w:pPr>
       <w:r>
         <w:rPr>
@@ -7594,7 +7131,6 @@
     <w:p>
       <w:pPr>
         <w:bidi w:val="1"/>
-        <w:jc w:val="both"/>
       </w:pPr>
       <w:r>
         <w:rPr>
@@ -7619,7 +7155,6 @@
     <w:p>
       <w:pPr>
         <w:bidi w:val="1"/>
-        <w:jc w:val="both"/>
       </w:pPr>
       <w:r>
         <w:rPr>
@@ -7631,7 +7166,6 @@
     <w:p>
       <w:pPr>
         <w:bidi w:val="1"/>
-        <w:jc w:val="both"/>
       </w:pPr>
       <w:r>
         <w:rPr>
@@ -7656,7 +7190,6 @@
     <w:p>
       <w:pPr>
         <w:bidi w:val="1"/>
-        <w:jc w:val="both"/>
       </w:pPr>
       <w:r>
         <w:rPr>
@@ -7681,7 +7214,6 @@
     <w:p>
       <w:pPr>
         <w:bidi w:val="1"/>
-        <w:jc w:val="both"/>
       </w:pPr>
       <w:r>
         <w:rPr>
@@ -7693,7 +7225,6 @@
     <w:p>
       <w:pPr>
         <w:bidi w:val="1"/>
-        <w:jc w:val="both"/>
       </w:pPr>
       <w:r>
         <w:rPr>
@@ -7705,7 +7236,6 @@
     <w:p>
       <w:pPr>
         <w:bidi w:val="1"/>
-        <w:jc w:val="both"/>
       </w:pPr>
       <w:r>
         <w:rPr>
@@ -7730,7 +7260,6 @@
     <w:p>
       <w:pPr>
         <w:bidi w:val="1"/>
-        <w:jc w:val="both"/>
       </w:pPr>
       <w:r>
         <w:rPr>
@@ -7742,7 +7271,6 @@
     <w:p>
       <w:pPr>
         <w:bidi w:val="1"/>
-        <w:jc w:val="both"/>
       </w:pPr>
       <w:r>
         <w:rPr>
@@ -7767,7 +7295,6 @@
     <w:p>
       <w:pPr>
         <w:bidi w:val="1"/>
-        <w:jc w:val="both"/>
       </w:pPr>
       <w:r>
         <w:rPr>
@@ -7779,7 +7306,6 @@
     <w:p>
       <w:pPr>
         <w:bidi w:val="1"/>
-        <w:jc w:val="both"/>
       </w:pPr>
       <w:r>
         <w:rPr>
@@ -7791,7 +7317,6 @@
     <w:p>
       <w:pPr>
         <w:bidi w:val="1"/>
-        <w:jc w:val="both"/>
       </w:pPr>
       <w:r>
         <w:rPr>
@@ -7803,7 +7328,6 @@
     <w:p>
       <w:pPr>
         <w:bidi w:val="1"/>
-        <w:jc w:val="both"/>
       </w:pPr>
       <w:r>
         <w:rPr>
@@ -7828,7 +7352,6 @@
     <w:p>
       <w:pPr>
         <w:bidi w:val="1"/>
-        <w:jc w:val="both"/>
       </w:pPr>
       <w:r>
         <w:rPr>
@@ -7840,7 +7363,6 @@
     <w:p>
       <w:pPr>
         <w:bidi w:val="1"/>
-        <w:jc w:val="both"/>
       </w:pPr>
       <w:r>
         <w:rPr>
@@ -7852,7 +7374,6 @@
     <w:p>
       <w:pPr>
         <w:bidi w:val="1"/>
-        <w:jc w:val="both"/>
       </w:pPr>
       <w:r>
         <w:rPr>
@@ -7877,7 +7398,6 @@
     <w:p>
       <w:pPr>
         <w:bidi w:val="1"/>
-        <w:jc w:val="both"/>
       </w:pPr>
       <w:r>
         <w:rPr>
@@ -7889,7 +7409,6 @@
     <w:p>
       <w:pPr>
         <w:bidi w:val="1"/>
-        <w:jc w:val="both"/>
       </w:pPr>
       <w:r>
         <w:rPr>
@@ -7914,7 +7433,6 @@
     <w:p>
       <w:pPr>
         <w:bidi w:val="1"/>
-        <w:jc w:val="both"/>
       </w:pPr>
       <w:r>
         <w:rPr>
@@ -7926,7 +7444,6 @@
     <w:p>
       <w:pPr>
         <w:bidi w:val="1"/>
-        <w:jc w:val="both"/>
       </w:pPr>
       <w:r>
         <w:rPr>
@@ -7938,7 +7455,6 @@
     <w:p>
       <w:pPr>
         <w:bidi w:val="1"/>
-        <w:jc w:val="both"/>
       </w:pPr>
       <w:r>
         <w:rPr>
@@ -7952,7 +7468,6 @@
     <w:p>
       <w:pPr>
         <w:bidi w:val="1"/>
-        <w:jc w:val="both"/>
       </w:pPr>
       <w:r>
         <w:rPr>
@@ -7966,7 +7481,6 @@
     <w:p>
       <w:pPr>
         <w:bidi w:val="1"/>
-        <w:jc w:val="both"/>
       </w:pPr>
       <w:r>
         <w:rPr>
@@ -7980,7 +7494,6 @@
     <w:p>
       <w:pPr>
         <w:bidi w:val="1"/>
-        <w:jc w:val="both"/>
       </w:pPr>
       <w:r>
         <w:rPr>
@@ -7994,7 +7507,6 @@
     <w:p>
       <w:pPr>
         <w:bidi w:val="1"/>
-        <w:jc w:val="both"/>
       </w:pPr>
       <w:r>
         <w:rPr>
@@ -8008,7 +7520,6 @@
     <w:p>
       <w:pPr>
         <w:bidi w:val="1"/>
-        <w:jc w:val="both"/>
       </w:pPr>
       <w:r>
         <w:rPr>
@@ -8022,7 +7533,6 @@
     <w:p>
       <w:pPr>
         <w:bidi w:val="1"/>
-        <w:jc w:val="both"/>
       </w:pPr>
       <w:r>
         <w:rPr>
@@ -8036,7 +7546,6 @@
     <w:p>
       <w:pPr>
         <w:bidi w:val="1"/>
-        <w:jc w:val="both"/>
       </w:pPr>
       <w:r>
         <w:rPr>
@@ -8050,7 +7559,6 @@
     <w:p>
       <w:pPr>
         <w:bidi w:val="1"/>
-        <w:jc w:val="both"/>
       </w:pPr>
       <w:r>
         <w:rPr>
@@ -8064,7 +7572,6 @@
     <w:p>
       <w:pPr>
         <w:bidi w:val="1"/>
-        <w:jc w:val="both"/>
       </w:pPr>
       <w:r>
         <w:rPr>
@@ -8078,7 +7585,6 @@
     <w:p>
       <w:pPr>
         <w:bidi w:val="1"/>
-        <w:jc w:val="both"/>
       </w:pPr>
       <w:r>
         <w:rPr>
@@ -8092,7 +7598,6 @@
     <w:p>
       <w:pPr>
         <w:bidi w:val="1"/>
-        <w:jc w:val="both"/>
       </w:pPr>
       <w:r>
         <w:rPr>
@@ -8106,7 +7611,6 @@
     <w:p>
       <w:pPr>
         <w:bidi w:val="1"/>
-        <w:jc w:val="both"/>
       </w:pPr>
       <w:r>
         <w:rPr>
@@ -8120,7 +7624,6 @@
     <w:p>
       <w:pPr>
         <w:bidi w:val="1"/>
-        <w:jc w:val="both"/>
       </w:pPr>
       <w:r>
         <w:rPr>
@@ -8134,7 +7637,6 @@
     <w:p>
       <w:pPr>
         <w:bidi w:val="1"/>
-        <w:jc w:val="both"/>
       </w:pPr>
       <w:r>
         <w:rPr>
@@ -8148,7 +7650,6 @@
     <w:p>
       <w:pPr>
         <w:bidi w:val="1"/>
-        <w:jc w:val="both"/>
       </w:pPr>
       <w:r>
         <w:rPr>
@@ -8162,7 +7663,6 @@
     <w:p>
       <w:pPr>
         <w:bidi w:val="1"/>
-        <w:jc w:val="both"/>
       </w:pPr>
       <w:r>
         <w:rPr>
@@ -8176,7 +7676,6 @@
     <w:p>
       <w:pPr>
         <w:bidi w:val="1"/>
-        <w:jc w:val="both"/>
       </w:pPr>
       <w:r>
         <w:rPr>
@@ -8190,7 +7689,6 @@
     <w:p>
       <w:pPr>
         <w:bidi w:val="1"/>
-        <w:jc w:val="both"/>
       </w:pPr>
       <w:r>
         <w:rPr>
@@ -8204,7 +7702,6 @@
     <w:p>
       <w:pPr>
         <w:bidi w:val="1"/>
-        <w:jc w:val="both"/>
       </w:pPr>
       <w:r>
         <w:rPr>
@@ -8218,7 +7715,6 @@
     <w:p>
       <w:pPr>
         <w:bidi w:val="1"/>
-        <w:jc w:val="both"/>
       </w:pPr>
       <w:r>
         <w:rPr>
@@ -8232,7 +7728,6 @@
     <w:p>
       <w:pPr>
         <w:bidi w:val="1"/>
-        <w:jc w:val="both"/>
       </w:pPr>
       <w:r>
         <w:rPr>
@@ -8246,7 +7741,6 @@
     <w:p>
       <w:pPr>
         <w:bidi w:val="1"/>
-        <w:jc w:val="both"/>
       </w:pPr>
       <w:r>
         <w:rPr>
@@ -8260,7 +7754,6 @@
     <w:p>
       <w:pPr>
         <w:bidi w:val="1"/>
-        <w:jc w:val="both"/>
       </w:pPr>
       <w:r>
         <w:rPr>
@@ -8274,7 +7767,6 @@
     <w:p>
       <w:pPr>
         <w:bidi w:val="1"/>
-        <w:jc w:val="both"/>
       </w:pPr>
       <w:r>
         <w:rPr>
@@ -8288,7 +7780,6 @@
     <w:p>
       <w:pPr>
         <w:bidi w:val="1"/>
-        <w:jc w:val="both"/>
       </w:pPr>
       <w:r>
         <w:rPr>
@@ -8331,7 +7822,6 @@
     <w:p>
       <w:pPr>
         <w:bidi w:val="1"/>
-        <w:jc w:val="both"/>
       </w:pPr>
       <w:r>
         <w:rPr>
@@ -8343,7 +7833,6 @@
     <w:p>
       <w:pPr>
         <w:bidi w:val="1"/>
-        <w:jc w:val="both"/>
       </w:pPr>
       <w:r>
         <w:rPr>
@@ -8368,7 +7857,6 @@
     <w:p>
       <w:pPr>
         <w:bidi w:val="1"/>
-        <w:jc w:val="both"/>
       </w:pPr>
       <w:r>
         <w:rPr>
@@ -8380,7 +7868,6 @@
     <w:p>
       <w:pPr>
         <w:bidi w:val="1"/>
-        <w:jc w:val="both"/>
       </w:pPr>
       <w:r>
         <w:rPr>
@@ -8392,7 +7879,6 @@
     <w:p>
       <w:pPr>
         <w:bidi w:val="1"/>
-        <w:jc w:val="both"/>
       </w:pPr>
       <w:r>
         <w:rPr>
@@ -8430,7 +7916,6 @@
     <w:p>
       <w:pPr>
         <w:bidi w:val="1"/>
-        <w:jc w:val="both"/>
       </w:pPr>
       <w:r>
         <w:rPr>
@@ -8455,7 +7940,6 @@
     <w:p>
       <w:pPr>
         <w:bidi w:val="1"/>
-        <w:jc w:val="both"/>
       </w:pPr>
       <w:r>
         <w:rPr>
@@ -8480,7 +7964,6 @@
     <w:p>
       <w:pPr>
         <w:bidi w:val="1"/>
-        <w:jc w:val="both"/>
       </w:pPr>
       <w:r>
         <w:rPr>
@@ -8492,7 +7975,6 @@
     <w:p>
       <w:pPr>
         <w:bidi w:val="1"/>
-        <w:jc w:val="both"/>
       </w:pPr>
       <w:r>
         <w:rPr>
@@ -8517,7 +7999,6 @@
     <w:p>
       <w:pPr>
         <w:bidi w:val="1"/>
-        <w:jc w:val="both"/>
       </w:pPr>
       <w:r>
         <w:rPr>
@@ -8529,7 +8010,6 @@
     <w:p>
       <w:pPr>
         <w:bidi w:val="1"/>
-        <w:jc w:val="both"/>
       </w:pPr>
       <w:r>
         <w:rPr>
@@ -8554,7 +8034,6 @@
     <w:p>
       <w:pPr>
         <w:bidi w:val="1"/>
-        <w:jc w:val="both"/>
       </w:pPr>
       <w:r>
         <w:rPr>
@@ -8579,7 +8058,6 @@
     <w:p>
       <w:pPr>
         <w:bidi w:val="1"/>
-        <w:jc w:val="both"/>
       </w:pPr>
       <w:r>
         <w:rPr>
@@ -8604,7 +8082,6 @@
     <w:p>
       <w:pPr>
         <w:bidi w:val="1"/>
-        <w:jc w:val="both"/>
       </w:pPr>
       <w:r>
         <w:rPr>
@@ -8616,7 +8093,6 @@
     <w:p>
       <w:pPr>
         <w:bidi w:val="1"/>
-        <w:jc w:val="both"/>
       </w:pPr>
       <w:r>
         <w:rPr>
@@ -8636,7 +8112,6 @@
     <w:p>
       <w:pPr>
         <w:bidi w:val="1"/>
-        <w:jc w:val="both"/>
       </w:pPr>
       <w:r>
         <w:rPr>
@@ -8669,7 +8144,6 @@
     <w:p>
       <w:pPr>
         <w:bidi w:val="1"/>
-        <w:jc w:val="both"/>
       </w:pPr>
       <w:r>
         <w:rPr>
@@ -8681,7 +8155,6 @@
     <w:p>
       <w:pPr>
         <w:bidi w:val="1"/>
-        <w:jc w:val="both"/>
       </w:pPr>
       <w:r>
         <w:rPr>
@@ -8706,7 +8179,6 @@
     <w:p>
       <w:pPr>
         <w:bidi w:val="1"/>
-        <w:jc w:val="both"/>
       </w:pPr>
       <w:r>
         <w:rPr>
@@ -8718,7 +8190,6 @@
     <w:p>
       <w:pPr>
         <w:bidi w:val="1"/>
-        <w:jc w:val="both"/>
       </w:pPr>
       <w:r>
         <w:rPr>
@@ -8730,7 +8201,6 @@
     <w:p>
       <w:pPr>
         <w:bidi w:val="1"/>
-        <w:jc w:val="both"/>
       </w:pPr>
       <w:r>
         <w:rPr>
@@ -8742,7 +8212,6 @@
     <w:p>
       <w:pPr>
         <w:bidi w:val="1"/>
-        <w:jc w:val="both"/>
       </w:pPr>
       <w:r>
         <w:rPr>
@@ -8767,7 +8236,6 @@
     <w:p>
       <w:pPr>
         <w:bidi w:val="1"/>
-        <w:jc w:val="both"/>
       </w:pPr>
       <w:r>
         <w:rPr>
@@ -8779,7 +8247,6 @@
     <w:p>
       <w:pPr>
         <w:bidi w:val="1"/>
-        <w:jc w:val="both"/>
       </w:pPr>
       <w:r>
         <w:rPr>
@@ -8804,7 +8271,6 @@
     <w:p>
       <w:pPr>
         <w:bidi w:val="1"/>
-        <w:jc w:val="both"/>
       </w:pPr>
       <w:r>
         <w:rPr>
@@ -8816,7 +8282,6 @@
     <w:p>
       <w:pPr>
         <w:bidi w:val="1"/>
-        <w:jc w:val="both"/>
       </w:pPr>
       <w:r>
         <w:rPr>
@@ -8841,7 +8306,6 @@
     <w:p>
       <w:pPr>
         <w:bidi w:val="1"/>
-        <w:jc w:val="both"/>
       </w:pPr>
       <w:r>
         <w:rPr>
@@ -8853,7 +8317,6 @@
     <w:p>
       <w:pPr>
         <w:bidi w:val="1"/>
-        <w:jc w:val="both"/>
       </w:pPr>
       <w:r>
         <w:rPr>
@@ -8865,7 +8328,6 @@
     <w:p>
       <w:pPr>
         <w:bidi w:val="1"/>
-        <w:jc w:val="both"/>
       </w:pPr>
       <w:r>
         <w:rPr>
@@ -8879,7 +8341,6 @@
     <w:p>
       <w:pPr>
         <w:bidi w:val="1"/>
-        <w:jc w:val="both"/>
       </w:pPr>
       <w:r>
         <w:rPr>
@@ -8893,7 +8354,6 @@
     <w:p>
       <w:pPr>
         <w:bidi w:val="1"/>
-        <w:jc w:val="both"/>
       </w:pPr>
       <w:r>
         <w:rPr>
@@ -8907,7 +8367,6 @@
     <w:p>
       <w:pPr>
         <w:bidi w:val="1"/>
-        <w:jc w:val="both"/>
       </w:pPr>
       <w:r>
         <w:rPr>
@@ -8921,7 +8380,6 @@
     <w:p>
       <w:pPr>
         <w:bidi w:val="1"/>
-        <w:jc w:val="both"/>
       </w:pPr>
       <w:r>
         <w:rPr>
@@ -8935,7 +8393,6 @@
     <w:p>
       <w:pPr>
         <w:bidi w:val="1"/>
-        <w:jc w:val="both"/>
       </w:pPr>
       <w:r>
         <w:rPr>
@@ -8949,7 +8406,6 @@
     <w:p>
       <w:pPr>
         <w:bidi w:val="1"/>
-        <w:jc w:val="both"/>
       </w:pPr>
       <w:r>
         <w:rPr>
@@ -8963,7 +8419,6 @@
     <w:p>
       <w:pPr>
         <w:bidi w:val="1"/>
-        <w:jc w:val="both"/>
       </w:pPr>
       <w:r>
         <w:rPr>
@@ -8977,7 +8432,6 @@
     <w:p>
       <w:pPr>
         <w:bidi w:val="1"/>
-        <w:jc w:val="both"/>
       </w:pPr>
       <w:r>
         <w:rPr>
@@ -8991,7 +8445,6 @@
     <w:p>
       <w:pPr>
         <w:bidi w:val="1"/>
-        <w:jc w:val="both"/>
       </w:pPr>
       <w:r>
         <w:rPr>
@@ -9005,7 +8458,6 @@
     <w:p>
       <w:pPr>
         <w:bidi w:val="1"/>
-        <w:jc w:val="both"/>
       </w:pPr>
       <w:r>
         <w:rPr>
@@ -9019,7 +8471,6 @@
     <w:p>
       <w:pPr>
         <w:bidi w:val="1"/>
-        <w:jc w:val="both"/>
       </w:pPr>
       <w:r>
         <w:rPr>
@@ -9033,7 +8484,6 @@
     <w:p>
       <w:pPr>
         <w:bidi w:val="1"/>
-        <w:jc w:val="both"/>
       </w:pPr>
       <w:r>
         <w:rPr>
@@ -9047,7 +8497,6 @@
     <w:p>
       <w:pPr>
         <w:bidi w:val="1"/>
-        <w:jc w:val="both"/>
       </w:pPr>
       <w:r>
         <w:rPr>
@@ -9061,7 +8510,6 @@
     <w:p>
       <w:pPr>
         <w:bidi w:val="1"/>
-        <w:jc w:val="both"/>
       </w:pPr>
       <w:r>
         <w:rPr>
@@ -9075,7 +8523,6 @@
     <w:p>
       <w:pPr>
         <w:bidi w:val="1"/>
-        <w:jc w:val="both"/>
       </w:pPr>
       <w:r>
         <w:rPr>
@@ -9089,7 +8536,6 @@
     <w:p>
       <w:pPr>
         <w:bidi w:val="1"/>
-        <w:jc w:val="both"/>
       </w:pPr>
       <w:r>
         <w:rPr>
@@ -9103,7 +8549,6 @@
     <w:p>
       <w:pPr>
         <w:bidi w:val="1"/>
-        <w:jc w:val="both"/>
       </w:pPr>
       <w:r>
         <w:rPr>
@@ -9117,7 +8562,6 @@
     <w:p>
       <w:pPr>
         <w:bidi w:val="1"/>
-        <w:jc w:val="both"/>
       </w:pPr>
       <w:r>
         <w:rPr>
@@ -9131,7 +8575,6 @@
     <w:p>
       <w:pPr>
         <w:bidi w:val="1"/>
-        <w:jc w:val="both"/>
       </w:pPr>
       <w:r>
         <w:rPr>
@@ -9145,7 +8588,6 @@
     <w:p>
       <w:pPr>
         <w:bidi w:val="1"/>
-        <w:jc w:val="both"/>
       </w:pPr>
       <w:r>
         <w:rPr>
@@ -9159,7 +8601,6 @@
     <w:p>
       <w:pPr>
         <w:bidi w:val="1"/>
-        <w:jc w:val="both"/>
       </w:pPr>
       <w:r>
         <w:rPr>
@@ -9173,7 +8614,6 @@
     <w:p>
       <w:pPr>
         <w:bidi w:val="1"/>
-        <w:jc w:val="both"/>
       </w:pPr>
       <w:r>
         <w:rPr>
@@ -9187,7 +8627,6 @@
     <w:p>
       <w:pPr>
         <w:bidi w:val="1"/>
-        <w:jc w:val="both"/>
       </w:pPr>
       <w:r>
         <w:rPr>
@@ -9201,7 +8640,6 @@
     <w:p>
       <w:pPr>
         <w:bidi w:val="1"/>
-        <w:jc w:val="both"/>
       </w:pPr>
       <w:r>
         <w:rPr>
@@ -9215,7 +8653,6 @@
     <w:p>
       <w:pPr>
         <w:bidi w:val="1"/>
-        <w:jc w:val="both"/>
       </w:pPr>
       <w:r>
         <w:rPr>
@@ -9229,7 +8666,6 @@
     <w:p>
       <w:pPr>
         <w:bidi w:val="1"/>
-        <w:jc w:val="both"/>
       </w:pPr>
       <w:r>
         <w:rPr>
@@ -9243,7 +8679,6 @@
     <w:p>
       <w:pPr>
         <w:bidi w:val="1"/>
-        <w:jc w:val="both"/>
       </w:pPr>
       <w:r>
         <w:rPr>
@@ -9257,7 +8692,6 @@
     <w:p>
       <w:pPr>
         <w:bidi w:val="1"/>
-        <w:jc w:val="both"/>
       </w:pPr>
       <w:r>
         <w:rPr>
@@ -9271,7 +8705,6 @@
     <w:p>
       <w:pPr>
         <w:bidi w:val="1"/>
-        <w:jc w:val="both"/>
       </w:pPr>
       <w:r>
         <w:rPr>
@@ -9285,7 +8718,6 @@
     <w:p>
       <w:pPr>
         <w:bidi w:val="1"/>
-        <w:jc w:val="both"/>
       </w:pPr>
       <w:r>
         <w:rPr>
@@ -9328,7 +8760,6 @@
     <w:p>
       <w:pPr>
         <w:bidi w:val="1"/>
-        <w:jc w:val="both"/>
       </w:pPr>
       <w:r>
         <w:rPr>
@@ -9340,7 +8771,6 @@
     <w:p>
       <w:pPr>
         <w:bidi w:val="1"/>
-        <w:jc w:val="both"/>
       </w:pPr>
       <w:r>
         <w:rPr>
@@ -9365,7 +8795,6 @@
     <w:p>
       <w:pPr>
         <w:bidi w:val="1"/>
-        <w:jc w:val="both"/>
       </w:pPr>
       <w:r>
         <w:rPr>
@@ -9377,7 +8806,6 @@
     <w:p>
       <w:pPr>
         <w:bidi w:val="1"/>
-        <w:jc w:val="both"/>
       </w:pPr>
       <w:r>
         <w:rPr>
@@ -9415,7 +8843,6 @@
     <w:p>
       <w:pPr>
         <w:bidi w:val="1"/>
-        <w:jc w:val="both"/>
       </w:pPr>
       <w:r>
         <w:rPr>
@@ -9427,7 +8854,6 @@
     <w:p>
       <w:pPr>
         <w:bidi w:val="1"/>
-        <w:jc w:val="both"/>
       </w:pPr>
       <w:r>
         <w:rPr>
@@ -9439,7 +8865,6 @@
     <w:p>
       <w:pPr>
         <w:bidi w:val="1"/>
-        <w:jc w:val="both"/>
       </w:pPr>
       <w:r>
         <w:rPr>
@@ -9464,7 +8889,6 @@
     <w:p>
       <w:pPr>
         <w:bidi w:val="1"/>
-        <w:jc w:val="both"/>
       </w:pPr>
       <w:r>
         <w:rPr>
@@ -9476,7 +8900,6 @@
     <w:p>
       <w:pPr>
         <w:bidi w:val="1"/>
-        <w:jc w:val="both"/>
       </w:pPr>
       <w:r>
         <w:rPr>
@@ -9488,7 +8911,6 @@
     <w:p>
       <w:pPr>
         <w:bidi w:val="1"/>
-        <w:jc w:val="both"/>
       </w:pPr>
       <w:r>
         <w:rPr>
@@ -9513,7 +8935,6 @@
     <w:p>
       <w:pPr>
         <w:bidi w:val="1"/>
-        <w:jc w:val="both"/>
       </w:pPr>
       <w:r>
         <w:rPr>
@@ -9538,7 +8959,6 @@
     <w:p>
       <w:pPr>
         <w:bidi w:val="1"/>
-        <w:jc w:val="both"/>
       </w:pPr>
       <w:r>
         <w:rPr>
@@ -9563,7 +8983,6 @@
     <w:p>
       <w:pPr>
         <w:bidi w:val="1"/>
-        <w:jc w:val="both"/>
       </w:pPr>
       <w:r>
         <w:rPr>
@@ -9575,7 +8994,6 @@
     <w:p>
       <w:pPr>
         <w:bidi w:val="1"/>
-        <w:jc w:val="both"/>
       </w:pPr>
       <w:r>
         <w:rPr>
@@ -9587,7 +9005,6 @@
     <w:p>
       <w:pPr>
         <w:bidi w:val="1"/>
-        <w:jc w:val="both"/>
       </w:pPr>
       <w:r>
         <w:rPr>
@@ -9612,7 +9029,6 @@
     <w:p>
       <w:pPr>
         <w:bidi w:val="1"/>
-        <w:jc w:val="both"/>
       </w:pPr>
       <w:r>
         <w:rPr>
@@ -9624,7 +9040,6 @@
     <w:p>
       <w:pPr>
         <w:bidi w:val="1"/>
-        <w:jc w:val="both"/>
       </w:pPr>
       <w:r>
         <w:rPr>
@@ -9649,7 +9064,6 @@
     <w:p>
       <w:pPr>
         <w:bidi w:val="1"/>
-        <w:jc w:val="both"/>
       </w:pPr>
       <w:r>
         <w:rPr>
@@ -9661,7 +9075,6 @@
     <w:p>
       <w:pPr>
         <w:bidi w:val="1"/>
-        <w:jc w:val="both"/>
       </w:pPr>
       <w:r>
         <w:rPr>
@@ -9673,7 +9086,6 @@
     <w:p>
       <w:pPr>
         <w:bidi w:val="1"/>
-        <w:jc w:val="both"/>
       </w:pPr>
       <w:r>
         <w:rPr>
@@ -9685,7 +9097,6 @@
     <w:p>
       <w:pPr>
         <w:bidi w:val="1"/>
-        <w:jc w:val="both"/>
       </w:pPr>
       <w:r>
         <w:rPr>
@@ -9697,7 +9108,6 @@
     <w:p>
       <w:pPr>
         <w:bidi w:val="1"/>
-        <w:jc w:val="both"/>
       </w:pPr>
       <w:r>
         <w:rPr>
@@ -9722,7 +9132,6 @@
     <w:p>
       <w:pPr>
         <w:bidi w:val="1"/>
-        <w:jc w:val="both"/>
       </w:pPr>
       <w:r>
         <w:rPr>
@@ -9734,7 +9143,6 @@
     <w:p>
       <w:pPr>
         <w:bidi w:val="1"/>
-        <w:jc w:val="both"/>
       </w:pPr>
       <w:r>
         <w:rPr>
@@ -9746,7 +9154,6 @@
     <w:p>
       <w:pPr>
         <w:bidi w:val="1"/>
-        <w:jc w:val="both"/>
       </w:pPr>
       <w:r>
         <w:rPr>
@@ -9771,7 +9178,6 @@
     <w:p>
       <w:pPr>
         <w:bidi w:val="1"/>
-        <w:jc w:val="both"/>
       </w:pPr>
       <w:r>
         <w:rPr>
@@ -9783,7 +9189,6 @@
     <w:p>
       <w:pPr>
         <w:bidi w:val="1"/>
-        <w:jc w:val="both"/>
       </w:pPr>
       <w:r>
         <w:rPr>
@@ -9808,7 +9213,6 @@
     <w:p>
       <w:pPr>
         <w:bidi w:val="1"/>
-        <w:jc w:val="both"/>
       </w:pPr>
       <w:r>
         <w:rPr>
@@ -9833,7 +9237,6 @@
     <w:p>
       <w:pPr>
         <w:bidi w:val="1"/>
-        <w:jc w:val="both"/>
       </w:pPr>
       <w:r>
         <w:rPr>
@@ -9845,7 +9248,6 @@
     <w:p>
       <w:pPr>
         <w:bidi w:val="1"/>
-        <w:jc w:val="both"/>
       </w:pPr>
       <w:r>
         <w:rPr>
@@ -9857,7 +9259,6 @@
     <w:p>
       <w:pPr>
         <w:bidi w:val="1"/>
-        <w:jc w:val="both"/>
       </w:pPr>
       <w:r>
         <w:rPr>
@@ -9871,7 +9272,6 @@
     <w:p>
       <w:pPr>
         <w:bidi w:val="1"/>
-        <w:jc w:val="both"/>
       </w:pPr>
       <w:r>
         <w:rPr>
@@ -9885,7 +9285,6 @@
     <w:p>
       <w:pPr>
         <w:bidi w:val="1"/>
-        <w:jc w:val="both"/>
       </w:pPr>
       <w:r>
         <w:rPr>
@@ -9899,7 +9298,6 @@
     <w:p>
       <w:pPr>
         <w:bidi w:val="1"/>
-        <w:jc w:val="both"/>
       </w:pPr>
       <w:r>
         <w:rPr>
@@ -9913,7 +9311,6 @@
     <w:p>
       <w:pPr>
         <w:bidi w:val="1"/>
-        <w:jc w:val="both"/>
       </w:pPr>
       <w:r>
         <w:rPr>
@@ -9927,7 +9324,6 @@
     <w:p>
       <w:pPr>
         <w:bidi w:val="1"/>
-        <w:jc w:val="both"/>
       </w:pPr>
       <w:r>
         <w:rPr>
@@ -9941,7 +9337,6 @@
     <w:p>
       <w:pPr>
         <w:bidi w:val="1"/>
-        <w:jc w:val="both"/>
       </w:pPr>
       <w:r>
         <w:rPr>
@@ -9955,7 +9350,6 @@
     <w:p>
       <w:pPr>
         <w:bidi w:val="1"/>
-        <w:jc w:val="both"/>
       </w:pPr>
       <w:r>
         <w:rPr>
@@ -9969,7 +9363,6 @@
     <w:p>
       <w:pPr>
         <w:bidi w:val="1"/>
-        <w:jc w:val="both"/>
       </w:pPr>
       <w:r>
         <w:rPr>
@@ -9983,7 +9376,6 @@
     <w:p>
       <w:pPr>
         <w:bidi w:val="1"/>
-        <w:jc w:val="both"/>
       </w:pPr>
       <w:r>
         <w:rPr>
@@ -9997,7 +9389,6 @@
     <w:p>
       <w:pPr>
         <w:bidi w:val="1"/>
-        <w:jc w:val="both"/>
       </w:pPr>
       <w:r>
         <w:rPr>
@@ -10011,7 +9402,6 @@
     <w:p>
       <w:pPr>
         <w:bidi w:val="1"/>
-        <w:jc w:val="both"/>
       </w:pPr>
       <w:r>
         <w:rPr>
@@ -10025,7 +9415,6 @@
     <w:p>
       <w:pPr>
         <w:bidi w:val="1"/>
-        <w:jc w:val="both"/>
       </w:pPr>
       <w:r>
         <w:rPr>
@@ -10039,7 +9428,6 @@
     <w:p>
       <w:pPr>
         <w:bidi w:val="1"/>
-        <w:jc w:val="both"/>
       </w:pPr>
       <w:r>
         <w:rPr>
@@ -10053,7 +9441,6 @@
     <w:p>
       <w:pPr>
         <w:bidi w:val="1"/>
-        <w:jc w:val="both"/>
       </w:pPr>
       <w:r>
         <w:rPr>
@@ -10067,7 +9454,6 @@
     <w:p>
       <w:pPr>
         <w:bidi w:val="1"/>
-        <w:jc w:val="both"/>
       </w:pPr>
       <w:r>
         <w:rPr>
@@ -10081,7 +9467,6 @@
     <w:p>
       <w:pPr>
         <w:bidi w:val="1"/>
-        <w:jc w:val="both"/>
       </w:pPr>
       <w:r>
         <w:rPr>
@@ -10095,7 +9480,6 @@
     <w:p>
       <w:pPr>
         <w:bidi w:val="1"/>
-        <w:jc w:val="both"/>
       </w:pPr>
       <w:r>
         <w:rPr>
@@ -10109,7 +9493,6 @@
     <w:p>
       <w:pPr>
         <w:bidi w:val="1"/>
-        <w:jc w:val="both"/>
       </w:pPr>
       <w:r>
         <w:rPr>
@@ -10123,7 +9506,6 @@
     <w:p>
       <w:pPr>
         <w:bidi w:val="1"/>
-        <w:jc w:val="both"/>
       </w:pPr>
       <w:r>
         <w:rPr>
@@ -10137,7 +9519,6 @@
     <w:p>
       <w:pPr>
         <w:bidi w:val="1"/>
-        <w:jc w:val="both"/>
       </w:pPr>
       <w:r>
         <w:rPr>
@@ -10151,7 +9532,6 @@
     <w:p>
       <w:pPr>
         <w:bidi w:val="1"/>
-        <w:jc w:val="both"/>
       </w:pPr>
       <w:r>
         <w:rPr>
@@ -10165,7 +9545,6 @@
     <w:p>
       <w:pPr>
         <w:bidi w:val="1"/>
-        <w:jc w:val="both"/>
       </w:pPr>
       <w:r>
         <w:rPr>
@@ -10179,7 +9558,6 @@
     <w:p>
       <w:pPr>
         <w:bidi w:val="1"/>
-        <w:jc w:val="both"/>
       </w:pPr>
       <w:r>
         <w:rPr>
@@ -10193,7 +9571,6 @@
     <w:p>
       <w:pPr>
         <w:bidi w:val="1"/>
-        <w:jc w:val="both"/>
       </w:pPr>
       <w:r>
         <w:rPr>
@@ -10207,7 +9584,6 @@
     <w:p>
       <w:pPr>
         <w:bidi w:val="1"/>
-        <w:jc w:val="both"/>
       </w:pPr>
       <w:r>
         <w:rPr>
@@ -10221,7 +9597,6 @@
     <w:p>
       <w:pPr>
         <w:bidi w:val="1"/>
-        <w:jc w:val="both"/>
       </w:pPr>
       <w:r>
         <w:rPr>
@@ -10264,7 +9639,6 @@
     <w:p>
       <w:pPr>
         <w:bidi w:val="1"/>
-        <w:jc w:val="both"/>
       </w:pPr>
       <w:r>
         <w:rPr>
@@ -10276,7 +9650,6 @@
     <w:p>
       <w:pPr>
         <w:bidi w:val="1"/>
-        <w:jc w:val="both"/>
       </w:pPr>
       <w:r>
         <w:rPr>
@@ -10301,7 +9674,6 @@
     <w:p>
       <w:pPr>
         <w:bidi w:val="1"/>
-        <w:jc w:val="both"/>
       </w:pPr>
       <w:r>
         <w:rPr>
@@ -10313,7 +9685,6 @@
     <w:p>
       <w:pPr>
         <w:bidi w:val="1"/>
-        <w:jc w:val="both"/>
       </w:pPr>
       <w:r>
         <w:rPr>
@@ -10325,7 +9696,6 @@
     <w:p>
       <w:pPr>
         <w:bidi w:val="1"/>
-        <w:jc w:val="both"/>
       </w:pPr>
       <w:r>
         <w:rPr>
@@ -10363,7 +9733,6 @@
     <w:p>
       <w:pPr>
         <w:bidi w:val="1"/>
-        <w:jc w:val="both"/>
       </w:pPr>
       <w:r>
         <w:rPr>
@@ -10388,7 +9757,6 @@
     <w:p>
       <w:pPr>
         <w:bidi w:val="1"/>
-        <w:jc w:val="both"/>
       </w:pPr>
       <w:r>
         <w:rPr>
@@ -10413,7 +9781,6 @@
     <w:p>
       <w:pPr>
         <w:bidi w:val="1"/>
-        <w:jc w:val="both"/>
       </w:pPr>
       <w:r>
         <w:rPr>
@@ -10425,7 +9792,6 @@
     <w:p>
       <w:pPr>
         <w:bidi w:val="1"/>
-        <w:jc w:val="both"/>
       </w:pPr>
       <w:r>
         <w:rPr>
@@ -10450,7 +9816,6 @@
     <w:p>
       <w:pPr>
         <w:bidi w:val="1"/>
-        <w:jc w:val="both"/>
       </w:pPr>
       <w:r>
         <w:rPr>
@@ -10462,7 +9827,6 @@
     <w:p>
       <w:pPr>
         <w:bidi w:val="1"/>
-        <w:jc w:val="both"/>
       </w:pPr>
       <w:r>
         <w:rPr>
@@ -10487,7 +9851,6 @@
     <w:p>
       <w:pPr>
         <w:bidi w:val="1"/>
-        <w:jc w:val="both"/>
       </w:pPr>
       <w:r>
         <w:rPr>
@@ -10512,7 +9875,6 @@
     <w:p>
       <w:pPr>
         <w:bidi w:val="1"/>
-        <w:jc w:val="both"/>
       </w:pPr>
       <w:r>
         <w:rPr>
@@ -10524,7 +9886,6 @@
     <w:p>
       <w:pPr>
         <w:bidi w:val="1"/>
-        <w:jc w:val="both"/>
       </w:pPr>
       <w:r>
         <w:rPr>
@@ -10549,7 +9910,6 @@
     <w:p>
       <w:pPr>
         <w:bidi w:val="1"/>
-        <w:jc w:val="both"/>
       </w:pPr>
       <w:r>
         <w:rPr>
@@ -10574,7 +9934,6 @@
     <w:p>
       <w:pPr>
         <w:bidi w:val="1"/>
-        <w:jc w:val="both"/>
       </w:pPr>
       <w:r>
         <w:rPr>
@@ -10586,7 +9945,6 @@
     <w:p>
       <w:pPr>
         <w:bidi w:val="1"/>
-        <w:jc w:val="both"/>
       </w:pPr>
       <w:r>
         <w:rPr>
@@ -10598,7 +9956,6 @@
     <w:p>
       <w:pPr>
         <w:bidi w:val="1"/>
-        <w:jc w:val="both"/>
       </w:pPr>
       <w:r>
         <w:rPr>
@@ -10623,7 +9980,6 @@
     <w:p>
       <w:pPr>
         <w:bidi w:val="1"/>
-        <w:jc w:val="both"/>
       </w:pPr>
       <w:r>
         <w:rPr>
@@ -10635,7 +9991,6 @@
     <w:p>
       <w:pPr>
         <w:bidi w:val="1"/>
-        <w:jc w:val="both"/>
       </w:pPr>
       <w:r>
         <w:rPr>
@@ -10655,7 +10010,6 @@
     <w:p>
       <w:pPr>
         <w:bidi w:val="1"/>
-        <w:jc w:val="both"/>
       </w:pPr>
       <w:r>
         <w:rPr>
@@ -10675,7 +10029,6 @@
     <w:p>
       <w:pPr>
         <w:bidi w:val="1"/>
-        <w:jc w:val="both"/>
       </w:pPr>
       <w:r>
         <w:rPr>
@@ -10695,7 +10048,6 @@
     <w:p>
       <w:pPr>
         <w:bidi w:val="1"/>
-        <w:jc w:val="both"/>
       </w:pPr>
       <w:r>
         <w:rPr>
@@ -10715,7 +10067,6 @@
     <w:p>
       <w:pPr>
         <w:bidi w:val="1"/>
-        <w:jc w:val="both"/>
       </w:pPr>
       <w:r>
         <w:rPr>
@@ -10748,7 +10099,6 @@
     <w:p>
       <w:pPr>
         <w:bidi w:val="1"/>
-        <w:jc w:val="both"/>
       </w:pPr>
       <w:r>
         <w:rPr>
@@ -10760,7 +10110,6 @@
     <w:p>
       <w:pPr>
         <w:bidi w:val="1"/>
-        <w:jc w:val="both"/>
       </w:pPr>
       <w:r>
         <w:rPr>
@@ -10780,7 +10129,6 @@
     <w:p>
       <w:pPr>
         <w:bidi w:val="1"/>
-        <w:jc w:val="both"/>
       </w:pPr>
       <w:r>
         <w:rPr>
@@ -10800,7 +10148,6 @@
     <w:p>
       <w:pPr>
         <w:bidi w:val="1"/>
-        <w:jc w:val="both"/>
       </w:pPr>
       <w:r>
         <w:rPr>
@@ -10833,7 +10180,6 @@
     <w:p>
       <w:pPr>
         <w:bidi w:val="1"/>
-        <w:jc w:val="both"/>
       </w:pPr>
       <w:r>
         <w:rPr>
@@ -10845,7 +10191,6 @@
     <w:p>
       <w:pPr>
         <w:bidi w:val="1"/>
-        <w:jc w:val="both"/>
       </w:pPr>
       <w:r>
         <w:rPr>
@@ -10865,7 +10210,6 @@
     <w:p>
       <w:pPr>
         <w:bidi w:val="1"/>
-        <w:jc w:val="both"/>
       </w:pPr>
       <w:r>
         <w:rPr>
@@ -10885,7 +10229,6 @@
     <w:p>
       <w:pPr>
         <w:bidi w:val="1"/>
-        <w:jc w:val="both"/>
       </w:pPr>
       <w:r>
         <w:rPr>
@@ -10918,7 +10261,6 @@
     <w:p>
       <w:pPr>
         <w:bidi w:val="1"/>
-        <w:jc w:val="both"/>
       </w:pPr>
       <w:r>
         <w:rPr>
@@ -10930,7 +10272,6 @@
     <w:p>
       <w:pPr>
         <w:bidi w:val="1"/>
-        <w:jc w:val="both"/>
       </w:pPr>
       <w:r>
         <w:rPr>
@@ -10942,7 +10283,6 @@
     <w:p>
       <w:pPr>
         <w:bidi w:val="1"/>
-        <w:jc w:val="both"/>
       </w:pPr>
       <w:r>
         <w:rPr>
@@ -10956,7 +10296,6 @@
     <w:p>
       <w:pPr>
         <w:bidi w:val="1"/>
-        <w:jc w:val="both"/>
       </w:pPr>
       <w:r>
         <w:rPr>
@@ -10970,7 +10309,6 @@
     <w:p>
       <w:pPr>
         <w:bidi w:val="1"/>
-        <w:jc w:val="both"/>
       </w:pPr>
       <w:r>
         <w:rPr>
@@ -10984,7 +10322,6 @@
     <w:p>
       <w:pPr>
         <w:bidi w:val="1"/>
-        <w:jc w:val="both"/>
       </w:pPr>
       <w:r>
         <w:rPr>
@@ -10998,7 +10335,6 @@
     <w:p>
       <w:pPr>
         <w:bidi w:val="1"/>
-        <w:jc w:val="both"/>
       </w:pPr>
       <w:r>
         <w:rPr>
@@ -11012,7 +10348,6 @@
     <w:p>
       <w:pPr>
         <w:bidi w:val="1"/>
-        <w:jc w:val="both"/>
       </w:pPr>
       <w:r>
         <w:rPr>
@@ -11026,7 +10361,6 @@
     <w:p>
       <w:pPr>
         <w:bidi w:val="1"/>
-        <w:jc w:val="both"/>
       </w:pPr>
       <w:r>
         <w:rPr>
@@ -11040,7 +10374,6 @@
     <w:p>
       <w:pPr>
         <w:bidi w:val="1"/>
-        <w:jc w:val="both"/>
       </w:pPr>
       <w:r>
         <w:rPr>
@@ -11054,7 +10387,6 @@
     <w:p>
       <w:pPr>
         <w:bidi w:val="1"/>
-        <w:jc w:val="both"/>
       </w:pPr>
       <w:r>
         <w:rPr>
@@ -11068,7 +10400,6 @@
     <w:p>
       <w:pPr>
         <w:bidi w:val="1"/>
-        <w:jc w:val="both"/>
       </w:pPr>
       <w:r>
         <w:rPr>
@@ -11082,7 +10413,6 @@
     <w:p>
       <w:pPr>
         <w:bidi w:val="1"/>
-        <w:jc w:val="both"/>
       </w:pPr>
       <w:r>
         <w:rPr>
@@ -11096,7 +10426,6 @@
     <w:p>
       <w:pPr>
         <w:bidi w:val="1"/>
-        <w:jc w:val="both"/>
       </w:pPr>
       <w:r>
         <w:rPr>
@@ -11110,7 +10439,6 @@
     <w:p>
       <w:pPr>
         <w:bidi w:val="1"/>
-        <w:jc w:val="both"/>
       </w:pPr>
       <w:r>
         <w:rPr>
@@ -11124,7 +10452,6 @@
     <w:p>
       <w:pPr>
         <w:bidi w:val="1"/>
-        <w:jc w:val="both"/>
       </w:pPr>
       <w:r>
         <w:rPr>
@@ -11138,7 +10465,6 @@
     <w:p>
       <w:pPr>
         <w:bidi w:val="1"/>
-        <w:jc w:val="both"/>
       </w:pPr>
       <w:r>
         <w:rPr>
@@ -11152,7 +10478,6 @@
     <w:p>
       <w:pPr>
         <w:bidi w:val="1"/>
-        <w:jc w:val="both"/>
       </w:pPr>
       <w:r>
         <w:rPr>
@@ -11166,7 +10491,6 @@
     <w:p>
       <w:pPr>
         <w:bidi w:val="1"/>
-        <w:jc w:val="both"/>
       </w:pPr>
       <w:r>
         <w:rPr>
@@ -11209,7 +10533,6 @@
     <w:p>
       <w:pPr>
         <w:bidi w:val="1"/>
-        <w:jc w:val="both"/>
       </w:pPr>
       <w:r>
         <w:rPr>
@@ -11235,7 +10558,6 @@
       <w:pPr>
         <w:pStyle w:val="ListBullet"/>
         <w:bidi w:val="1"/>
-        <w:jc w:val="both"/>
       </w:pPr>
       <w:r>
         <w:rPr>
@@ -11248,7 +10570,6 @@
       <w:pPr>
         <w:pStyle w:val="ListBullet"/>
         <w:bidi w:val="1"/>
-        <w:jc w:val="both"/>
       </w:pPr>
       <w:r>
         <w:rPr>
@@ -11261,7 +10582,6 @@
       <w:pPr>
         <w:pStyle w:val="ListBullet"/>
         <w:bidi w:val="1"/>
-        <w:jc w:val="both"/>
       </w:pPr>
       <w:r>
         <w:rPr>
@@ -11274,7 +10594,6 @@
       <w:pPr>
         <w:pStyle w:val="ListBullet"/>
         <w:bidi w:val="1"/>
-        <w:jc w:val="both"/>
       </w:pPr>
       <w:r>
         <w:rPr>
@@ -11287,7 +10606,6 @@
       <w:pPr>
         <w:pStyle w:val="ListBullet"/>
         <w:bidi w:val="1"/>
-        <w:jc w:val="both"/>
       </w:pPr>
       <w:r>
         <w:rPr>
@@ -11300,7 +10618,6 @@
       <w:pPr>
         <w:pStyle w:val="ListBullet"/>
         <w:bidi w:val="1"/>
-        <w:jc w:val="both"/>
       </w:pPr>
       <w:r>
         <w:rPr>
@@ -11313,7 +10630,6 @@
       <w:pPr>
         <w:pStyle w:val="ListBullet"/>
         <w:bidi w:val="1"/>
-        <w:jc w:val="both"/>
       </w:pPr>
       <w:r>
         <w:rPr>
@@ -11326,7 +10642,6 @@
       <w:pPr>
         <w:pStyle w:val="ListBullet"/>
         <w:bidi w:val="1"/>
-        <w:jc w:val="both"/>
       </w:pPr>
       <w:r>
         <w:rPr>
@@ -11352,7 +10667,6 @@
       <w:pPr>
         <w:pStyle w:val="ListBullet"/>
         <w:bidi w:val="1"/>
-        <w:jc w:val="both"/>
       </w:pPr>
       <w:r>
         <w:rPr>
@@ -11365,7 +10679,6 @@
       <w:pPr>
         <w:pStyle w:val="ListBullet"/>
         <w:bidi w:val="1"/>
-        <w:jc w:val="both"/>
       </w:pPr>
       <w:r>
         <w:rPr>
@@ -11378,7 +10691,6 @@
       <w:pPr>
         <w:pStyle w:val="ListBullet"/>
         <w:bidi w:val="1"/>
-        <w:jc w:val="both"/>
       </w:pPr>
       <w:r>
         <w:rPr>
@@ -11391,7 +10703,6 @@
       <w:pPr>
         <w:pStyle w:val="ListBullet"/>
         <w:bidi w:val="1"/>
-        <w:jc w:val="both"/>
       </w:pPr>
       <w:r>
         <w:rPr>
@@ -11404,7 +10715,6 @@
       <w:pPr>
         <w:pStyle w:val="ListBullet"/>
         <w:bidi w:val="1"/>
-        <w:jc w:val="both"/>
       </w:pPr>
       <w:r>
         <w:rPr>
@@ -11430,7 +10740,6 @@
       <w:pPr>
         <w:pStyle w:val="ListBullet"/>
         <w:bidi w:val="1"/>
-        <w:jc w:val="both"/>
       </w:pPr>
       <w:r>
         <w:rPr>
@@ -11443,7 +10752,6 @@
       <w:pPr>
         <w:pStyle w:val="ListBullet"/>
         <w:bidi w:val="1"/>
-        <w:jc w:val="both"/>
       </w:pPr>
       <w:r>
         <w:rPr>
@@ -11456,7 +10764,6 @@
       <w:pPr>
         <w:pStyle w:val="ListBullet"/>
         <w:bidi w:val="1"/>
-        <w:jc w:val="both"/>
       </w:pPr>
       <w:r>
         <w:rPr>
@@ -11469,7 +10776,6 @@
       <w:pPr>
         <w:pStyle w:val="ListBullet"/>
         <w:bidi w:val="1"/>
-        <w:jc w:val="both"/>
       </w:pPr>
       <w:r>
         <w:rPr>
@@ -11482,7 +10788,6 @@
       <w:pPr>
         <w:pStyle w:val="ListBullet"/>
         <w:bidi w:val="1"/>
-        <w:jc w:val="both"/>
       </w:pPr>
       <w:r>
         <w:rPr>
@@ -11495,7 +10800,6 @@
       <w:pPr>
         <w:pStyle w:val="ListBullet"/>
         <w:bidi w:val="1"/>
-        <w:jc w:val="both"/>
       </w:pPr>
       <w:r>
         <w:rPr>
@@ -11508,7 +10812,6 @@
       <w:pPr>
         <w:pStyle w:val="ListBullet"/>
         <w:bidi w:val="1"/>
-        <w:jc w:val="both"/>
       </w:pPr>
       <w:r>
         <w:rPr>
@@ -11534,7 +10837,6 @@
       <w:pPr>
         <w:pStyle w:val="ListBullet"/>
         <w:bidi w:val="1"/>
-        <w:jc w:val="both"/>
       </w:pPr>
       <w:r>
         <w:rPr>
@@ -11547,7 +10849,6 @@
       <w:pPr>
         <w:pStyle w:val="ListBullet"/>
         <w:bidi w:val="1"/>
-        <w:jc w:val="both"/>
       </w:pPr>
       <w:r>
         <w:rPr>
@@ -11560,7 +10861,6 @@
       <w:pPr>
         <w:pStyle w:val="ListBullet"/>
         <w:bidi w:val="1"/>
-        <w:jc w:val="both"/>
       </w:pPr>
       <w:r>
         <w:rPr>
@@ -11586,7 +10886,6 @@
       <w:pPr>
         <w:pStyle w:val="ListBullet"/>
         <w:bidi w:val="1"/>
-        <w:jc w:val="both"/>
       </w:pPr>
       <w:r>
         <w:rPr>
@@ -11612,7 +10911,6 @@
       <w:pPr>
         <w:pStyle w:val="ListBullet"/>
         <w:bidi w:val="1"/>
-        <w:jc w:val="both"/>
       </w:pPr>
       <w:r>
         <w:rPr>
@@ -11625,7 +10923,6 @@
       <w:pPr>
         <w:pStyle w:val="ListBullet"/>
         <w:bidi w:val="1"/>
-        <w:jc w:val="both"/>
       </w:pPr>
       <w:r>
         <w:rPr>
@@ -11638,7 +10935,6 @@
       <w:pPr>
         <w:pStyle w:val="ListBullet"/>
         <w:bidi w:val="1"/>
-        <w:jc w:val="both"/>
       </w:pPr>
       <w:r>
         <w:rPr>
@@ -11651,7 +10947,6 @@
       <w:pPr>
         <w:pStyle w:val="ListBullet"/>
         <w:bidi w:val="1"/>
-        <w:jc w:val="both"/>
       </w:pPr>
       <w:r>
         <w:rPr>
@@ -11664,7 +10959,6 @@
       <w:pPr>
         <w:pStyle w:val="ListBullet"/>
         <w:bidi w:val="1"/>
-        <w:jc w:val="both"/>
       </w:pPr>
       <w:r>
         <w:rPr>
@@ -11677,7 +10971,6 @@
       <w:pPr>
         <w:pStyle w:val="ListBullet"/>
         <w:bidi w:val="1"/>
-        <w:jc w:val="both"/>
       </w:pPr>
       <w:r>
         <w:rPr>
@@ -11690,7 +10983,6 @@
       <w:pPr>
         <w:pStyle w:val="ListBullet"/>
         <w:bidi w:val="1"/>
-        <w:jc w:val="both"/>
       </w:pPr>
       <w:r>
         <w:rPr>
@@ -11716,7 +11008,6 @@
       <w:pPr>
         <w:pStyle w:val="ListBullet"/>
         <w:bidi w:val="1"/>
-        <w:jc w:val="both"/>
       </w:pPr>
       <w:r>
         <w:rPr>
@@ -11729,7 +11020,6 @@
       <w:pPr>
         <w:pStyle w:val="ListBullet"/>
         <w:bidi w:val="1"/>
-        <w:jc w:val="both"/>
       </w:pPr>
       <w:r>
         <w:rPr>
@@ -11742,7 +11032,6 @@
       <w:pPr>
         <w:pStyle w:val="ListBullet"/>
         <w:bidi w:val="1"/>
-        <w:jc w:val="both"/>
       </w:pPr>
       <w:r>
         <w:rPr>
@@ -11768,7 +11057,6 @@
       <w:pPr>
         <w:pStyle w:val="ListBullet"/>
         <w:bidi w:val="1"/>
-        <w:jc w:val="both"/>
       </w:pPr>
       <w:r>
         <w:rPr>
@@ -11781,7 +11069,6 @@
       <w:pPr>
         <w:pStyle w:val="ListBullet"/>
         <w:bidi w:val="1"/>
-        <w:jc w:val="both"/>
       </w:pPr>
       <w:r>
         <w:rPr>
@@ -11794,7 +11081,6 @@
       <w:pPr>
         <w:pStyle w:val="ListBullet"/>
         <w:bidi w:val="1"/>
-        <w:jc w:val="both"/>
       </w:pPr>
       <w:r>
         <w:rPr>
@@ -11807,7 +11093,6 @@
       <w:pPr>
         <w:pStyle w:val="ListBullet"/>
         <w:bidi w:val="1"/>
-        <w:jc w:val="both"/>
       </w:pPr>
       <w:r>
         <w:rPr>
@@ -11820,7 +11105,6 @@
       <w:pPr>
         <w:pStyle w:val="ListBullet"/>
         <w:bidi w:val="1"/>
-        <w:jc w:val="both"/>
       </w:pPr>
       <w:r>
         <w:rPr>
@@ -11833,7 +11117,6 @@
       <w:pPr>
         <w:pStyle w:val="ListBullet"/>
         <w:bidi w:val="1"/>
-        <w:jc w:val="both"/>
       </w:pPr>
       <w:r>
         <w:rPr>
@@ -11846,7 +11129,6 @@
       <w:pPr>
         <w:pStyle w:val="ListBullet"/>
         <w:bidi w:val="1"/>
-        <w:jc w:val="both"/>
       </w:pPr>
       <w:r>
         <w:rPr>
@@ -11872,7 +11154,6 @@
       <w:pPr>
         <w:pStyle w:val="ListBullet"/>
         <w:bidi w:val="1"/>
-        <w:jc w:val="both"/>
       </w:pPr>
       <w:r>
         <w:rPr>
@@ -11885,7 +11166,6 @@
       <w:pPr>
         <w:pStyle w:val="ListBullet"/>
         <w:bidi w:val="1"/>
-        <w:jc w:val="both"/>
       </w:pPr>
       <w:r>
         <w:rPr>
@@ -11898,7 +11178,6 @@
       <w:pPr>
         <w:pStyle w:val="ListBullet"/>
         <w:bidi w:val="1"/>
-        <w:jc w:val="both"/>
       </w:pPr>
       <w:r>
         <w:rPr>
@@ -11924,7 +11203,6 @@
       <w:pPr>
         <w:pStyle w:val="ListBullet"/>
         <w:bidi w:val="1"/>
-        <w:jc w:val="both"/>
       </w:pPr>
       <w:r>
         <w:rPr>
@@ -11937,7 +11215,6 @@
       <w:pPr>
         <w:pStyle w:val="ListBullet"/>
         <w:bidi w:val="1"/>
-        <w:jc w:val="both"/>
       </w:pPr>
       <w:r>
         <w:rPr>
@@ -11950,7 +11227,6 @@
       <w:pPr>
         <w:pStyle w:val="ListBullet"/>
         <w:bidi w:val="1"/>
-        <w:jc w:val="both"/>
       </w:pPr>
       <w:r>
         <w:rPr>
@@ -11989,7 +11265,6 @@
       <w:pPr>
         <w:pStyle w:val="ListBullet"/>
         <w:bidi w:val="1"/>
-        <w:jc w:val="both"/>
       </w:pPr>
       <w:r>
         <w:rPr>
@@ -12002,7 +11277,6 @@
       <w:pPr>
         <w:pStyle w:val="ListBullet"/>
         <w:bidi w:val="1"/>
-        <w:jc w:val="both"/>
       </w:pPr>
       <w:r>
         <w:rPr>
@@ -12015,7 +11289,6 @@
       <w:pPr>
         <w:pStyle w:val="ListBullet"/>
         <w:bidi w:val="1"/>
-        <w:jc w:val="both"/>
       </w:pPr>
       <w:r>
         <w:rPr>
@@ -12028,7 +11301,6 @@
       <w:pPr>
         <w:pStyle w:val="ListBullet"/>
         <w:bidi w:val="1"/>
-        <w:jc w:val="both"/>
       </w:pPr>
       <w:r>
         <w:rPr>
@@ -12041,7 +11313,6 @@
       <w:pPr>
         <w:pStyle w:val="ListBullet"/>
         <w:bidi w:val="1"/>
-        <w:jc w:val="both"/>
       </w:pPr>
       <w:r>
         <w:rPr>
@@ -12054,7 +11325,6 @@
       <w:pPr>
         <w:pStyle w:val="ListBullet"/>
         <w:bidi w:val="1"/>
-        <w:jc w:val="both"/>
       </w:pPr>
       <w:r>
         <w:rPr>
@@ -12067,7 +11337,6 @@
       <w:pPr>
         <w:pStyle w:val="ListBullet"/>
         <w:bidi w:val="1"/>
-        <w:jc w:val="both"/>
       </w:pPr>
       <w:r>
         <w:rPr>
@@ -12080,7 +11349,6 @@
       <w:pPr>
         <w:pStyle w:val="ListBullet"/>
         <w:bidi w:val="1"/>
-        <w:jc w:val="both"/>
       </w:pPr>
       <w:r>
         <w:rPr>
@@ -12093,7 +11361,6 @@
       <w:pPr>
         <w:pStyle w:val="ListBullet"/>
         <w:bidi w:val="1"/>
-        <w:jc w:val="both"/>
       </w:pPr>
       <w:r>
         <w:rPr>
@@ -12106,7 +11373,6 @@
       <w:pPr>
         <w:pStyle w:val="ListBullet"/>
         <w:bidi w:val="1"/>
-        <w:jc w:val="both"/>
       </w:pPr>
       <w:r>
         <w:rPr>
@@ -12132,7 +11398,6 @@
       <w:pPr>
         <w:pStyle w:val="ListBullet"/>
         <w:bidi w:val="1"/>
-        <w:jc w:val="both"/>
       </w:pPr>
       <w:r>
         <w:rPr>
@@ -12145,7 +11410,6 @@
       <w:pPr>
         <w:pStyle w:val="ListBullet"/>
         <w:bidi w:val="1"/>
-        <w:jc w:val="both"/>
       </w:pPr>
       <w:r>
         <w:rPr>
@@ -12158,7 +11422,6 @@
       <w:pPr>
         <w:pStyle w:val="ListBullet"/>
         <w:bidi w:val="1"/>
-        <w:jc w:val="both"/>
       </w:pPr>
       <w:r>
         <w:rPr>
@@ -12171,7 +11434,6 @@
       <w:pPr>
         <w:pStyle w:val="ListBullet"/>
         <w:bidi w:val="1"/>
-        <w:jc w:val="both"/>
       </w:pPr>
       <w:r>
         <w:rPr>
@@ -12184,7 +11446,6 @@
       <w:pPr>
         <w:pStyle w:val="ListBullet"/>
         <w:bidi w:val="1"/>
-        <w:jc w:val="both"/>
       </w:pPr>
       <w:r>
         <w:rPr>
@@ -12197,7 +11458,6 @@
       <w:pPr>
         <w:pStyle w:val="ListBullet"/>
         <w:bidi w:val="1"/>
-        <w:jc w:val="both"/>
       </w:pPr>
       <w:r>
         <w:rPr>
@@ -12210,7 +11470,6 @@
       <w:pPr>
         <w:pStyle w:val="ListBullet"/>
         <w:bidi w:val="1"/>
-        <w:jc w:val="both"/>
       </w:pPr>
       <w:r>
         <w:rPr>
@@ -12223,7 +11482,6 @@
       <w:pPr>
         <w:pStyle w:val="ListBullet"/>
         <w:bidi w:val="1"/>
-        <w:jc w:val="both"/>
       </w:pPr>
       <w:r>
         <w:rPr>
@@ -12236,7 +11494,6 @@
       <w:pPr>
         <w:pStyle w:val="ListBullet"/>
         <w:bidi w:val="1"/>
-        <w:jc w:val="both"/>
       </w:pPr>
       <w:r>
         <w:rPr>
@@ -12249,7 +11506,6 @@
       <w:pPr>
         <w:pStyle w:val="ListBullet"/>
         <w:bidi w:val="1"/>
-        <w:jc w:val="both"/>
       </w:pPr>
       <w:r>
         <w:rPr>
@@ -12262,7 +11518,6 @@
       <w:pPr>
         <w:pStyle w:val="ListBullet"/>
         <w:bidi w:val="1"/>
-        <w:jc w:val="both"/>
       </w:pPr>
       <w:r>
         <w:rPr>
@@ -12275,7 +11530,6 @@
       <w:pPr>
         <w:pStyle w:val="ListBullet"/>
         <w:bidi w:val="1"/>
-        <w:jc w:val="both"/>
       </w:pPr>
       <w:r>
         <w:rPr>
@@ -12288,7 +11542,6 @@
       <w:pPr>
         <w:pStyle w:val="ListBullet"/>
         <w:bidi w:val="1"/>
-        <w:jc w:val="both"/>
       </w:pPr>
       <w:r>
         <w:rPr>
@@ -12301,7 +11554,6 @@
       <w:pPr>
         <w:pStyle w:val="ListBullet"/>
         <w:bidi w:val="1"/>
-        <w:jc w:val="both"/>
       </w:pPr>
       <w:r>
         <w:rPr>
@@ -12314,7 +11566,6 @@
       <w:pPr>
         <w:pStyle w:val="ListBullet"/>
         <w:bidi w:val="1"/>
-        <w:jc w:val="both"/>
       </w:pPr>
       <w:r>
         <w:rPr>
@@ -12327,7 +11578,6 @@
       <w:pPr>
         <w:pStyle w:val="ListBullet"/>
         <w:bidi w:val="1"/>
-        <w:jc w:val="both"/>
       </w:pPr>
       <w:r>
         <w:rPr>
@@ -12340,7 +11590,6 @@
       <w:pPr>
         <w:pStyle w:val="ListBullet"/>
         <w:bidi w:val="1"/>
-        <w:jc w:val="both"/>
       </w:pPr>
       <w:r>
         <w:rPr>
@@ -12353,7 +11602,6 @@
       <w:pPr>
         <w:pStyle w:val="ListBullet"/>
         <w:bidi w:val="1"/>
-        <w:jc w:val="both"/>
       </w:pPr>
       <w:r>
         <w:rPr>
@@ -12366,7 +11614,6 @@
       <w:pPr>
         <w:pStyle w:val="ListBullet"/>
         <w:bidi w:val="1"/>
-        <w:jc w:val="both"/>
       </w:pPr>
       <w:r>
         <w:rPr>
@@ -12379,7 +11626,6 @@
       <w:pPr>
         <w:pStyle w:val="ListBullet"/>
         <w:bidi w:val="1"/>
-        <w:jc w:val="both"/>
       </w:pPr>
       <w:r>
         <w:rPr>
@@ -12392,7 +11638,6 @@
       <w:pPr>
         <w:pStyle w:val="ListBullet"/>
         <w:bidi w:val="1"/>
-        <w:jc w:val="both"/>
       </w:pPr>
       <w:r>
         <w:rPr>
@@ -12418,7 +11663,6 @@
       <w:pPr>
         <w:pStyle w:val="ListBullet"/>
         <w:bidi w:val="1"/>
-        <w:jc w:val="both"/>
       </w:pPr>
       <w:r>
         <w:rPr>
@@ -12431,7 +11675,6 @@
       <w:pPr>
         <w:pStyle w:val="ListBullet"/>
         <w:bidi w:val="1"/>
-        <w:jc w:val="both"/>
       </w:pPr>
       <w:r>
         <w:rPr>
@@ -12444,7 +11687,6 @@
       <w:pPr>
         <w:pStyle w:val="ListBullet"/>
         <w:bidi w:val="1"/>
-        <w:jc w:val="both"/>
       </w:pPr>
       <w:r>
         <w:rPr>
@@ -12457,7 +11699,6 @@
       <w:pPr>
         <w:pStyle w:val="ListBullet"/>
         <w:bidi w:val="1"/>
-        <w:jc w:val="both"/>
       </w:pPr>
       <w:r>
         <w:rPr>
@@ -12470,7 +11711,6 @@
       <w:pPr>
         <w:pStyle w:val="ListBullet"/>
         <w:bidi w:val="1"/>
-        <w:jc w:val="both"/>
       </w:pPr>
       <w:r>
         <w:rPr>
@@ -12496,7 +11736,6 @@
       <w:pPr>
         <w:pStyle w:val="ListBullet"/>
         <w:bidi w:val="1"/>
-        <w:jc w:val="both"/>
       </w:pPr>
       <w:r>
         <w:rPr>
@@ -12509,7 +11748,6 @@
       <w:pPr>
         <w:pStyle w:val="ListBullet"/>
         <w:bidi w:val="1"/>
-        <w:jc w:val="both"/>
       </w:pPr>
       <w:r>
         <w:rPr>
@@ -12522,7 +11760,6 @@
       <w:pPr>
         <w:pStyle w:val="ListBullet"/>
         <w:bidi w:val="1"/>
-        <w:jc w:val="both"/>
       </w:pPr>
       <w:r>
         <w:rPr>
@@ -12535,7 +11772,6 @@
       <w:pPr>
         <w:pStyle w:val="ListBullet"/>
         <w:bidi w:val="1"/>
-        <w:jc w:val="both"/>
       </w:pPr>
       <w:r>
         <w:rPr>
@@ -12548,7 +11784,6 @@
       <w:pPr>
         <w:pStyle w:val="ListBullet"/>
         <w:bidi w:val="1"/>
-        <w:jc w:val="both"/>
       </w:pPr>
       <w:r>
         <w:rPr>
@@ -12573,7 +11808,6 @@
     <w:p>
       <w:pPr>
         <w:bidi w:val="1"/>
-        <w:jc w:val="both"/>
       </w:pPr>
       <w:r>
         <w:rPr>

--- a/עבודה-חוברת/תוצר/חוברת-מדינה-יהודית-בעלת-תוכן.docx
+++ b/עבודה-חוברת/תוצר/חוברת-מדינה-יהודית-בעלת-תוכן.docx
@@ -2989,7 +2989,7 @@
           <w:szCs w:val="18"/>
           <w:rtl w:val="1"/>
         </w:rPr>
-        <w:t>[17] סקירת המשפט העברי, אתר דעת, "ליחסו של הרב עובדיה יוסף למערכת המשפט בישראל": https://www.daat.ac.il/mishpat-ivri/skirot/skira.asp?id=228 (דרוש שחזור מהימן — אתר דעת חסום בסביבת העבודה; הציטוט הישיר טעון אימות ורבטים מול המקור).</w:t>
+        <w:t>[17] סקירת המשפט העברי, אתר דעת, "ליחסו של הרב עובדיה יוסף למערכת המשפט בישראל": https://www.daat.ac.il/mishpat-ivri/skirot/skira.asp?id=228 (אומת: הסקירה מציינת כי בעקבות בג"ץ סימה אמיר, ששלל את סמכות בתי הדין הרבניים הממלכתיים לדון בדיני ממונות, קבעו בתי הדין לממונות שאף פסיקה היוצאת מתחת ידם "עשויה לעלות בעוון גזל", וכי "כל המוציא ממון" על פי דין שאיננו דין תורה "מחזיק גזל בידו").</w:t>
       </w:r>
     </w:p>
     <w:p>
@@ -3155,7 +3155,7 @@
         <w:rPr>
           <w:rtl w:val="1"/>
         </w:rPr>
-        <w:t>הערת תיעוד לפרק: כלל הציטוטים והנתונים בפרק אומתו בהצלבת מקורות באינדקס חיפוש חי בתאריך 13.7.2026, בסביבה שבה פתיחת דפים מלאה חסומה; אימות ורבטים סופי יבוצע במעבר הביקורת על פי קובץ המקורות של הפרק (מקורות-פרק-02.md). עדכון 21.7.2026 (מעבר אימות ורבטים): המעבר בוצע לפי אימות/רשימת-מעבר-אימות.md. הנתונים הכמותיים (נישואי חו"ל, יוטה, מאגר מעוכבי החיתון, סקר חדו"ש 72%) אומתו מול המקורות והסימונים הוסרו. פריט אחד נותר ללא אימות ורבטים: סקירת אתר דעת בעניין יחס הרב עובדיה יוסף למערכת המשפט (הערה 17) — האתר חסום (403) ולא נמצא שחזור מהימן; הסימון הומר להערת בדיקת מחבר. פירוט בדוח אימות/דוח-מעבר-אימות.md.</w:t>
+        <w:t>הערת תיעוד לפרק: כלל הציטוטים והנתונים בפרק אומתו בהצלבת מקורות באינדקס חיפוש חי בתאריך 13.7.2026, בסביבה שבה פתיחת דפים מלאה חסומה; אימות ורבטים סופי יבוצע במעבר הביקורת על פי קובץ המקורות של הפרק (מקורות-פרק-02.md). עדכון 21.7.2026 (מעבר אימות ורבטים): המעבר בוצע לפי אימות/רשימת-מעבר-אימות.md. כל חמשת הפריטים אומתו מול המקורות והסימונים הוסרו: הנתונים הכמותיים (נישואי חו"ל, יוטה, מאגר מעוכבי החיתון, סקר חדו"ש 72%), וכן סקירת אתר דעת בעניין יחס הרב עובדיה יוסף למערכת המשפט (הערה 17) — שאומתה לאחר שהאתר נפתח, ולשונה על "עוון גזל" ו"מחזיק גזל בידו" מאששת את הטענה בגוף. פירוט בדוח אימות/דוח-מעבר-אימות.md.</w:t>
       </w:r>
     </w:p>
     <w:p>
